--- a/FD03-EPIS-Informe Especificación Requerimientos.docx
+++ b/FD03-EPIS-Informe Especificación Requerimientos.docx
@@ -1,6 +1,6 @@
 
 <file path=word/document.xml><?xml version="1.0" encoding="utf-8"?>
-<w:document xmlns:wpc="http://schemas.microsoft.com/office/word/2010/wordprocessingCanvas" xmlns:mc="http://schemas.openxmlformats.org/markup-compatibility/2006" xmlns:o="urn:schemas-microsoft-com:office:office" xmlns:r="http://schemas.openxmlformats.org/officeDocument/2006/relationships" xmlns:m="http://schemas.openxmlformats.org/officeDocument/2006/math" xmlns:v="urn:schemas-microsoft-com:vml" xmlns:wp14="http://schemas.microsoft.com/office/word/2010/wordprocessingDrawing" xmlns:wp="http://schemas.openxmlformats.org/drawingml/2006/wordprocessingDrawing" xmlns:w10="urn:schemas-microsoft-com:office:word" xmlns:w="http://schemas.openxmlformats.org/wordprocessingml/2006/main" xmlns:w14="http://schemas.microsoft.com/office/word/2010/wordml" xmlns:w15="http://schemas.microsoft.com/office/word/2012/wordml" xmlns:wpg="http://schemas.microsoft.com/office/word/2010/wordprocessingGroup" xmlns:wpi="http://schemas.microsoft.com/office/word/2010/wordprocessingInk" xmlns:wne="http://schemas.microsoft.com/office/word/2006/wordml" xmlns:wps="http://schemas.microsoft.com/office/word/2010/wordprocessingShape" mc:Ignorable="w14 w15 wp14">
+<w:document xmlns:wpc="http://schemas.microsoft.com/office/word/2010/wordprocessingCanvas" xmlns:cx="http://schemas.microsoft.com/office/drawing/2014/chartex" xmlns:cx1="http://schemas.microsoft.com/office/drawing/2015/9/8/chartex" xmlns:cx2="http://schemas.microsoft.com/office/drawing/2015/10/21/chartex" xmlns:cx3="http://schemas.microsoft.com/office/drawing/2016/5/9/chartex" xmlns:cx4="http://schemas.microsoft.com/office/drawing/2016/5/10/chartex" xmlns:cx5="http://schemas.microsoft.com/office/drawing/2016/5/11/chartex" xmlns:cx6="http://schemas.microsoft.com/office/drawing/2016/5/12/chartex" xmlns:cx7="http://schemas.microsoft.com/office/drawing/2016/5/13/chartex" xmlns:cx8="http://schemas.microsoft.com/office/drawing/2016/5/14/chartex" xmlns:mc="http://schemas.openxmlformats.org/markup-compatibility/2006" xmlns:aink="http://schemas.microsoft.com/office/drawing/2016/ink" xmlns:am3d="http://schemas.microsoft.com/office/drawing/2017/model3d" xmlns:o="urn:schemas-microsoft-com:office:office" xmlns:r="http://schemas.openxmlformats.org/officeDocument/2006/relationships" xmlns:m="http://schemas.openxmlformats.org/officeDocument/2006/math" xmlns:v="urn:schemas-microsoft-com:vml" xmlns:wp14="http://schemas.microsoft.com/office/word/2010/wordprocessingDrawing" xmlns:wp="http://schemas.openxmlformats.org/drawingml/2006/wordprocessingDrawing" xmlns:w10="urn:schemas-microsoft-com:office:word" xmlns:w="http://schemas.openxmlformats.org/wordprocessingml/2006/main" xmlns:w14="http://schemas.microsoft.com/office/word/2010/wordml" xmlns:w15="http://schemas.microsoft.com/office/word/2012/wordml" xmlns:w16cex="http://schemas.microsoft.com/office/word/2018/wordml/cex" xmlns:w16cid="http://schemas.microsoft.com/office/word/2016/wordml/cid" xmlns:w16="http://schemas.microsoft.com/office/word/2018/wordml" xmlns:w16sdtdh="http://schemas.microsoft.com/office/word/2020/wordml/sdtdatahash" xmlns:w16se="http://schemas.microsoft.com/office/word/2015/wordml/symex" xmlns:wpg="http://schemas.microsoft.com/office/word/2010/wordprocessingGroup" xmlns:wpi="http://schemas.microsoft.com/office/word/2010/wordprocessingInk" xmlns:wne="http://schemas.microsoft.com/office/word/2006/wordml" xmlns:wps="http://schemas.microsoft.com/office/word/2010/wordprocessingShape" mc:Ignorable="w14 w15 w16se w16cid w16 w16cex w16sdtdh wp14">
   <w:body>
     <w:p>
       <w:pPr>
@@ -45,7 +45,7 @@
                     </pic:cNvPicPr>
                   </pic:nvPicPr>
                   <pic:blipFill>
-                    <a:blip r:embed="rId7" cstate="print">
+                    <a:blip r:embed="rId8" cstate="print">
                       <a:extLst>
                         <a:ext uri="{28A0092B-C50C-407E-A947-70E740481C1C}">
                           <a14:useLocalDpi xmlns:a14="http://schemas.microsoft.com/office/drawing/2010/main" val="0"/>
@@ -1131,7 +1131,7 @@
     </w:p>
     <w:p>
       <w:pPr>
-        <w:pStyle w:val="Puesto"/>
+        <w:pStyle w:val="Ttulo"/>
         <w:jc w:val="right"/>
         <w:rPr>
           <w:rFonts w:cs="Arial"/>
@@ -1144,7 +1144,7 @@
     </w:p>
     <w:p>
       <w:pPr>
-        <w:pStyle w:val="Puesto"/>
+        <w:pStyle w:val="Ttulo"/>
         <w:jc w:val="right"/>
         <w:rPr>
           <w:rFonts w:cs="Arial"/>
@@ -1157,7 +1157,7 @@
     </w:p>
     <w:p>
       <w:pPr>
-        <w:pStyle w:val="Puesto"/>
+        <w:pStyle w:val="Ttulo"/>
         <w:jc w:val="right"/>
         <w:rPr>
           <w:rFonts w:cs="Arial"/>
@@ -1170,7 +1170,7 @@
     </w:p>
     <w:p>
       <w:pPr>
-        <w:pStyle w:val="Puesto"/>
+        <w:pStyle w:val="Ttulo"/>
         <w:jc w:val="right"/>
         <w:rPr>
           <w:rFonts w:cs="Arial"/>
@@ -1183,7 +1183,7 @@
     </w:p>
     <w:p>
       <w:pPr>
-        <w:pStyle w:val="Puesto"/>
+        <w:pStyle w:val="Ttulo"/>
         <w:jc w:val="right"/>
         <w:rPr>
           <w:rFonts w:cs="Arial"/>
@@ -1196,7 +1196,7 @@
     </w:p>
     <w:p>
       <w:pPr>
-        <w:pStyle w:val="Puesto"/>
+        <w:pStyle w:val="Ttulo"/>
         <w:jc w:val="right"/>
         <w:rPr>
           <w:rFonts w:cs="Arial"/>
@@ -1209,7 +1209,7 @@
     </w:p>
     <w:p>
       <w:pPr>
-        <w:pStyle w:val="Puesto"/>
+        <w:pStyle w:val="Ttulo"/>
         <w:jc w:val="right"/>
         <w:rPr>
           <w:rFonts w:cs="Arial"/>
@@ -1222,7 +1222,7 @@
     </w:p>
     <w:p>
       <w:pPr>
-        <w:pStyle w:val="Puesto"/>
+        <w:pStyle w:val="Ttulo"/>
         <w:jc w:val="right"/>
         <w:rPr>
           <w:rFonts w:cs="Arial"/>
@@ -1235,7 +1235,7 @@
     </w:p>
     <w:p>
       <w:pPr>
-        <w:pStyle w:val="Puesto"/>
+        <w:pStyle w:val="Ttulo"/>
         <w:jc w:val="right"/>
         <w:rPr>
           <w:rFonts w:cs="Arial"/>
@@ -1248,7 +1248,7 @@
     </w:p>
     <w:p>
       <w:pPr>
-        <w:pStyle w:val="Puesto"/>
+        <w:pStyle w:val="Ttulo"/>
         <w:jc w:val="right"/>
         <w:rPr>
           <w:rFonts w:cs="Arial"/>
@@ -1261,7 +1261,7 @@
     </w:p>
     <w:p>
       <w:pPr>
-        <w:pStyle w:val="Puesto"/>
+        <w:pStyle w:val="Ttulo"/>
         <w:jc w:val="right"/>
         <w:rPr>
           <w:rFonts w:cs="Arial"/>
@@ -1274,7 +1274,7 @@
     </w:p>
     <w:p>
       <w:pPr>
-        <w:pStyle w:val="Puesto"/>
+        <w:pStyle w:val="Ttulo"/>
         <w:jc w:val="right"/>
         <w:rPr>
           <w:rFonts w:ascii="Times New Roman" w:hAnsi="Times New Roman"/>
@@ -1347,7 +1347,7 @@
     </w:p>
     <w:p>
       <w:pPr>
-        <w:pStyle w:val="Puesto"/>
+        <w:pStyle w:val="Ttulo"/>
         <w:jc w:val="right"/>
         <w:rPr>
           <w:rFonts w:ascii="Times New Roman" w:hAnsi="Times New Roman"/>
@@ -1374,7 +1374,7 @@
     </w:p>
     <w:p>
       <w:pPr>
-        <w:pStyle w:val="Puesto"/>
+        <w:pStyle w:val="Ttulo"/>
         <w:jc w:val="right"/>
         <w:rPr>
           <w:rFonts w:ascii="Times New Roman" w:hAnsi="Times New Roman"/>
@@ -1385,7 +1385,7 @@
     </w:p>
     <w:p>
       <w:pPr>
-        <w:pStyle w:val="Puesto"/>
+        <w:pStyle w:val="Ttulo"/>
         <w:jc w:val="right"/>
         <w:rPr>
           <w:rFonts w:ascii="Times New Roman" w:hAnsi="Times New Roman"/>
@@ -1885,7 +1885,7 @@
       <w:sdtContent>
         <w:p>
           <w:pPr>
-            <w:pStyle w:val="TtulodeTDC"/>
+            <w:pStyle w:val="TtuloTDC"/>
             <w:spacing w:line="360" w:lineRule="auto"/>
             <w:rPr>
               <w:lang w:val="es-ES"/>
@@ -4081,20 +4081,7 @@
                 <w:szCs w:val="20"/>
                 <w:lang w:val="es-ES" w:eastAsia="es-ES"/>
               </w:rPr>
-              <w:t>c) Diagrama de Secuen</w:t>
-            </w:r>
-            <w:bookmarkStart w:id="0" w:name="_GoBack"/>
-            <w:bookmarkEnd w:id="0"/>
-            <w:r>
-              <w:rPr>
-                <w:rStyle w:val="Hipervnculo"/>
-                <w:rFonts w:ascii="Arial" w:hAnsi="Arial" w:cs="Arial"/>
-                <w:noProof/>
-                <w:sz w:val="20"/>
-                <w:szCs w:val="20"/>
-                <w:lang w:val="es-ES" w:eastAsia="es-ES"/>
-              </w:rPr>
-              <w:t>cia</w:t>
+              <w:t>c) Diagrama de Secuencia</w:t>
             </w:r>
             <w:r>
               <w:rPr>
@@ -4393,9 +4380,2315 @@
         </w:rPr>
       </w:pPr>
     </w:p>
+    <w:p>
+      <w:pPr>
+        <w:jc w:val="center"/>
+        <w:rPr>
+          <w:b/>
+          <w:sz w:val="24"/>
+          <w:szCs w:val="24"/>
+          <w:u w:val="single"/>
+        </w:rPr>
+      </w:pPr>
+    </w:p>
+    <w:p>
+      <w:pPr>
+        <w:jc w:val="center"/>
+        <w:rPr>
+          <w:b/>
+          <w:sz w:val="24"/>
+          <w:szCs w:val="24"/>
+          <w:u w:val="single"/>
+        </w:rPr>
+      </w:pPr>
+    </w:p>
+    <w:p>
+      <w:pPr>
+        <w:jc w:val="center"/>
+        <w:rPr>
+          <w:b/>
+          <w:sz w:val="24"/>
+          <w:szCs w:val="24"/>
+          <w:u w:val="single"/>
+        </w:rPr>
+      </w:pPr>
+    </w:p>
+    <w:p>
+      <w:pPr>
+        <w:jc w:val="center"/>
+        <w:rPr>
+          <w:b/>
+          <w:sz w:val="24"/>
+          <w:szCs w:val="24"/>
+          <w:u w:val="single"/>
+        </w:rPr>
+      </w:pPr>
+    </w:p>
+    <w:p>
+      <w:pPr>
+        <w:jc w:val="center"/>
+        <w:rPr>
+          <w:b/>
+          <w:sz w:val="24"/>
+          <w:szCs w:val="24"/>
+          <w:u w:val="single"/>
+        </w:rPr>
+      </w:pPr>
+    </w:p>
+    <w:p>
+      <w:pPr>
+        <w:jc w:val="center"/>
+        <w:rPr>
+          <w:b/>
+          <w:sz w:val="24"/>
+          <w:szCs w:val="24"/>
+          <w:u w:val="single"/>
+        </w:rPr>
+      </w:pPr>
+    </w:p>
+    <w:p>
+      <w:pPr>
+        <w:jc w:val="center"/>
+        <w:rPr>
+          <w:b/>
+          <w:sz w:val="24"/>
+          <w:szCs w:val="24"/>
+          <w:u w:val="single"/>
+        </w:rPr>
+      </w:pPr>
+    </w:p>
+    <w:p>
+      <w:pPr>
+        <w:jc w:val="center"/>
+        <w:rPr>
+          <w:b/>
+          <w:sz w:val="24"/>
+          <w:szCs w:val="24"/>
+          <w:u w:val="single"/>
+        </w:rPr>
+      </w:pPr>
+    </w:p>
+    <w:p>
+      <w:pPr>
+        <w:jc w:val="center"/>
+        <w:rPr>
+          <w:b/>
+          <w:sz w:val="24"/>
+          <w:szCs w:val="24"/>
+          <w:u w:val="single"/>
+        </w:rPr>
+      </w:pPr>
+    </w:p>
+    <w:p>
+      <w:pPr>
+        <w:jc w:val="center"/>
+        <w:rPr>
+          <w:b/>
+          <w:sz w:val="24"/>
+          <w:szCs w:val="24"/>
+          <w:u w:val="single"/>
+        </w:rPr>
+      </w:pPr>
+    </w:p>
+    <w:p>
+      <w:pPr>
+        <w:jc w:val="center"/>
+        <w:rPr>
+          <w:b/>
+          <w:sz w:val="24"/>
+          <w:szCs w:val="24"/>
+          <w:u w:val="single"/>
+        </w:rPr>
+      </w:pPr>
+    </w:p>
+    <w:p>
+      <w:pPr>
+        <w:jc w:val="center"/>
+        <w:rPr>
+          <w:b/>
+          <w:sz w:val="24"/>
+          <w:szCs w:val="24"/>
+          <w:u w:val="single"/>
+        </w:rPr>
+      </w:pPr>
+    </w:p>
+    <w:p>
+      <w:pPr>
+        <w:jc w:val="center"/>
+        <w:rPr>
+          <w:b/>
+          <w:sz w:val="24"/>
+          <w:szCs w:val="24"/>
+          <w:u w:val="single"/>
+        </w:rPr>
+      </w:pPr>
+    </w:p>
+    <w:p>
+      <w:pPr>
+        <w:jc w:val="center"/>
+        <w:rPr>
+          <w:b/>
+          <w:sz w:val="24"/>
+          <w:szCs w:val="24"/>
+          <w:u w:val="single"/>
+        </w:rPr>
+      </w:pPr>
+    </w:p>
+    <w:p>
+      <w:pPr>
+        <w:jc w:val="center"/>
+        <w:rPr>
+          <w:b/>
+          <w:sz w:val="24"/>
+          <w:szCs w:val="24"/>
+          <w:u w:val="single"/>
+        </w:rPr>
+      </w:pPr>
+    </w:p>
+    <w:p/>
+    <w:p>
+      <w:pPr>
+        <w:rPr>
+          <w:color w:val="000000" w:themeColor="text1"/>
+        </w:rPr>
+      </w:pPr>
+    </w:p>
+    <w:p>
+      <w:pPr>
+        <w:rPr>
+          <w:color w:val="000000" w:themeColor="text1"/>
+        </w:rPr>
+      </w:pPr>
+      <w:hyperlink w:anchor="_Toc394513795" w:history="1">
+        <w:r>
+          <w:rPr>
+            <w:rStyle w:val="Hipervnculo"/>
+            <w:color w:val="000000" w:themeColor="text1"/>
+          </w:rPr>
+          <w:t>INTRODUCCION</w:t>
+        </w:r>
+      </w:hyperlink>
+    </w:p>
+    <w:p>
+      <w:pPr>
+        <w:spacing w:before="100" w:beforeAutospacing="1" w:after="100" w:afterAutospacing="1" w:line="240" w:lineRule="auto"/>
+        <w:rPr>
+          <w:rFonts w:ascii="Times New Roman" w:eastAsia="Times New Roman" w:hAnsi="Times New Roman" w:cs="Times New Roman"/>
+          <w:sz w:val="24"/>
+          <w:szCs w:val="24"/>
+          <w:lang w:eastAsia="es-PE"/>
+        </w:rPr>
+      </w:pPr>
+      <w:proofErr w:type="spellStart"/>
+      <w:r>
+        <w:rPr>
+          <w:rFonts w:ascii="Times New Roman" w:eastAsia="Times New Roman" w:hAnsi="Times New Roman" w:cs="Times New Roman"/>
+          <w:b/>
+          <w:bCs/>
+          <w:sz w:val="24"/>
+          <w:szCs w:val="24"/>
+          <w:lang w:eastAsia="es-PE"/>
+        </w:rPr>
+        <w:t>DocuCode</w:t>
+      </w:r>
+      <w:proofErr w:type="spellEnd"/>
+      <w:r>
+        <w:rPr>
+          <w:rFonts w:ascii="Times New Roman" w:eastAsia="Times New Roman" w:hAnsi="Times New Roman" w:cs="Times New Roman"/>
+          <w:b/>
+          <w:bCs/>
+          <w:sz w:val="24"/>
+          <w:szCs w:val="24"/>
+          <w:lang w:eastAsia="es-PE"/>
+        </w:rPr>
+        <w:t>-AI</w:t>
+      </w:r>
+      <w:r>
+        <w:rPr>
+          <w:rFonts w:ascii="Times New Roman" w:eastAsia="Times New Roman" w:hAnsi="Times New Roman" w:cs="Times New Roman"/>
+          <w:sz w:val="24"/>
+          <w:szCs w:val="24"/>
+          <w:lang w:eastAsia="es-PE"/>
+        </w:rPr>
+        <w:t xml:space="preserve"> es un sistema web basado en Inteligencia Artificial, orientado a facilitar el análisis, documentación y evaluación del código fuente para uso académico. Este sistema está dirigido principalmente a docentes y estudiantes universitarios, brindando funcionalidades como generación automática de comentarios en código, elaboración de diagramas UML, análisis de calidad y detección de duplicados. El desarrollo del sistema se enmarca dentro de la asignatura de Patrones de Software y forma parte del proyecto académico correspondiente a la primera unidad.</w:t>
+      </w:r>
+    </w:p>
+    <w:p>
+      <w:pPr>
+        <w:pStyle w:val="Prrafodelista"/>
+        <w:numPr>
+          <w:ilvl w:val="0"/>
+          <w:numId w:val="1"/>
+        </w:numPr>
+        <w:rPr>
+          <w:color w:val="000000" w:themeColor="text1"/>
+        </w:rPr>
+      </w:pPr>
+      <w:hyperlink w:anchor="_Toc394513798" w:history="1"/>
+      <w:hyperlink w:anchor="_Toc394513799" w:history="1">
+        <w:r>
+          <w:rPr>
+            <w:rStyle w:val="Hipervnculo"/>
+            <w:color w:val="000000" w:themeColor="text1"/>
+          </w:rPr>
+          <w:t>Generalidades de la Empresa</w:t>
+        </w:r>
+      </w:hyperlink>
+    </w:p>
+    <w:p>
+      <w:pPr>
+        <w:pStyle w:val="Prrafodelista"/>
+        <w:ind w:left="1080"/>
+        <w:rPr>
+          <w:color w:val="000000" w:themeColor="text1"/>
+        </w:rPr>
+      </w:pPr>
+    </w:p>
+    <w:p>
+      <w:pPr>
+        <w:pStyle w:val="Prrafodelista"/>
+        <w:numPr>
+          <w:ilvl w:val="0"/>
+          <w:numId w:val="2"/>
+        </w:numPr>
+        <w:ind w:left="1428"/>
+        <w:rPr>
+          <w:color w:val="000000" w:themeColor="text1"/>
+        </w:rPr>
+      </w:pPr>
+      <w:r>
+        <w:rPr>
+          <w:color w:val="000000" w:themeColor="text1"/>
+        </w:rPr>
+        <w:t>Nombre de la Empresa</w:t>
+      </w:r>
+    </w:p>
+    <w:p>
+      <w:pPr>
+        <w:pStyle w:val="Prrafodelista"/>
+        <w:ind w:left="1428"/>
+        <w:rPr>
+          <w:color w:val="000000" w:themeColor="text1"/>
+        </w:rPr>
+      </w:pPr>
+      <w:proofErr w:type="spellStart"/>
+      <w:r>
+        <w:rPr>
+          <w:color w:val="000000" w:themeColor="text1"/>
+        </w:rPr>
+        <w:t>DocuCode</w:t>
+      </w:r>
+      <w:proofErr w:type="spellEnd"/>
+      <w:r>
+        <w:rPr>
+          <w:color w:val="000000" w:themeColor="text1"/>
+        </w:rPr>
+        <w:t>-AI</w:t>
+      </w:r>
+    </w:p>
+    <w:p>
+      <w:pPr>
+        <w:pStyle w:val="Prrafodelista"/>
+        <w:numPr>
+          <w:ilvl w:val="0"/>
+          <w:numId w:val="2"/>
+        </w:numPr>
+        <w:ind w:left="1428"/>
+        <w:rPr>
+          <w:color w:val="000000" w:themeColor="text1"/>
+        </w:rPr>
+      </w:pPr>
+      <w:r>
+        <w:rPr>
+          <w:color w:val="000000" w:themeColor="text1"/>
+        </w:rPr>
+        <w:t>Visión</w:t>
+      </w:r>
+    </w:p>
+    <w:p>
+      <w:pPr>
+        <w:pStyle w:val="Prrafodelista"/>
+        <w:ind w:left="1428"/>
+        <w:rPr>
+          <w:color w:val="000000" w:themeColor="text1"/>
+        </w:rPr>
+      </w:pPr>
+      <w:r>
+        <w:rPr>
+          <w:color w:val="000000" w:themeColor="text1"/>
+        </w:rPr>
+        <w:t>Ser una plataforma líder a nivel académico en la generación automatizada de documentación de código y evaluación inteligente de software, contribuyendo a mejorar la enseñanza y aprendizaje en el área de programación.</w:t>
+      </w:r>
+    </w:p>
+    <w:p>
+      <w:pPr>
+        <w:pStyle w:val="Prrafodelista"/>
+        <w:numPr>
+          <w:ilvl w:val="0"/>
+          <w:numId w:val="2"/>
+        </w:numPr>
+        <w:ind w:left="1428"/>
+        <w:rPr>
+          <w:color w:val="000000" w:themeColor="text1"/>
+        </w:rPr>
+      </w:pPr>
+      <w:r>
+        <w:rPr>
+          <w:color w:val="000000" w:themeColor="text1"/>
+        </w:rPr>
+        <w:t>Misión</w:t>
+      </w:r>
+    </w:p>
+    <w:p>
+      <w:pPr>
+        <w:pStyle w:val="Prrafodelista"/>
+        <w:ind w:left="1428"/>
+        <w:rPr>
+          <w:color w:val="000000" w:themeColor="text1"/>
+        </w:rPr>
+      </w:pPr>
+      <w:r>
+        <w:rPr>
+          <w:color w:val="000000" w:themeColor="text1"/>
+        </w:rPr>
+        <w:t>Desarrollar una solución web basada en inteligencia artificial que permita a los docentes y estudiantes analizar, documentar y entender código fuente de manera rápida, precisa y estructurada, promoviendo buenas prácticas de desarrollo y facilitando la revisión académica.</w:t>
+      </w:r>
+    </w:p>
+    <w:p>
+      <w:pPr>
+        <w:pStyle w:val="Prrafodelista"/>
+        <w:numPr>
+          <w:ilvl w:val="0"/>
+          <w:numId w:val="2"/>
+        </w:numPr>
+        <w:ind w:left="1428"/>
+        <w:rPr>
+          <w:color w:val="000000" w:themeColor="text1"/>
+        </w:rPr>
+      </w:pPr>
+      <w:r>
+        <w:rPr>
+          <w:color w:val="000000" w:themeColor="text1"/>
+        </w:rPr>
+        <w:t>Organigrama</w:t>
+      </w:r>
+    </w:p>
+    <w:p>
+      <w:pPr>
+        <w:pStyle w:val="Prrafodelista"/>
+        <w:ind w:left="1428"/>
+        <w:rPr>
+          <w:color w:val="000000" w:themeColor="text1"/>
+        </w:rPr>
+      </w:pPr>
+    </w:p>
+    <w:p>
+      <w:pPr>
+        <w:pStyle w:val="Prrafodelista"/>
+        <w:numPr>
+          <w:ilvl w:val="0"/>
+          <w:numId w:val="1"/>
+        </w:numPr>
+        <w:rPr>
+          <w:color w:val="000000" w:themeColor="text1"/>
+        </w:rPr>
+      </w:pPr>
+      <w:hyperlink w:anchor="_Toc394513799" w:history="1">
+        <w:proofErr w:type="spellStart"/>
+        <w:r>
+          <w:rPr>
+            <w:rStyle w:val="Hipervnculo"/>
+            <w:color w:val="000000" w:themeColor="text1"/>
+          </w:rPr>
+          <w:t>Visionamiento</w:t>
+        </w:r>
+        <w:proofErr w:type="spellEnd"/>
+        <w:r>
+          <w:rPr>
+            <w:rStyle w:val="Hipervnculo"/>
+            <w:color w:val="000000" w:themeColor="text1"/>
+          </w:rPr>
+          <w:t xml:space="preserve"> de la Empresa</w:t>
+        </w:r>
+      </w:hyperlink>
+    </w:p>
+    <w:p>
+      <w:pPr>
+        <w:pStyle w:val="Prrafodelista"/>
+        <w:ind w:left="1080"/>
+        <w:rPr>
+          <w:color w:val="000000" w:themeColor="text1"/>
+        </w:rPr>
+      </w:pPr>
+    </w:p>
+    <w:p>
+      <w:pPr>
+        <w:pStyle w:val="Prrafodelista"/>
+        <w:numPr>
+          <w:ilvl w:val="1"/>
+          <w:numId w:val="1"/>
+        </w:numPr>
+        <w:rPr>
+          <w:b/>
+          <w:bCs/>
+          <w:color w:val="000000" w:themeColor="text1"/>
+        </w:rPr>
+      </w:pPr>
+      <w:r>
+        <w:rPr>
+          <w:b/>
+          <w:bCs/>
+          <w:color w:val="000000" w:themeColor="text1"/>
+        </w:rPr>
+        <w:t>Descripción del Problema</w:t>
+      </w:r>
+    </w:p>
+    <w:p>
+      <w:pPr>
+        <w:ind w:left="360"/>
+        <w:rPr>
+          <w:color w:val="000000" w:themeColor="text1"/>
+        </w:rPr>
+      </w:pPr>
+      <w:r>
+        <w:rPr>
+          <w:color w:val="000000" w:themeColor="text1"/>
+        </w:rPr>
+        <w:t>En el contexto educativo universitario, la revisión y comprensión del código fuente entregado por los estudiantes representa un desafío constante para los docentes. La falta de documentación, la presencia de código duplicado o mal estructurado, y el escaso uso de buenas prácticas de programación dificultan una evaluación objetiva, ágil y formativa. Esta problemática se agudiza cuando los cursos están orientados a proyectos prácticos, y los tiempos de revisión son limitados. Actualmente, la revisión del código se realiza de forma manual, lo cual genera demoras, evaluaciones subjetivas y una carga de trabajo innecesaria.</w:t>
+      </w:r>
+    </w:p>
+    <w:p>
+      <w:pPr>
+        <w:pStyle w:val="Prrafodelista"/>
+        <w:numPr>
+          <w:ilvl w:val="1"/>
+          <w:numId w:val="1"/>
+        </w:numPr>
+        <w:rPr>
+          <w:b/>
+          <w:bCs/>
+          <w:color w:val="000000" w:themeColor="text1"/>
+        </w:rPr>
+      </w:pPr>
+      <w:r>
+        <w:rPr>
+          <w:b/>
+          <w:bCs/>
+          <w:color w:val="000000" w:themeColor="text1"/>
+        </w:rPr>
+        <w:t>Objetivos de Negocios</w:t>
+      </w:r>
+    </w:p>
+    <w:p>
+      <w:pPr>
+        <w:ind w:left="360"/>
+        <w:rPr>
+          <w:color w:val="000000" w:themeColor="text1"/>
+        </w:rPr>
+      </w:pPr>
+      <w:r>
+        <w:rPr>
+          <w:color w:val="000000" w:themeColor="text1"/>
+        </w:rPr>
+        <w:t xml:space="preserve">El proyecto </w:t>
+      </w:r>
+      <w:proofErr w:type="spellStart"/>
+      <w:r>
+        <w:rPr>
+          <w:b/>
+          <w:bCs/>
+          <w:color w:val="000000" w:themeColor="text1"/>
+        </w:rPr>
+        <w:t>DocuCode</w:t>
+      </w:r>
+      <w:proofErr w:type="spellEnd"/>
+      <w:r>
+        <w:rPr>
+          <w:b/>
+          <w:bCs/>
+          <w:color w:val="000000" w:themeColor="text1"/>
+        </w:rPr>
+        <w:t>-AI</w:t>
+      </w:r>
+      <w:r>
+        <w:rPr>
+          <w:color w:val="000000" w:themeColor="text1"/>
+        </w:rPr>
+        <w:t xml:space="preserve"> busca resolver esta problemática mediante una solución tecnológica que ofrezca beneficios tangibles al ámbito educativo:</w:t>
+      </w:r>
+    </w:p>
+    <w:p>
+      <w:pPr>
+        <w:numPr>
+          <w:ilvl w:val="0"/>
+          <w:numId w:val="3"/>
+        </w:numPr>
+        <w:rPr>
+          <w:color w:val="000000" w:themeColor="text1"/>
+        </w:rPr>
+      </w:pPr>
+      <w:r>
+        <w:rPr>
+          <w:color w:val="000000" w:themeColor="text1"/>
+        </w:rPr>
+        <w:t>Reducir el tiempo de revisión del código por parte de los docentes.</w:t>
+      </w:r>
+    </w:p>
+    <w:p>
+      <w:pPr>
+        <w:numPr>
+          <w:ilvl w:val="0"/>
+          <w:numId w:val="3"/>
+        </w:numPr>
+        <w:rPr>
+          <w:color w:val="000000" w:themeColor="text1"/>
+        </w:rPr>
+      </w:pPr>
+      <w:r>
+        <w:rPr>
+          <w:color w:val="000000" w:themeColor="text1"/>
+        </w:rPr>
+        <w:t>Mejorar la calidad del aprendizaje práctico en programación.</w:t>
+      </w:r>
+    </w:p>
+    <w:p>
+      <w:pPr>
+        <w:numPr>
+          <w:ilvl w:val="0"/>
+          <w:numId w:val="3"/>
+        </w:numPr>
+        <w:rPr>
+          <w:color w:val="000000" w:themeColor="text1"/>
+        </w:rPr>
+      </w:pPr>
+      <w:r>
+        <w:rPr>
+          <w:color w:val="000000" w:themeColor="text1"/>
+        </w:rPr>
+        <w:t>Aumentar la objetividad en la evaluación de trabajos entregados.</w:t>
+      </w:r>
+    </w:p>
+    <w:p>
+      <w:pPr>
+        <w:numPr>
+          <w:ilvl w:val="0"/>
+          <w:numId w:val="3"/>
+        </w:numPr>
+        <w:rPr>
+          <w:color w:val="000000" w:themeColor="text1"/>
+        </w:rPr>
+      </w:pPr>
+      <w:r>
+        <w:rPr>
+          <w:color w:val="000000" w:themeColor="text1"/>
+        </w:rPr>
+        <w:lastRenderedPageBreak/>
+        <w:t>Promover buenas prácticas de desarrollo desde etapas tempranas.</w:t>
+      </w:r>
+    </w:p>
+    <w:p>
+      <w:pPr>
+        <w:numPr>
+          <w:ilvl w:val="0"/>
+          <w:numId w:val="3"/>
+        </w:numPr>
+        <w:rPr>
+          <w:color w:val="000000" w:themeColor="text1"/>
+        </w:rPr>
+      </w:pPr>
+      <w:r>
+        <w:rPr>
+          <w:color w:val="000000" w:themeColor="text1"/>
+        </w:rPr>
+        <w:t>Integrar herramientas de inteligencia artificial en el proceso educativo.</w:t>
+      </w:r>
+    </w:p>
+    <w:p>
+      <w:pPr>
+        <w:numPr>
+          <w:ilvl w:val="0"/>
+          <w:numId w:val="3"/>
+        </w:numPr>
+        <w:rPr>
+          <w:color w:val="000000" w:themeColor="text1"/>
+        </w:rPr>
+      </w:pPr>
+      <w:r>
+        <w:rPr>
+          <w:color w:val="000000" w:themeColor="text1"/>
+        </w:rPr>
+        <w:t>Posicionar a la institución como promotora de la innovación académica.</w:t>
+      </w:r>
+    </w:p>
+    <w:p>
+      <w:pPr>
+        <w:ind w:left="360"/>
+        <w:rPr>
+          <w:b/>
+          <w:bCs/>
+          <w:color w:val="000000" w:themeColor="text1"/>
+        </w:rPr>
+      </w:pPr>
+      <w:r>
+        <w:rPr>
+          <w:b/>
+          <w:bCs/>
+          <w:color w:val="000000" w:themeColor="text1"/>
+        </w:rPr>
+        <w:t>3. Objetivos de Diseño</w:t>
+      </w:r>
+    </w:p>
+    <w:p>
+      <w:pPr>
+        <w:ind w:left="360"/>
+        <w:rPr>
+          <w:color w:val="000000" w:themeColor="text1"/>
+        </w:rPr>
+      </w:pPr>
+      <w:r>
+        <w:rPr>
+          <w:color w:val="000000" w:themeColor="text1"/>
+        </w:rPr>
+        <w:t>Los objetivos de diseño del sistema están orientados a la creación de una plataforma funcional, accesible y escalable que cumpla con los siguientes principios:</w:t>
+      </w:r>
+    </w:p>
+    <w:p>
+      <w:pPr>
+        <w:numPr>
+          <w:ilvl w:val="0"/>
+          <w:numId w:val="4"/>
+        </w:numPr>
+        <w:rPr>
+          <w:color w:val="000000" w:themeColor="text1"/>
+        </w:rPr>
+      </w:pPr>
+      <w:r>
+        <w:rPr>
+          <w:b/>
+          <w:bCs/>
+          <w:color w:val="000000" w:themeColor="text1"/>
+        </w:rPr>
+        <w:t>Modularidad:</w:t>
+      </w:r>
+      <w:r>
+        <w:rPr>
+          <w:color w:val="000000" w:themeColor="text1"/>
+        </w:rPr>
+        <w:t xml:space="preserve"> Separar responsabilidades en componentes reutilizables (</w:t>
+      </w:r>
+      <w:proofErr w:type="spellStart"/>
+      <w:r>
+        <w:rPr>
+          <w:color w:val="000000" w:themeColor="text1"/>
+        </w:rPr>
+        <w:t>Frontend</w:t>
+      </w:r>
+      <w:proofErr w:type="spellEnd"/>
+      <w:r>
+        <w:rPr>
+          <w:color w:val="000000" w:themeColor="text1"/>
+        </w:rPr>
+        <w:t xml:space="preserve">, </w:t>
+      </w:r>
+      <w:proofErr w:type="spellStart"/>
+      <w:r>
+        <w:rPr>
+          <w:color w:val="000000" w:themeColor="text1"/>
+        </w:rPr>
+        <w:t>Backend</w:t>
+      </w:r>
+      <w:proofErr w:type="spellEnd"/>
+      <w:r>
+        <w:rPr>
+          <w:color w:val="000000" w:themeColor="text1"/>
+        </w:rPr>
+        <w:t>, Motor de IA, Evaluador de código).</w:t>
+      </w:r>
+    </w:p>
+    <w:p>
+      <w:pPr>
+        <w:numPr>
+          <w:ilvl w:val="0"/>
+          <w:numId w:val="4"/>
+        </w:numPr>
+        <w:rPr>
+          <w:color w:val="000000" w:themeColor="text1"/>
+        </w:rPr>
+      </w:pPr>
+      <w:r>
+        <w:rPr>
+          <w:b/>
+          <w:bCs/>
+          <w:color w:val="000000" w:themeColor="text1"/>
+        </w:rPr>
+        <w:t>Usabilidad:</w:t>
+      </w:r>
+      <w:r>
+        <w:rPr>
+          <w:color w:val="000000" w:themeColor="text1"/>
+        </w:rPr>
+        <w:t xml:space="preserve"> Interfaz clara e intuitiva para docentes y estudiantes.</w:t>
+      </w:r>
+    </w:p>
+    <w:p>
+      <w:pPr>
+        <w:numPr>
+          <w:ilvl w:val="0"/>
+          <w:numId w:val="4"/>
+        </w:numPr>
+        <w:rPr>
+          <w:color w:val="000000" w:themeColor="text1"/>
+        </w:rPr>
+      </w:pPr>
+      <w:r>
+        <w:rPr>
+          <w:b/>
+          <w:bCs/>
+          <w:color w:val="000000" w:themeColor="text1"/>
+        </w:rPr>
+        <w:t>Portabilidad:</w:t>
+      </w:r>
+      <w:r>
+        <w:rPr>
+          <w:color w:val="000000" w:themeColor="text1"/>
+        </w:rPr>
+        <w:t xml:space="preserve"> Accesible desde cualquier navegador moderno sin necesidad de instalaciones.</w:t>
+      </w:r>
+    </w:p>
+    <w:p>
+      <w:pPr>
+        <w:numPr>
+          <w:ilvl w:val="0"/>
+          <w:numId w:val="4"/>
+        </w:numPr>
+        <w:rPr>
+          <w:color w:val="000000" w:themeColor="text1"/>
+        </w:rPr>
+      </w:pPr>
+      <w:r>
+        <w:rPr>
+          <w:b/>
+          <w:bCs/>
+          <w:color w:val="000000" w:themeColor="text1"/>
+        </w:rPr>
+        <w:t>Escalabilidad:</w:t>
+      </w:r>
+      <w:r>
+        <w:rPr>
+          <w:color w:val="000000" w:themeColor="text1"/>
+        </w:rPr>
+        <w:t xml:space="preserve"> Capacidad para integrar nuevas funciones como generación de informes PDF, revisión colaborativa, entre otros.</w:t>
+      </w:r>
+    </w:p>
+    <w:p>
+      <w:pPr>
+        <w:numPr>
+          <w:ilvl w:val="0"/>
+          <w:numId w:val="4"/>
+        </w:numPr>
+        <w:rPr>
+          <w:color w:val="000000" w:themeColor="text1"/>
+        </w:rPr>
+      </w:pPr>
+      <w:r>
+        <w:rPr>
+          <w:b/>
+          <w:bCs/>
+          <w:color w:val="000000" w:themeColor="text1"/>
+        </w:rPr>
+        <w:t>Seguridad:</w:t>
+      </w:r>
+      <w:r>
+        <w:rPr>
+          <w:color w:val="000000" w:themeColor="text1"/>
+        </w:rPr>
+        <w:t xml:space="preserve"> Control de acceso por autenticación con cuentas de Google y almacenamiento privado de historiales por usuario.</w:t>
+      </w:r>
+    </w:p>
+    <w:p>
+      <w:pPr>
+        <w:ind w:left="360"/>
+        <w:rPr>
+          <w:b/>
+          <w:bCs/>
+          <w:color w:val="000000" w:themeColor="text1"/>
+        </w:rPr>
+      </w:pPr>
+      <w:r>
+        <w:rPr>
+          <w:b/>
+          <w:bCs/>
+          <w:color w:val="000000" w:themeColor="text1"/>
+        </w:rPr>
+        <w:t>4. Alcance del Proyecto</w:t>
+      </w:r>
+    </w:p>
+    <w:p>
+      <w:pPr>
+        <w:ind w:left="360"/>
+        <w:rPr>
+          <w:color w:val="000000" w:themeColor="text1"/>
+        </w:rPr>
+      </w:pPr>
+      <w:r>
+        <w:rPr>
+          <w:color w:val="000000" w:themeColor="text1"/>
+        </w:rPr>
+        <w:t xml:space="preserve">El alcance del proyecto </w:t>
+      </w:r>
+      <w:proofErr w:type="spellStart"/>
+      <w:r>
+        <w:rPr>
+          <w:b/>
+          <w:bCs/>
+          <w:color w:val="000000" w:themeColor="text1"/>
+        </w:rPr>
+        <w:t>DocuCode</w:t>
+      </w:r>
+      <w:proofErr w:type="spellEnd"/>
+      <w:r>
+        <w:rPr>
+          <w:b/>
+          <w:bCs/>
+          <w:color w:val="000000" w:themeColor="text1"/>
+        </w:rPr>
+        <w:t>-AI</w:t>
+      </w:r>
+      <w:r>
+        <w:rPr>
+          <w:color w:val="000000" w:themeColor="text1"/>
+        </w:rPr>
+        <w:t xml:space="preserve"> comprende el diseño, desarrollo e implementación de un sistema web con las siguientes funcionalidades:</w:t>
+      </w:r>
+    </w:p>
+    <w:p>
+      <w:pPr>
+        <w:numPr>
+          <w:ilvl w:val="0"/>
+          <w:numId w:val="5"/>
+        </w:numPr>
+        <w:rPr>
+          <w:color w:val="000000" w:themeColor="text1"/>
+        </w:rPr>
+      </w:pPr>
+      <w:r>
+        <w:rPr>
+          <w:color w:val="000000" w:themeColor="text1"/>
+        </w:rPr>
+        <w:t>Subida de archivos de código o archivos comprimidos (ZIP/RAR).</w:t>
+      </w:r>
+    </w:p>
+    <w:p>
+      <w:pPr>
+        <w:numPr>
+          <w:ilvl w:val="0"/>
+          <w:numId w:val="5"/>
+        </w:numPr>
+        <w:rPr>
+          <w:color w:val="000000" w:themeColor="text1"/>
+        </w:rPr>
+      </w:pPr>
+      <w:r>
+        <w:rPr>
+          <w:color w:val="000000" w:themeColor="text1"/>
+        </w:rPr>
+        <w:t>Análisis automático del código utilizando un motor basado en inteligencia artificial.</w:t>
+      </w:r>
+    </w:p>
+    <w:p>
+      <w:pPr>
+        <w:numPr>
+          <w:ilvl w:val="0"/>
+          <w:numId w:val="5"/>
+        </w:numPr>
+        <w:rPr>
+          <w:color w:val="000000" w:themeColor="text1"/>
+        </w:rPr>
+      </w:pPr>
+      <w:r>
+        <w:rPr>
+          <w:color w:val="000000" w:themeColor="text1"/>
+        </w:rPr>
+        <w:t>Generación de comentarios explicativos en el código fuente.</w:t>
+      </w:r>
+    </w:p>
+    <w:p>
+      <w:pPr>
+        <w:numPr>
+          <w:ilvl w:val="0"/>
+          <w:numId w:val="5"/>
+        </w:numPr>
+        <w:rPr>
+          <w:color w:val="000000" w:themeColor="text1"/>
+        </w:rPr>
+      </w:pPr>
+      <w:r>
+        <w:rPr>
+          <w:color w:val="000000" w:themeColor="text1"/>
+        </w:rPr>
+        <w:t>Creación automática de diagramas UML (Clases, Casos de Uso, Secuencia, Actividades, Paquetes y Componentes).</w:t>
+      </w:r>
+    </w:p>
+    <w:p>
+      <w:pPr>
+        <w:numPr>
+          <w:ilvl w:val="0"/>
+          <w:numId w:val="5"/>
+        </w:numPr>
+        <w:rPr>
+          <w:color w:val="000000" w:themeColor="text1"/>
+        </w:rPr>
+      </w:pPr>
+      <w:r>
+        <w:rPr>
+          <w:color w:val="000000" w:themeColor="text1"/>
+        </w:rPr>
+        <w:t>Evaluación de la calidad del código (métricas básicas, organización, claridad).</w:t>
+      </w:r>
+    </w:p>
+    <w:p>
+      <w:pPr>
+        <w:numPr>
+          <w:ilvl w:val="0"/>
+          <w:numId w:val="5"/>
+        </w:numPr>
+        <w:rPr>
+          <w:color w:val="000000" w:themeColor="text1"/>
+        </w:rPr>
+      </w:pPr>
+      <w:r>
+        <w:rPr>
+          <w:color w:val="000000" w:themeColor="text1"/>
+        </w:rPr>
+        <w:t>Detección de código duplicado.</w:t>
+      </w:r>
+    </w:p>
+    <w:p>
+      <w:pPr>
+        <w:numPr>
+          <w:ilvl w:val="0"/>
+          <w:numId w:val="5"/>
+        </w:numPr>
+        <w:rPr>
+          <w:color w:val="000000" w:themeColor="text1"/>
+        </w:rPr>
+      </w:pPr>
+      <w:r>
+        <w:rPr>
+          <w:color w:val="000000" w:themeColor="text1"/>
+        </w:rPr>
+        <w:t>Registro e inicio de sesión de usuarios mediante Google OAuth.</w:t>
+      </w:r>
+    </w:p>
+    <w:p>
+      <w:pPr>
+        <w:numPr>
+          <w:ilvl w:val="0"/>
+          <w:numId w:val="5"/>
+        </w:numPr>
+        <w:rPr>
+          <w:color w:val="000000" w:themeColor="text1"/>
+        </w:rPr>
+      </w:pPr>
+      <w:r>
+        <w:rPr>
+          <w:color w:val="000000" w:themeColor="text1"/>
+        </w:rPr>
+        <w:t>Historial individual de análisis por usuario.</w:t>
+      </w:r>
+    </w:p>
+    <w:p>
+      <w:pPr>
+        <w:numPr>
+          <w:ilvl w:val="0"/>
+          <w:numId w:val="5"/>
+        </w:numPr>
+        <w:rPr>
+          <w:color w:val="000000" w:themeColor="text1"/>
+        </w:rPr>
+      </w:pPr>
+      <w:r>
+        <w:rPr>
+          <w:color w:val="000000" w:themeColor="text1"/>
+        </w:rPr>
+        <w:t>Interfaz web responsive.</w:t>
+      </w:r>
+    </w:p>
+    <w:p>
+      <w:pPr>
+        <w:pStyle w:val="Prrafodelista"/>
+        <w:numPr>
+          <w:ilvl w:val="0"/>
+          <w:numId w:val="2"/>
+        </w:numPr>
+        <w:rPr>
+          <w:b/>
+          <w:bCs/>
+          <w:color w:val="000000" w:themeColor="text1"/>
+        </w:rPr>
+      </w:pPr>
+      <w:r>
+        <w:rPr>
+          <w:b/>
+          <w:bCs/>
+          <w:color w:val="000000" w:themeColor="text1"/>
+        </w:rPr>
+        <w:t>Viabilidad del Sistema</w:t>
+      </w:r>
+    </w:p>
+    <w:p>
+      <w:pPr>
+        <w:pStyle w:val="Prrafodelista"/>
+        <w:rPr>
+          <w:b/>
+          <w:bCs/>
+          <w:color w:val="000000" w:themeColor="text1"/>
+        </w:rPr>
+      </w:pPr>
+    </w:p>
+    <w:p>
+      <w:pPr>
+        <w:ind w:left="360"/>
+        <w:rPr>
+          <w:color w:val="000000" w:themeColor="text1"/>
+        </w:rPr>
+      </w:pPr>
+      <w:proofErr w:type="spellStart"/>
+      <w:r>
+        <w:rPr>
+          <w:b/>
+          <w:bCs/>
+          <w:color w:val="000000" w:themeColor="text1"/>
+        </w:rPr>
+        <w:t>DocuCode</w:t>
+      </w:r>
+      <w:proofErr w:type="spellEnd"/>
+      <w:r>
+        <w:rPr>
+          <w:b/>
+          <w:bCs/>
+          <w:color w:val="000000" w:themeColor="text1"/>
+        </w:rPr>
+        <w:t>-AI</w:t>
+      </w:r>
+      <w:r>
+        <w:rPr>
+          <w:color w:val="000000" w:themeColor="text1"/>
+        </w:rPr>
+        <w:t xml:space="preserve"> ha demostrado ser técnicamente y económicamente viable en función de los siguientes aspectos:</w:t>
+      </w:r>
+    </w:p>
+    <w:p>
+      <w:pPr>
+        <w:numPr>
+          <w:ilvl w:val="0"/>
+          <w:numId w:val="6"/>
+        </w:numPr>
+        <w:rPr>
+          <w:color w:val="000000" w:themeColor="text1"/>
+        </w:rPr>
+      </w:pPr>
+      <w:r>
+        <w:rPr>
+          <w:b/>
+          <w:bCs/>
+          <w:color w:val="000000" w:themeColor="text1"/>
+        </w:rPr>
+        <w:t>Factibilidad técnica:</w:t>
+      </w:r>
+      <w:r>
+        <w:rPr>
+          <w:color w:val="000000" w:themeColor="text1"/>
+        </w:rPr>
+        <w:t xml:space="preserve"> Se utilizarán tecnologías disponibles y conocidas por el equipo (PHP, Python, </w:t>
+      </w:r>
+      <w:proofErr w:type="spellStart"/>
+      <w:r>
+        <w:rPr>
+          <w:color w:val="000000" w:themeColor="text1"/>
+        </w:rPr>
+        <w:t>OpenAI</w:t>
+      </w:r>
+      <w:proofErr w:type="spellEnd"/>
+      <w:r>
+        <w:rPr>
+          <w:color w:val="000000" w:themeColor="text1"/>
+        </w:rPr>
+        <w:t xml:space="preserve"> API, MySQL), que permiten la implementación modular y efectiva del sistema.</w:t>
+      </w:r>
+    </w:p>
+    <w:p>
+      <w:pPr>
+        <w:numPr>
+          <w:ilvl w:val="0"/>
+          <w:numId w:val="6"/>
+        </w:numPr>
+        <w:rPr>
+          <w:color w:val="000000" w:themeColor="text1"/>
+        </w:rPr>
+      </w:pPr>
+      <w:r>
+        <w:rPr>
+          <w:b/>
+          <w:bCs/>
+          <w:color w:val="000000" w:themeColor="text1"/>
+        </w:rPr>
+        <w:lastRenderedPageBreak/>
+        <w:t>Factibilidad operativa:</w:t>
+      </w:r>
+      <w:r>
+        <w:rPr>
+          <w:color w:val="000000" w:themeColor="text1"/>
+        </w:rPr>
+        <w:t xml:space="preserve"> El sistema puede ser fácilmente adoptado por docentes con conocimientos básicos de navegación web. No requiere capacitación extensa.</w:t>
+      </w:r>
+    </w:p>
+    <w:p>
+      <w:pPr>
+        <w:numPr>
+          <w:ilvl w:val="0"/>
+          <w:numId w:val="6"/>
+        </w:numPr>
+        <w:rPr>
+          <w:color w:val="000000" w:themeColor="text1"/>
+        </w:rPr>
+      </w:pPr>
+      <w:r>
+        <w:rPr>
+          <w:b/>
+          <w:bCs/>
+          <w:color w:val="000000" w:themeColor="text1"/>
+        </w:rPr>
+        <w:t>Factibilidad económica:</w:t>
+      </w:r>
+      <w:r>
+        <w:rPr>
+          <w:color w:val="000000" w:themeColor="text1"/>
+        </w:rPr>
+        <w:t xml:space="preserve"> El análisis costo-beneficio y la TIR reflejan una inversión inicial baja con beneficios significativos en tiempo ahorrado y mejora educativa.</w:t>
+      </w:r>
+    </w:p>
+    <w:p>
+      <w:pPr>
+        <w:numPr>
+          <w:ilvl w:val="0"/>
+          <w:numId w:val="6"/>
+        </w:numPr>
+        <w:rPr>
+          <w:color w:val="000000" w:themeColor="text1"/>
+        </w:rPr>
+      </w:pPr>
+      <w:r>
+        <w:rPr>
+          <w:b/>
+          <w:bCs/>
+          <w:color w:val="000000" w:themeColor="text1"/>
+        </w:rPr>
+        <w:t>Factibilidad académica:</w:t>
+      </w:r>
+      <w:r>
+        <w:rPr>
+          <w:color w:val="000000" w:themeColor="text1"/>
+        </w:rPr>
+        <w:t xml:space="preserve"> El sistema responde a una necesidad real en el contexto universitario y se alinea con los objetivos del curso de Patrones de Software.</w:t>
+      </w:r>
+    </w:p>
+    <w:p>
+      <w:pPr>
+        <w:pStyle w:val="Prrafodelista"/>
+        <w:numPr>
+          <w:ilvl w:val="0"/>
+          <w:numId w:val="2"/>
+        </w:numPr>
+        <w:rPr>
+          <w:b/>
+          <w:bCs/>
+          <w:color w:val="000000" w:themeColor="text1"/>
+        </w:rPr>
+      </w:pPr>
+      <w:r>
+        <w:rPr>
+          <w:b/>
+          <w:bCs/>
+          <w:color w:val="000000" w:themeColor="text1"/>
+        </w:rPr>
+        <w:t>Información Obtenida del Levantamiento de Información</w:t>
+      </w:r>
+    </w:p>
+    <w:p>
+      <w:pPr>
+        <w:ind w:left="360"/>
+        <w:rPr>
+          <w:color w:val="000000" w:themeColor="text1"/>
+        </w:rPr>
+      </w:pPr>
+      <w:r>
+        <w:rPr>
+          <w:color w:val="000000" w:themeColor="text1"/>
+        </w:rPr>
+        <w:t>Para definir adecuadamente los requerimientos del sistema, se realizaron las siguientes actividades de levantamiento de información:</w:t>
+      </w:r>
+    </w:p>
+    <w:p>
+      <w:pPr>
+        <w:numPr>
+          <w:ilvl w:val="0"/>
+          <w:numId w:val="7"/>
+        </w:numPr>
+        <w:rPr>
+          <w:color w:val="000000" w:themeColor="text1"/>
+        </w:rPr>
+      </w:pPr>
+      <w:r>
+        <w:rPr>
+          <w:b/>
+          <w:bCs/>
+          <w:color w:val="000000" w:themeColor="text1"/>
+        </w:rPr>
+        <w:t>Entrevistas informales</w:t>
+      </w:r>
+      <w:r>
+        <w:rPr>
+          <w:color w:val="000000" w:themeColor="text1"/>
+        </w:rPr>
+        <w:t xml:space="preserve"> con docentes de programación de la Universidad Privada de Tacna, quienes manifestaron dificultades para evaluar códigos desorganizados o sin documentación.</w:t>
+      </w:r>
+    </w:p>
+    <w:p>
+      <w:pPr>
+        <w:numPr>
+          <w:ilvl w:val="0"/>
+          <w:numId w:val="7"/>
+        </w:numPr>
+        <w:rPr>
+          <w:color w:val="000000" w:themeColor="text1"/>
+        </w:rPr>
+      </w:pPr>
+      <w:r>
+        <w:rPr>
+          <w:b/>
+          <w:bCs/>
+          <w:color w:val="000000" w:themeColor="text1"/>
+        </w:rPr>
+        <w:t>Observación directa</w:t>
+      </w:r>
+      <w:r>
+        <w:rPr>
+          <w:color w:val="000000" w:themeColor="text1"/>
+        </w:rPr>
+        <w:t xml:space="preserve"> de trabajos entregados por estudiantes en semestres previos, los cuales carecían de claridad, comentarios y estructura adecuada.</w:t>
+      </w:r>
+    </w:p>
+    <w:p>
+      <w:pPr>
+        <w:numPr>
+          <w:ilvl w:val="0"/>
+          <w:numId w:val="7"/>
+        </w:numPr>
+        <w:rPr>
+          <w:color w:val="000000" w:themeColor="text1"/>
+        </w:rPr>
+      </w:pPr>
+      <w:r>
+        <w:rPr>
+          <w:b/>
+          <w:bCs/>
+          <w:color w:val="000000" w:themeColor="text1"/>
+        </w:rPr>
+        <w:t>Análisis de tendencias</w:t>
+      </w:r>
+      <w:r>
+        <w:rPr>
+          <w:color w:val="000000" w:themeColor="text1"/>
+        </w:rPr>
+        <w:t xml:space="preserve"> en herramientas de documentación automática y evaluación de código como GitHub </w:t>
+      </w:r>
+      <w:proofErr w:type="spellStart"/>
+      <w:r>
+        <w:rPr>
+          <w:color w:val="000000" w:themeColor="text1"/>
+        </w:rPr>
+        <w:t>Copilot</w:t>
+      </w:r>
+      <w:proofErr w:type="spellEnd"/>
+      <w:r>
+        <w:rPr>
+          <w:color w:val="000000" w:themeColor="text1"/>
+        </w:rPr>
+        <w:t xml:space="preserve">, </w:t>
+      </w:r>
+      <w:proofErr w:type="spellStart"/>
+      <w:r>
+        <w:rPr>
+          <w:color w:val="000000" w:themeColor="text1"/>
+        </w:rPr>
+        <w:t>SourceTrail</w:t>
+      </w:r>
+      <w:proofErr w:type="spellEnd"/>
+      <w:r>
+        <w:rPr>
+          <w:color w:val="000000" w:themeColor="text1"/>
+        </w:rPr>
+        <w:t xml:space="preserve"> y SonarQube, para identificar funcionalidades útiles que podrían adaptarse a un entorno académico.</w:t>
+      </w:r>
+    </w:p>
+    <w:p>
+      <w:pPr>
+        <w:numPr>
+          <w:ilvl w:val="0"/>
+          <w:numId w:val="7"/>
+        </w:numPr>
+        <w:rPr>
+          <w:color w:val="000000" w:themeColor="text1"/>
+        </w:rPr>
+      </w:pPr>
+      <w:r>
+        <w:rPr>
+          <w:b/>
+          <w:bCs/>
+          <w:color w:val="000000" w:themeColor="text1"/>
+        </w:rPr>
+        <w:t>Estudio de casos</w:t>
+      </w:r>
+      <w:r>
+        <w:rPr>
+          <w:color w:val="000000" w:themeColor="text1"/>
+        </w:rPr>
+        <w:t xml:space="preserve"> de proyectos similares implementados en otras universidades, donde se evidenció una mejora significativa en la comprensión de los códigos con el uso de herramientas inteligentes.</w:t>
+      </w:r>
+    </w:p>
+    <w:p>
+      <w:pPr>
+        <w:pStyle w:val="Prrafodelista"/>
+        <w:numPr>
+          <w:ilvl w:val="0"/>
+          <w:numId w:val="1"/>
+        </w:numPr>
+        <w:rPr>
+          <w:webHidden/>
+          <w:color w:val="000000" w:themeColor="text1"/>
+        </w:rPr>
+      </w:pPr>
+      <w:r>
+        <w:rPr>
+          <w:color w:val="000000" w:themeColor="text1"/>
+        </w:rPr>
+        <w:t>Análisis de Procesos</w:t>
+      </w:r>
+    </w:p>
+    <w:p>
+      <w:pPr>
+        <w:pStyle w:val="Prrafodelista"/>
+        <w:numPr>
+          <w:ilvl w:val="0"/>
+          <w:numId w:val="8"/>
+        </w:numPr>
+        <w:rPr>
+          <w:color w:val="000000" w:themeColor="text1"/>
+        </w:rPr>
+      </w:pPr>
+      <w:r>
+        <w:rPr>
+          <w:color w:val="000000" w:themeColor="text1"/>
+        </w:rPr>
+        <w:t>Diagrama del Proceso Actual – Diagrama de actividades</w:t>
+      </w:r>
+    </w:p>
+    <w:p>
+      <w:pPr>
+        <w:pStyle w:val="Prrafodelista"/>
+        <w:ind w:left="1068"/>
+        <w:rPr>
+          <w:color w:val="000000" w:themeColor="text1"/>
+        </w:rPr>
+      </w:pPr>
+      <w:r>
+        <w:rPr>
+          <w:noProof/>
+          <w:color w:val="000000" w:themeColor="text1"/>
+        </w:rPr>
+        <w:drawing>
+          <wp:inline distT="0" distB="0" distL="0" distR="0" wp14:anchorId="177F5B6F" wp14:editId="3D61F2CA">
+            <wp:extent cx="3795823" cy="3782434"/>
+            <wp:effectExtent l="0" t="0" r="0" b="8890"/>
+            <wp:docPr id="1" name="Imagen 1"/>
+            <wp:cNvGraphicFramePr>
+              <a:graphicFrameLocks xmlns:a="http://schemas.openxmlformats.org/drawingml/2006/main" noChangeAspect="1"/>
+            </wp:cNvGraphicFramePr>
+            <a:graphic xmlns:a="http://schemas.openxmlformats.org/drawingml/2006/main">
+              <a:graphicData uri="http://schemas.openxmlformats.org/drawingml/2006/picture">
+                <pic:pic xmlns:pic="http://schemas.openxmlformats.org/drawingml/2006/picture">
+                  <pic:nvPicPr>
+                    <pic:cNvPr id="0" name="Picture 2"/>
+                    <pic:cNvPicPr>
+                      <a:picLocks noChangeAspect="1" noChangeArrowheads="1"/>
+                    </pic:cNvPicPr>
+                  </pic:nvPicPr>
+                  <pic:blipFill>
+                    <a:blip r:embed="rId9">
+                      <a:extLst>
+                        <a:ext uri="{28A0092B-C50C-407E-A947-70E740481C1C}">
+                          <a14:useLocalDpi xmlns:a14="http://schemas.microsoft.com/office/drawing/2010/main" val="0"/>
+                        </a:ext>
+                      </a:extLst>
+                    </a:blip>
+                    <a:srcRect/>
+                    <a:stretch>
+                      <a:fillRect/>
+                    </a:stretch>
+                  </pic:blipFill>
+                  <pic:spPr bwMode="auto">
+                    <a:xfrm>
+                      <a:off x="0" y="0"/>
+                      <a:ext cx="3808884" cy="3795449"/>
+                    </a:xfrm>
+                    <a:prstGeom prst="rect">
+                      <a:avLst/>
+                    </a:prstGeom>
+                    <a:noFill/>
+                  </pic:spPr>
+                </pic:pic>
+              </a:graphicData>
+            </a:graphic>
+          </wp:inline>
+        </w:drawing>
+      </w:r>
+    </w:p>
+    <w:p>
+      <w:pPr>
+        <w:pStyle w:val="Prrafodelista"/>
+        <w:numPr>
+          <w:ilvl w:val="0"/>
+          <w:numId w:val="8"/>
+        </w:numPr>
+      </w:pPr>
+      <w:r>
+        <w:rPr>
+          <w:color w:val="000000" w:themeColor="text1"/>
+        </w:rPr>
+        <w:lastRenderedPageBreak/>
+        <w:t xml:space="preserve">Diagrama del Proceso Propuesto </w:t>
+      </w:r>
+      <w:r>
+        <w:rPr>
+          <w:color w:val="000000" w:themeColor="text1"/>
+        </w:rPr>
+        <w:t>– Diagram</w:t>
+      </w:r>
+      <w:r>
+        <w:rPr>
+          <w:color w:val="000000" w:themeColor="text1"/>
+        </w:rPr>
+        <w:t>a</w:t>
+      </w:r>
+      <w:r>
+        <w:rPr>
+          <w:color w:val="000000" w:themeColor="text1"/>
+        </w:rPr>
+        <w:t xml:space="preserve"> de actividades Inicial</w:t>
+      </w:r>
+    </w:p>
+    <w:p>
+      <w:pPr>
+        <w:pStyle w:val="Prrafodelista"/>
+        <w:ind w:left="1068"/>
+      </w:pPr>
+      <w:r>
+        <w:rPr>
+          <w:noProof/>
+        </w:rPr>
+        <w:drawing>
+          <wp:inline distT="0" distB="0" distL="0" distR="0" wp14:anchorId="69ABD513" wp14:editId="2AFA2B96">
+            <wp:extent cx="5545100" cy="2736041"/>
+            <wp:effectExtent l="0" t="0" r="0" b="7620"/>
+            <wp:docPr id="2" name="Imagen 2"/>
+            <wp:cNvGraphicFramePr>
+              <a:graphicFrameLocks xmlns:a="http://schemas.openxmlformats.org/drawingml/2006/main" noChangeAspect="1"/>
+            </wp:cNvGraphicFramePr>
+            <a:graphic xmlns:a="http://schemas.openxmlformats.org/drawingml/2006/main">
+              <a:graphicData uri="http://schemas.openxmlformats.org/drawingml/2006/picture">
+                <pic:pic xmlns:pic="http://schemas.openxmlformats.org/drawingml/2006/picture">
+                  <pic:nvPicPr>
+                    <pic:cNvPr id="0" name="Picture 3"/>
+                    <pic:cNvPicPr>
+                      <a:picLocks noChangeAspect="1" noChangeArrowheads="1"/>
+                    </pic:cNvPicPr>
+                  </pic:nvPicPr>
+                  <pic:blipFill>
+                    <a:blip r:embed="rId10">
+                      <a:extLst>
+                        <a:ext uri="{28A0092B-C50C-407E-A947-70E740481C1C}">
+                          <a14:useLocalDpi xmlns:a14="http://schemas.microsoft.com/office/drawing/2010/main" val="0"/>
+                        </a:ext>
+                      </a:extLst>
+                    </a:blip>
+                    <a:srcRect/>
+                    <a:stretch>
+                      <a:fillRect/>
+                    </a:stretch>
+                  </pic:blipFill>
+                  <pic:spPr bwMode="auto">
+                    <a:xfrm>
+                      <a:off x="0" y="0"/>
+                      <a:ext cx="5560287" cy="2743534"/>
+                    </a:xfrm>
+                    <a:prstGeom prst="rect">
+                      <a:avLst/>
+                    </a:prstGeom>
+                    <a:noFill/>
+                  </pic:spPr>
+                </pic:pic>
+              </a:graphicData>
+            </a:graphic>
+          </wp:inline>
+        </w:drawing>
+      </w:r>
+    </w:p>
+    <w:p>
+      <w:pPr>
+        <w:rPr>
+          <w:color w:val="000000" w:themeColor="text1"/>
+        </w:rPr>
+      </w:pPr>
+      <w:hyperlink w:anchor="_Toc394513799" w:history="1">
+        <w:r>
+          <w:rPr>
+            <w:rStyle w:val="Hipervnculo"/>
+            <w:color w:val="000000" w:themeColor="text1"/>
+          </w:rPr>
+          <w:t xml:space="preserve">IV </w:t>
+        </w:r>
+        <w:proofErr w:type="spellStart"/>
+        <w:r>
+          <w:rPr>
+            <w:rStyle w:val="Hipervnculo"/>
+            <w:color w:val="000000" w:themeColor="text1"/>
+          </w:rPr>
+          <w:t>Especificacion</w:t>
+        </w:r>
+        <w:proofErr w:type="spellEnd"/>
+        <w:r>
+          <w:rPr>
+            <w:rStyle w:val="Hipervnculo"/>
+            <w:color w:val="000000" w:themeColor="text1"/>
+          </w:rPr>
+          <w:t xml:space="preserve"> de Requerimientos de Software</w:t>
+        </w:r>
+      </w:hyperlink>
+    </w:p>
+    <w:p>
+      <w:pPr>
+        <w:rPr>
+          <w:color w:val="000000" w:themeColor="text1"/>
+        </w:rPr>
+      </w:pPr>
+      <w:r>
+        <w:rPr>
+          <w:color w:val="000000" w:themeColor="text1"/>
+        </w:rPr>
+        <w:tab/>
+      </w:r>
+      <w:hyperlink w:anchor="_Toc394513800" w:history="1">
+        <w:r>
+          <w:rPr>
+            <w:rStyle w:val="Hipervnculo"/>
+            <w:color w:val="000000" w:themeColor="text1"/>
+          </w:rPr>
+          <w:t>a) Cuadro de Requerimientos funcionales Inicial</w:t>
+        </w:r>
+      </w:hyperlink>
+    </w:p>
+    <w:p>
+      <w:pPr>
+        <w:rPr>
+          <w:color w:val="000000" w:themeColor="text1"/>
+        </w:rPr>
+      </w:pPr>
+      <w:r>
+        <w:rPr>
+          <w:color w:val="000000" w:themeColor="text1"/>
+        </w:rPr>
+        <w:tab/>
+      </w:r>
+      <w:hyperlink w:anchor="_Toc394513800" w:history="1">
+        <w:r>
+          <w:rPr>
+            <w:rStyle w:val="Hipervnculo"/>
+            <w:color w:val="000000" w:themeColor="text1"/>
+          </w:rPr>
+          <w:t>b) Cuadro de Requerimientos No funcionales</w:t>
+        </w:r>
+      </w:hyperlink>
+    </w:p>
+    <w:p>
+      <w:pPr>
+        <w:rPr>
+          <w:color w:val="000000" w:themeColor="text1"/>
+        </w:rPr>
+      </w:pPr>
+      <w:r>
+        <w:rPr>
+          <w:color w:val="000000" w:themeColor="text1"/>
+        </w:rPr>
+        <w:tab/>
+      </w:r>
+      <w:hyperlink w:anchor="_Toc394513800" w:history="1">
+        <w:r>
+          <w:rPr>
+            <w:rStyle w:val="Hipervnculo"/>
+            <w:color w:val="000000" w:themeColor="text1"/>
+          </w:rPr>
+          <w:t>c) Cuadro de Requerimientos funcionales Final</w:t>
+        </w:r>
+      </w:hyperlink>
+    </w:p>
+    <w:p>
+      <w:pPr>
+        <w:rPr>
+          <w:color w:val="000000" w:themeColor="text1"/>
+        </w:rPr>
+      </w:pPr>
+      <w:r>
+        <w:rPr>
+          <w:color w:val="000000" w:themeColor="text1"/>
+        </w:rPr>
+        <w:tab/>
+      </w:r>
+      <w:hyperlink w:anchor="_Toc394513800" w:history="1">
+        <w:r>
+          <w:rPr>
+            <w:rStyle w:val="Hipervnculo"/>
+            <w:color w:val="000000" w:themeColor="text1"/>
+          </w:rPr>
+          <w:t>d) Reglas de Negocio</w:t>
+        </w:r>
+      </w:hyperlink>
+    </w:p>
+    <w:p>
+      <w:pPr>
+        <w:rPr>
+          <w:color w:val="000000" w:themeColor="text1"/>
+        </w:rPr>
+      </w:pPr>
+      <w:hyperlink w:anchor="_Toc394513799" w:history="1">
+        <w:r>
+          <w:rPr>
+            <w:rStyle w:val="Hipervnculo"/>
+            <w:color w:val="000000" w:themeColor="text1"/>
+          </w:rPr>
+          <w:t>V Fase de Desarrollo</w:t>
+        </w:r>
+        <w:r>
+          <w:rPr>
+            <w:rStyle w:val="Hipervnculo"/>
+            <w:webHidden/>
+            <w:color w:val="000000" w:themeColor="text1"/>
+          </w:rPr>
+          <w:tab/>
+        </w:r>
+      </w:hyperlink>
+      <w:r>
+        <w:rPr>
+          <w:color w:val="000000" w:themeColor="text1"/>
+        </w:rPr>
+        <w:t>12</w:t>
+      </w:r>
+    </w:p>
+    <w:p>
+      <w:pPr>
+        <w:rPr>
+          <w:color w:val="000000" w:themeColor="text1"/>
+        </w:rPr>
+      </w:pPr>
+      <w:r>
+        <w:rPr>
+          <w:color w:val="000000" w:themeColor="text1"/>
+        </w:rPr>
+        <w:tab/>
+      </w:r>
+      <w:hyperlink w:anchor="_Toc394513800" w:history="1">
+        <w:r>
+          <w:rPr>
+            <w:rStyle w:val="Hipervnculo"/>
+            <w:color w:val="000000" w:themeColor="text1"/>
+          </w:rPr>
+          <w:t>1. Perfiles de Usuario</w:t>
+        </w:r>
+        <w:r>
+          <w:rPr>
+            <w:rStyle w:val="Hipervnculo"/>
+            <w:webHidden/>
+            <w:color w:val="000000" w:themeColor="text1"/>
+          </w:rPr>
+          <w:tab/>
+        </w:r>
+      </w:hyperlink>
+      <w:r>
+        <w:rPr>
+          <w:color w:val="000000" w:themeColor="text1"/>
+        </w:rPr>
+        <w:t>12</w:t>
+      </w:r>
+    </w:p>
+    <w:p>
+      <w:pPr>
+        <w:rPr>
+          <w:color w:val="000000" w:themeColor="text1"/>
+        </w:rPr>
+      </w:pPr>
+      <w:r>
+        <w:rPr>
+          <w:color w:val="000000" w:themeColor="text1"/>
+        </w:rPr>
+        <w:tab/>
+      </w:r>
+      <w:hyperlink w:anchor="_Toc394513800" w:history="1">
+        <w:r>
+          <w:rPr>
+            <w:rStyle w:val="Hipervnculo"/>
+            <w:color w:val="000000" w:themeColor="text1"/>
+          </w:rPr>
+          <w:t>2. Modelo Conceptual</w:t>
+        </w:r>
+        <w:r>
+          <w:rPr>
+            <w:rStyle w:val="Hipervnculo"/>
+            <w:webHidden/>
+            <w:color w:val="000000" w:themeColor="text1"/>
+          </w:rPr>
+          <w:tab/>
+        </w:r>
+        <w:r>
+          <w:rPr>
+            <w:rStyle w:val="Hipervnculo"/>
+            <w:webHidden/>
+            <w:color w:val="000000" w:themeColor="text1"/>
+          </w:rPr>
+          <w:fldChar w:fldCharType="begin"/>
+        </w:r>
+        <w:r>
+          <w:rPr>
+            <w:rStyle w:val="Hipervnculo"/>
+            <w:webHidden/>
+            <w:color w:val="000000" w:themeColor="text1"/>
+          </w:rPr>
+          <w:instrText xml:space="preserve"> PAGEREF _Toc394513800 \h </w:instrText>
+        </w:r>
+        <w:r>
+          <w:rPr>
+            <w:rStyle w:val="Hipervnculo"/>
+            <w:webHidden/>
+            <w:color w:val="000000" w:themeColor="text1"/>
+          </w:rPr>
+        </w:r>
+        <w:r>
+          <w:rPr>
+            <w:rStyle w:val="Hipervnculo"/>
+            <w:webHidden/>
+            <w:color w:val="000000" w:themeColor="text1"/>
+          </w:rPr>
+          <w:fldChar w:fldCharType="separate"/>
+        </w:r>
+        <w:r>
+          <w:rPr>
+            <w:rStyle w:val="Hipervnculo"/>
+            <w:webHidden/>
+            <w:color w:val="000000" w:themeColor="text1"/>
+          </w:rPr>
+          <w:t>5</w:t>
+        </w:r>
+        <w:r>
+          <w:rPr>
+            <w:rStyle w:val="Hipervnculo"/>
+            <w:webHidden/>
+            <w:color w:val="000000" w:themeColor="text1"/>
+          </w:rPr>
+          <w:fldChar w:fldCharType="end"/>
+        </w:r>
+      </w:hyperlink>
+    </w:p>
+    <w:p>
+      <w:pPr>
+        <w:rPr>
+          <w:color w:val="000000" w:themeColor="text1"/>
+        </w:rPr>
+      </w:pPr>
+      <w:r>
+        <w:rPr>
+          <w:color w:val="000000" w:themeColor="text1"/>
+        </w:rPr>
+        <w:tab/>
+      </w:r>
+      <w:hyperlink w:anchor="_Toc394513800" w:history="1">
+        <w:r>
+          <w:rPr>
+            <w:rStyle w:val="Hipervnculo"/>
+            <w:color w:val="000000" w:themeColor="text1"/>
+          </w:rPr>
+          <w:t>a) Diagrama de Paquetes</w:t>
+        </w:r>
+        <w:r>
+          <w:rPr>
+            <w:rStyle w:val="Hipervnculo"/>
+            <w:webHidden/>
+            <w:color w:val="000000" w:themeColor="text1"/>
+          </w:rPr>
+          <w:tab/>
+        </w:r>
+        <w:r>
+          <w:rPr>
+            <w:rStyle w:val="Hipervnculo"/>
+            <w:webHidden/>
+            <w:color w:val="000000" w:themeColor="text1"/>
+          </w:rPr>
+          <w:fldChar w:fldCharType="begin"/>
+        </w:r>
+        <w:r>
+          <w:rPr>
+            <w:rStyle w:val="Hipervnculo"/>
+            <w:webHidden/>
+            <w:color w:val="000000" w:themeColor="text1"/>
+          </w:rPr>
+          <w:instrText xml:space="preserve"> PAGEREF _Toc394513800 \h </w:instrText>
+        </w:r>
+        <w:r>
+          <w:rPr>
+            <w:rStyle w:val="Hipervnculo"/>
+            <w:webHidden/>
+            <w:color w:val="000000" w:themeColor="text1"/>
+          </w:rPr>
+        </w:r>
+        <w:r>
+          <w:rPr>
+            <w:rStyle w:val="Hipervnculo"/>
+            <w:webHidden/>
+            <w:color w:val="000000" w:themeColor="text1"/>
+          </w:rPr>
+          <w:fldChar w:fldCharType="separate"/>
+        </w:r>
+        <w:r>
+          <w:rPr>
+            <w:rStyle w:val="Hipervnculo"/>
+            <w:webHidden/>
+            <w:color w:val="000000" w:themeColor="text1"/>
+          </w:rPr>
+          <w:t>5</w:t>
+        </w:r>
+        <w:r>
+          <w:rPr>
+            <w:rStyle w:val="Hipervnculo"/>
+            <w:webHidden/>
+            <w:color w:val="000000" w:themeColor="text1"/>
+          </w:rPr>
+          <w:fldChar w:fldCharType="end"/>
+        </w:r>
+      </w:hyperlink>
+    </w:p>
+    <w:p>
+      <w:pPr>
+        <w:rPr>
+          <w:color w:val="000000" w:themeColor="text1"/>
+        </w:rPr>
+      </w:pPr>
+      <w:r>
+        <w:rPr>
+          <w:color w:val="000000" w:themeColor="text1"/>
+        </w:rPr>
+        <w:tab/>
+      </w:r>
+      <w:hyperlink w:anchor="_Toc394513800" w:history="1">
+        <w:r>
+          <w:rPr>
+            <w:rStyle w:val="Hipervnculo"/>
+            <w:color w:val="000000" w:themeColor="text1"/>
+          </w:rPr>
+          <w:t>b) Diagrama de Casos de Uso</w:t>
+        </w:r>
+        <w:r>
+          <w:rPr>
+            <w:rStyle w:val="Hipervnculo"/>
+            <w:webHidden/>
+            <w:color w:val="000000" w:themeColor="text1"/>
+          </w:rPr>
+          <w:tab/>
+        </w:r>
+      </w:hyperlink>
+      <w:r>
+        <w:rPr>
+          <w:color w:val="000000" w:themeColor="text1"/>
+        </w:rPr>
+        <w:t>12</w:t>
+      </w:r>
+    </w:p>
+    <w:p>
+      <w:pPr>
+        <w:rPr>
+          <w:color w:val="000000" w:themeColor="text1"/>
+        </w:rPr>
+      </w:pPr>
+      <w:r>
+        <w:rPr>
+          <w:color w:val="000000" w:themeColor="text1"/>
+        </w:rPr>
+        <w:tab/>
+      </w:r>
+      <w:hyperlink w:anchor="_Toc394513800" w:history="1">
+        <w:r>
+          <w:rPr>
+            <w:rStyle w:val="Hipervnculo"/>
+            <w:color w:val="000000" w:themeColor="text1"/>
+          </w:rPr>
+          <w:t>c) Escenarios de Caso de Uso (narrativa)</w:t>
+        </w:r>
+        <w:r>
+          <w:rPr>
+            <w:rStyle w:val="Hipervnculo"/>
+            <w:webHidden/>
+            <w:color w:val="000000" w:themeColor="text1"/>
+          </w:rPr>
+          <w:tab/>
+        </w:r>
+      </w:hyperlink>
+      <w:r>
+        <w:rPr>
+          <w:color w:val="000000" w:themeColor="text1"/>
+        </w:rPr>
+        <w:t>14</w:t>
+      </w:r>
+    </w:p>
+    <w:p>
+      <w:pPr>
+        <w:rPr>
+          <w:color w:val="000000" w:themeColor="text1"/>
+        </w:rPr>
+      </w:pPr>
+      <w:hyperlink w:anchor="_Toc394513799" w:history="1">
+        <w:r>
+          <w:rPr>
+            <w:rStyle w:val="Hipervnculo"/>
+            <w:color w:val="000000" w:themeColor="text1"/>
+          </w:rPr>
+          <w:t xml:space="preserve">    3. Modelo </w:t>
+        </w:r>
+        <w:proofErr w:type="spellStart"/>
+        <w:r>
+          <w:rPr>
+            <w:rStyle w:val="Hipervnculo"/>
+            <w:color w:val="000000" w:themeColor="text1"/>
+          </w:rPr>
+          <w:t>Logico</w:t>
+        </w:r>
+        <w:proofErr w:type="spellEnd"/>
+        <w:r>
+          <w:rPr>
+            <w:rStyle w:val="Hipervnculo"/>
+            <w:webHidden/>
+            <w:color w:val="000000" w:themeColor="text1"/>
+          </w:rPr>
+          <w:tab/>
+        </w:r>
+      </w:hyperlink>
+      <w:r>
+        <w:rPr>
+          <w:color w:val="000000" w:themeColor="text1"/>
+        </w:rPr>
+        <w:t>23</w:t>
+      </w:r>
+    </w:p>
+    <w:p>
+      <w:pPr>
+        <w:rPr>
+          <w:color w:val="000000" w:themeColor="text1"/>
+        </w:rPr>
+      </w:pPr>
+      <w:r>
+        <w:rPr>
+          <w:color w:val="000000" w:themeColor="text1"/>
+        </w:rPr>
+        <w:tab/>
+      </w:r>
+      <w:hyperlink w:anchor="_Toc394513800" w:history="1">
+        <w:r>
+          <w:rPr>
+            <w:rStyle w:val="Hipervnculo"/>
+            <w:color w:val="000000" w:themeColor="text1"/>
+          </w:rPr>
+          <w:t xml:space="preserve">a) </w:t>
+        </w:r>
+        <w:proofErr w:type="spellStart"/>
+        <w:r>
+          <w:rPr>
+            <w:rStyle w:val="Hipervnculo"/>
+            <w:color w:val="000000" w:themeColor="text1"/>
+          </w:rPr>
+          <w:t>Analisis</w:t>
+        </w:r>
+        <w:proofErr w:type="spellEnd"/>
+        <w:r>
+          <w:rPr>
+            <w:rStyle w:val="Hipervnculo"/>
+            <w:color w:val="000000" w:themeColor="text1"/>
+          </w:rPr>
+          <w:t xml:space="preserve"> de Objetos</w:t>
+        </w:r>
+        <w:r>
+          <w:rPr>
+            <w:rStyle w:val="Hipervnculo"/>
+            <w:webHidden/>
+            <w:color w:val="000000" w:themeColor="text1"/>
+          </w:rPr>
+          <w:tab/>
+        </w:r>
+      </w:hyperlink>
+      <w:r>
+        <w:rPr>
+          <w:color w:val="000000" w:themeColor="text1"/>
+        </w:rPr>
+        <w:t>23</w:t>
+      </w:r>
+    </w:p>
+    <w:p>
+      <w:pPr>
+        <w:rPr>
+          <w:color w:val="000000" w:themeColor="text1"/>
+        </w:rPr>
+      </w:pPr>
+      <w:r>
+        <w:rPr>
+          <w:color w:val="000000" w:themeColor="text1"/>
+        </w:rPr>
+        <w:tab/>
+      </w:r>
+      <w:hyperlink w:anchor="_Toc394513800" w:history="1">
+        <w:r>
+          <w:rPr>
+            <w:rStyle w:val="Hipervnculo"/>
+            <w:color w:val="000000" w:themeColor="text1"/>
+          </w:rPr>
+          <w:t>b) Diagrama de Actividades con objetos</w:t>
+        </w:r>
+        <w:r>
+          <w:rPr>
+            <w:rStyle w:val="Hipervnculo"/>
+            <w:webHidden/>
+            <w:color w:val="000000" w:themeColor="text1"/>
+          </w:rPr>
+          <w:tab/>
+        </w:r>
+      </w:hyperlink>
+      <w:r>
+        <w:rPr>
+          <w:color w:val="000000" w:themeColor="text1"/>
+        </w:rPr>
+        <w:t>32</w:t>
+      </w:r>
+    </w:p>
+    <w:p>
+      <w:pPr>
+        <w:rPr>
+          <w:color w:val="000000" w:themeColor="text1"/>
+        </w:rPr>
+      </w:pPr>
+      <w:r>
+        <w:rPr>
+          <w:color w:val="000000" w:themeColor="text1"/>
+        </w:rPr>
+        <w:tab/>
+      </w:r>
+      <w:hyperlink w:anchor="_Toc394513800" w:history="1">
+        <w:r>
+          <w:rPr>
+            <w:rStyle w:val="Hipervnculo"/>
+            <w:color w:val="000000" w:themeColor="text1"/>
+          </w:rPr>
+          <w:t>c) Diagrama de Secuencia</w:t>
+        </w:r>
+        <w:r>
+          <w:rPr>
+            <w:rStyle w:val="Hipervnculo"/>
+            <w:webHidden/>
+            <w:color w:val="000000" w:themeColor="text1"/>
+          </w:rPr>
+          <w:tab/>
+        </w:r>
+      </w:hyperlink>
+      <w:r>
+        <w:rPr>
+          <w:color w:val="000000" w:themeColor="text1"/>
+        </w:rPr>
+        <w:t>37</w:t>
+      </w:r>
+    </w:p>
+    <w:p>
+      <w:pPr>
+        <w:rPr>
+          <w:color w:val="000000" w:themeColor="text1"/>
+        </w:rPr>
+      </w:pPr>
+      <w:r>
+        <w:rPr>
+          <w:color w:val="000000" w:themeColor="text1"/>
+        </w:rPr>
+        <w:tab/>
+      </w:r>
+      <w:hyperlink w:anchor="_Toc394513800" w:history="1">
+        <w:r>
+          <w:rPr>
+            <w:rStyle w:val="Hipervnculo"/>
+            <w:color w:val="000000" w:themeColor="text1"/>
+          </w:rPr>
+          <w:t>d) Diagrama de Clases</w:t>
+        </w:r>
+        <w:r>
+          <w:rPr>
+            <w:rStyle w:val="Hipervnculo"/>
+            <w:webHidden/>
+            <w:color w:val="000000" w:themeColor="text1"/>
+          </w:rPr>
+          <w:tab/>
+        </w:r>
+      </w:hyperlink>
+      <w:r>
+        <w:rPr>
+          <w:color w:val="000000" w:themeColor="text1"/>
+        </w:rPr>
+        <w:t>42</w:t>
+      </w:r>
+    </w:p>
+    <w:p>
+      <w:pPr>
+        <w:rPr>
+          <w:color w:val="000000" w:themeColor="text1"/>
+        </w:rPr>
+      </w:pPr>
+      <w:hyperlink w:anchor="_Toc394513803" w:history="1">
+        <w:r>
+          <w:rPr>
+            <w:rStyle w:val="Hipervnculo"/>
+            <w:color w:val="000000" w:themeColor="text1"/>
+          </w:rPr>
+          <w:t>CONCLUSIONES</w:t>
+        </w:r>
+        <w:r>
+          <w:rPr>
+            <w:rStyle w:val="Hipervnculo"/>
+            <w:webHidden/>
+            <w:color w:val="000000" w:themeColor="text1"/>
+          </w:rPr>
+          <w:tab/>
+        </w:r>
+      </w:hyperlink>
+      <w:r>
+        <w:rPr>
+          <w:color w:val="000000" w:themeColor="text1"/>
+        </w:rPr>
+        <w:t>46</w:t>
+      </w:r>
+    </w:p>
+    <w:p>
+      <w:pPr>
+        <w:rPr>
+          <w:color w:val="000000" w:themeColor="text1"/>
+        </w:rPr>
+      </w:pPr>
+      <w:hyperlink w:anchor="_Toc394513804" w:history="1">
+        <w:r>
+          <w:rPr>
+            <w:rStyle w:val="Hipervnculo"/>
+            <w:color w:val="000000" w:themeColor="text1"/>
+          </w:rPr>
+          <w:t>RECOMENDACIONES</w:t>
+        </w:r>
+        <w:r>
+          <w:rPr>
+            <w:rStyle w:val="Hipervnculo"/>
+            <w:webHidden/>
+            <w:color w:val="000000" w:themeColor="text1"/>
+          </w:rPr>
+          <w:tab/>
+        </w:r>
+      </w:hyperlink>
+      <w:r>
+        <w:rPr>
+          <w:color w:val="000000" w:themeColor="text1"/>
+        </w:rPr>
+        <w:t>46</w:t>
+      </w:r>
+    </w:p>
+    <w:p>
+      <w:pPr>
+        <w:rPr>
+          <w:color w:val="000000" w:themeColor="text1"/>
+        </w:rPr>
+      </w:pPr>
+      <w:hyperlink w:anchor="_Toc394513805" w:history="1">
+        <w:r>
+          <w:rPr>
+            <w:rStyle w:val="Hipervnculo"/>
+            <w:color w:val="000000" w:themeColor="text1"/>
+          </w:rPr>
+          <w:t>BIBLIOGRAFIA</w:t>
+        </w:r>
+        <w:r>
+          <w:rPr>
+            <w:rStyle w:val="Hipervnculo"/>
+            <w:webHidden/>
+            <w:color w:val="000000" w:themeColor="text1"/>
+          </w:rPr>
+          <w:tab/>
+        </w:r>
+      </w:hyperlink>
+      <w:r>
+        <w:rPr>
+          <w:color w:val="000000" w:themeColor="text1"/>
+        </w:rPr>
+        <w:t>46</w:t>
+      </w:r>
+    </w:p>
+    <w:p>
+      <w:pPr>
+        <w:rPr>
+          <w:color w:val="000000" w:themeColor="text1"/>
+        </w:rPr>
+      </w:pPr>
+      <w:hyperlink w:anchor="_Toc394513806" w:history="1">
+        <w:r>
+          <w:rPr>
+            <w:rStyle w:val="Hipervnculo"/>
+            <w:color w:val="000000" w:themeColor="text1"/>
+          </w:rPr>
+          <w:t>WEBGRAFIA</w:t>
+        </w:r>
+        <w:r>
+          <w:rPr>
+            <w:rStyle w:val="Hipervnculo"/>
+            <w:webHidden/>
+            <w:color w:val="000000" w:themeColor="text1"/>
+          </w:rPr>
+          <w:tab/>
+        </w:r>
+      </w:hyperlink>
+      <w:r>
+        <w:rPr>
+          <w:color w:val="000000" w:themeColor="text1"/>
+        </w:rPr>
+        <w:t>46</w:t>
+      </w:r>
+    </w:p>
+    <w:p>
+      <w:pPr>
+        <w:jc w:val="center"/>
+        <w:rPr>
+          <w:b/>
+          <w:sz w:val="24"/>
+          <w:szCs w:val="24"/>
+          <w:u w:val="single"/>
+        </w:rPr>
+      </w:pPr>
+    </w:p>
     <w:sectPr>
-      <w:headerReference w:type="default" r:id="rId8"/>
-      <w:footerReference w:type="default" r:id="rId9"/>
+      <w:headerReference w:type="default" r:id="rId11"/>
+      <w:footerReference w:type="default" r:id="rId12"/>
       <w:pgSz w:w="11906" w:h="16838"/>
       <w:pgMar w:top="1417" w:right="1701" w:bottom="1417" w:left="1701" w:header="708" w:footer="708" w:gutter="0"/>
       <w:cols w:space="708"/>
@@ -4407,7 +6700,7 @@
 </file>
 
 <file path=word/endnotes.xml><?xml version="1.0" encoding="utf-8"?>
-<w:endnotes xmlns:wpc="http://schemas.microsoft.com/office/word/2010/wordprocessingCanvas" xmlns:mc="http://schemas.openxmlformats.org/markup-compatibility/2006" xmlns:o="urn:schemas-microsoft-com:office:office" xmlns:r="http://schemas.openxmlformats.org/officeDocument/2006/relationships" xmlns:m="http://schemas.openxmlformats.org/officeDocument/2006/math" xmlns:v="urn:schemas-microsoft-com:vml" xmlns:wp14="http://schemas.microsoft.com/office/word/2010/wordprocessingDrawing" xmlns:wp="http://schemas.openxmlformats.org/drawingml/2006/wordprocessingDrawing" xmlns:w10="urn:schemas-microsoft-com:office:word" xmlns:w="http://schemas.openxmlformats.org/wordprocessingml/2006/main" xmlns:w14="http://schemas.microsoft.com/office/word/2010/wordml" xmlns:w15="http://schemas.microsoft.com/office/word/2012/wordml" xmlns:wpg="http://schemas.microsoft.com/office/word/2010/wordprocessingGroup" xmlns:wpi="http://schemas.microsoft.com/office/word/2010/wordprocessingInk" xmlns:wne="http://schemas.microsoft.com/office/word/2006/wordml" xmlns:wps="http://schemas.microsoft.com/office/word/2010/wordprocessingShape" mc:Ignorable="w14 w15 wp14">
+<w:endnotes xmlns:wpc="http://schemas.microsoft.com/office/word/2010/wordprocessingCanvas" xmlns:cx="http://schemas.microsoft.com/office/drawing/2014/chartex" xmlns:cx1="http://schemas.microsoft.com/office/drawing/2015/9/8/chartex" xmlns:cx2="http://schemas.microsoft.com/office/drawing/2015/10/21/chartex" xmlns:cx3="http://schemas.microsoft.com/office/drawing/2016/5/9/chartex" xmlns:cx4="http://schemas.microsoft.com/office/drawing/2016/5/10/chartex" xmlns:cx5="http://schemas.microsoft.com/office/drawing/2016/5/11/chartex" xmlns:cx6="http://schemas.microsoft.com/office/drawing/2016/5/12/chartex" xmlns:cx7="http://schemas.microsoft.com/office/drawing/2016/5/13/chartex" xmlns:cx8="http://schemas.microsoft.com/office/drawing/2016/5/14/chartex" xmlns:mc="http://schemas.openxmlformats.org/markup-compatibility/2006" xmlns:aink="http://schemas.microsoft.com/office/drawing/2016/ink" xmlns:am3d="http://schemas.microsoft.com/office/drawing/2017/model3d" xmlns:o="urn:schemas-microsoft-com:office:office" xmlns:r="http://schemas.openxmlformats.org/officeDocument/2006/relationships" xmlns:m="http://schemas.openxmlformats.org/officeDocument/2006/math" xmlns:v="urn:schemas-microsoft-com:vml" xmlns:wp14="http://schemas.microsoft.com/office/word/2010/wordprocessingDrawing" xmlns:wp="http://schemas.openxmlformats.org/drawingml/2006/wordprocessingDrawing" xmlns:w10="urn:schemas-microsoft-com:office:word" xmlns:w="http://schemas.openxmlformats.org/wordprocessingml/2006/main" xmlns:w14="http://schemas.microsoft.com/office/word/2010/wordml" xmlns:w15="http://schemas.microsoft.com/office/word/2012/wordml" xmlns:w16cex="http://schemas.microsoft.com/office/word/2018/wordml/cex" xmlns:w16cid="http://schemas.microsoft.com/office/word/2016/wordml/cid" xmlns:w16="http://schemas.microsoft.com/office/word/2018/wordml" xmlns:w16sdtdh="http://schemas.microsoft.com/office/word/2020/wordml/sdtdatahash" xmlns:w16se="http://schemas.microsoft.com/office/word/2015/wordml/symex" xmlns:wpg="http://schemas.microsoft.com/office/word/2010/wordprocessingGroup" xmlns:wpi="http://schemas.microsoft.com/office/word/2010/wordprocessingInk" xmlns:wne="http://schemas.microsoft.com/office/word/2006/wordml" xmlns:wps="http://schemas.microsoft.com/office/word/2010/wordprocessingShape" mc:Ignorable="w14 w15 w16se w16cid w16 w16cex w16sdtdh wp14">
   <w:endnote w:type="separator" w:id="-1">
     <w:p>
       <w:pPr>
@@ -4432,7 +6725,7 @@
 </file>
 
 <file path=word/footer1.xml><?xml version="1.0" encoding="utf-8"?>
-<w:ftr xmlns:wpc="http://schemas.microsoft.com/office/word/2010/wordprocessingCanvas" xmlns:mc="http://schemas.openxmlformats.org/markup-compatibility/2006" xmlns:o="urn:schemas-microsoft-com:office:office" xmlns:r="http://schemas.openxmlformats.org/officeDocument/2006/relationships" xmlns:m="http://schemas.openxmlformats.org/officeDocument/2006/math" xmlns:v="urn:schemas-microsoft-com:vml" xmlns:wp14="http://schemas.microsoft.com/office/word/2010/wordprocessingDrawing" xmlns:wp="http://schemas.openxmlformats.org/drawingml/2006/wordprocessingDrawing" xmlns:w10="urn:schemas-microsoft-com:office:word" xmlns:w="http://schemas.openxmlformats.org/wordprocessingml/2006/main" xmlns:w14="http://schemas.microsoft.com/office/word/2010/wordml" xmlns:w15="http://schemas.microsoft.com/office/word/2012/wordml" xmlns:wpg="http://schemas.microsoft.com/office/word/2010/wordprocessingGroup" xmlns:wpi="http://schemas.microsoft.com/office/word/2010/wordprocessingInk" xmlns:wne="http://schemas.microsoft.com/office/word/2006/wordml" xmlns:wps="http://schemas.microsoft.com/office/word/2010/wordprocessingShape" mc:Ignorable="w14 w15 wp14">
+<w:ftr xmlns:wpc="http://schemas.microsoft.com/office/word/2010/wordprocessingCanvas" xmlns:cx="http://schemas.microsoft.com/office/drawing/2014/chartex" xmlns:cx1="http://schemas.microsoft.com/office/drawing/2015/9/8/chartex" xmlns:cx2="http://schemas.microsoft.com/office/drawing/2015/10/21/chartex" xmlns:cx3="http://schemas.microsoft.com/office/drawing/2016/5/9/chartex" xmlns:cx4="http://schemas.microsoft.com/office/drawing/2016/5/10/chartex" xmlns:cx5="http://schemas.microsoft.com/office/drawing/2016/5/11/chartex" xmlns:cx6="http://schemas.microsoft.com/office/drawing/2016/5/12/chartex" xmlns:cx7="http://schemas.microsoft.com/office/drawing/2016/5/13/chartex" xmlns:cx8="http://schemas.microsoft.com/office/drawing/2016/5/14/chartex" xmlns:mc="http://schemas.openxmlformats.org/markup-compatibility/2006" xmlns:aink="http://schemas.microsoft.com/office/drawing/2016/ink" xmlns:am3d="http://schemas.microsoft.com/office/drawing/2017/model3d" xmlns:o="urn:schemas-microsoft-com:office:office" xmlns:r="http://schemas.openxmlformats.org/officeDocument/2006/relationships" xmlns:m="http://schemas.openxmlformats.org/officeDocument/2006/math" xmlns:v="urn:schemas-microsoft-com:vml" xmlns:wp14="http://schemas.microsoft.com/office/word/2010/wordprocessingDrawing" xmlns:wp="http://schemas.openxmlformats.org/drawingml/2006/wordprocessingDrawing" xmlns:w10="urn:schemas-microsoft-com:office:word" xmlns:w="http://schemas.openxmlformats.org/wordprocessingml/2006/main" xmlns:w14="http://schemas.microsoft.com/office/word/2010/wordml" xmlns:w15="http://schemas.microsoft.com/office/word/2012/wordml" xmlns:w16cex="http://schemas.microsoft.com/office/word/2018/wordml/cex" xmlns:w16cid="http://schemas.microsoft.com/office/word/2016/wordml/cid" xmlns:w16="http://schemas.microsoft.com/office/word/2018/wordml" xmlns:w16sdtdh="http://schemas.microsoft.com/office/word/2020/wordml/sdtdatahash" xmlns:w16se="http://schemas.microsoft.com/office/word/2015/wordml/symex" xmlns:wpg="http://schemas.microsoft.com/office/word/2010/wordprocessingGroup" xmlns:wpi="http://schemas.microsoft.com/office/word/2010/wordprocessingInk" xmlns:wne="http://schemas.microsoft.com/office/word/2006/wordml" xmlns:wps="http://schemas.microsoft.com/office/word/2010/wordprocessingShape" mc:Ignorable="w14 w15 w16se w16cid w16 w16cex w16sdtdh wp14">
   <w:sdt>
     <w:sdtPr>
       <w:id w:val="-1014383162"/>
@@ -4479,7 +6772,7 @@
 </file>
 
 <file path=word/footnotes.xml><?xml version="1.0" encoding="utf-8"?>
-<w:footnotes xmlns:wpc="http://schemas.microsoft.com/office/word/2010/wordprocessingCanvas" xmlns:mc="http://schemas.openxmlformats.org/markup-compatibility/2006" xmlns:o="urn:schemas-microsoft-com:office:office" xmlns:r="http://schemas.openxmlformats.org/officeDocument/2006/relationships" xmlns:m="http://schemas.openxmlformats.org/officeDocument/2006/math" xmlns:v="urn:schemas-microsoft-com:vml" xmlns:wp14="http://schemas.microsoft.com/office/word/2010/wordprocessingDrawing" xmlns:wp="http://schemas.openxmlformats.org/drawingml/2006/wordprocessingDrawing" xmlns:w10="urn:schemas-microsoft-com:office:word" xmlns:w="http://schemas.openxmlformats.org/wordprocessingml/2006/main" xmlns:w14="http://schemas.microsoft.com/office/word/2010/wordml" xmlns:w15="http://schemas.microsoft.com/office/word/2012/wordml" xmlns:wpg="http://schemas.microsoft.com/office/word/2010/wordprocessingGroup" xmlns:wpi="http://schemas.microsoft.com/office/word/2010/wordprocessingInk" xmlns:wne="http://schemas.microsoft.com/office/word/2006/wordml" xmlns:wps="http://schemas.microsoft.com/office/word/2010/wordprocessingShape" mc:Ignorable="w14 w15 wp14">
+<w:footnotes xmlns:wpc="http://schemas.microsoft.com/office/word/2010/wordprocessingCanvas" xmlns:cx="http://schemas.microsoft.com/office/drawing/2014/chartex" xmlns:cx1="http://schemas.microsoft.com/office/drawing/2015/9/8/chartex" xmlns:cx2="http://schemas.microsoft.com/office/drawing/2015/10/21/chartex" xmlns:cx3="http://schemas.microsoft.com/office/drawing/2016/5/9/chartex" xmlns:cx4="http://schemas.microsoft.com/office/drawing/2016/5/10/chartex" xmlns:cx5="http://schemas.microsoft.com/office/drawing/2016/5/11/chartex" xmlns:cx6="http://schemas.microsoft.com/office/drawing/2016/5/12/chartex" xmlns:cx7="http://schemas.microsoft.com/office/drawing/2016/5/13/chartex" xmlns:cx8="http://schemas.microsoft.com/office/drawing/2016/5/14/chartex" xmlns:mc="http://schemas.openxmlformats.org/markup-compatibility/2006" xmlns:aink="http://schemas.microsoft.com/office/drawing/2016/ink" xmlns:am3d="http://schemas.microsoft.com/office/drawing/2017/model3d" xmlns:o="urn:schemas-microsoft-com:office:office" xmlns:r="http://schemas.openxmlformats.org/officeDocument/2006/relationships" xmlns:m="http://schemas.openxmlformats.org/officeDocument/2006/math" xmlns:v="urn:schemas-microsoft-com:vml" xmlns:wp14="http://schemas.microsoft.com/office/word/2010/wordprocessingDrawing" xmlns:wp="http://schemas.openxmlformats.org/drawingml/2006/wordprocessingDrawing" xmlns:w10="urn:schemas-microsoft-com:office:word" xmlns:w="http://schemas.openxmlformats.org/wordprocessingml/2006/main" xmlns:w14="http://schemas.microsoft.com/office/word/2010/wordml" xmlns:w15="http://schemas.microsoft.com/office/word/2012/wordml" xmlns:w16cex="http://schemas.microsoft.com/office/word/2018/wordml/cex" xmlns:w16cid="http://schemas.microsoft.com/office/word/2016/wordml/cid" xmlns:w16="http://schemas.microsoft.com/office/word/2018/wordml" xmlns:w16sdtdh="http://schemas.microsoft.com/office/word/2020/wordml/sdtdatahash" xmlns:w16se="http://schemas.microsoft.com/office/word/2015/wordml/symex" xmlns:wpg="http://schemas.microsoft.com/office/word/2010/wordprocessingGroup" xmlns:wpi="http://schemas.microsoft.com/office/word/2010/wordprocessingInk" xmlns:wne="http://schemas.microsoft.com/office/word/2006/wordml" xmlns:wps="http://schemas.microsoft.com/office/word/2010/wordprocessingShape" mc:Ignorable="w14 w15 w16se w16cid w16 w16cex w16sdtdh wp14">
   <w:footnote w:type="separator" w:id="-1">
     <w:p>
       <w:pPr>
@@ -4504,7 +6797,7 @@
 </file>
 
 <file path=word/header1.xml><?xml version="1.0" encoding="utf-8"?>
-<w:hdr xmlns:wpc="http://schemas.microsoft.com/office/word/2010/wordprocessingCanvas" xmlns:mc="http://schemas.openxmlformats.org/markup-compatibility/2006" xmlns:o="urn:schemas-microsoft-com:office:office" xmlns:r="http://schemas.openxmlformats.org/officeDocument/2006/relationships" xmlns:m="http://schemas.openxmlformats.org/officeDocument/2006/math" xmlns:v="urn:schemas-microsoft-com:vml" xmlns:wp14="http://schemas.microsoft.com/office/word/2010/wordprocessingDrawing" xmlns:wp="http://schemas.openxmlformats.org/drawingml/2006/wordprocessingDrawing" xmlns:w10="urn:schemas-microsoft-com:office:word" xmlns:w="http://schemas.openxmlformats.org/wordprocessingml/2006/main" xmlns:w14="http://schemas.microsoft.com/office/word/2010/wordml" xmlns:w15="http://schemas.microsoft.com/office/word/2012/wordml" xmlns:wpg="http://schemas.microsoft.com/office/word/2010/wordprocessingGroup" xmlns:wpi="http://schemas.microsoft.com/office/word/2010/wordprocessingInk" xmlns:wne="http://schemas.microsoft.com/office/word/2006/wordml" xmlns:wps="http://schemas.microsoft.com/office/word/2010/wordprocessingShape" mc:Ignorable="w14 w15 wp14">
+<w:hdr xmlns:wpc="http://schemas.microsoft.com/office/word/2010/wordprocessingCanvas" xmlns:cx="http://schemas.microsoft.com/office/drawing/2014/chartex" xmlns:cx1="http://schemas.microsoft.com/office/drawing/2015/9/8/chartex" xmlns:cx2="http://schemas.microsoft.com/office/drawing/2015/10/21/chartex" xmlns:cx3="http://schemas.microsoft.com/office/drawing/2016/5/9/chartex" xmlns:cx4="http://schemas.microsoft.com/office/drawing/2016/5/10/chartex" xmlns:cx5="http://schemas.microsoft.com/office/drawing/2016/5/11/chartex" xmlns:cx6="http://schemas.microsoft.com/office/drawing/2016/5/12/chartex" xmlns:cx7="http://schemas.microsoft.com/office/drawing/2016/5/13/chartex" xmlns:cx8="http://schemas.microsoft.com/office/drawing/2016/5/14/chartex" xmlns:mc="http://schemas.openxmlformats.org/markup-compatibility/2006" xmlns:aink="http://schemas.microsoft.com/office/drawing/2016/ink" xmlns:am3d="http://schemas.microsoft.com/office/drawing/2017/model3d" xmlns:o="urn:schemas-microsoft-com:office:office" xmlns:r="http://schemas.openxmlformats.org/officeDocument/2006/relationships" xmlns:m="http://schemas.openxmlformats.org/officeDocument/2006/math" xmlns:v="urn:schemas-microsoft-com:vml" xmlns:wp14="http://schemas.microsoft.com/office/word/2010/wordprocessingDrawing" xmlns:wp="http://schemas.openxmlformats.org/drawingml/2006/wordprocessingDrawing" xmlns:w10="urn:schemas-microsoft-com:office:word" xmlns:w="http://schemas.openxmlformats.org/wordprocessingml/2006/main" xmlns:w14="http://schemas.microsoft.com/office/word/2010/wordml" xmlns:w15="http://schemas.microsoft.com/office/word/2012/wordml" xmlns:w16cex="http://schemas.microsoft.com/office/word/2018/wordml/cex" xmlns:w16cid="http://schemas.microsoft.com/office/word/2016/wordml/cid" xmlns:w16="http://schemas.microsoft.com/office/word/2018/wordml" xmlns:w16sdtdh="http://schemas.microsoft.com/office/word/2020/wordml/sdtdatahash" xmlns:w16se="http://schemas.microsoft.com/office/word/2015/wordml/symex" xmlns:wpg="http://schemas.microsoft.com/office/word/2010/wordprocessingGroup" xmlns:wpi="http://schemas.microsoft.com/office/word/2010/wordprocessingInk" xmlns:wne="http://schemas.microsoft.com/office/word/2006/wordml" xmlns:wps="http://schemas.microsoft.com/office/word/2010/wordprocessingShape" mc:Ignorable="w14 w15 w16se w16cid w16 w16cex w16sdtdh wp14">
   <w:p>
     <w:pPr>
       <w:pStyle w:val="Encabezado"/>
@@ -4524,217 +6817,316 @@
 </file>
 
 <file path=word/numbering.xml><?xml version="1.0" encoding="utf-8"?>
-<w:numbering xmlns:wpc="http://schemas.microsoft.com/office/word/2010/wordprocessingCanvas" xmlns:mc="http://schemas.openxmlformats.org/markup-compatibility/2006" xmlns:o="urn:schemas-microsoft-com:office:office" xmlns:r="http://schemas.openxmlformats.org/officeDocument/2006/relationships" xmlns:m="http://schemas.openxmlformats.org/officeDocument/2006/math" xmlns:v="urn:schemas-microsoft-com:vml" xmlns:wp14="http://schemas.microsoft.com/office/word/2010/wordprocessingDrawing" xmlns:wp="http://schemas.openxmlformats.org/drawingml/2006/wordprocessingDrawing" xmlns:w10="urn:schemas-microsoft-com:office:word" xmlns:w="http://schemas.openxmlformats.org/wordprocessingml/2006/main" xmlns:w14="http://schemas.microsoft.com/office/word/2010/wordml" xmlns:w15="http://schemas.microsoft.com/office/word/2012/wordml" xmlns:wpg="http://schemas.microsoft.com/office/word/2010/wordprocessingGroup" xmlns:wpi="http://schemas.microsoft.com/office/word/2010/wordprocessingInk" xmlns:wne="http://schemas.microsoft.com/office/word/2006/wordml" xmlns:wps="http://schemas.microsoft.com/office/word/2010/wordprocessingShape" mc:Ignorable="w14 w15 wp14">
-  <w:abstractNum w:abstractNumId="0">
-    <w:nsid w:val="09006B8E"/>
-    <w:multiLevelType w:val="hybridMultilevel"/>
-    <w:tmpl w:val="C82243C0"/>
-    <w:lvl w:ilvl="0" w:tplc="280A0001">
+<w:numbering xmlns:wpc="http://schemas.microsoft.com/office/word/2010/wordprocessingCanvas" xmlns:cx="http://schemas.microsoft.com/office/drawing/2014/chartex" xmlns:cx1="http://schemas.microsoft.com/office/drawing/2015/9/8/chartex" xmlns:cx2="http://schemas.microsoft.com/office/drawing/2015/10/21/chartex" xmlns:cx3="http://schemas.microsoft.com/office/drawing/2016/5/9/chartex" xmlns:cx4="http://schemas.microsoft.com/office/drawing/2016/5/10/chartex" xmlns:cx5="http://schemas.microsoft.com/office/drawing/2016/5/11/chartex" xmlns:cx6="http://schemas.microsoft.com/office/drawing/2016/5/12/chartex" xmlns:cx7="http://schemas.microsoft.com/office/drawing/2016/5/13/chartex" xmlns:cx8="http://schemas.microsoft.com/office/drawing/2016/5/14/chartex" xmlns:mc="http://schemas.openxmlformats.org/markup-compatibility/2006" xmlns:aink="http://schemas.microsoft.com/office/drawing/2016/ink" xmlns:am3d="http://schemas.microsoft.com/office/drawing/2017/model3d" xmlns:o="urn:schemas-microsoft-com:office:office" xmlns:r="http://schemas.openxmlformats.org/officeDocument/2006/relationships" xmlns:m="http://schemas.openxmlformats.org/officeDocument/2006/math" xmlns:v="urn:schemas-microsoft-com:vml" xmlns:wp14="http://schemas.microsoft.com/office/word/2010/wordprocessingDrawing" xmlns:wp="http://schemas.openxmlformats.org/drawingml/2006/wordprocessingDrawing" xmlns:w10="urn:schemas-microsoft-com:office:word" xmlns:w="http://schemas.openxmlformats.org/wordprocessingml/2006/main" xmlns:w14="http://schemas.microsoft.com/office/word/2010/wordml" xmlns:w15="http://schemas.microsoft.com/office/word/2012/wordml" xmlns:w16cex="http://schemas.microsoft.com/office/word/2018/wordml/cex" xmlns:w16cid="http://schemas.microsoft.com/office/word/2016/wordml/cid" xmlns:w16="http://schemas.microsoft.com/office/word/2018/wordml" xmlns:w16sdtdh="http://schemas.microsoft.com/office/word/2020/wordml/sdtdatahash" xmlns:w16se="http://schemas.microsoft.com/office/word/2015/wordml/symex" xmlns:wpg="http://schemas.microsoft.com/office/word/2010/wordprocessingGroup" xmlns:wpi="http://schemas.microsoft.com/office/word/2010/wordprocessingInk" xmlns:wne="http://schemas.microsoft.com/office/word/2006/wordml" xmlns:wps="http://schemas.microsoft.com/office/word/2010/wordprocessingShape" mc:Ignorable="w14 w15 w16se w16cid w16 w16cex w16sdtdh wp14">
+  <w:abstractNum w:abstractNumId="0" w15:restartNumberingAfterBreak="0">
+    <w:nsid w:val="154C2C75"/>
+    <w:multiLevelType w:val="multilevel"/>
+    <w:tmpl w:val="9CF28728"/>
+    <w:lvl w:ilvl="0">
       <w:start w:val="1"/>
       <w:numFmt w:val="bullet"/>
       <w:lvlText w:val=""/>
       <w:lvlJc w:val="left"/>
       <w:pPr>
+        <w:tabs>
+          <w:tab w:val="num" w:pos="720"/>
+        </w:tabs>
         <w:ind w:left="720" w:hanging="360"/>
       </w:pPr>
       <w:rPr>
         <w:rFonts w:ascii="Symbol" w:hAnsi="Symbol" w:hint="default"/>
+        <w:sz w:val="20"/>
       </w:rPr>
     </w:lvl>
-    <w:lvl w:ilvl="1" w:tplc="280A0003">
+    <w:lvl w:ilvl="1" w:tentative="1">
       <w:start w:val="1"/>
       <w:numFmt w:val="bullet"/>
       <w:lvlText w:val="o"/>
       <w:lvlJc w:val="left"/>
       <w:pPr>
+        <w:tabs>
+          <w:tab w:val="num" w:pos="1440"/>
+        </w:tabs>
         <w:ind w:left="1440" w:hanging="360"/>
       </w:pPr>
       <w:rPr>
-        <w:rFonts w:ascii="Courier New" w:hAnsi="Courier New" w:cs="Courier New" w:hint="default"/>
+        <w:rFonts w:ascii="Courier New" w:hAnsi="Courier New" w:hint="default"/>
+        <w:sz w:val="20"/>
       </w:rPr>
     </w:lvl>
-    <w:lvl w:ilvl="2" w:tplc="280A0005" w:tentative="1">
+    <w:lvl w:ilvl="2" w:tentative="1">
       <w:start w:val="1"/>
       <w:numFmt w:val="bullet"/>
       <w:lvlText w:val=""/>
       <w:lvlJc w:val="left"/>
       <w:pPr>
+        <w:tabs>
+          <w:tab w:val="num" w:pos="2160"/>
+        </w:tabs>
         <w:ind w:left="2160" w:hanging="360"/>
       </w:pPr>
       <w:rPr>
         <w:rFonts w:ascii="Wingdings" w:hAnsi="Wingdings" w:hint="default"/>
+        <w:sz w:val="20"/>
       </w:rPr>
     </w:lvl>
-    <w:lvl w:ilvl="3" w:tplc="280A0001" w:tentative="1">
+    <w:lvl w:ilvl="3" w:tentative="1">
+      <w:start w:val="1"/>
+      <w:numFmt w:val="bullet"/>
+      <w:lvlText w:val=""/>
+      <w:lvlJc w:val="left"/>
+      <w:pPr>
+        <w:tabs>
+          <w:tab w:val="num" w:pos="2880"/>
+        </w:tabs>
+        <w:ind w:left="2880" w:hanging="360"/>
+      </w:pPr>
+      <w:rPr>
+        <w:rFonts w:ascii="Wingdings" w:hAnsi="Wingdings" w:hint="default"/>
+        <w:sz w:val="20"/>
+      </w:rPr>
+    </w:lvl>
+    <w:lvl w:ilvl="4" w:tentative="1">
+      <w:start w:val="1"/>
+      <w:numFmt w:val="bullet"/>
+      <w:lvlText w:val=""/>
+      <w:lvlJc w:val="left"/>
+      <w:pPr>
+        <w:tabs>
+          <w:tab w:val="num" w:pos="3600"/>
+        </w:tabs>
+        <w:ind w:left="3600" w:hanging="360"/>
+      </w:pPr>
+      <w:rPr>
+        <w:rFonts w:ascii="Wingdings" w:hAnsi="Wingdings" w:hint="default"/>
+        <w:sz w:val="20"/>
+      </w:rPr>
+    </w:lvl>
+    <w:lvl w:ilvl="5" w:tentative="1">
+      <w:start w:val="1"/>
+      <w:numFmt w:val="bullet"/>
+      <w:lvlText w:val=""/>
+      <w:lvlJc w:val="left"/>
+      <w:pPr>
+        <w:tabs>
+          <w:tab w:val="num" w:pos="4320"/>
+        </w:tabs>
+        <w:ind w:left="4320" w:hanging="360"/>
+      </w:pPr>
+      <w:rPr>
+        <w:rFonts w:ascii="Wingdings" w:hAnsi="Wingdings" w:hint="default"/>
+        <w:sz w:val="20"/>
+      </w:rPr>
+    </w:lvl>
+    <w:lvl w:ilvl="6" w:tentative="1">
+      <w:start w:val="1"/>
+      <w:numFmt w:val="bullet"/>
+      <w:lvlText w:val=""/>
+      <w:lvlJc w:val="left"/>
+      <w:pPr>
+        <w:tabs>
+          <w:tab w:val="num" w:pos="5040"/>
+        </w:tabs>
+        <w:ind w:left="5040" w:hanging="360"/>
+      </w:pPr>
+      <w:rPr>
+        <w:rFonts w:ascii="Wingdings" w:hAnsi="Wingdings" w:hint="default"/>
+        <w:sz w:val="20"/>
+      </w:rPr>
+    </w:lvl>
+    <w:lvl w:ilvl="7" w:tentative="1">
+      <w:start w:val="1"/>
+      <w:numFmt w:val="bullet"/>
+      <w:lvlText w:val=""/>
+      <w:lvlJc w:val="left"/>
+      <w:pPr>
+        <w:tabs>
+          <w:tab w:val="num" w:pos="5760"/>
+        </w:tabs>
+        <w:ind w:left="5760" w:hanging="360"/>
+      </w:pPr>
+      <w:rPr>
+        <w:rFonts w:ascii="Wingdings" w:hAnsi="Wingdings" w:hint="default"/>
+        <w:sz w:val="20"/>
+      </w:rPr>
+    </w:lvl>
+    <w:lvl w:ilvl="8" w:tentative="1">
+      <w:start w:val="1"/>
+      <w:numFmt w:val="bullet"/>
+      <w:lvlText w:val=""/>
+      <w:lvlJc w:val="left"/>
+      <w:pPr>
+        <w:tabs>
+          <w:tab w:val="num" w:pos="6480"/>
+        </w:tabs>
+        <w:ind w:left="6480" w:hanging="360"/>
+      </w:pPr>
+      <w:rPr>
+        <w:rFonts w:ascii="Wingdings" w:hAnsi="Wingdings" w:hint="default"/>
+        <w:sz w:val="20"/>
+      </w:rPr>
+    </w:lvl>
+  </w:abstractNum>
+  <w:abstractNum w:abstractNumId="1" w15:restartNumberingAfterBreak="0">
+    <w:nsid w:val="1A544E42"/>
+    <w:multiLevelType w:val="multilevel"/>
+    <w:tmpl w:val="0382EAAC"/>
+    <w:lvl w:ilvl="0">
       <w:start w:val="1"/>
       <w:numFmt w:val="bullet"/>
       <w:lvlText w:val=""/>
       <w:lvlJc w:val="left"/>
       <w:pPr>
-        <w:ind w:left="2880" w:hanging="360"/>
+        <w:tabs>
+          <w:tab w:val="num" w:pos="720"/>
+        </w:tabs>
+        <w:ind w:left="720" w:hanging="360"/>
       </w:pPr>
       <w:rPr>
         <w:rFonts w:ascii="Symbol" w:hAnsi="Symbol" w:hint="default"/>
+        <w:sz w:val="20"/>
       </w:rPr>
     </w:lvl>
-    <w:lvl w:ilvl="4" w:tplc="280A0003" w:tentative="1">
+    <w:lvl w:ilvl="1" w:tentative="1">
       <w:start w:val="1"/>
       <w:numFmt w:val="bullet"/>
       <w:lvlText w:val="o"/>
       <w:lvlJc w:val="left"/>
       <w:pPr>
-        <w:ind w:left="3600" w:hanging="360"/>
+        <w:tabs>
+          <w:tab w:val="num" w:pos="1440"/>
+        </w:tabs>
+        <w:ind w:left="1440" w:hanging="360"/>
       </w:pPr>
       <w:rPr>
-        <w:rFonts w:ascii="Courier New" w:hAnsi="Courier New" w:cs="Courier New" w:hint="default"/>
+        <w:rFonts w:ascii="Courier New" w:hAnsi="Courier New" w:hint="default"/>
+        <w:sz w:val="20"/>
       </w:rPr>
     </w:lvl>
-    <w:lvl w:ilvl="5" w:tplc="280A0005" w:tentative="1">
+    <w:lvl w:ilvl="2" w:tentative="1">
       <w:start w:val="1"/>
       <w:numFmt w:val="bullet"/>
       <w:lvlText w:val=""/>
       <w:lvlJc w:val="left"/>
       <w:pPr>
-        <w:ind w:left="4320" w:hanging="360"/>
+        <w:tabs>
+          <w:tab w:val="num" w:pos="2160"/>
+        </w:tabs>
+        <w:ind w:left="2160" w:hanging="360"/>
       </w:pPr>
       <w:rPr>
         <w:rFonts w:ascii="Wingdings" w:hAnsi="Wingdings" w:hint="default"/>
+        <w:sz w:val="20"/>
       </w:rPr>
     </w:lvl>
-    <w:lvl w:ilvl="6" w:tplc="280A0001" w:tentative="1">
-      <w:start w:val="1"/>
-      <w:numFmt w:val="bullet"/>
-      <w:lvlText w:val=""/>
-      <w:lvlJc w:val="left"/>
-      <w:pPr>
-        <w:ind w:left="5040" w:hanging="360"/>
-      </w:pPr>
-      <w:rPr>
-        <w:rFonts w:ascii="Symbol" w:hAnsi="Symbol" w:hint="default"/>
-      </w:rPr>
-    </w:lvl>
-    <w:lvl w:ilvl="7" w:tplc="280A0003" w:tentative="1">
-      <w:start w:val="1"/>
-      <w:numFmt w:val="bullet"/>
-      <w:lvlText w:val="o"/>
-      <w:lvlJc w:val="left"/>
-      <w:pPr>
-        <w:ind w:left="5760" w:hanging="360"/>
-      </w:pPr>
-      <w:rPr>
-        <w:rFonts w:ascii="Courier New" w:hAnsi="Courier New" w:cs="Courier New" w:hint="default"/>
-      </w:rPr>
-    </w:lvl>
-    <w:lvl w:ilvl="8" w:tplc="280A0005" w:tentative="1">
+    <w:lvl w:ilvl="3" w:tentative="1">
       <w:start w:val="1"/>
       <w:numFmt w:val="bullet"/>
       <w:lvlText w:val=""/>
       <w:lvlJc w:val="left"/>
       <w:pPr>
-        <w:ind w:left="6480" w:hanging="360"/>
+        <w:tabs>
+          <w:tab w:val="num" w:pos="2880"/>
+        </w:tabs>
+        <w:ind w:left="2880" w:hanging="360"/>
       </w:pPr>
       <w:rPr>
         <w:rFonts w:ascii="Wingdings" w:hAnsi="Wingdings" w:hint="default"/>
+        <w:sz w:val="20"/>
+      </w:rPr>
+    </w:lvl>
+    <w:lvl w:ilvl="4" w:tentative="1">
+      <w:start w:val="1"/>
+      <w:numFmt w:val="bullet"/>
+      <w:lvlText w:val=""/>
+      <w:lvlJc w:val="left"/>
+      <w:pPr>
+        <w:tabs>
+          <w:tab w:val="num" w:pos="3600"/>
+        </w:tabs>
+        <w:ind w:left="3600" w:hanging="360"/>
+      </w:pPr>
+      <w:rPr>
+        <w:rFonts w:ascii="Wingdings" w:hAnsi="Wingdings" w:hint="default"/>
+        <w:sz w:val="20"/>
+      </w:rPr>
+    </w:lvl>
+    <w:lvl w:ilvl="5" w:tentative="1">
+      <w:start w:val="1"/>
+      <w:numFmt w:val="bullet"/>
+      <w:lvlText w:val=""/>
+      <w:lvlJc w:val="left"/>
+      <w:pPr>
+        <w:tabs>
+          <w:tab w:val="num" w:pos="4320"/>
+        </w:tabs>
+        <w:ind w:left="4320" w:hanging="360"/>
+      </w:pPr>
+      <w:rPr>
+        <w:rFonts w:ascii="Wingdings" w:hAnsi="Wingdings" w:hint="default"/>
+        <w:sz w:val="20"/>
+      </w:rPr>
+    </w:lvl>
+    <w:lvl w:ilvl="6" w:tentative="1">
+      <w:start w:val="1"/>
+      <w:numFmt w:val="bullet"/>
+      <w:lvlText w:val=""/>
+      <w:lvlJc w:val="left"/>
+      <w:pPr>
+        <w:tabs>
+          <w:tab w:val="num" w:pos="5040"/>
+        </w:tabs>
+        <w:ind w:left="5040" w:hanging="360"/>
+      </w:pPr>
+      <w:rPr>
+        <w:rFonts w:ascii="Wingdings" w:hAnsi="Wingdings" w:hint="default"/>
+        <w:sz w:val="20"/>
+      </w:rPr>
+    </w:lvl>
+    <w:lvl w:ilvl="7" w:tentative="1">
+      <w:start w:val="1"/>
+      <w:numFmt w:val="bullet"/>
+      <w:lvlText w:val=""/>
+      <w:lvlJc w:val="left"/>
+      <w:pPr>
+        <w:tabs>
+          <w:tab w:val="num" w:pos="5760"/>
+        </w:tabs>
+        <w:ind w:left="5760" w:hanging="360"/>
+      </w:pPr>
+      <w:rPr>
+        <w:rFonts w:ascii="Wingdings" w:hAnsi="Wingdings" w:hint="default"/>
+        <w:sz w:val="20"/>
+      </w:rPr>
+    </w:lvl>
+    <w:lvl w:ilvl="8" w:tentative="1">
+      <w:start w:val="1"/>
+      <w:numFmt w:val="bullet"/>
+      <w:lvlText w:val=""/>
+      <w:lvlJc w:val="left"/>
+      <w:pPr>
+        <w:tabs>
+          <w:tab w:val="num" w:pos="6480"/>
+        </w:tabs>
+        <w:ind w:left="6480" w:hanging="360"/>
+      </w:pPr>
+      <w:rPr>
+        <w:rFonts w:ascii="Wingdings" w:hAnsi="Wingdings" w:hint="default"/>
+        <w:sz w:val="20"/>
       </w:rPr>
     </w:lvl>
   </w:abstractNum>
-  <w:abstractNum w:abstractNumId="1">
-    <w:nsid w:val="0A5A439B"/>
-    <w:multiLevelType w:val="multilevel"/>
-    <w:tmpl w:val="C612495E"/>
-    <w:lvl w:ilvl="0">
-      <w:start w:val="1"/>
-      <w:numFmt w:val="upperRoman"/>
-      <w:lvlText w:val="%1."/>
-      <w:lvlJc w:val="right"/>
-      <w:pPr>
-        <w:ind w:left="1068" w:hanging="360"/>
-      </w:pPr>
-    </w:lvl>
-    <w:lvl w:ilvl="1">
-      <w:start w:val="1"/>
-      <w:numFmt w:val="decimal"/>
-      <w:lvlText w:val="%1.%2."/>
-      <w:lvlJc w:val="left"/>
-      <w:pPr>
-        <w:ind w:left="1500" w:hanging="432"/>
-      </w:pPr>
-    </w:lvl>
-    <w:lvl w:ilvl="2">
-      <w:start w:val="1"/>
-      <w:numFmt w:val="decimal"/>
-      <w:lvlText w:val="%1.%2.%3."/>
-      <w:lvlJc w:val="left"/>
-      <w:pPr>
-        <w:ind w:left="1932" w:hanging="504"/>
-      </w:pPr>
-    </w:lvl>
-    <w:lvl w:ilvl="3">
-      <w:start w:val="1"/>
-      <w:numFmt w:val="decimal"/>
-      <w:lvlText w:val="%1.%2.%3.%4."/>
-      <w:lvlJc w:val="left"/>
-      <w:pPr>
-        <w:ind w:left="2436" w:hanging="648"/>
-      </w:pPr>
-    </w:lvl>
-    <w:lvl w:ilvl="4">
-      <w:start w:val="1"/>
-      <w:numFmt w:val="decimal"/>
-      <w:lvlText w:val="%1.%2.%3.%4.%5."/>
-      <w:lvlJc w:val="left"/>
-      <w:pPr>
-        <w:ind w:left="2940" w:hanging="792"/>
-      </w:pPr>
-    </w:lvl>
-    <w:lvl w:ilvl="5">
-      <w:start w:val="1"/>
-      <w:numFmt w:val="decimal"/>
-      <w:lvlText w:val="%1.%2.%3.%4.%5.%6."/>
-      <w:lvlJc w:val="left"/>
-      <w:pPr>
-        <w:ind w:left="3444" w:hanging="936"/>
-      </w:pPr>
-    </w:lvl>
-    <w:lvl w:ilvl="6">
-      <w:start w:val="1"/>
-      <w:numFmt w:val="decimal"/>
-      <w:lvlText w:val="%1.%2.%3.%4.%5.%6.%7."/>
-      <w:lvlJc w:val="left"/>
-      <w:pPr>
-        <w:ind w:left="3948" w:hanging="1080"/>
-      </w:pPr>
-    </w:lvl>
-    <w:lvl w:ilvl="7">
-      <w:start w:val="1"/>
-      <w:numFmt w:val="decimal"/>
-      <w:lvlText w:val="%1.%2.%3.%4.%5.%6.%7.%8."/>
-      <w:lvlJc w:val="left"/>
-      <w:pPr>
-        <w:ind w:left="4452" w:hanging="1224"/>
-      </w:pPr>
-    </w:lvl>
-    <w:lvl w:ilvl="8">
-      <w:start w:val="1"/>
-      <w:numFmt w:val="decimal"/>
-      <w:lvlText w:val="%1.%2.%3.%4.%5.%6.%7.%8.%9."/>
-      <w:lvlJc w:val="left"/>
-      <w:pPr>
-        <w:ind w:left="5028" w:hanging="1440"/>
-      </w:pPr>
-    </w:lvl>
-  </w:abstractNum>
-  <w:abstractNum w:abstractNumId="2">
-    <w:nsid w:val="0BCE03D1"/>
+  <w:abstractNum w:abstractNumId="2" w15:restartNumberingAfterBreak="0">
+    <w:nsid w:val="24881E2C"/>
     <w:multiLevelType w:val="hybridMultilevel"/>
-    <w:tmpl w:val="53541A46"/>
+    <w:tmpl w:val="619C348A"/>
     <w:lvl w:ilvl="0" w:tplc="280A0017">
       <w:start w:val="1"/>
       <w:numFmt w:val="lowerLetter"/>
       <w:lvlText w:val="%1)"/>
       <w:lvlJc w:val="left"/>
       <w:pPr>
-        <w:ind w:left="360" w:hanging="360"/>
+        <w:ind w:left="1068" w:hanging="360"/>
       </w:pPr>
     </w:lvl>
     <w:lvl w:ilvl="1" w:tplc="280A0019" w:tentative="1">
@@ -4743,7 +7135,7 @@
       <w:lvlText w:val="%2."/>
       <w:lvlJc w:val="left"/>
       <w:pPr>
-        <w:ind w:left="1080" w:hanging="360"/>
+        <w:ind w:left="1788" w:hanging="360"/>
       </w:pPr>
     </w:lvl>
     <w:lvl w:ilvl="2" w:tplc="280A001B" w:tentative="1">
@@ -4752,7 +7144,7 @@
       <w:lvlText w:val="%3."/>
       <w:lvlJc w:val="right"/>
       <w:pPr>
-        <w:ind w:left="1800" w:hanging="180"/>
+        <w:ind w:left="2508" w:hanging="180"/>
       </w:pPr>
     </w:lvl>
     <w:lvl w:ilvl="3" w:tplc="280A000F" w:tentative="1">
@@ -4761,7 +7153,7 @@
       <w:lvlText w:val="%4."/>
       <w:lvlJc w:val="left"/>
       <w:pPr>
-        <w:ind w:left="2520" w:hanging="360"/>
+        <w:ind w:left="3228" w:hanging="360"/>
       </w:pPr>
     </w:lvl>
     <w:lvl w:ilvl="4" w:tplc="280A0019" w:tentative="1">
@@ -4770,7 +7162,7 @@
       <w:lvlText w:val="%5."/>
       <w:lvlJc w:val="left"/>
       <w:pPr>
-        <w:ind w:left="3240" w:hanging="360"/>
+        <w:ind w:left="3948" w:hanging="360"/>
       </w:pPr>
     </w:lvl>
     <w:lvl w:ilvl="5" w:tplc="280A001B" w:tentative="1">
@@ -4779,7 +7171,7 @@
       <w:lvlText w:val="%6."/>
       <w:lvlJc w:val="right"/>
       <w:pPr>
-        <w:ind w:left="3960" w:hanging="180"/>
+        <w:ind w:left="4668" w:hanging="180"/>
       </w:pPr>
     </w:lvl>
     <w:lvl w:ilvl="6" w:tplc="280A000F" w:tentative="1">
@@ -4788,7 +7180,7 @@
       <w:lvlText w:val="%7."/>
       <w:lvlJc w:val="left"/>
       <w:pPr>
-        <w:ind w:left="4680" w:hanging="360"/>
+        <w:ind w:left="5388" w:hanging="360"/>
       </w:pPr>
     </w:lvl>
     <w:lvl w:ilvl="7" w:tplc="280A0019" w:tentative="1">
@@ -4797,7 +7189,7 @@
       <w:lvlText w:val="%8."/>
       <w:lvlJc w:val="left"/>
       <w:pPr>
-        <w:ind w:left="5400" w:hanging="360"/>
+        <w:ind w:left="6108" w:hanging="360"/>
       </w:pPr>
     </w:lvl>
     <w:lvl w:ilvl="8" w:tplc="280A001B" w:tentative="1">
@@ -4806,1059 +7198,566 @@
       <w:lvlText w:val="%9."/>
       <w:lvlJc w:val="right"/>
       <w:pPr>
-        <w:ind w:left="6120" w:hanging="180"/>
+        <w:ind w:left="6828" w:hanging="180"/>
       </w:pPr>
     </w:lvl>
   </w:abstractNum>
-  <w:abstractNum w:abstractNumId="3">
-    <w:nsid w:val="12C65A7C"/>
-    <w:multiLevelType w:val="hybridMultilevel"/>
-    <w:tmpl w:val="0628AC0C"/>
-    <w:lvl w:ilvl="0" w:tplc="183AD174">
+  <w:abstractNum w:abstractNumId="3" w15:restartNumberingAfterBreak="0">
+    <w:nsid w:val="284A6B86"/>
+    <w:multiLevelType w:val="multilevel"/>
+    <w:tmpl w:val="A5B48342"/>
+    <w:lvl w:ilvl="0">
       <w:start w:val="1"/>
       <w:numFmt w:val="bullet"/>
       <w:lvlText w:val=""/>
       <w:lvlJc w:val="left"/>
       <w:pPr>
+        <w:tabs>
+          <w:tab w:val="num" w:pos="720"/>
+        </w:tabs>
         <w:ind w:left="720" w:hanging="360"/>
       </w:pPr>
       <w:rPr>
-        <w:rFonts w:ascii="Calibri" w:eastAsiaTheme="minorHAnsi" w:hAnsi="Calibri" w:cs="Calibri" w:hint="default"/>
+        <w:rFonts w:ascii="Symbol" w:hAnsi="Symbol" w:hint="default"/>
+        <w:sz w:val="20"/>
       </w:rPr>
     </w:lvl>
-    <w:lvl w:ilvl="1" w:tplc="280A0003" w:tentative="1">
+    <w:lvl w:ilvl="1" w:tentative="1">
       <w:start w:val="1"/>
       <w:numFmt w:val="bullet"/>
       <w:lvlText w:val="o"/>
       <w:lvlJc w:val="left"/>
       <w:pPr>
+        <w:tabs>
+          <w:tab w:val="num" w:pos="1440"/>
+        </w:tabs>
         <w:ind w:left="1440" w:hanging="360"/>
       </w:pPr>
       <w:rPr>
-        <w:rFonts w:ascii="Courier New" w:hAnsi="Courier New" w:cs="Courier New" w:hint="default"/>
+        <w:rFonts w:ascii="Courier New" w:hAnsi="Courier New" w:hint="default"/>
+        <w:sz w:val="20"/>
       </w:rPr>
     </w:lvl>
-    <w:lvl w:ilvl="2" w:tplc="280A0005" w:tentative="1">
+    <w:lvl w:ilvl="2" w:tentative="1">
       <w:start w:val="1"/>
       <w:numFmt w:val="bullet"/>
       <w:lvlText w:val=""/>
       <w:lvlJc w:val="left"/>
       <w:pPr>
+        <w:tabs>
+          <w:tab w:val="num" w:pos="2160"/>
+        </w:tabs>
         <w:ind w:left="2160" w:hanging="360"/>
       </w:pPr>
       <w:rPr>
         <w:rFonts w:ascii="Wingdings" w:hAnsi="Wingdings" w:hint="default"/>
+        <w:sz w:val="20"/>
       </w:rPr>
     </w:lvl>
-    <w:lvl w:ilvl="3" w:tplc="280A0001" w:tentative="1">
+    <w:lvl w:ilvl="3" w:tentative="1">
+      <w:start w:val="1"/>
+      <w:numFmt w:val="bullet"/>
+      <w:lvlText w:val=""/>
+      <w:lvlJc w:val="left"/>
+      <w:pPr>
+        <w:tabs>
+          <w:tab w:val="num" w:pos="2880"/>
+        </w:tabs>
+        <w:ind w:left="2880" w:hanging="360"/>
+      </w:pPr>
+      <w:rPr>
+        <w:rFonts w:ascii="Wingdings" w:hAnsi="Wingdings" w:hint="default"/>
+        <w:sz w:val="20"/>
+      </w:rPr>
+    </w:lvl>
+    <w:lvl w:ilvl="4" w:tentative="1">
+      <w:start w:val="1"/>
+      <w:numFmt w:val="bullet"/>
+      <w:lvlText w:val=""/>
+      <w:lvlJc w:val="left"/>
+      <w:pPr>
+        <w:tabs>
+          <w:tab w:val="num" w:pos="3600"/>
+        </w:tabs>
+        <w:ind w:left="3600" w:hanging="360"/>
+      </w:pPr>
+      <w:rPr>
+        <w:rFonts w:ascii="Wingdings" w:hAnsi="Wingdings" w:hint="default"/>
+        <w:sz w:val="20"/>
+      </w:rPr>
+    </w:lvl>
+    <w:lvl w:ilvl="5" w:tentative="1">
+      <w:start w:val="1"/>
+      <w:numFmt w:val="bullet"/>
+      <w:lvlText w:val=""/>
+      <w:lvlJc w:val="left"/>
+      <w:pPr>
+        <w:tabs>
+          <w:tab w:val="num" w:pos="4320"/>
+        </w:tabs>
+        <w:ind w:left="4320" w:hanging="360"/>
+      </w:pPr>
+      <w:rPr>
+        <w:rFonts w:ascii="Wingdings" w:hAnsi="Wingdings" w:hint="default"/>
+        <w:sz w:val="20"/>
+      </w:rPr>
+    </w:lvl>
+    <w:lvl w:ilvl="6" w:tentative="1">
+      <w:start w:val="1"/>
+      <w:numFmt w:val="bullet"/>
+      <w:lvlText w:val=""/>
+      <w:lvlJc w:val="left"/>
+      <w:pPr>
+        <w:tabs>
+          <w:tab w:val="num" w:pos="5040"/>
+        </w:tabs>
+        <w:ind w:left="5040" w:hanging="360"/>
+      </w:pPr>
+      <w:rPr>
+        <w:rFonts w:ascii="Wingdings" w:hAnsi="Wingdings" w:hint="default"/>
+        <w:sz w:val="20"/>
+      </w:rPr>
+    </w:lvl>
+    <w:lvl w:ilvl="7" w:tentative="1">
+      <w:start w:val="1"/>
+      <w:numFmt w:val="bullet"/>
+      <w:lvlText w:val=""/>
+      <w:lvlJc w:val="left"/>
+      <w:pPr>
+        <w:tabs>
+          <w:tab w:val="num" w:pos="5760"/>
+        </w:tabs>
+        <w:ind w:left="5760" w:hanging="360"/>
+      </w:pPr>
+      <w:rPr>
+        <w:rFonts w:ascii="Wingdings" w:hAnsi="Wingdings" w:hint="default"/>
+        <w:sz w:val="20"/>
+      </w:rPr>
+    </w:lvl>
+    <w:lvl w:ilvl="8" w:tentative="1">
+      <w:start w:val="1"/>
+      <w:numFmt w:val="bullet"/>
+      <w:lvlText w:val=""/>
+      <w:lvlJc w:val="left"/>
+      <w:pPr>
+        <w:tabs>
+          <w:tab w:val="num" w:pos="6480"/>
+        </w:tabs>
+        <w:ind w:left="6480" w:hanging="360"/>
+      </w:pPr>
+      <w:rPr>
+        <w:rFonts w:ascii="Wingdings" w:hAnsi="Wingdings" w:hint="default"/>
+        <w:sz w:val="20"/>
+      </w:rPr>
+    </w:lvl>
+  </w:abstractNum>
+  <w:abstractNum w:abstractNumId="4" w15:restartNumberingAfterBreak="0">
+    <w:nsid w:val="39385537"/>
+    <w:multiLevelType w:val="multilevel"/>
+    <w:tmpl w:val="CA803832"/>
+    <w:lvl w:ilvl="0">
       <w:start w:val="1"/>
       <w:numFmt w:val="bullet"/>
       <w:lvlText w:val=""/>
       <w:lvlJc w:val="left"/>
       <w:pPr>
-        <w:ind w:left="2880" w:hanging="360"/>
+        <w:tabs>
+          <w:tab w:val="num" w:pos="720"/>
+        </w:tabs>
+        <w:ind w:left="720" w:hanging="360"/>
       </w:pPr>
       <w:rPr>
         <w:rFonts w:ascii="Symbol" w:hAnsi="Symbol" w:hint="default"/>
+        <w:sz w:val="20"/>
       </w:rPr>
     </w:lvl>
-    <w:lvl w:ilvl="4" w:tplc="280A0003" w:tentative="1">
+    <w:lvl w:ilvl="1" w:tentative="1">
       <w:start w:val="1"/>
       <w:numFmt w:val="bullet"/>
       <w:lvlText w:val="o"/>
       <w:lvlJc w:val="left"/>
       <w:pPr>
-        <w:ind w:left="3600" w:hanging="360"/>
+        <w:tabs>
+          <w:tab w:val="num" w:pos="1440"/>
+        </w:tabs>
+        <w:ind w:left="1440" w:hanging="360"/>
       </w:pPr>
       <w:rPr>
-        <w:rFonts w:ascii="Courier New" w:hAnsi="Courier New" w:cs="Courier New" w:hint="default"/>
+        <w:rFonts w:ascii="Courier New" w:hAnsi="Courier New" w:hint="default"/>
+        <w:sz w:val="20"/>
       </w:rPr>
     </w:lvl>
-    <w:lvl w:ilvl="5" w:tplc="280A0005" w:tentative="1">
+    <w:lvl w:ilvl="2" w:tentative="1">
       <w:start w:val="1"/>
       <w:numFmt w:val="bullet"/>
       <w:lvlText w:val=""/>
       <w:lvlJc w:val="left"/>
       <w:pPr>
-        <w:ind w:left="4320" w:hanging="360"/>
+        <w:tabs>
+          <w:tab w:val="num" w:pos="2160"/>
+        </w:tabs>
+        <w:ind w:left="2160" w:hanging="360"/>
       </w:pPr>
       <w:rPr>
         <w:rFonts w:ascii="Wingdings" w:hAnsi="Wingdings" w:hint="default"/>
+        <w:sz w:val="20"/>
       </w:rPr>
     </w:lvl>
-    <w:lvl w:ilvl="6" w:tplc="280A0001" w:tentative="1">
+    <w:lvl w:ilvl="3" w:tentative="1">
+      <w:start w:val="1"/>
+      <w:numFmt w:val="bullet"/>
+      <w:lvlText w:val=""/>
+      <w:lvlJc w:val="left"/>
+      <w:pPr>
+        <w:tabs>
+          <w:tab w:val="num" w:pos="2880"/>
+        </w:tabs>
+        <w:ind w:left="2880" w:hanging="360"/>
+      </w:pPr>
+      <w:rPr>
+        <w:rFonts w:ascii="Wingdings" w:hAnsi="Wingdings" w:hint="default"/>
+        <w:sz w:val="20"/>
+      </w:rPr>
+    </w:lvl>
+    <w:lvl w:ilvl="4" w:tentative="1">
+      <w:start w:val="1"/>
+      <w:numFmt w:val="bullet"/>
+      <w:lvlText w:val=""/>
+      <w:lvlJc w:val="left"/>
+      <w:pPr>
+        <w:tabs>
+          <w:tab w:val="num" w:pos="3600"/>
+        </w:tabs>
+        <w:ind w:left="3600" w:hanging="360"/>
+      </w:pPr>
+      <w:rPr>
+        <w:rFonts w:ascii="Wingdings" w:hAnsi="Wingdings" w:hint="default"/>
+        <w:sz w:val="20"/>
+      </w:rPr>
+    </w:lvl>
+    <w:lvl w:ilvl="5" w:tentative="1">
+      <w:start w:val="1"/>
+      <w:numFmt w:val="bullet"/>
+      <w:lvlText w:val=""/>
+      <w:lvlJc w:val="left"/>
+      <w:pPr>
+        <w:tabs>
+          <w:tab w:val="num" w:pos="4320"/>
+        </w:tabs>
+        <w:ind w:left="4320" w:hanging="360"/>
+      </w:pPr>
+      <w:rPr>
+        <w:rFonts w:ascii="Wingdings" w:hAnsi="Wingdings" w:hint="default"/>
+        <w:sz w:val="20"/>
+      </w:rPr>
+    </w:lvl>
+    <w:lvl w:ilvl="6" w:tentative="1">
+      <w:start w:val="1"/>
+      <w:numFmt w:val="bullet"/>
+      <w:lvlText w:val=""/>
+      <w:lvlJc w:val="left"/>
+      <w:pPr>
+        <w:tabs>
+          <w:tab w:val="num" w:pos="5040"/>
+        </w:tabs>
+        <w:ind w:left="5040" w:hanging="360"/>
+      </w:pPr>
+      <w:rPr>
+        <w:rFonts w:ascii="Wingdings" w:hAnsi="Wingdings" w:hint="default"/>
+        <w:sz w:val="20"/>
+      </w:rPr>
+    </w:lvl>
+    <w:lvl w:ilvl="7" w:tentative="1">
+      <w:start w:val="1"/>
+      <w:numFmt w:val="bullet"/>
+      <w:lvlText w:val=""/>
+      <w:lvlJc w:val="left"/>
+      <w:pPr>
+        <w:tabs>
+          <w:tab w:val="num" w:pos="5760"/>
+        </w:tabs>
+        <w:ind w:left="5760" w:hanging="360"/>
+      </w:pPr>
+      <w:rPr>
+        <w:rFonts w:ascii="Wingdings" w:hAnsi="Wingdings" w:hint="default"/>
+        <w:sz w:val="20"/>
+      </w:rPr>
+    </w:lvl>
+    <w:lvl w:ilvl="8" w:tentative="1">
+      <w:start w:val="1"/>
+      <w:numFmt w:val="bullet"/>
+      <w:lvlText w:val=""/>
+      <w:lvlJc w:val="left"/>
+      <w:pPr>
+        <w:tabs>
+          <w:tab w:val="num" w:pos="6480"/>
+        </w:tabs>
+        <w:ind w:left="6480" w:hanging="360"/>
+      </w:pPr>
+      <w:rPr>
+        <w:rFonts w:ascii="Wingdings" w:hAnsi="Wingdings" w:hint="default"/>
+        <w:sz w:val="20"/>
+      </w:rPr>
+    </w:lvl>
+  </w:abstractNum>
+  <w:abstractNum w:abstractNumId="5" w15:restartNumberingAfterBreak="0">
+    <w:nsid w:val="44BD53B5"/>
+    <w:multiLevelType w:val="hybridMultilevel"/>
+    <w:tmpl w:val="57AA9D92"/>
+    <w:lvl w:ilvl="0" w:tplc="CE52C8BE">
+      <w:start w:val="1"/>
+      <w:numFmt w:val="upperRoman"/>
+      <w:lvlText w:val="%1."/>
+      <w:lvlJc w:val="left"/>
+      <w:pPr>
+        <w:ind w:left="1080" w:hanging="720"/>
+      </w:pPr>
+      <w:rPr>
+        <w:rFonts w:hint="default"/>
+        <w:u w:val="single"/>
+      </w:rPr>
+    </w:lvl>
+    <w:lvl w:ilvl="1" w:tplc="1F30F644">
+      <w:start w:val="1"/>
+      <w:numFmt w:val="decimal"/>
+      <w:lvlText w:val="%2."/>
+      <w:lvlJc w:val="left"/>
+      <w:pPr>
+        <w:ind w:left="1440" w:hanging="360"/>
+      </w:pPr>
+      <w:rPr>
+        <w:rFonts w:hint="default"/>
+      </w:rPr>
+    </w:lvl>
+    <w:lvl w:ilvl="2" w:tplc="5A18A316">
+      <w:start w:val="1"/>
+      <w:numFmt w:val="lowerLetter"/>
+      <w:lvlText w:val="%3)"/>
+      <w:lvlJc w:val="left"/>
+      <w:pPr>
+        <w:ind w:left="2340" w:hanging="360"/>
+      </w:pPr>
+      <w:rPr>
+        <w:rFonts w:hint="default"/>
+        <w:u w:val="single"/>
+      </w:rPr>
+    </w:lvl>
+    <w:lvl w:ilvl="3" w:tplc="280A000F" w:tentative="1">
+      <w:start w:val="1"/>
+      <w:numFmt w:val="decimal"/>
+      <w:lvlText w:val="%4."/>
+      <w:lvlJc w:val="left"/>
+      <w:pPr>
+        <w:ind w:left="2880" w:hanging="360"/>
+      </w:pPr>
+    </w:lvl>
+    <w:lvl w:ilvl="4" w:tplc="280A0019" w:tentative="1">
+      <w:start w:val="1"/>
+      <w:numFmt w:val="lowerLetter"/>
+      <w:lvlText w:val="%5."/>
+      <w:lvlJc w:val="left"/>
+      <w:pPr>
+        <w:ind w:left="3600" w:hanging="360"/>
+      </w:pPr>
+    </w:lvl>
+    <w:lvl w:ilvl="5" w:tplc="280A001B" w:tentative="1">
+      <w:start w:val="1"/>
+      <w:numFmt w:val="lowerRoman"/>
+      <w:lvlText w:val="%6."/>
+      <w:lvlJc w:val="right"/>
+      <w:pPr>
+        <w:ind w:left="4320" w:hanging="180"/>
+      </w:pPr>
+    </w:lvl>
+    <w:lvl w:ilvl="6" w:tplc="280A000F" w:tentative="1">
+      <w:start w:val="1"/>
+      <w:numFmt w:val="decimal"/>
+      <w:lvlText w:val="%7."/>
+      <w:lvlJc w:val="left"/>
+      <w:pPr>
+        <w:ind w:left="5040" w:hanging="360"/>
+      </w:pPr>
+    </w:lvl>
+    <w:lvl w:ilvl="7" w:tplc="280A0019" w:tentative="1">
+      <w:start w:val="1"/>
+      <w:numFmt w:val="lowerLetter"/>
+      <w:lvlText w:val="%8."/>
+      <w:lvlJc w:val="left"/>
+      <w:pPr>
+        <w:ind w:left="5760" w:hanging="360"/>
+      </w:pPr>
+    </w:lvl>
+    <w:lvl w:ilvl="8" w:tplc="280A001B" w:tentative="1">
+      <w:start w:val="1"/>
+      <w:numFmt w:val="lowerRoman"/>
+      <w:lvlText w:val="%9."/>
+      <w:lvlJc w:val="right"/>
+      <w:pPr>
+        <w:ind w:left="6480" w:hanging="180"/>
+      </w:pPr>
+    </w:lvl>
+  </w:abstractNum>
+  <w:abstractNum w:abstractNumId="6" w15:restartNumberingAfterBreak="0">
+    <w:nsid w:val="70D86289"/>
+    <w:multiLevelType w:val="multilevel"/>
+    <w:tmpl w:val="EEFE106C"/>
+    <w:lvl w:ilvl="0">
       <w:start w:val="1"/>
       <w:numFmt w:val="bullet"/>
       <w:lvlText w:val=""/>
       <w:lvlJc w:val="left"/>
       <w:pPr>
-        <w:ind w:left="5040" w:hanging="360"/>
+        <w:tabs>
+          <w:tab w:val="num" w:pos="720"/>
+        </w:tabs>
+        <w:ind w:left="720" w:hanging="360"/>
       </w:pPr>
       <w:rPr>
         <w:rFonts w:ascii="Symbol" w:hAnsi="Symbol" w:hint="default"/>
+        <w:sz w:val="20"/>
       </w:rPr>
     </w:lvl>
-    <w:lvl w:ilvl="7" w:tplc="280A0003" w:tentative="1">
+    <w:lvl w:ilvl="1" w:tentative="1">
       <w:start w:val="1"/>
       <w:numFmt w:val="bullet"/>
       <w:lvlText w:val="o"/>
       <w:lvlJc w:val="left"/>
       <w:pPr>
-        <w:ind w:left="5760" w:hanging="360"/>
+        <w:tabs>
+          <w:tab w:val="num" w:pos="1440"/>
+        </w:tabs>
+        <w:ind w:left="1440" w:hanging="360"/>
       </w:pPr>
       <w:rPr>
-        <w:rFonts w:ascii="Courier New" w:hAnsi="Courier New" w:cs="Courier New" w:hint="default"/>
+        <w:rFonts w:ascii="Courier New" w:hAnsi="Courier New" w:hint="default"/>
+        <w:sz w:val="20"/>
       </w:rPr>
     </w:lvl>
-    <w:lvl w:ilvl="8" w:tplc="280A0005" w:tentative="1">
+    <w:lvl w:ilvl="2" w:tentative="1">
       <w:start w:val="1"/>
       <w:numFmt w:val="bullet"/>
       <w:lvlText w:val=""/>
       <w:lvlJc w:val="left"/>
       <w:pPr>
-        <w:ind w:left="6480" w:hanging="360"/>
+        <w:tabs>
+          <w:tab w:val="num" w:pos="2160"/>
+        </w:tabs>
+        <w:ind w:left="2160" w:hanging="360"/>
       </w:pPr>
       <w:rPr>
         <w:rFonts w:ascii="Wingdings" w:hAnsi="Wingdings" w:hint="default"/>
+        <w:sz w:val="20"/>
       </w:rPr>
     </w:lvl>
-  </w:abstractNum>
-  <w:abstractNum w:abstractNumId="4">
-    <w:nsid w:val="14F812D4"/>
-    <w:multiLevelType w:val="hybridMultilevel"/>
-    <w:tmpl w:val="EAEC1AC4"/>
-    <w:lvl w:ilvl="0" w:tplc="280A0001">
-      <w:start w:val="1"/>
-      <w:numFmt w:val="bullet"/>
-      <w:lvlText w:val=""/>
-      <w:lvlJc w:val="left"/>
-      <w:pPr>
-        <w:ind w:left="720" w:hanging="360"/>
-      </w:pPr>
-      <w:rPr>
-        <w:rFonts w:ascii="Symbol" w:hAnsi="Symbol" w:hint="default"/>
-      </w:rPr>
-    </w:lvl>
-    <w:lvl w:ilvl="1" w:tplc="280A0003" w:tentative="1">
-      <w:start w:val="1"/>
-      <w:numFmt w:val="bullet"/>
-      <w:lvlText w:val="o"/>
-      <w:lvlJc w:val="left"/>
-      <w:pPr>
-        <w:ind w:left="1440" w:hanging="360"/>
-      </w:pPr>
-      <w:rPr>
-        <w:rFonts w:ascii="Courier New" w:hAnsi="Courier New" w:cs="Courier New" w:hint="default"/>
-      </w:rPr>
-    </w:lvl>
-    <w:lvl w:ilvl="2" w:tplc="280A0005" w:tentative="1">
+    <w:lvl w:ilvl="3" w:tentative="1">
       <w:start w:val="1"/>
       <w:numFmt w:val="bullet"/>
       <w:lvlText w:val=""/>
       <w:lvlJc w:val="left"/>
       <w:pPr>
-        <w:ind w:left="2160" w:hanging="360"/>
+        <w:tabs>
+          <w:tab w:val="num" w:pos="2880"/>
+        </w:tabs>
+        <w:ind w:left="2880" w:hanging="360"/>
       </w:pPr>
       <w:rPr>
         <w:rFonts w:ascii="Wingdings" w:hAnsi="Wingdings" w:hint="default"/>
+        <w:sz w:val="20"/>
       </w:rPr>
     </w:lvl>
-    <w:lvl w:ilvl="3" w:tplc="280A0001" w:tentative="1">
-      <w:start w:val="1"/>
-      <w:numFmt w:val="bullet"/>
-      <w:lvlText w:val=""/>
-      <w:lvlJc w:val="left"/>
-      <w:pPr>
-        <w:ind w:left="2880" w:hanging="360"/>
-      </w:pPr>
-      <w:rPr>
-        <w:rFonts w:ascii="Symbol" w:hAnsi="Symbol" w:hint="default"/>
-      </w:rPr>
-    </w:lvl>
-    <w:lvl w:ilvl="4" w:tplc="280A0003" w:tentative="1">
-      <w:start w:val="1"/>
-      <w:numFmt w:val="bullet"/>
-      <w:lvlText w:val="o"/>
-      <w:lvlJc w:val="left"/>
-      <w:pPr>
-        <w:ind w:left="3600" w:hanging="360"/>
-      </w:pPr>
-      <w:rPr>
-        <w:rFonts w:ascii="Courier New" w:hAnsi="Courier New" w:cs="Courier New" w:hint="default"/>
-      </w:rPr>
-    </w:lvl>
-    <w:lvl w:ilvl="5" w:tplc="280A0005" w:tentative="1">
+    <w:lvl w:ilvl="4" w:tentative="1">
       <w:start w:val="1"/>
       <w:numFmt w:val="bullet"/>
       <w:lvlText w:val=""/>
       <w:lvlJc w:val="left"/>
       <w:pPr>
-        <w:ind w:left="4320" w:hanging="360"/>
+        <w:tabs>
+          <w:tab w:val="num" w:pos="3600"/>
+        </w:tabs>
+        <w:ind w:left="3600" w:hanging="360"/>
       </w:pPr>
       <w:rPr>
         <w:rFonts w:ascii="Wingdings" w:hAnsi="Wingdings" w:hint="default"/>
+        <w:sz w:val="20"/>
       </w:rPr>
     </w:lvl>
-    <w:lvl w:ilvl="6" w:tplc="280A0001" w:tentative="1">
-      <w:start w:val="1"/>
-      <w:numFmt w:val="bullet"/>
-      <w:lvlText w:val=""/>
-      <w:lvlJc w:val="left"/>
-      <w:pPr>
-        <w:ind w:left="5040" w:hanging="360"/>
-      </w:pPr>
-      <w:rPr>
-        <w:rFonts w:ascii="Symbol" w:hAnsi="Symbol" w:hint="default"/>
-      </w:rPr>
-    </w:lvl>
-    <w:lvl w:ilvl="7" w:tplc="280A0003" w:tentative="1">
-      <w:start w:val="1"/>
-      <w:numFmt w:val="bullet"/>
-      <w:lvlText w:val="o"/>
-      <w:lvlJc w:val="left"/>
-      <w:pPr>
-        <w:ind w:left="5760" w:hanging="360"/>
-      </w:pPr>
-      <w:rPr>
-        <w:rFonts w:ascii="Courier New" w:hAnsi="Courier New" w:cs="Courier New" w:hint="default"/>
-      </w:rPr>
-    </w:lvl>
-    <w:lvl w:ilvl="8" w:tplc="280A0005" w:tentative="1">
+    <w:lvl w:ilvl="5" w:tentative="1">
       <w:start w:val="1"/>
       <w:numFmt w:val="bullet"/>
       <w:lvlText w:val=""/>
       <w:lvlJc w:val="left"/>
       <w:pPr>
-        <w:ind w:left="6480" w:hanging="360"/>
+        <w:tabs>
+          <w:tab w:val="num" w:pos="4320"/>
+        </w:tabs>
+        <w:ind w:left="4320" w:hanging="360"/>
       </w:pPr>
       <w:rPr>
         <w:rFonts w:ascii="Wingdings" w:hAnsi="Wingdings" w:hint="default"/>
+        <w:sz w:val="20"/>
       </w:rPr>
     </w:lvl>
-  </w:abstractNum>
-  <w:abstractNum w:abstractNumId="5">
-    <w:nsid w:val="18576469"/>
-    <w:multiLevelType w:val="hybridMultilevel"/>
-    <w:tmpl w:val="CB96B2C6"/>
-    <w:lvl w:ilvl="0" w:tplc="280A0001">
-      <w:start w:val="1"/>
-      <w:numFmt w:val="bullet"/>
-      <w:lvlText w:val=""/>
-      <w:lvlJc w:val="left"/>
-      <w:pPr>
-        <w:ind w:left="720" w:hanging="360"/>
-      </w:pPr>
-      <w:rPr>
-        <w:rFonts w:ascii="Symbol" w:hAnsi="Symbol" w:hint="default"/>
-      </w:rPr>
-    </w:lvl>
-    <w:lvl w:ilvl="1" w:tplc="280A0003" w:tentative="1">
-      <w:start w:val="1"/>
-      <w:numFmt w:val="bullet"/>
-      <w:lvlText w:val="o"/>
-      <w:lvlJc w:val="left"/>
-      <w:pPr>
-        <w:ind w:left="1440" w:hanging="360"/>
-      </w:pPr>
-      <w:rPr>
-        <w:rFonts w:ascii="Courier New" w:hAnsi="Courier New" w:cs="Courier New" w:hint="default"/>
-      </w:rPr>
-    </w:lvl>
-    <w:lvl w:ilvl="2" w:tplc="280A0005">
+    <w:lvl w:ilvl="6" w:tentative="1">
       <w:start w:val="1"/>
       <w:numFmt w:val="bullet"/>
       <w:lvlText w:val=""/>
       <w:lvlJc w:val="left"/>
       <w:pPr>
-        <w:ind w:left="2160" w:hanging="360"/>
+        <w:tabs>
+          <w:tab w:val="num" w:pos="5040"/>
+        </w:tabs>
+        <w:ind w:left="5040" w:hanging="360"/>
       </w:pPr>
       <w:rPr>
         <w:rFonts w:ascii="Wingdings" w:hAnsi="Wingdings" w:hint="default"/>
+        <w:sz w:val="20"/>
       </w:rPr>
     </w:lvl>
-    <w:lvl w:ilvl="3" w:tplc="280A0001" w:tentative="1">
-      <w:start w:val="1"/>
-      <w:numFmt w:val="bullet"/>
-      <w:lvlText w:val=""/>
-      <w:lvlJc w:val="left"/>
-      <w:pPr>
-        <w:ind w:left="2880" w:hanging="360"/>
-      </w:pPr>
-      <w:rPr>
-        <w:rFonts w:ascii="Symbol" w:hAnsi="Symbol" w:hint="default"/>
-      </w:rPr>
-    </w:lvl>
-    <w:lvl w:ilvl="4" w:tplc="280A0003" w:tentative="1">
-      <w:start w:val="1"/>
-      <w:numFmt w:val="bullet"/>
-      <w:lvlText w:val="o"/>
-      <w:lvlJc w:val="left"/>
-      <w:pPr>
-        <w:ind w:left="3600" w:hanging="360"/>
-      </w:pPr>
-      <w:rPr>
-        <w:rFonts w:ascii="Courier New" w:hAnsi="Courier New" w:cs="Courier New" w:hint="default"/>
-      </w:rPr>
-    </w:lvl>
-    <w:lvl w:ilvl="5" w:tplc="280A0005" w:tentative="1">
+    <w:lvl w:ilvl="7" w:tentative="1">
       <w:start w:val="1"/>
       <w:numFmt w:val="bullet"/>
       <w:lvlText w:val=""/>
       <w:lvlJc w:val="left"/>
       <w:pPr>
-        <w:ind w:left="4320" w:hanging="360"/>
+        <w:tabs>
+          <w:tab w:val="num" w:pos="5760"/>
+        </w:tabs>
+        <w:ind w:left="5760" w:hanging="360"/>
       </w:pPr>
       <w:rPr>
         <w:rFonts w:ascii="Wingdings" w:hAnsi="Wingdings" w:hint="default"/>
+        <w:sz w:val="20"/>
       </w:rPr>
     </w:lvl>
-    <w:lvl w:ilvl="6" w:tplc="280A0001" w:tentative="1">
-      <w:start w:val="1"/>
-      <w:numFmt w:val="bullet"/>
-      <w:lvlText w:val=""/>
-      <w:lvlJc w:val="left"/>
-      <w:pPr>
-        <w:ind w:left="5040" w:hanging="360"/>
-      </w:pPr>
-      <w:rPr>
-        <w:rFonts w:ascii="Symbol" w:hAnsi="Symbol" w:hint="default"/>
-      </w:rPr>
-    </w:lvl>
-    <w:lvl w:ilvl="7" w:tplc="280A0003" w:tentative="1">
-      <w:start w:val="1"/>
-      <w:numFmt w:val="bullet"/>
-      <w:lvlText w:val="o"/>
-      <w:lvlJc w:val="left"/>
-      <w:pPr>
-        <w:ind w:left="5760" w:hanging="360"/>
-      </w:pPr>
-      <w:rPr>
-        <w:rFonts w:ascii="Courier New" w:hAnsi="Courier New" w:cs="Courier New" w:hint="default"/>
-      </w:rPr>
-    </w:lvl>
-    <w:lvl w:ilvl="8" w:tplc="280A0005" w:tentative="1">
+    <w:lvl w:ilvl="8" w:tentative="1">
       <w:start w:val="1"/>
       <w:numFmt w:val="bullet"/>
       <w:lvlText w:val=""/>
       <w:lvlJc w:val="left"/>
       <w:pPr>
+        <w:tabs>
+          <w:tab w:val="num" w:pos="6480"/>
+        </w:tabs>
         <w:ind w:left="6480" w:hanging="360"/>
       </w:pPr>
       <w:rPr>
         <w:rFonts w:ascii="Wingdings" w:hAnsi="Wingdings" w:hint="default"/>
+        <w:sz w:val="20"/>
       </w:rPr>
     </w:lvl>
   </w:abstractNum>
-  <w:abstractNum w:abstractNumId="6">
-    <w:nsid w:val="1E851D84"/>
-    <w:multiLevelType w:val="multilevel"/>
-    <w:tmpl w:val="FF66822A"/>
-    <w:lvl w:ilvl="0">
-      <w:start w:val="1"/>
-      <w:numFmt w:val="lowerLetter"/>
-      <w:lvlText w:val="%1."/>
-      <w:lvlJc w:val="left"/>
-      <w:pPr>
-        <w:ind w:left="1068" w:hanging="360"/>
-      </w:pPr>
-      <w:rPr>
-        <w:rFonts w:hint="default"/>
-        <w:b/>
-      </w:rPr>
-    </w:lvl>
-    <w:lvl w:ilvl="1">
-      <w:start w:val="1"/>
-      <w:numFmt w:val="lowerLetter"/>
-      <w:lvlText w:val="%2."/>
-      <w:lvlJc w:val="left"/>
-      <w:pPr>
-        <w:ind w:left="1788" w:hanging="360"/>
-      </w:pPr>
-    </w:lvl>
-    <w:lvl w:ilvl="2">
-      <w:start w:val="1"/>
-      <w:numFmt w:val="lowerRoman"/>
-      <w:lvlText w:val="%3."/>
-      <w:lvlJc w:val="right"/>
-      <w:pPr>
-        <w:ind w:left="2508" w:hanging="180"/>
-      </w:pPr>
-    </w:lvl>
-    <w:lvl w:ilvl="3" w:tentative="1">
-      <w:start w:val="1"/>
-      <w:numFmt w:val="decimal"/>
-      <w:lvlText w:val="%4."/>
-      <w:lvlJc w:val="left"/>
-      <w:pPr>
-        <w:ind w:left="3228" w:hanging="360"/>
-      </w:pPr>
-    </w:lvl>
-    <w:lvl w:ilvl="4" w:tentative="1">
-      <w:start w:val="1"/>
-      <w:numFmt w:val="lowerLetter"/>
-      <w:lvlText w:val="%5."/>
-      <w:lvlJc w:val="left"/>
-      <w:pPr>
-        <w:ind w:left="3948" w:hanging="360"/>
-      </w:pPr>
-    </w:lvl>
-    <w:lvl w:ilvl="5" w:tentative="1">
-      <w:start w:val="1"/>
-      <w:numFmt w:val="lowerRoman"/>
-      <w:lvlText w:val="%6."/>
-      <w:lvlJc w:val="right"/>
-      <w:pPr>
-        <w:ind w:left="4668" w:hanging="180"/>
-      </w:pPr>
-    </w:lvl>
-    <w:lvl w:ilvl="6" w:tentative="1">
-      <w:start w:val="1"/>
-      <w:numFmt w:val="decimal"/>
-      <w:lvlText w:val="%7."/>
-      <w:lvlJc w:val="left"/>
-      <w:pPr>
-        <w:ind w:left="5388" w:hanging="360"/>
-      </w:pPr>
-    </w:lvl>
-    <w:lvl w:ilvl="7" w:tentative="1">
-      <w:start w:val="1"/>
-      <w:numFmt w:val="lowerLetter"/>
-      <w:lvlText w:val="%8."/>
-      <w:lvlJc w:val="left"/>
-      <w:pPr>
-        <w:ind w:left="6108" w:hanging="360"/>
-      </w:pPr>
-    </w:lvl>
-    <w:lvl w:ilvl="8" w:tentative="1">
-      <w:start w:val="1"/>
-      <w:numFmt w:val="lowerRoman"/>
-      <w:lvlText w:val="%9."/>
-      <w:lvlJc w:val="right"/>
-      <w:pPr>
-        <w:ind w:left="6828" w:hanging="180"/>
-      </w:pPr>
-    </w:lvl>
-  </w:abstractNum>
-  <w:abstractNum w:abstractNumId="7">
-    <w:nsid w:val="22C76FDA"/>
+  <w:abstractNum w:abstractNumId="7" w15:restartNumberingAfterBreak="0">
+    <w:nsid w:val="76DB0AB9"/>
     <w:multiLevelType w:val="hybridMultilevel"/>
-    <w:tmpl w:val="C0421EE8"/>
-    <w:lvl w:ilvl="0" w:tplc="280A0001">
-      <w:start w:val="1"/>
-      <w:numFmt w:val="bullet"/>
-      <w:lvlText w:val=""/>
-      <w:lvlJc w:val="left"/>
-      <w:pPr>
-        <w:ind w:left="720" w:hanging="360"/>
-      </w:pPr>
-      <w:rPr>
-        <w:rFonts w:ascii="Symbol" w:hAnsi="Symbol" w:hint="default"/>
-      </w:rPr>
-    </w:lvl>
-    <w:lvl w:ilvl="1" w:tplc="280A0003">
-      <w:start w:val="1"/>
-      <w:numFmt w:val="bullet"/>
-      <w:lvlText w:val="o"/>
-      <w:lvlJc w:val="left"/>
-      <w:pPr>
-        <w:ind w:left="1440" w:hanging="360"/>
-      </w:pPr>
-      <w:rPr>
-        <w:rFonts w:ascii="Courier New" w:hAnsi="Courier New" w:cs="Courier New" w:hint="default"/>
-      </w:rPr>
-    </w:lvl>
-    <w:lvl w:ilvl="2" w:tplc="280A0005" w:tentative="1">
-      <w:start w:val="1"/>
-      <w:numFmt w:val="bullet"/>
-      <w:lvlText w:val=""/>
-      <w:lvlJc w:val="left"/>
-      <w:pPr>
-        <w:ind w:left="2160" w:hanging="360"/>
-      </w:pPr>
-      <w:rPr>
-        <w:rFonts w:ascii="Wingdings" w:hAnsi="Wingdings" w:hint="default"/>
-      </w:rPr>
-    </w:lvl>
-    <w:lvl w:ilvl="3" w:tplc="280A0001" w:tentative="1">
-      <w:start w:val="1"/>
-      <w:numFmt w:val="bullet"/>
-      <w:lvlText w:val=""/>
-      <w:lvlJc w:val="left"/>
-      <w:pPr>
-        <w:ind w:left="2880" w:hanging="360"/>
-      </w:pPr>
-      <w:rPr>
-        <w:rFonts w:ascii="Symbol" w:hAnsi="Symbol" w:hint="default"/>
-      </w:rPr>
-    </w:lvl>
-    <w:lvl w:ilvl="4" w:tplc="280A0003" w:tentative="1">
-      <w:start w:val="1"/>
-      <w:numFmt w:val="bullet"/>
-      <w:lvlText w:val="o"/>
-      <w:lvlJc w:val="left"/>
-      <w:pPr>
-        <w:ind w:left="3600" w:hanging="360"/>
-      </w:pPr>
-      <w:rPr>
-        <w:rFonts w:ascii="Courier New" w:hAnsi="Courier New" w:cs="Courier New" w:hint="default"/>
-      </w:rPr>
-    </w:lvl>
-    <w:lvl w:ilvl="5" w:tplc="280A0005" w:tentative="1">
-      <w:start w:val="1"/>
-      <w:numFmt w:val="bullet"/>
-      <w:lvlText w:val=""/>
-      <w:lvlJc w:val="left"/>
-      <w:pPr>
-        <w:ind w:left="4320" w:hanging="360"/>
-      </w:pPr>
-      <w:rPr>
-        <w:rFonts w:ascii="Wingdings" w:hAnsi="Wingdings" w:hint="default"/>
-      </w:rPr>
-    </w:lvl>
-    <w:lvl w:ilvl="6" w:tplc="280A0001" w:tentative="1">
-      <w:start w:val="1"/>
-      <w:numFmt w:val="bullet"/>
-      <w:lvlText w:val=""/>
-      <w:lvlJc w:val="left"/>
-      <w:pPr>
-        <w:ind w:left="5040" w:hanging="360"/>
-      </w:pPr>
-      <w:rPr>
-        <w:rFonts w:ascii="Symbol" w:hAnsi="Symbol" w:hint="default"/>
-      </w:rPr>
-    </w:lvl>
-    <w:lvl w:ilvl="7" w:tplc="280A0003" w:tentative="1">
-      <w:start w:val="1"/>
-      <w:numFmt w:val="bullet"/>
-      <w:lvlText w:val="o"/>
-      <w:lvlJc w:val="left"/>
-      <w:pPr>
-        <w:ind w:left="5760" w:hanging="360"/>
-      </w:pPr>
-      <w:rPr>
-        <w:rFonts w:ascii="Courier New" w:hAnsi="Courier New" w:cs="Courier New" w:hint="default"/>
-      </w:rPr>
-    </w:lvl>
-    <w:lvl w:ilvl="8" w:tplc="280A0005" w:tentative="1">
-      <w:start w:val="1"/>
-      <w:numFmt w:val="bullet"/>
-      <w:lvlText w:val=""/>
-      <w:lvlJc w:val="left"/>
-      <w:pPr>
-        <w:ind w:left="6480" w:hanging="360"/>
-      </w:pPr>
-      <w:rPr>
-        <w:rFonts w:ascii="Wingdings" w:hAnsi="Wingdings" w:hint="default"/>
-      </w:rPr>
-    </w:lvl>
-  </w:abstractNum>
-  <w:abstractNum w:abstractNumId="8">
-    <w:nsid w:val="23471A3C"/>
-    <w:multiLevelType w:val="multilevel"/>
-    <w:tmpl w:val="2120434C"/>
-    <w:lvl w:ilvl="0">
+    <w:tmpl w:val="FF60902C"/>
+    <w:lvl w:ilvl="0" w:tplc="280A000F">
       <w:start w:val="1"/>
       <w:numFmt w:val="decimal"/>
       <w:lvlText w:val="%1."/>
       <w:lvlJc w:val="left"/>
       <w:pPr>
-        <w:tabs>
-          <w:tab w:val="num" w:pos="360"/>
-        </w:tabs>
-        <w:ind w:left="360" w:hanging="360"/>
-      </w:pPr>
-      <w:rPr>
-        <w:rFonts w:hint="default"/>
-      </w:rPr>
-    </w:lvl>
-    <w:lvl w:ilvl="1">
-      <w:start w:val="1"/>
-      <w:numFmt w:val="decimal"/>
-      <w:lvlText w:val="%1.%2."/>
-      <w:lvlJc w:val="left"/>
-      <w:pPr>
-        <w:tabs>
-          <w:tab w:val="num" w:pos="792"/>
-        </w:tabs>
-        <w:ind w:left="792" w:hanging="432"/>
-      </w:pPr>
-      <w:rPr>
-        <w:rFonts w:hint="default"/>
-        <w:b/>
-        <w:bCs/>
-        <w:i w:val="0"/>
-        <w:sz w:val="22"/>
-        <w:szCs w:val="22"/>
-      </w:rPr>
-    </w:lvl>
-    <w:lvl w:ilvl="2">
-      <w:start w:val="1"/>
-      <w:numFmt w:val="decimal"/>
-      <w:lvlText w:val="%1.%2.%3."/>
-      <w:lvlJc w:val="left"/>
-      <w:pPr>
-        <w:tabs>
-          <w:tab w:val="num" w:pos="1440"/>
-        </w:tabs>
-        <w:ind w:left="1224" w:hanging="504"/>
-      </w:pPr>
-      <w:rPr>
-        <w:rFonts w:hint="default"/>
-      </w:rPr>
-    </w:lvl>
-    <w:lvl w:ilvl="3">
-      <w:start w:val="1"/>
-      <w:numFmt w:val="decimal"/>
-      <w:lvlText w:val="%1.%2.%3.%4."/>
-      <w:lvlJc w:val="left"/>
-      <w:pPr>
-        <w:tabs>
-          <w:tab w:val="num" w:pos="2160"/>
-        </w:tabs>
-        <w:ind w:left="1728" w:hanging="648"/>
-      </w:pPr>
-      <w:rPr>
-        <w:rFonts w:hint="default"/>
-      </w:rPr>
-    </w:lvl>
-    <w:lvl w:ilvl="4">
-      <w:start w:val="1"/>
-      <w:numFmt w:val="decimal"/>
-      <w:lvlText w:val="%1.%2.%3.%4.%5."/>
-      <w:lvlJc w:val="left"/>
-      <w:pPr>
-        <w:tabs>
-          <w:tab w:val="num" w:pos="2520"/>
-        </w:tabs>
-        <w:ind w:left="2232" w:hanging="792"/>
-      </w:pPr>
-      <w:rPr>
-        <w:rFonts w:hint="default"/>
-      </w:rPr>
-    </w:lvl>
-    <w:lvl w:ilvl="5">
-      <w:start w:val="1"/>
-      <w:numFmt w:val="decimal"/>
-      <w:lvlText w:val="%1.%2.%3.%4.%5.%6."/>
-      <w:lvlJc w:val="left"/>
-      <w:pPr>
-        <w:tabs>
-          <w:tab w:val="num" w:pos="3240"/>
-        </w:tabs>
-        <w:ind w:left="2736" w:hanging="936"/>
-      </w:pPr>
-      <w:rPr>
-        <w:rFonts w:hint="default"/>
-      </w:rPr>
-    </w:lvl>
-    <w:lvl w:ilvl="6">
-      <w:start w:val="1"/>
-      <w:numFmt w:val="decimal"/>
-      <w:lvlText w:val="%1.%2.%3.%4.%5.%6.%7."/>
-      <w:lvlJc w:val="left"/>
-      <w:pPr>
-        <w:tabs>
-          <w:tab w:val="num" w:pos="3600"/>
-        </w:tabs>
-        <w:ind w:left="3240" w:hanging="1080"/>
-      </w:pPr>
-      <w:rPr>
-        <w:rFonts w:hint="default"/>
-      </w:rPr>
-    </w:lvl>
-    <w:lvl w:ilvl="7">
-      <w:start w:val="1"/>
-      <w:numFmt w:val="decimal"/>
-      <w:lvlText w:val="%1.%2.%3.%4.%5.%6.%7.%8."/>
-      <w:lvlJc w:val="left"/>
-      <w:pPr>
-        <w:tabs>
-          <w:tab w:val="num" w:pos="4320"/>
-        </w:tabs>
-        <w:ind w:left="3744" w:hanging="1224"/>
-      </w:pPr>
-      <w:rPr>
-        <w:rFonts w:hint="default"/>
-      </w:rPr>
-    </w:lvl>
-    <w:lvl w:ilvl="8">
-      <w:start w:val="1"/>
-      <w:numFmt w:val="decimal"/>
-      <w:lvlText w:val="%1.%2.%3.%4.%5.%6.%7.%8.%9."/>
-      <w:lvlJc w:val="left"/>
-      <w:pPr>
-        <w:tabs>
-          <w:tab w:val="num" w:pos="4680"/>
-        </w:tabs>
-        <w:ind w:left="4320" w:hanging="1440"/>
-      </w:pPr>
-      <w:rPr>
-        <w:rFonts w:hint="default"/>
-      </w:rPr>
-    </w:lvl>
-  </w:abstractNum>
-  <w:abstractNum w:abstractNumId="9">
-    <w:nsid w:val="2E5E787D"/>
-    <w:multiLevelType w:val="hybridMultilevel"/>
-    <w:tmpl w:val="6CA6AB48"/>
-    <w:lvl w:ilvl="0" w:tplc="280A0001">
-      <w:start w:val="1"/>
-      <w:numFmt w:val="bullet"/>
-      <w:lvlText w:val=""/>
-      <w:lvlJc w:val="left"/>
-      <w:pPr>
-        <w:ind w:left="360" w:hanging="360"/>
-      </w:pPr>
-      <w:rPr>
-        <w:rFonts w:ascii="Symbol" w:hAnsi="Symbol" w:hint="default"/>
-      </w:rPr>
-    </w:lvl>
-    <w:lvl w:ilvl="1" w:tplc="280A0003" w:tentative="1">
-      <w:start w:val="1"/>
-      <w:numFmt w:val="bullet"/>
-      <w:lvlText w:val="o"/>
-      <w:lvlJc w:val="left"/>
-      <w:pPr>
-        <w:ind w:left="1080" w:hanging="360"/>
-      </w:pPr>
-      <w:rPr>
-        <w:rFonts w:ascii="Courier New" w:hAnsi="Courier New" w:cs="Courier New" w:hint="default"/>
-      </w:rPr>
-    </w:lvl>
-    <w:lvl w:ilvl="2" w:tplc="280A0005" w:tentative="1">
-      <w:start w:val="1"/>
-      <w:numFmt w:val="bullet"/>
-      <w:lvlText w:val=""/>
-      <w:lvlJc w:val="left"/>
-      <w:pPr>
-        <w:ind w:left="1800" w:hanging="360"/>
-      </w:pPr>
-      <w:rPr>
-        <w:rFonts w:ascii="Wingdings" w:hAnsi="Wingdings" w:hint="default"/>
-      </w:rPr>
-    </w:lvl>
-    <w:lvl w:ilvl="3" w:tplc="280A0001" w:tentative="1">
-      <w:start w:val="1"/>
-      <w:numFmt w:val="bullet"/>
-      <w:lvlText w:val=""/>
-      <w:lvlJc w:val="left"/>
-      <w:pPr>
-        <w:ind w:left="2520" w:hanging="360"/>
-      </w:pPr>
-      <w:rPr>
-        <w:rFonts w:ascii="Symbol" w:hAnsi="Symbol" w:hint="default"/>
-      </w:rPr>
-    </w:lvl>
-    <w:lvl w:ilvl="4" w:tplc="280A0003" w:tentative="1">
-      <w:start w:val="1"/>
-      <w:numFmt w:val="bullet"/>
-      <w:lvlText w:val="o"/>
-      <w:lvlJc w:val="left"/>
-      <w:pPr>
-        <w:ind w:left="3240" w:hanging="360"/>
-      </w:pPr>
-      <w:rPr>
-        <w:rFonts w:ascii="Courier New" w:hAnsi="Courier New" w:cs="Courier New" w:hint="default"/>
-      </w:rPr>
-    </w:lvl>
-    <w:lvl w:ilvl="5" w:tplc="280A0005" w:tentative="1">
-      <w:start w:val="1"/>
-      <w:numFmt w:val="bullet"/>
-      <w:lvlText w:val=""/>
-      <w:lvlJc w:val="left"/>
-      <w:pPr>
-        <w:ind w:left="3960" w:hanging="360"/>
-      </w:pPr>
-      <w:rPr>
-        <w:rFonts w:ascii="Wingdings" w:hAnsi="Wingdings" w:hint="default"/>
-      </w:rPr>
-    </w:lvl>
-    <w:lvl w:ilvl="6" w:tplc="280A0001" w:tentative="1">
-      <w:start w:val="1"/>
-      <w:numFmt w:val="bullet"/>
-      <w:lvlText w:val=""/>
-      <w:lvlJc w:val="left"/>
-      <w:pPr>
-        <w:ind w:left="4680" w:hanging="360"/>
-      </w:pPr>
-      <w:rPr>
-        <w:rFonts w:ascii="Symbol" w:hAnsi="Symbol" w:hint="default"/>
-      </w:rPr>
-    </w:lvl>
-    <w:lvl w:ilvl="7" w:tplc="280A0003" w:tentative="1">
-      <w:start w:val="1"/>
-      <w:numFmt w:val="bullet"/>
-      <w:lvlText w:val="o"/>
-      <w:lvlJc w:val="left"/>
-      <w:pPr>
-        <w:ind w:left="5400" w:hanging="360"/>
-      </w:pPr>
-      <w:rPr>
-        <w:rFonts w:ascii="Courier New" w:hAnsi="Courier New" w:cs="Courier New" w:hint="default"/>
-      </w:rPr>
-    </w:lvl>
-    <w:lvl w:ilvl="8" w:tplc="280A0005" w:tentative="1">
-      <w:start w:val="1"/>
-      <w:numFmt w:val="bullet"/>
-      <w:lvlText w:val=""/>
-      <w:lvlJc w:val="left"/>
-      <w:pPr>
-        <w:ind w:left="6120" w:hanging="360"/>
-      </w:pPr>
-      <w:rPr>
-        <w:rFonts w:ascii="Wingdings" w:hAnsi="Wingdings" w:hint="default"/>
-      </w:rPr>
-    </w:lvl>
-  </w:abstractNum>
-  <w:abstractNum w:abstractNumId="10">
-    <w:nsid w:val="2F465948"/>
-    <w:multiLevelType w:val="multilevel"/>
-    <w:tmpl w:val="F3BCF5B4"/>
-    <w:lvl w:ilvl="0">
-      <w:start w:val="1"/>
-      <w:numFmt w:val="decimal"/>
-      <w:lvlText w:val="%1."/>
-      <w:lvlJc w:val="left"/>
-      <w:pPr>
-        <w:ind w:left="360" w:hanging="360"/>
-      </w:pPr>
-      <w:rPr>
-        <w:rFonts w:hint="default"/>
-      </w:rPr>
-    </w:lvl>
-    <w:lvl w:ilvl="1">
-      <w:start w:val="1"/>
-      <w:numFmt w:val="decimal"/>
-      <w:isLgl/>
-      <w:lvlText w:val="%1.%2"/>
-      <w:lvlJc w:val="left"/>
-      <w:pPr>
-        <w:ind w:left="360" w:hanging="360"/>
-      </w:pPr>
-      <w:rPr>
-        <w:rFonts w:hint="default"/>
-      </w:rPr>
-    </w:lvl>
-    <w:lvl w:ilvl="2">
-      <w:start w:val="1"/>
-      <w:numFmt w:val="decimal"/>
-      <w:isLgl/>
-      <w:lvlText w:val="%1.%2.%3"/>
-      <w:lvlJc w:val="left"/>
-      <w:pPr>
-        <w:ind w:left="720" w:hanging="720"/>
-      </w:pPr>
-      <w:rPr>
-        <w:rFonts w:hint="default"/>
-      </w:rPr>
-    </w:lvl>
-    <w:lvl w:ilvl="3">
-      <w:start w:val="1"/>
-      <w:numFmt w:val="decimal"/>
-      <w:isLgl/>
-      <w:lvlText w:val="%1.%2.%3.%4"/>
-      <w:lvlJc w:val="left"/>
-      <w:pPr>
-        <w:ind w:left="720" w:hanging="720"/>
-      </w:pPr>
-      <w:rPr>
-        <w:rFonts w:hint="default"/>
-      </w:rPr>
-    </w:lvl>
-    <w:lvl w:ilvl="4">
-      <w:start w:val="1"/>
-      <w:numFmt w:val="decimal"/>
-      <w:isLgl/>
-      <w:lvlText w:val="%1.%2.%3.%4.%5"/>
-      <w:lvlJc w:val="left"/>
-      <w:pPr>
-        <w:ind w:left="1080" w:hanging="1080"/>
-      </w:pPr>
-      <w:rPr>
-        <w:rFonts w:hint="default"/>
-      </w:rPr>
-    </w:lvl>
-    <w:lvl w:ilvl="5">
-      <w:start w:val="1"/>
-      <w:numFmt w:val="decimal"/>
-      <w:isLgl/>
-      <w:lvlText w:val="%1.%2.%3.%4.%5.%6"/>
-      <w:lvlJc w:val="left"/>
-      <w:pPr>
-        <w:ind w:left="1080" w:hanging="1080"/>
-      </w:pPr>
-      <w:rPr>
-        <w:rFonts w:hint="default"/>
-      </w:rPr>
-    </w:lvl>
-    <w:lvl w:ilvl="6">
-      <w:start w:val="1"/>
-      <w:numFmt w:val="decimal"/>
-      <w:isLgl/>
-      <w:lvlText w:val="%1.%2.%3.%4.%5.%6.%7"/>
-      <w:lvlJc w:val="left"/>
-      <w:pPr>
-        <w:ind w:left="1440" w:hanging="1440"/>
-      </w:pPr>
-      <w:rPr>
-        <w:rFonts w:hint="default"/>
-      </w:rPr>
-    </w:lvl>
-    <w:lvl w:ilvl="7">
-      <w:start w:val="1"/>
-      <w:numFmt w:val="decimal"/>
-      <w:isLgl/>
-      <w:lvlText w:val="%1.%2.%3.%4.%5.%6.%7.%8"/>
-      <w:lvlJc w:val="left"/>
-      <w:pPr>
-        <w:ind w:left="1440" w:hanging="1440"/>
-      </w:pPr>
-      <w:rPr>
-        <w:rFonts w:hint="default"/>
-      </w:rPr>
-    </w:lvl>
-    <w:lvl w:ilvl="8">
-      <w:start w:val="1"/>
-      <w:numFmt w:val="decimal"/>
-      <w:isLgl/>
-      <w:lvlText w:val="%1.%2.%3.%4.%5.%6.%7.%8.%9"/>
-      <w:lvlJc w:val="left"/>
-      <w:pPr>
-        <w:ind w:left="1800" w:hanging="1800"/>
-      </w:pPr>
-      <w:rPr>
-        <w:rFonts w:hint="default"/>
-      </w:rPr>
-    </w:lvl>
-  </w:abstractNum>
-  <w:abstractNum w:abstractNumId="11">
-    <w:nsid w:val="308B01E2"/>
-    <w:multiLevelType w:val="hybridMultilevel"/>
-    <w:tmpl w:val="F6CC948A"/>
-    <w:lvl w:ilvl="0" w:tplc="280A0001">
-      <w:start w:val="1"/>
-      <w:numFmt w:val="bullet"/>
-      <w:lvlText w:val=""/>
-      <w:lvlJc w:val="left"/>
-      <w:pPr>
         <w:ind w:left="720" w:hanging="360"/>
       </w:pPr>
-      <w:rPr>
-        <w:rFonts w:ascii="Symbol" w:hAnsi="Symbol" w:hint="default"/>
-      </w:rPr>
-    </w:lvl>
-    <w:lvl w:ilvl="1" w:tplc="280A0003">
-      <w:start w:val="1"/>
-      <w:numFmt w:val="bullet"/>
-      <w:lvlText w:val="o"/>
-      <w:lvlJc w:val="left"/>
-      <w:pPr>
-        <w:ind w:left="1440" w:hanging="360"/>
-      </w:pPr>
-      <w:rPr>
-        <w:rFonts w:ascii="Courier New" w:hAnsi="Courier New" w:cs="Courier New" w:hint="default"/>
-      </w:rPr>
-    </w:lvl>
-    <w:lvl w:ilvl="2" w:tplc="280A0005" w:tentative="1">
-      <w:start w:val="1"/>
-      <w:numFmt w:val="bullet"/>
-      <w:lvlText w:val=""/>
-      <w:lvlJc w:val="left"/>
-      <w:pPr>
-        <w:ind w:left="2160" w:hanging="360"/>
-      </w:pPr>
-      <w:rPr>
-        <w:rFonts w:ascii="Wingdings" w:hAnsi="Wingdings" w:hint="default"/>
-      </w:rPr>
-    </w:lvl>
-    <w:lvl w:ilvl="3" w:tplc="280A0001" w:tentative="1">
-      <w:start w:val="1"/>
-      <w:numFmt w:val="bullet"/>
-      <w:lvlText w:val=""/>
-      <w:lvlJc w:val="left"/>
-      <w:pPr>
-        <w:ind w:left="2880" w:hanging="360"/>
-      </w:pPr>
-      <w:rPr>
-        <w:rFonts w:ascii="Symbol" w:hAnsi="Symbol" w:hint="default"/>
-      </w:rPr>
-    </w:lvl>
-    <w:lvl w:ilvl="4" w:tplc="280A0003" w:tentative="1">
-      <w:start w:val="1"/>
-      <w:numFmt w:val="bullet"/>
-      <w:lvlText w:val="o"/>
-      <w:lvlJc w:val="left"/>
-      <w:pPr>
-        <w:ind w:left="3600" w:hanging="360"/>
-      </w:pPr>
-      <w:rPr>
-        <w:rFonts w:ascii="Courier New" w:hAnsi="Courier New" w:cs="Courier New" w:hint="default"/>
-      </w:rPr>
-    </w:lvl>
-    <w:lvl w:ilvl="5" w:tplc="280A0005" w:tentative="1">
-      <w:start w:val="1"/>
-      <w:numFmt w:val="bullet"/>
-      <w:lvlText w:val=""/>
-      <w:lvlJc w:val="left"/>
-      <w:pPr>
-        <w:ind w:left="4320" w:hanging="360"/>
-      </w:pPr>
-      <w:rPr>
-        <w:rFonts w:ascii="Wingdings" w:hAnsi="Wingdings" w:hint="default"/>
-      </w:rPr>
-    </w:lvl>
-    <w:lvl w:ilvl="6" w:tplc="280A0001" w:tentative="1">
-      <w:start w:val="1"/>
-      <w:numFmt w:val="bullet"/>
-      <w:lvlText w:val=""/>
-      <w:lvlJc w:val="left"/>
-      <w:pPr>
-        <w:ind w:left="5040" w:hanging="360"/>
-      </w:pPr>
-      <w:rPr>
-        <w:rFonts w:ascii="Symbol" w:hAnsi="Symbol" w:hint="default"/>
-      </w:rPr>
-    </w:lvl>
-    <w:lvl w:ilvl="7" w:tplc="280A0003" w:tentative="1">
-      <w:start w:val="1"/>
-      <w:numFmt w:val="bullet"/>
-      <w:lvlText w:val="o"/>
-      <w:lvlJc w:val="left"/>
-      <w:pPr>
-        <w:ind w:left="5760" w:hanging="360"/>
-      </w:pPr>
-      <w:rPr>
-        <w:rFonts w:ascii="Courier New" w:hAnsi="Courier New" w:cs="Courier New" w:hint="default"/>
-      </w:rPr>
-    </w:lvl>
-    <w:lvl w:ilvl="8" w:tplc="280A0005" w:tentative="1">
-      <w:start w:val="1"/>
-      <w:numFmt w:val="bullet"/>
-      <w:lvlText w:val=""/>
-      <w:lvlJc w:val="left"/>
-      <w:pPr>
-        <w:ind w:left="6480" w:hanging="360"/>
-      </w:pPr>
-      <w:rPr>
-        <w:rFonts w:ascii="Wingdings" w:hAnsi="Wingdings" w:hint="default"/>
-      </w:rPr>
-    </w:lvl>
-  </w:abstractNum>
-  <w:abstractNum w:abstractNumId="12">
-    <w:nsid w:val="36021629"/>
-    <w:multiLevelType w:val="hybridMultilevel"/>
-    <w:tmpl w:val="9A040D2E"/>
-    <w:lvl w:ilvl="0" w:tplc="280A0001">
-      <w:start w:val="1"/>
-      <w:numFmt w:val="bullet"/>
-      <w:lvlText w:val=""/>
-      <w:lvlJc w:val="left"/>
-      <w:pPr>
-        <w:ind w:left="720" w:hanging="360"/>
-      </w:pPr>
-      <w:rPr>
-        <w:rFonts w:ascii="Symbol" w:hAnsi="Symbol" w:hint="default"/>
-      </w:rPr>
     </w:lvl>
     <w:lvl w:ilvl="1" w:tplc="280A0019" w:tentative="1">
       <w:start w:val="1"/>
@@ -5933,3784 +7832,36 @@
       </w:pPr>
     </w:lvl>
   </w:abstractNum>
-  <w:abstractNum w:abstractNumId="13">
-    <w:nsid w:val="37EA3D03"/>
-    <w:multiLevelType w:val="multilevel"/>
-    <w:tmpl w:val="F29E6148"/>
-    <w:lvl w:ilvl="0">
-      <w:start w:val="1"/>
-      <w:numFmt w:val="lowerLetter"/>
-      <w:lvlText w:val="%1."/>
-      <w:lvlJc w:val="left"/>
-      <w:pPr>
-        <w:ind w:left="1068" w:hanging="360"/>
-      </w:pPr>
-      <w:rPr>
-        <w:rFonts w:hint="default"/>
-        <w:b/>
-      </w:rPr>
-    </w:lvl>
-    <w:lvl w:ilvl="1">
-      <w:start w:val="1"/>
-      <w:numFmt w:val="lowerLetter"/>
-      <w:lvlText w:val="%2."/>
-      <w:lvlJc w:val="left"/>
-      <w:pPr>
-        <w:ind w:left="1788" w:hanging="360"/>
-      </w:pPr>
-    </w:lvl>
-    <w:lvl w:ilvl="2">
-      <w:start w:val="1"/>
-      <w:numFmt w:val="bullet"/>
-      <w:lvlText w:val=""/>
-      <w:lvlJc w:val="left"/>
-      <w:pPr>
-        <w:ind w:left="2688" w:hanging="360"/>
-      </w:pPr>
-      <w:rPr>
-        <w:rFonts w:ascii="Calibri" w:eastAsiaTheme="minorHAnsi" w:hAnsi="Calibri" w:cs="Calibri" w:hint="default"/>
-      </w:rPr>
-    </w:lvl>
-    <w:lvl w:ilvl="3" w:tentative="1">
-      <w:start w:val="1"/>
-      <w:numFmt w:val="decimal"/>
-      <w:lvlText w:val="%4."/>
-      <w:lvlJc w:val="left"/>
-      <w:pPr>
-        <w:ind w:left="3228" w:hanging="360"/>
-      </w:pPr>
-    </w:lvl>
-    <w:lvl w:ilvl="4" w:tentative="1">
-      <w:start w:val="1"/>
-      <w:numFmt w:val="lowerLetter"/>
-      <w:lvlText w:val="%5."/>
-      <w:lvlJc w:val="left"/>
-      <w:pPr>
-        <w:ind w:left="3948" w:hanging="360"/>
-      </w:pPr>
-    </w:lvl>
-    <w:lvl w:ilvl="5" w:tentative="1">
-      <w:start w:val="1"/>
-      <w:numFmt w:val="lowerRoman"/>
-      <w:lvlText w:val="%6."/>
-      <w:lvlJc w:val="right"/>
-      <w:pPr>
-        <w:ind w:left="4668" w:hanging="180"/>
-      </w:pPr>
-    </w:lvl>
-    <w:lvl w:ilvl="6" w:tentative="1">
-      <w:start w:val="1"/>
-      <w:numFmt w:val="decimal"/>
-      <w:lvlText w:val="%7."/>
-      <w:lvlJc w:val="left"/>
-      <w:pPr>
-        <w:ind w:left="5388" w:hanging="360"/>
-      </w:pPr>
-    </w:lvl>
-    <w:lvl w:ilvl="7" w:tentative="1">
-      <w:start w:val="1"/>
-      <w:numFmt w:val="lowerLetter"/>
-      <w:lvlText w:val="%8."/>
-      <w:lvlJc w:val="left"/>
-      <w:pPr>
-        <w:ind w:left="6108" w:hanging="360"/>
-      </w:pPr>
-    </w:lvl>
-    <w:lvl w:ilvl="8" w:tentative="1">
-      <w:start w:val="1"/>
-      <w:numFmt w:val="lowerRoman"/>
-      <w:lvlText w:val="%9."/>
-      <w:lvlJc w:val="right"/>
-      <w:pPr>
-        <w:ind w:left="6828" w:hanging="180"/>
-      </w:pPr>
-    </w:lvl>
-  </w:abstractNum>
-  <w:abstractNum w:abstractNumId="14">
-    <w:nsid w:val="38BC49D8"/>
-    <w:multiLevelType w:val="hybridMultilevel"/>
-    <w:tmpl w:val="2B26BE54"/>
-    <w:lvl w:ilvl="0" w:tplc="3F4CC624">
-      <w:start w:val="1"/>
-      <w:numFmt w:val="bullet"/>
-      <w:lvlText w:val=""/>
-      <w:lvlJc w:val="left"/>
-      <w:pPr>
-        <w:tabs>
-          <w:tab w:val="num" w:pos="720"/>
-        </w:tabs>
-        <w:ind w:left="720" w:hanging="360"/>
-      </w:pPr>
-      <w:rPr>
-        <w:rFonts w:ascii="Wingdings" w:hAnsi="Wingdings" w:hint="default"/>
-      </w:rPr>
-    </w:lvl>
-    <w:lvl w:ilvl="1" w:tplc="EA3A600E" w:tentative="1">
-      <w:start w:val="1"/>
-      <w:numFmt w:val="bullet"/>
-      <w:lvlText w:val=""/>
-      <w:lvlJc w:val="left"/>
-      <w:pPr>
-        <w:tabs>
-          <w:tab w:val="num" w:pos="1440"/>
-        </w:tabs>
-        <w:ind w:left="1440" w:hanging="360"/>
-      </w:pPr>
-      <w:rPr>
-        <w:rFonts w:ascii="Wingdings" w:hAnsi="Wingdings" w:hint="default"/>
-      </w:rPr>
-    </w:lvl>
-    <w:lvl w:ilvl="2" w:tplc="7BE0BCD6" w:tentative="1">
-      <w:start w:val="1"/>
-      <w:numFmt w:val="bullet"/>
-      <w:lvlText w:val=""/>
-      <w:lvlJc w:val="left"/>
-      <w:pPr>
-        <w:tabs>
-          <w:tab w:val="num" w:pos="2160"/>
-        </w:tabs>
-        <w:ind w:left="2160" w:hanging="360"/>
-      </w:pPr>
-      <w:rPr>
-        <w:rFonts w:ascii="Wingdings" w:hAnsi="Wingdings" w:hint="default"/>
-      </w:rPr>
-    </w:lvl>
-    <w:lvl w:ilvl="3" w:tplc="13309FCE" w:tentative="1">
-      <w:start w:val="1"/>
-      <w:numFmt w:val="bullet"/>
-      <w:lvlText w:val=""/>
-      <w:lvlJc w:val="left"/>
-      <w:pPr>
-        <w:tabs>
-          <w:tab w:val="num" w:pos="2880"/>
-        </w:tabs>
-        <w:ind w:left="2880" w:hanging="360"/>
-      </w:pPr>
-      <w:rPr>
-        <w:rFonts w:ascii="Wingdings" w:hAnsi="Wingdings" w:hint="default"/>
-      </w:rPr>
-    </w:lvl>
-    <w:lvl w:ilvl="4" w:tplc="16286ED8" w:tentative="1">
-      <w:start w:val="1"/>
-      <w:numFmt w:val="bullet"/>
-      <w:lvlText w:val=""/>
-      <w:lvlJc w:val="left"/>
-      <w:pPr>
-        <w:tabs>
-          <w:tab w:val="num" w:pos="3600"/>
-        </w:tabs>
-        <w:ind w:left="3600" w:hanging="360"/>
-      </w:pPr>
-      <w:rPr>
-        <w:rFonts w:ascii="Wingdings" w:hAnsi="Wingdings" w:hint="default"/>
-      </w:rPr>
-    </w:lvl>
-    <w:lvl w:ilvl="5" w:tplc="D20A4390" w:tentative="1">
-      <w:start w:val="1"/>
-      <w:numFmt w:val="bullet"/>
-      <w:lvlText w:val=""/>
-      <w:lvlJc w:val="left"/>
-      <w:pPr>
-        <w:tabs>
-          <w:tab w:val="num" w:pos="4320"/>
-        </w:tabs>
-        <w:ind w:left="4320" w:hanging="360"/>
-      </w:pPr>
-      <w:rPr>
-        <w:rFonts w:ascii="Wingdings" w:hAnsi="Wingdings" w:hint="default"/>
-      </w:rPr>
-    </w:lvl>
-    <w:lvl w:ilvl="6" w:tplc="68E6B222" w:tentative="1">
-      <w:start w:val="1"/>
-      <w:numFmt w:val="bullet"/>
-      <w:lvlText w:val=""/>
-      <w:lvlJc w:val="left"/>
-      <w:pPr>
-        <w:tabs>
-          <w:tab w:val="num" w:pos="5040"/>
-        </w:tabs>
-        <w:ind w:left="5040" w:hanging="360"/>
-      </w:pPr>
-      <w:rPr>
-        <w:rFonts w:ascii="Wingdings" w:hAnsi="Wingdings" w:hint="default"/>
-      </w:rPr>
-    </w:lvl>
-    <w:lvl w:ilvl="7" w:tplc="637C0738" w:tentative="1">
-      <w:start w:val="1"/>
-      <w:numFmt w:val="bullet"/>
-      <w:lvlText w:val=""/>
-      <w:lvlJc w:val="left"/>
-      <w:pPr>
-        <w:tabs>
-          <w:tab w:val="num" w:pos="5760"/>
-        </w:tabs>
-        <w:ind w:left="5760" w:hanging="360"/>
-      </w:pPr>
-      <w:rPr>
-        <w:rFonts w:ascii="Wingdings" w:hAnsi="Wingdings" w:hint="default"/>
-      </w:rPr>
-    </w:lvl>
-    <w:lvl w:ilvl="8" w:tplc="59163AF0" w:tentative="1">
-      <w:start w:val="1"/>
-      <w:numFmt w:val="bullet"/>
-      <w:lvlText w:val=""/>
-      <w:lvlJc w:val="left"/>
-      <w:pPr>
-        <w:tabs>
-          <w:tab w:val="num" w:pos="6480"/>
-        </w:tabs>
-        <w:ind w:left="6480" w:hanging="360"/>
-      </w:pPr>
-      <w:rPr>
-        <w:rFonts w:ascii="Wingdings" w:hAnsi="Wingdings" w:hint="default"/>
-      </w:rPr>
-    </w:lvl>
-  </w:abstractNum>
-  <w:abstractNum w:abstractNumId="15">
-    <w:nsid w:val="39913C6B"/>
-    <w:multiLevelType w:val="multilevel"/>
-    <w:tmpl w:val="C612495E"/>
-    <w:lvl w:ilvl="0">
-      <w:start w:val="1"/>
-      <w:numFmt w:val="upperRoman"/>
-      <w:lvlText w:val="%1."/>
-      <w:lvlJc w:val="right"/>
-      <w:pPr>
-        <w:ind w:left="360" w:hanging="360"/>
-      </w:pPr>
-    </w:lvl>
-    <w:lvl w:ilvl="1">
-      <w:start w:val="1"/>
-      <w:numFmt w:val="decimal"/>
-      <w:lvlText w:val="%1.%2."/>
-      <w:lvlJc w:val="left"/>
-      <w:pPr>
-        <w:ind w:left="792" w:hanging="432"/>
-      </w:pPr>
-    </w:lvl>
-    <w:lvl w:ilvl="2">
-      <w:start w:val="1"/>
-      <w:numFmt w:val="decimal"/>
-      <w:lvlText w:val="%1.%2.%3."/>
-      <w:lvlJc w:val="left"/>
-      <w:pPr>
-        <w:ind w:left="1224" w:hanging="504"/>
-      </w:pPr>
-    </w:lvl>
-    <w:lvl w:ilvl="3">
-      <w:start w:val="1"/>
-      <w:numFmt w:val="decimal"/>
-      <w:lvlText w:val="%1.%2.%3.%4."/>
-      <w:lvlJc w:val="left"/>
-      <w:pPr>
-        <w:ind w:left="1728" w:hanging="648"/>
-      </w:pPr>
-    </w:lvl>
-    <w:lvl w:ilvl="4">
-      <w:start w:val="1"/>
-      <w:numFmt w:val="decimal"/>
-      <w:lvlText w:val="%1.%2.%3.%4.%5."/>
-      <w:lvlJc w:val="left"/>
-      <w:pPr>
-        <w:ind w:left="2232" w:hanging="792"/>
-      </w:pPr>
-    </w:lvl>
-    <w:lvl w:ilvl="5">
-      <w:start w:val="1"/>
-      <w:numFmt w:val="decimal"/>
-      <w:lvlText w:val="%1.%2.%3.%4.%5.%6."/>
-      <w:lvlJc w:val="left"/>
-      <w:pPr>
-        <w:ind w:left="2736" w:hanging="936"/>
-      </w:pPr>
-    </w:lvl>
-    <w:lvl w:ilvl="6">
-      <w:start w:val="1"/>
-      <w:numFmt w:val="decimal"/>
-      <w:lvlText w:val="%1.%2.%3.%4.%5.%6.%7."/>
-      <w:lvlJc w:val="left"/>
-      <w:pPr>
-        <w:ind w:left="3240" w:hanging="1080"/>
-      </w:pPr>
-    </w:lvl>
-    <w:lvl w:ilvl="7">
-      <w:start w:val="1"/>
-      <w:numFmt w:val="decimal"/>
-      <w:lvlText w:val="%1.%2.%3.%4.%5.%6.%7.%8."/>
-      <w:lvlJc w:val="left"/>
-      <w:pPr>
-        <w:ind w:left="3744" w:hanging="1224"/>
-      </w:pPr>
-    </w:lvl>
-    <w:lvl w:ilvl="8">
-      <w:start w:val="1"/>
-      <w:numFmt w:val="decimal"/>
-      <w:lvlText w:val="%1.%2.%3.%4.%5.%6.%7.%8.%9."/>
-      <w:lvlJc w:val="left"/>
-      <w:pPr>
-        <w:ind w:left="4320" w:hanging="1440"/>
-      </w:pPr>
-    </w:lvl>
-  </w:abstractNum>
-  <w:abstractNum w:abstractNumId="16">
-    <w:nsid w:val="3B37702B"/>
-    <w:multiLevelType w:val="hybridMultilevel"/>
-    <w:tmpl w:val="EF4CE946"/>
-    <w:lvl w:ilvl="0" w:tplc="280A0013">
-      <w:start w:val="1"/>
-      <w:numFmt w:val="upperRoman"/>
-      <w:lvlText w:val="%1."/>
-      <w:lvlJc w:val="right"/>
-      <w:pPr>
-        <w:ind w:left="720" w:hanging="360"/>
-      </w:pPr>
-    </w:lvl>
-    <w:lvl w:ilvl="1" w:tplc="280A0019">
-      <w:start w:val="1"/>
-      <w:numFmt w:val="lowerLetter"/>
-      <w:lvlText w:val="%2."/>
-      <w:lvlJc w:val="left"/>
-      <w:pPr>
-        <w:ind w:left="1440" w:hanging="360"/>
-      </w:pPr>
-    </w:lvl>
-    <w:lvl w:ilvl="2" w:tplc="280A001B" w:tentative="1">
-      <w:start w:val="1"/>
-      <w:numFmt w:val="lowerRoman"/>
-      <w:lvlText w:val="%3."/>
-      <w:lvlJc w:val="right"/>
-      <w:pPr>
-        <w:ind w:left="2160" w:hanging="180"/>
-      </w:pPr>
-    </w:lvl>
-    <w:lvl w:ilvl="3" w:tplc="280A000F" w:tentative="1">
-      <w:start w:val="1"/>
-      <w:numFmt w:val="decimal"/>
-      <w:lvlText w:val="%4."/>
-      <w:lvlJc w:val="left"/>
-      <w:pPr>
-        <w:ind w:left="2880" w:hanging="360"/>
-      </w:pPr>
-    </w:lvl>
-    <w:lvl w:ilvl="4" w:tplc="280A0019" w:tentative="1">
-      <w:start w:val="1"/>
-      <w:numFmt w:val="lowerLetter"/>
-      <w:lvlText w:val="%5."/>
-      <w:lvlJc w:val="left"/>
-      <w:pPr>
-        <w:ind w:left="3600" w:hanging="360"/>
-      </w:pPr>
-    </w:lvl>
-    <w:lvl w:ilvl="5" w:tplc="280A001B" w:tentative="1">
-      <w:start w:val="1"/>
-      <w:numFmt w:val="lowerRoman"/>
-      <w:lvlText w:val="%6."/>
-      <w:lvlJc w:val="right"/>
-      <w:pPr>
-        <w:ind w:left="4320" w:hanging="180"/>
-      </w:pPr>
-    </w:lvl>
-    <w:lvl w:ilvl="6" w:tplc="280A000F" w:tentative="1">
-      <w:start w:val="1"/>
-      <w:numFmt w:val="decimal"/>
-      <w:lvlText w:val="%7."/>
-      <w:lvlJc w:val="left"/>
-      <w:pPr>
-        <w:ind w:left="5040" w:hanging="360"/>
-      </w:pPr>
-    </w:lvl>
-    <w:lvl w:ilvl="7" w:tplc="280A0019" w:tentative="1">
-      <w:start w:val="1"/>
-      <w:numFmt w:val="lowerLetter"/>
-      <w:lvlText w:val="%8."/>
-      <w:lvlJc w:val="left"/>
-      <w:pPr>
-        <w:ind w:left="5760" w:hanging="360"/>
-      </w:pPr>
-    </w:lvl>
-    <w:lvl w:ilvl="8" w:tplc="280A001B" w:tentative="1">
-      <w:start w:val="1"/>
-      <w:numFmt w:val="lowerRoman"/>
-      <w:lvlText w:val="%9."/>
-      <w:lvlJc w:val="right"/>
-      <w:pPr>
-        <w:ind w:left="6480" w:hanging="180"/>
-      </w:pPr>
-    </w:lvl>
-  </w:abstractNum>
-  <w:abstractNum w:abstractNumId="17">
-    <w:nsid w:val="3B950A51"/>
-    <w:multiLevelType w:val="hybridMultilevel"/>
-    <w:tmpl w:val="EA903840"/>
-    <w:lvl w:ilvl="0" w:tplc="280A0001">
-      <w:start w:val="1"/>
-      <w:numFmt w:val="bullet"/>
-      <w:lvlText w:val=""/>
-      <w:lvlJc w:val="left"/>
-      <w:pPr>
-        <w:ind w:left="720" w:hanging="360"/>
-      </w:pPr>
-      <w:rPr>
-        <w:rFonts w:ascii="Symbol" w:hAnsi="Symbol" w:hint="default"/>
-      </w:rPr>
-    </w:lvl>
-    <w:lvl w:ilvl="1" w:tplc="280A0003">
-      <w:start w:val="1"/>
-      <w:numFmt w:val="bullet"/>
-      <w:lvlText w:val="o"/>
-      <w:lvlJc w:val="left"/>
-      <w:pPr>
-        <w:ind w:left="1440" w:hanging="360"/>
-      </w:pPr>
-      <w:rPr>
-        <w:rFonts w:ascii="Courier New" w:hAnsi="Courier New" w:cs="Courier New" w:hint="default"/>
-      </w:rPr>
-    </w:lvl>
-    <w:lvl w:ilvl="2" w:tplc="280A0005" w:tentative="1">
-      <w:start w:val="1"/>
-      <w:numFmt w:val="bullet"/>
-      <w:lvlText w:val=""/>
-      <w:lvlJc w:val="left"/>
-      <w:pPr>
-        <w:ind w:left="2160" w:hanging="360"/>
-      </w:pPr>
-      <w:rPr>
-        <w:rFonts w:ascii="Wingdings" w:hAnsi="Wingdings" w:hint="default"/>
-      </w:rPr>
-    </w:lvl>
-    <w:lvl w:ilvl="3" w:tplc="280A0001" w:tentative="1">
-      <w:start w:val="1"/>
-      <w:numFmt w:val="bullet"/>
-      <w:lvlText w:val=""/>
-      <w:lvlJc w:val="left"/>
-      <w:pPr>
-        <w:ind w:left="2880" w:hanging="360"/>
-      </w:pPr>
-      <w:rPr>
-        <w:rFonts w:ascii="Symbol" w:hAnsi="Symbol" w:hint="default"/>
-      </w:rPr>
-    </w:lvl>
-    <w:lvl w:ilvl="4" w:tplc="280A0003" w:tentative="1">
-      <w:start w:val="1"/>
-      <w:numFmt w:val="bullet"/>
-      <w:lvlText w:val="o"/>
-      <w:lvlJc w:val="left"/>
-      <w:pPr>
-        <w:ind w:left="3600" w:hanging="360"/>
-      </w:pPr>
-      <w:rPr>
-        <w:rFonts w:ascii="Courier New" w:hAnsi="Courier New" w:cs="Courier New" w:hint="default"/>
-      </w:rPr>
-    </w:lvl>
-    <w:lvl w:ilvl="5" w:tplc="280A0005" w:tentative="1">
-      <w:start w:val="1"/>
-      <w:numFmt w:val="bullet"/>
-      <w:lvlText w:val=""/>
-      <w:lvlJc w:val="left"/>
-      <w:pPr>
-        <w:ind w:left="4320" w:hanging="360"/>
-      </w:pPr>
-      <w:rPr>
-        <w:rFonts w:ascii="Wingdings" w:hAnsi="Wingdings" w:hint="default"/>
-      </w:rPr>
-    </w:lvl>
-    <w:lvl w:ilvl="6" w:tplc="280A0001" w:tentative="1">
-      <w:start w:val="1"/>
-      <w:numFmt w:val="bullet"/>
-      <w:lvlText w:val=""/>
-      <w:lvlJc w:val="left"/>
-      <w:pPr>
-        <w:ind w:left="5040" w:hanging="360"/>
-      </w:pPr>
-      <w:rPr>
-        <w:rFonts w:ascii="Symbol" w:hAnsi="Symbol" w:hint="default"/>
-      </w:rPr>
-    </w:lvl>
-    <w:lvl w:ilvl="7" w:tplc="280A0003" w:tentative="1">
-      <w:start w:val="1"/>
-      <w:numFmt w:val="bullet"/>
-      <w:lvlText w:val="o"/>
-      <w:lvlJc w:val="left"/>
-      <w:pPr>
-        <w:ind w:left="5760" w:hanging="360"/>
-      </w:pPr>
-      <w:rPr>
-        <w:rFonts w:ascii="Courier New" w:hAnsi="Courier New" w:cs="Courier New" w:hint="default"/>
-      </w:rPr>
-    </w:lvl>
-    <w:lvl w:ilvl="8" w:tplc="280A0005" w:tentative="1">
-      <w:start w:val="1"/>
-      <w:numFmt w:val="bullet"/>
-      <w:lvlText w:val=""/>
-      <w:lvlJc w:val="left"/>
-      <w:pPr>
-        <w:ind w:left="6480" w:hanging="360"/>
-      </w:pPr>
-      <w:rPr>
-        <w:rFonts w:ascii="Wingdings" w:hAnsi="Wingdings" w:hint="default"/>
-      </w:rPr>
-    </w:lvl>
-  </w:abstractNum>
-  <w:abstractNum w:abstractNumId="18">
-    <w:nsid w:val="3F543D15"/>
-    <w:multiLevelType w:val="multilevel"/>
-    <w:tmpl w:val="C612495E"/>
-    <w:lvl w:ilvl="0">
-      <w:start w:val="1"/>
-      <w:numFmt w:val="upperRoman"/>
-      <w:lvlText w:val="%1."/>
-      <w:lvlJc w:val="right"/>
-      <w:pPr>
-        <w:ind w:left="720" w:hanging="360"/>
-      </w:pPr>
-    </w:lvl>
-    <w:lvl w:ilvl="1">
-      <w:start w:val="1"/>
-      <w:numFmt w:val="decimal"/>
-      <w:lvlText w:val="%1.%2."/>
-      <w:lvlJc w:val="left"/>
-      <w:pPr>
-        <w:ind w:left="1152" w:hanging="432"/>
-      </w:pPr>
-    </w:lvl>
-    <w:lvl w:ilvl="2">
-      <w:start w:val="1"/>
-      <w:numFmt w:val="decimal"/>
-      <w:lvlText w:val="%1.%2.%3."/>
-      <w:lvlJc w:val="left"/>
-      <w:pPr>
-        <w:ind w:left="1584" w:hanging="504"/>
-      </w:pPr>
-    </w:lvl>
-    <w:lvl w:ilvl="3">
-      <w:start w:val="1"/>
-      <w:numFmt w:val="decimal"/>
-      <w:lvlText w:val="%1.%2.%3.%4."/>
-      <w:lvlJc w:val="left"/>
-      <w:pPr>
-        <w:ind w:left="2088" w:hanging="648"/>
-      </w:pPr>
-    </w:lvl>
-    <w:lvl w:ilvl="4">
-      <w:start w:val="1"/>
-      <w:numFmt w:val="decimal"/>
-      <w:lvlText w:val="%1.%2.%3.%4.%5."/>
-      <w:lvlJc w:val="left"/>
-      <w:pPr>
-        <w:ind w:left="2592" w:hanging="792"/>
-      </w:pPr>
-    </w:lvl>
-    <w:lvl w:ilvl="5">
-      <w:start w:val="1"/>
-      <w:numFmt w:val="decimal"/>
-      <w:lvlText w:val="%1.%2.%3.%4.%5.%6."/>
-      <w:lvlJc w:val="left"/>
-      <w:pPr>
-        <w:ind w:left="3096" w:hanging="936"/>
-      </w:pPr>
-    </w:lvl>
-    <w:lvl w:ilvl="6">
-      <w:start w:val="1"/>
-      <w:numFmt w:val="decimal"/>
-      <w:lvlText w:val="%1.%2.%3.%4.%5.%6.%7."/>
-      <w:lvlJc w:val="left"/>
-      <w:pPr>
-        <w:ind w:left="3600" w:hanging="1080"/>
-      </w:pPr>
-    </w:lvl>
-    <w:lvl w:ilvl="7">
-      <w:start w:val="1"/>
-      <w:numFmt w:val="decimal"/>
-      <w:lvlText w:val="%1.%2.%3.%4.%5.%6.%7.%8."/>
-      <w:lvlJc w:val="left"/>
-      <w:pPr>
-        <w:ind w:left="4104" w:hanging="1224"/>
-      </w:pPr>
-    </w:lvl>
-    <w:lvl w:ilvl="8">
-      <w:start w:val="1"/>
-      <w:numFmt w:val="decimal"/>
-      <w:lvlText w:val="%1.%2.%3.%4.%5.%6.%7.%8.%9."/>
-      <w:lvlJc w:val="left"/>
-      <w:pPr>
-        <w:ind w:left="4680" w:hanging="1440"/>
-      </w:pPr>
-    </w:lvl>
-  </w:abstractNum>
-  <w:abstractNum w:abstractNumId="19">
-    <w:nsid w:val="431A0F3E"/>
-    <w:multiLevelType w:val="hybridMultilevel"/>
-    <w:tmpl w:val="FD5C4FA6"/>
-    <w:lvl w:ilvl="0" w:tplc="280A000F">
-      <w:start w:val="1"/>
-      <w:numFmt w:val="decimal"/>
-      <w:lvlText w:val="%1."/>
-      <w:lvlJc w:val="left"/>
-      <w:pPr>
-        <w:ind w:left="720" w:hanging="360"/>
-      </w:pPr>
-    </w:lvl>
-    <w:lvl w:ilvl="1" w:tplc="280A0019" w:tentative="1">
-      <w:start w:val="1"/>
-      <w:numFmt w:val="lowerLetter"/>
-      <w:lvlText w:val="%2."/>
-      <w:lvlJc w:val="left"/>
-      <w:pPr>
-        <w:ind w:left="1440" w:hanging="360"/>
-      </w:pPr>
-    </w:lvl>
-    <w:lvl w:ilvl="2" w:tplc="280A001B" w:tentative="1">
-      <w:start w:val="1"/>
-      <w:numFmt w:val="lowerRoman"/>
-      <w:lvlText w:val="%3."/>
-      <w:lvlJc w:val="right"/>
-      <w:pPr>
-        <w:ind w:left="2160" w:hanging="180"/>
-      </w:pPr>
-    </w:lvl>
-    <w:lvl w:ilvl="3" w:tplc="280A000F" w:tentative="1">
-      <w:start w:val="1"/>
-      <w:numFmt w:val="decimal"/>
-      <w:lvlText w:val="%4."/>
-      <w:lvlJc w:val="left"/>
-      <w:pPr>
-        <w:ind w:left="2880" w:hanging="360"/>
-      </w:pPr>
-    </w:lvl>
-    <w:lvl w:ilvl="4" w:tplc="280A0019" w:tentative="1">
-      <w:start w:val="1"/>
-      <w:numFmt w:val="lowerLetter"/>
-      <w:lvlText w:val="%5."/>
-      <w:lvlJc w:val="left"/>
-      <w:pPr>
-        <w:ind w:left="3600" w:hanging="360"/>
-      </w:pPr>
-    </w:lvl>
-    <w:lvl w:ilvl="5" w:tplc="280A001B" w:tentative="1">
-      <w:start w:val="1"/>
-      <w:numFmt w:val="lowerRoman"/>
-      <w:lvlText w:val="%6."/>
-      <w:lvlJc w:val="right"/>
-      <w:pPr>
-        <w:ind w:left="4320" w:hanging="180"/>
-      </w:pPr>
-    </w:lvl>
-    <w:lvl w:ilvl="6" w:tplc="280A000F" w:tentative="1">
-      <w:start w:val="1"/>
-      <w:numFmt w:val="decimal"/>
-      <w:lvlText w:val="%7."/>
-      <w:lvlJc w:val="left"/>
-      <w:pPr>
-        <w:ind w:left="5040" w:hanging="360"/>
-      </w:pPr>
-    </w:lvl>
-    <w:lvl w:ilvl="7" w:tplc="280A0019" w:tentative="1">
-      <w:start w:val="1"/>
-      <w:numFmt w:val="lowerLetter"/>
-      <w:lvlText w:val="%8."/>
-      <w:lvlJc w:val="left"/>
-      <w:pPr>
-        <w:ind w:left="5760" w:hanging="360"/>
-      </w:pPr>
-    </w:lvl>
-    <w:lvl w:ilvl="8" w:tplc="280A001B" w:tentative="1">
-      <w:start w:val="1"/>
-      <w:numFmt w:val="lowerRoman"/>
-      <w:lvlText w:val="%9."/>
-      <w:lvlJc w:val="right"/>
-      <w:pPr>
-        <w:ind w:left="6480" w:hanging="180"/>
-      </w:pPr>
-    </w:lvl>
-  </w:abstractNum>
-  <w:abstractNum w:abstractNumId="20">
-    <w:nsid w:val="44D8676D"/>
-    <w:multiLevelType w:val="hybridMultilevel"/>
-    <w:tmpl w:val="1758EB14"/>
-    <w:lvl w:ilvl="0" w:tplc="ED149682">
-      <w:start w:val="1"/>
-      <w:numFmt w:val="bullet"/>
-      <w:lvlText w:val=""/>
-      <w:lvlJc w:val="left"/>
-      <w:pPr>
-        <w:tabs>
-          <w:tab w:val="num" w:pos="720"/>
-        </w:tabs>
-        <w:ind w:left="720" w:hanging="360"/>
-      </w:pPr>
-      <w:rPr>
-        <w:rFonts w:ascii="Wingdings" w:hAnsi="Wingdings" w:hint="default"/>
-      </w:rPr>
-    </w:lvl>
-    <w:lvl w:ilvl="1" w:tplc="7758D31C" w:tentative="1">
-      <w:start w:val="1"/>
-      <w:numFmt w:val="bullet"/>
-      <w:lvlText w:val=""/>
-      <w:lvlJc w:val="left"/>
-      <w:pPr>
-        <w:tabs>
-          <w:tab w:val="num" w:pos="1440"/>
-        </w:tabs>
-        <w:ind w:left="1440" w:hanging="360"/>
-      </w:pPr>
-      <w:rPr>
-        <w:rFonts w:ascii="Wingdings" w:hAnsi="Wingdings" w:hint="default"/>
-      </w:rPr>
-    </w:lvl>
-    <w:lvl w:ilvl="2" w:tplc="701C698C" w:tentative="1">
-      <w:start w:val="1"/>
-      <w:numFmt w:val="bullet"/>
-      <w:lvlText w:val=""/>
-      <w:lvlJc w:val="left"/>
-      <w:pPr>
-        <w:tabs>
-          <w:tab w:val="num" w:pos="2160"/>
-        </w:tabs>
-        <w:ind w:left="2160" w:hanging="360"/>
-      </w:pPr>
-      <w:rPr>
-        <w:rFonts w:ascii="Wingdings" w:hAnsi="Wingdings" w:hint="default"/>
-      </w:rPr>
-    </w:lvl>
-    <w:lvl w:ilvl="3" w:tplc="95100CA0" w:tentative="1">
-      <w:start w:val="1"/>
-      <w:numFmt w:val="bullet"/>
-      <w:lvlText w:val=""/>
-      <w:lvlJc w:val="left"/>
-      <w:pPr>
-        <w:tabs>
-          <w:tab w:val="num" w:pos="2880"/>
-        </w:tabs>
-        <w:ind w:left="2880" w:hanging="360"/>
-      </w:pPr>
-      <w:rPr>
-        <w:rFonts w:ascii="Wingdings" w:hAnsi="Wingdings" w:hint="default"/>
-      </w:rPr>
-    </w:lvl>
-    <w:lvl w:ilvl="4" w:tplc="AF2A90C2" w:tentative="1">
-      <w:start w:val="1"/>
-      <w:numFmt w:val="bullet"/>
-      <w:lvlText w:val=""/>
-      <w:lvlJc w:val="left"/>
-      <w:pPr>
-        <w:tabs>
-          <w:tab w:val="num" w:pos="3600"/>
-        </w:tabs>
-        <w:ind w:left="3600" w:hanging="360"/>
-      </w:pPr>
-      <w:rPr>
-        <w:rFonts w:ascii="Wingdings" w:hAnsi="Wingdings" w:hint="default"/>
-      </w:rPr>
-    </w:lvl>
-    <w:lvl w:ilvl="5" w:tplc="050255C4" w:tentative="1">
-      <w:start w:val="1"/>
-      <w:numFmt w:val="bullet"/>
-      <w:lvlText w:val=""/>
-      <w:lvlJc w:val="left"/>
-      <w:pPr>
-        <w:tabs>
-          <w:tab w:val="num" w:pos="4320"/>
-        </w:tabs>
-        <w:ind w:left="4320" w:hanging="360"/>
-      </w:pPr>
-      <w:rPr>
-        <w:rFonts w:ascii="Wingdings" w:hAnsi="Wingdings" w:hint="default"/>
-      </w:rPr>
-    </w:lvl>
-    <w:lvl w:ilvl="6" w:tplc="9B2452B0" w:tentative="1">
-      <w:start w:val="1"/>
-      <w:numFmt w:val="bullet"/>
-      <w:lvlText w:val=""/>
-      <w:lvlJc w:val="left"/>
-      <w:pPr>
-        <w:tabs>
-          <w:tab w:val="num" w:pos="5040"/>
-        </w:tabs>
-        <w:ind w:left="5040" w:hanging="360"/>
-      </w:pPr>
-      <w:rPr>
-        <w:rFonts w:ascii="Wingdings" w:hAnsi="Wingdings" w:hint="default"/>
-      </w:rPr>
-    </w:lvl>
-    <w:lvl w:ilvl="7" w:tplc="AF585452" w:tentative="1">
-      <w:start w:val="1"/>
-      <w:numFmt w:val="bullet"/>
-      <w:lvlText w:val=""/>
-      <w:lvlJc w:val="left"/>
-      <w:pPr>
-        <w:tabs>
-          <w:tab w:val="num" w:pos="5760"/>
-        </w:tabs>
-        <w:ind w:left="5760" w:hanging="360"/>
-      </w:pPr>
-      <w:rPr>
-        <w:rFonts w:ascii="Wingdings" w:hAnsi="Wingdings" w:hint="default"/>
-      </w:rPr>
-    </w:lvl>
-    <w:lvl w:ilvl="8" w:tplc="326E110A" w:tentative="1">
-      <w:start w:val="1"/>
-      <w:numFmt w:val="bullet"/>
-      <w:lvlText w:val=""/>
-      <w:lvlJc w:val="left"/>
-      <w:pPr>
-        <w:tabs>
-          <w:tab w:val="num" w:pos="6480"/>
-        </w:tabs>
-        <w:ind w:left="6480" w:hanging="360"/>
-      </w:pPr>
-      <w:rPr>
-        <w:rFonts w:ascii="Wingdings" w:hAnsi="Wingdings" w:hint="default"/>
-      </w:rPr>
-    </w:lvl>
-  </w:abstractNum>
-  <w:abstractNum w:abstractNumId="21">
-    <w:nsid w:val="452145A7"/>
-    <w:multiLevelType w:val="multilevel"/>
-    <w:tmpl w:val="C612495E"/>
-    <w:lvl w:ilvl="0">
-      <w:start w:val="1"/>
-      <w:numFmt w:val="upperRoman"/>
-      <w:lvlText w:val="%1."/>
-      <w:lvlJc w:val="right"/>
-      <w:pPr>
-        <w:ind w:left="360" w:hanging="360"/>
-      </w:pPr>
-    </w:lvl>
-    <w:lvl w:ilvl="1">
-      <w:start w:val="1"/>
-      <w:numFmt w:val="decimal"/>
-      <w:lvlText w:val="%1.%2."/>
-      <w:lvlJc w:val="left"/>
-      <w:pPr>
-        <w:ind w:left="792" w:hanging="432"/>
-      </w:pPr>
-    </w:lvl>
-    <w:lvl w:ilvl="2">
-      <w:start w:val="1"/>
-      <w:numFmt w:val="decimal"/>
-      <w:lvlText w:val="%1.%2.%3."/>
-      <w:lvlJc w:val="left"/>
-      <w:pPr>
-        <w:ind w:left="1224" w:hanging="504"/>
-      </w:pPr>
-    </w:lvl>
-    <w:lvl w:ilvl="3">
-      <w:start w:val="1"/>
-      <w:numFmt w:val="decimal"/>
-      <w:lvlText w:val="%1.%2.%3.%4."/>
-      <w:lvlJc w:val="left"/>
-      <w:pPr>
-        <w:ind w:left="1728" w:hanging="648"/>
-      </w:pPr>
-    </w:lvl>
-    <w:lvl w:ilvl="4">
-      <w:start w:val="1"/>
-      <w:numFmt w:val="decimal"/>
-      <w:lvlText w:val="%1.%2.%3.%4.%5."/>
-      <w:lvlJc w:val="left"/>
-      <w:pPr>
-        <w:ind w:left="2232" w:hanging="792"/>
-      </w:pPr>
-    </w:lvl>
-    <w:lvl w:ilvl="5">
-      <w:start w:val="1"/>
-      <w:numFmt w:val="decimal"/>
-      <w:lvlText w:val="%1.%2.%3.%4.%5.%6."/>
-      <w:lvlJc w:val="left"/>
-      <w:pPr>
-        <w:ind w:left="2736" w:hanging="936"/>
-      </w:pPr>
-    </w:lvl>
-    <w:lvl w:ilvl="6">
-      <w:start w:val="1"/>
-      <w:numFmt w:val="decimal"/>
-      <w:lvlText w:val="%1.%2.%3.%4.%5.%6.%7."/>
-      <w:lvlJc w:val="left"/>
-      <w:pPr>
-        <w:ind w:left="3240" w:hanging="1080"/>
-      </w:pPr>
-    </w:lvl>
-    <w:lvl w:ilvl="7">
-      <w:start w:val="1"/>
-      <w:numFmt w:val="decimal"/>
-      <w:lvlText w:val="%1.%2.%3.%4.%5.%6.%7.%8."/>
-      <w:lvlJc w:val="left"/>
-      <w:pPr>
-        <w:ind w:left="3744" w:hanging="1224"/>
-      </w:pPr>
-    </w:lvl>
-    <w:lvl w:ilvl="8">
-      <w:start w:val="1"/>
-      <w:numFmt w:val="decimal"/>
-      <w:lvlText w:val="%1.%2.%3.%4.%5.%6.%7.%8.%9."/>
-      <w:lvlJc w:val="left"/>
-      <w:pPr>
-        <w:ind w:left="4320" w:hanging="1440"/>
-      </w:pPr>
-    </w:lvl>
-  </w:abstractNum>
-  <w:abstractNum w:abstractNumId="22">
-    <w:nsid w:val="47DB56D9"/>
-    <w:multiLevelType w:val="hybridMultilevel"/>
-    <w:tmpl w:val="0520D6CA"/>
-    <w:lvl w:ilvl="0" w:tplc="280A0001">
-      <w:start w:val="1"/>
-      <w:numFmt w:val="bullet"/>
-      <w:lvlText w:val=""/>
-      <w:lvlJc w:val="left"/>
-      <w:pPr>
-        <w:ind w:left="720" w:hanging="360"/>
-      </w:pPr>
-      <w:rPr>
-        <w:rFonts w:ascii="Symbol" w:hAnsi="Symbol" w:hint="default"/>
-      </w:rPr>
-    </w:lvl>
-    <w:lvl w:ilvl="1" w:tplc="280A0003" w:tentative="1">
-      <w:start w:val="1"/>
-      <w:numFmt w:val="bullet"/>
-      <w:lvlText w:val="o"/>
-      <w:lvlJc w:val="left"/>
-      <w:pPr>
-        <w:ind w:left="1440" w:hanging="360"/>
-      </w:pPr>
-      <w:rPr>
-        <w:rFonts w:ascii="Courier New" w:hAnsi="Courier New" w:cs="Courier New" w:hint="default"/>
-      </w:rPr>
-    </w:lvl>
-    <w:lvl w:ilvl="2" w:tplc="280A0005" w:tentative="1">
-      <w:start w:val="1"/>
-      <w:numFmt w:val="bullet"/>
-      <w:lvlText w:val=""/>
-      <w:lvlJc w:val="left"/>
-      <w:pPr>
-        <w:ind w:left="2160" w:hanging="360"/>
-      </w:pPr>
-      <w:rPr>
-        <w:rFonts w:ascii="Wingdings" w:hAnsi="Wingdings" w:hint="default"/>
-      </w:rPr>
-    </w:lvl>
-    <w:lvl w:ilvl="3" w:tplc="280A0001" w:tentative="1">
-      <w:start w:val="1"/>
-      <w:numFmt w:val="bullet"/>
-      <w:lvlText w:val=""/>
-      <w:lvlJc w:val="left"/>
-      <w:pPr>
-        <w:ind w:left="2880" w:hanging="360"/>
-      </w:pPr>
-      <w:rPr>
-        <w:rFonts w:ascii="Symbol" w:hAnsi="Symbol" w:hint="default"/>
-      </w:rPr>
-    </w:lvl>
-    <w:lvl w:ilvl="4" w:tplc="280A0003" w:tentative="1">
-      <w:start w:val="1"/>
-      <w:numFmt w:val="bullet"/>
-      <w:lvlText w:val="o"/>
-      <w:lvlJc w:val="left"/>
-      <w:pPr>
-        <w:ind w:left="3600" w:hanging="360"/>
-      </w:pPr>
-      <w:rPr>
-        <w:rFonts w:ascii="Courier New" w:hAnsi="Courier New" w:cs="Courier New" w:hint="default"/>
-      </w:rPr>
-    </w:lvl>
-    <w:lvl w:ilvl="5" w:tplc="280A0005" w:tentative="1">
-      <w:start w:val="1"/>
-      <w:numFmt w:val="bullet"/>
-      <w:lvlText w:val=""/>
-      <w:lvlJc w:val="left"/>
-      <w:pPr>
-        <w:ind w:left="4320" w:hanging="360"/>
-      </w:pPr>
-      <w:rPr>
-        <w:rFonts w:ascii="Wingdings" w:hAnsi="Wingdings" w:hint="default"/>
-      </w:rPr>
-    </w:lvl>
-    <w:lvl w:ilvl="6" w:tplc="280A0001" w:tentative="1">
-      <w:start w:val="1"/>
-      <w:numFmt w:val="bullet"/>
-      <w:lvlText w:val=""/>
-      <w:lvlJc w:val="left"/>
-      <w:pPr>
-        <w:ind w:left="5040" w:hanging="360"/>
-      </w:pPr>
-      <w:rPr>
-        <w:rFonts w:ascii="Symbol" w:hAnsi="Symbol" w:hint="default"/>
-      </w:rPr>
-    </w:lvl>
-    <w:lvl w:ilvl="7" w:tplc="280A0003" w:tentative="1">
-      <w:start w:val="1"/>
-      <w:numFmt w:val="bullet"/>
-      <w:lvlText w:val="o"/>
-      <w:lvlJc w:val="left"/>
-      <w:pPr>
-        <w:ind w:left="5760" w:hanging="360"/>
-      </w:pPr>
-      <w:rPr>
-        <w:rFonts w:ascii="Courier New" w:hAnsi="Courier New" w:cs="Courier New" w:hint="default"/>
-      </w:rPr>
-    </w:lvl>
-    <w:lvl w:ilvl="8" w:tplc="280A0005" w:tentative="1">
-      <w:start w:val="1"/>
-      <w:numFmt w:val="bullet"/>
-      <w:lvlText w:val=""/>
-      <w:lvlJc w:val="left"/>
-      <w:pPr>
-        <w:ind w:left="6480" w:hanging="360"/>
-      </w:pPr>
-      <w:rPr>
-        <w:rFonts w:ascii="Wingdings" w:hAnsi="Wingdings" w:hint="default"/>
-      </w:rPr>
-    </w:lvl>
-  </w:abstractNum>
-  <w:abstractNum w:abstractNumId="23">
-    <w:nsid w:val="4A961F63"/>
-    <w:multiLevelType w:val="multilevel"/>
-    <w:tmpl w:val="F3BCF5B4"/>
-    <w:lvl w:ilvl="0">
-      <w:start w:val="1"/>
-      <w:numFmt w:val="decimal"/>
-      <w:lvlText w:val="%1."/>
-      <w:lvlJc w:val="left"/>
-      <w:pPr>
-        <w:ind w:left="360" w:hanging="360"/>
-      </w:pPr>
-      <w:rPr>
-        <w:rFonts w:hint="default"/>
-      </w:rPr>
-    </w:lvl>
-    <w:lvl w:ilvl="1">
-      <w:start w:val="1"/>
-      <w:numFmt w:val="decimal"/>
-      <w:isLgl/>
-      <w:lvlText w:val="%1.%2"/>
-      <w:lvlJc w:val="left"/>
-      <w:pPr>
-        <w:ind w:left="360" w:hanging="360"/>
-      </w:pPr>
-      <w:rPr>
-        <w:rFonts w:hint="default"/>
-      </w:rPr>
-    </w:lvl>
-    <w:lvl w:ilvl="2">
-      <w:start w:val="1"/>
-      <w:numFmt w:val="decimal"/>
-      <w:isLgl/>
-      <w:lvlText w:val="%1.%2.%3"/>
-      <w:lvlJc w:val="left"/>
-      <w:pPr>
-        <w:ind w:left="720" w:hanging="720"/>
-      </w:pPr>
-      <w:rPr>
-        <w:rFonts w:hint="default"/>
-      </w:rPr>
-    </w:lvl>
-    <w:lvl w:ilvl="3">
-      <w:start w:val="1"/>
-      <w:numFmt w:val="decimal"/>
-      <w:isLgl/>
-      <w:lvlText w:val="%1.%2.%3.%4"/>
-      <w:lvlJc w:val="left"/>
-      <w:pPr>
-        <w:ind w:left="720" w:hanging="720"/>
-      </w:pPr>
-      <w:rPr>
-        <w:rFonts w:hint="default"/>
-      </w:rPr>
-    </w:lvl>
-    <w:lvl w:ilvl="4">
-      <w:start w:val="1"/>
-      <w:numFmt w:val="decimal"/>
-      <w:isLgl/>
-      <w:lvlText w:val="%1.%2.%3.%4.%5"/>
-      <w:lvlJc w:val="left"/>
-      <w:pPr>
-        <w:ind w:left="1080" w:hanging="1080"/>
-      </w:pPr>
-      <w:rPr>
-        <w:rFonts w:hint="default"/>
-      </w:rPr>
-    </w:lvl>
-    <w:lvl w:ilvl="5">
-      <w:start w:val="1"/>
-      <w:numFmt w:val="decimal"/>
-      <w:isLgl/>
-      <w:lvlText w:val="%1.%2.%3.%4.%5.%6"/>
-      <w:lvlJc w:val="left"/>
-      <w:pPr>
-        <w:ind w:left="1080" w:hanging="1080"/>
-      </w:pPr>
-      <w:rPr>
-        <w:rFonts w:hint="default"/>
-      </w:rPr>
-    </w:lvl>
-    <w:lvl w:ilvl="6">
-      <w:start w:val="1"/>
-      <w:numFmt w:val="decimal"/>
-      <w:isLgl/>
-      <w:lvlText w:val="%1.%2.%3.%4.%5.%6.%7"/>
-      <w:lvlJc w:val="left"/>
-      <w:pPr>
-        <w:ind w:left="1440" w:hanging="1440"/>
-      </w:pPr>
-      <w:rPr>
-        <w:rFonts w:hint="default"/>
-      </w:rPr>
-    </w:lvl>
-    <w:lvl w:ilvl="7">
-      <w:start w:val="1"/>
-      <w:numFmt w:val="decimal"/>
-      <w:isLgl/>
-      <w:lvlText w:val="%1.%2.%3.%4.%5.%6.%7.%8"/>
-      <w:lvlJc w:val="left"/>
-      <w:pPr>
-        <w:ind w:left="1440" w:hanging="1440"/>
-      </w:pPr>
-      <w:rPr>
-        <w:rFonts w:hint="default"/>
-      </w:rPr>
-    </w:lvl>
-    <w:lvl w:ilvl="8">
-      <w:start w:val="1"/>
-      <w:numFmt w:val="decimal"/>
-      <w:isLgl/>
-      <w:lvlText w:val="%1.%2.%3.%4.%5.%6.%7.%8.%9"/>
-      <w:lvlJc w:val="left"/>
-      <w:pPr>
-        <w:ind w:left="1800" w:hanging="1800"/>
-      </w:pPr>
-      <w:rPr>
-        <w:rFonts w:hint="default"/>
-      </w:rPr>
-    </w:lvl>
-  </w:abstractNum>
-  <w:abstractNum w:abstractNumId="24">
-    <w:nsid w:val="4B43016F"/>
-    <w:multiLevelType w:val="hybridMultilevel"/>
-    <w:tmpl w:val="6596C0A4"/>
-    <w:lvl w:ilvl="0" w:tplc="280A0017">
-      <w:start w:val="1"/>
-      <w:numFmt w:val="lowerLetter"/>
-      <w:lvlText w:val="%1)"/>
-      <w:lvlJc w:val="left"/>
-      <w:pPr>
-        <w:ind w:left="720" w:hanging="360"/>
-      </w:pPr>
-    </w:lvl>
-    <w:lvl w:ilvl="1" w:tplc="280A0019" w:tentative="1">
-      <w:start w:val="1"/>
-      <w:numFmt w:val="lowerLetter"/>
-      <w:lvlText w:val="%2."/>
-      <w:lvlJc w:val="left"/>
-      <w:pPr>
-        <w:ind w:left="1440" w:hanging="360"/>
-      </w:pPr>
-    </w:lvl>
-    <w:lvl w:ilvl="2" w:tplc="280A001B" w:tentative="1">
-      <w:start w:val="1"/>
-      <w:numFmt w:val="lowerRoman"/>
-      <w:lvlText w:val="%3."/>
-      <w:lvlJc w:val="right"/>
-      <w:pPr>
-        <w:ind w:left="2160" w:hanging="180"/>
-      </w:pPr>
-    </w:lvl>
-    <w:lvl w:ilvl="3" w:tplc="280A000F" w:tentative="1">
-      <w:start w:val="1"/>
-      <w:numFmt w:val="decimal"/>
-      <w:lvlText w:val="%4."/>
-      <w:lvlJc w:val="left"/>
-      <w:pPr>
-        <w:ind w:left="2880" w:hanging="360"/>
-      </w:pPr>
-    </w:lvl>
-    <w:lvl w:ilvl="4" w:tplc="280A0019" w:tentative="1">
-      <w:start w:val="1"/>
-      <w:numFmt w:val="lowerLetter"/>
-      <w:lvlText w:val="%5."/>
-      <w:lvlJc w:val="left"/>
-      <w:pPr>
-        <w:ind w:left="3600" w:hanging="360"/>
-      </w:pPr>
-    </w:lvl>
-    <w:lvl w:ilvl="5" w:tplc="280A001B" w:tentative="1">
-      <w:start w:val="1"/>
-      <w:numFmt w:val="lowerRoman"/>
-      <w:lvlText w:val="%6."/>
-      <w:lvlJc w:val="right"/>
-      <w:pPr>
-        <w:ind w:left="4320" w:hanging="180"/>
-      </w:pPr>
-    </w:lvl>
-    <w:lvl w:ilvl="6" w:tplc="280A000F" w:tentative="1">
-      <w:start w:val="1"/>
-      <w:numFmt w:val="decimal"/>
-      <w:lvlText w:val="%7."/>
-      <w:lvlJc w:val="left"/>
-      <w:pPr>
-        <w:ind w:left="5040" w:hanging="360"/>
-      </w:pPr>
-    </w:lvl>
-    <w:lvl w:ilvl="7" w:tplc="280A0019" w:tentative="1">
-      <w:start w:val="1"/>
-      <w:numFmt w:val="lowerLetter"/>
-      <w:lvlText w:val="%8."/>
-      <w:lvlJc w:val="left"/>
-      <w:pPr>
-        <w:ind w:left="5760" w:hanging="360"/>
-      </w:pPr>
-    </w:lvl>
-    <w:lvl w:ilvl="8" w:tplc="280A001B" w:tentative="1">
-      <w:start w:val="1"/>
-      <w:numFmt w:val="lowerRoman"/>
-      <w:lvlText w:val="%9."/>
-      <w:lvlJc w:val="right"/>
-      <w:pPr>
-        <w:ind w:left="6480" w:hanging="180"/>
-      </w:pPr>
-    </w:lvl>
-  </w:abstractNum>
-  <w:abstractNum w:abstractNumId="25">
-    <w:nsid w:val="4BD55F57"/>
-    <w:multiLevelType w:val="hybridMultilevel"/>
-    <w:tmpl w:val="BCE659C2"/>
-    <w:lvl w:ilvl="0" w:tplc="280A000F">
-      <w:start w:val="1"/>
-      <w:numFmt w:val="decimal"/>
-      <w:lvlText w:val="%1."/>
-      <w:lvlJc w:val="left"/>
-      <w:pPr>
-        <w:ind w:left="720" w:hanging="360"/>
-      </w:pPr>
-    </w:lvl>
-    <w:lvl w:ilvl="1" w:tplc="CEE02672">
-      <w:start w:val="2"/>
-      <w:numFmt w:val="bullet"/>
-      <w:lvlText w:val=""/>
-      <w:lvlJc w:val="left"/>
-      <w:pPr>
-        <w:ind w:left="1440" w:hanging="360"/>
-      </w:pPr>
-      <w:rPr>
-        <w:rFonts w:ascii="Calibri" w:eastAsiaTheme="minorHAnsi" w:hAnsi="Calibri" w:cs="Calibri" w:hint="default"/>
-      </w:rPr>
-    </w:lvl>
-    <w:lvl w:ilvl="2" w:tplc="280A001B" w:tentative="1">
-      <w:start w:val="1"/>
-      <w:numFmt w:val="lowerRoman"/>
-      <w:lvlText w:val="%3."/>
-      <w:lvlJc w:val="right"/>
-      <w:pPr>
-        <w:ind w:left="2160" w:hanging="180"/>
-      </w:pPr>
-    </w:lvl>
-    <w:lvl w:ilvl="3" w:tplc="280A000F" w:tentative="1">
-      <w:start w:val="1"/>
-      <w:numFmt w:val="decimal"/>
-      <w:lvlText w:val="%4."/>
-      <w:lvlJc w:val="left"/>
-      <w:pPr>
-        <w:ind w:left="2880" w:hanging="360"/>
-      </w:pPr>
-    </w:lvl>
-    <w:lvl w:ilvl="4" w:tplc="280A0019" w:tentative="1">
-      <w:start w:val="1"/>
-      <w:numFmt w:val="lowerLetter"/>
-      <w:lvlText w:val="%5."/>
-      <w:lvlJc w:val="left"/>
-      <w:pPr>
-        <w:ind w:left="3600" w:hanging="360"/>
-      </w:pPr>
-    </w:lvl>
-    <w:lvl w:ilvl="5" w:tplc="280A001B" w:tentative="1">
-      <w:start w:val="1"/>
-      <w:numFmt w:val="lowerRoman"/>
-      <w:lvlText w:val="%6."/>
-      <w:lvlJc w:val="right"/>
-      <w:pPr>
-        <w:ind w:left="4320" w:hanging="180"/>
-      </w:pPr>
-    </w:lvl>
-    <w:lvl w:ilvl="6" w:tplc="280A000F" w:tentative="1">
-      <w:start w:val="1"/>
-      <w:numFmt w:val="decimal"/>
-      <w:lvlText w:val="%7."/>
-      <w:lvlJc w:val="left"/>
-      <w:pPr>
-        <w:ind w:left="5040" w:hanging="360"/>
-      </w:pPr>
-    </w:lvl>
-    <w:lvl w:ilvl="7" w:tplc="280A0019" w:tentative="1">
-      <w:start w:val="1"/>
-      <w:numFmt w:val="lowerLetter"/>
-      <w:lvlText w:val="%8."/>
-      <w:lvlJc w:val="left"/>
-      <w:pPr>
-        <w:ind w:left="5760" w:hanging="360"/>
-      </w:pPr>
-    </w:lvl>
-    <w:lvl w:ilvl="8" w:tplc="280A001B" w:tentative="1">
-      <w:start w:val="1"/>
-      <w:numFmt w:val="lowerRoman"/>
-      <w:lvlText w:val="%9."/>
-      <w:lvlJc w:val="right"/>
-      <w:pPr>
-        <w:ind w:left="6480" w:hanging="180"/>
-      </w:pPr>
-    </w:lvl>
-  </w:abstractNum>
-  <w:abstractNum w:abstractNumId="26">
-    <w:nsid w:val="4DC677D4"/>
-    <w:multiLevelType w:val="hybridMultilevel"/>
-    <w:tmpl w:val="97CE1EC8"/>
-    <w:lvl w:ilvl="0" w:tplc="280A000F">
-      <w:start w:val="1"/>
-      <w:numFmt w:val="decimal"/>
-      <w:lvlText w:val="%1."/>
-      <w:lvlJc w:val="left"/>
-      <w:pPr>
-        <w:ind w:left="720" w:hanging="360"/>
-      </w:pPr>
-    </w:lvl>
-    <w:lvl w:ilvl="1" w:tplc="280A0019" w:tentative="1">
-      <w:start w:val="1"/>
-      <w:numFmt w:val="lowerLetter"/>
-      <w:lvlText w:val="%2."/>
-      <w:lvlJc w:val="left"/>
-      <w:pPr>
-        <w:ind w:left="1440" w:hanging="360"/>
-      </w:pPr>
-    </w:lvl>
-    <w:lvl w:ilvl="2" w:tplc="280A001B" w:tentative="1">
-      <w:start w:val="1"/>
-      <w:numFmt w:val="lowerRoman"/>
-      <w:lvlText w:val="%3."/>
-      <w:lvlJc w:val="right"/>
-      <w:pPr>
-        <w:ind w:left="2160" w:hanging="180"/>
-      </w:pPr>
-    </w:lvl>
-    <w:lvl w:ilvl="3" w:tplc="280A000F" w:tentative="1">
-      <w:start w:val="1"/>
-      <w:numFmt w:val="decimal"/>
-      <w:lvlText w:val="%4."/>
-      <w:lvlJc w:val="left"/>
-      <w:pPr>
-        <w:ind w:left="2880" w:hanging="360"/>
-      </w:pPr>
-    </w:lvl>
-    <w:lvl w:ilvl="4" w:tplc="280A0019" w:tentative="1">
-      <w:start w:val="1"/>
-      <w:numFmt w:val="lowerLetter"/>
-      <w:lvlText w:val="%5."/>
-      <w:lvlJc w:val="left"/>
-      <w:pPr>
-        <w:ind w:left="3600" w:hanging="360"/>
-      </w:pPr>
-    </w:lvl>
-    <w:lvl w:ilvl="5" w:tplc="280A001B" w:tentative="1">
-      <w:start w:val="1"/>
-      <w:numFmt w:val="lowerRoman"/>
-      <w:lvlText w:val="%6."/>
-      <w:lvlJc w:val="right"/>
-      <w:pPr>
-        <w:ind w:left="4320" w:hanging="180"/>
-      </w:pPr>
-    </w:lvl>
-    <w:lvl w:ilvl="6" w:tplc="280A000F" w:tentative="1">
-      <w:start w:val="1"/>
-      <w:numFmt w:val="decimal"/>
-      <w:lvlText w:val="%7."/>
-      <w:lvlJc w:val="left"/>
-      <w:pPr>
-        <w:ind w:left="5040" w:hanging="360"/>
-      </w:pPr>
-    </w:lvl>
-    <w:lvl w:ilvl="7" w:tplc="280A0019" w:tentative="1">
-      <w:start w:val="1"/>
-      <w:numFmt w:val="lowerLetter"/>
-      <w:lvlText w:val="%8."/>
-      <w:lvlJc w:val="left"/>
-      <w:pPr>
-        <w:ind w:left="5760" w:hanging="360"/>
-      </w:pPr>
-    </w:lvl>
-    <w:lvl w:ilvl="8" w:tplc="280A001B" w:tentative="1">
-      <w:start w:val="1"/>
-      <w:numFmt w:val="lowerRoman"/>
-      <w:lvlText w:val="%9."/>
-      <w:lvlJc w:val="right"/>
-      <w:pPr>
-        <w:ind w:left="6480" w:hanging="180"/>
-      </w:pPr>
-    </w:lvl>
-  </w:abstractNum>
-  <w:abstractNum w:abstractNumId="27">
-    <w:nsid w:val="51F61F1E"/>
-    <w:multiLevelType w:val="hybridMultilevel"/>
-    <w:tmpl w:val="F26E2554"/>
-    <w:lvl w:ilvl="0" w:tplc="280A000F">
-      <w:start w:val="1"/>
-      <w:numFmt w:val="decimal"/>
-      <w:lvlText w:val="%1."/>
-      <w:lvlJc w:val="left"/>
-      <w:pPr>
-        <w:ind w:left="720" w:hanging="360"/>
-      </w:pPr>
-    </w:lvl>
-    <w:lvl w:ilvl="1" w:tplc="280A0019">
-      <w:start w:val="1"/>
-      <w:numFmt w:val="lowerLetter"/>
-      <w:lvlText w:val="%2."/>
-      <w:lvlJc w:val="left"/>
-      <w:pPr>
-        <w:ind w:left="1440" w:hanging="360"/>
-      </w:pPr>
-    </w:lvl>
-    <w:lvl w:ilvl="2" w:tplc="280A001B" w:tentative="1">
-      <w:start w:val="1"/>
-      <w:numFmt w:val="lowerRoman"/>
-      <w:lvlText w:val="%3."/>
-      <w:lvlJc w:val="right"/>
-      <w:pPr>
-        <w:ind w:left="2160" w:hanging="180"/>
-      </w:pPr>
-    </w:lvl>
-    <w:lvl w:ilvl="3" w:tplc="280A000F" w:tentative="1">
-      <w:start w:val="1"/>
-      <w:numFmt w:val="decimal"/>
-      <w:lvlText w:val="%4."/>
-      <w:lvlJc w:val="left"/>
-      <w:pPr>
-        <w:ind w:left="2880" w:hanging="360"/>
-      </w:pPr>
-    </w:lvl>
-    <w:lvl w:ilvl="4" w:tplc="280A0019" w:tentative="1">
-      <w:start w:val="1"/>
-      <w:numFmt w:val="lowerLetter"/>
-      <w:lvlText w:val="%5."/>
-      <w:lvlJc w:val="left"/>
-      <w:pPr>
-        <w:ind w:left="3600" w:hanging="360"/>
-      </w:pPr>
-    </w:lvl>
-    <w:lvl w:ilvl="5" w:tplc="280A001B" w:tentative="1">
-      <w:start w:val="1"/>
-      <w:numFmt w:val="lowerRoman"/>
-      <w:lvlText w:val="%6."/>
-      <w:lvlJc w:val="right"/>
-      <w:pPr>
-        <w:ind w:left="4320" w:hanging="180"/>
-      </w:pPr>
-    </w:lvl>
-    <w:lvl w:ilvl="6" w:tplc="280A000F" w:tentative="1">
-      <w:start w:val="1"/>
-      <w:numFmt w:val="decimal"/>
-      <w:lvlText w:val="%7."/>
-      <w:lvlJc w:val="left"/>
-      <w:pPr>
-        <w:ind w:left="5040" w:hanging="360"/>
-      </w:pPr>
-    </w:lvl>
-    <w:lvl w:ilvl="7" w:tplc="280A0019" w:tentative="1">
-      <w:start w:val="1"/>
-      <w:numFmt w:val="lowerLetter"/>
-      <w:lvlText w:val="%8."/>
-      <w:lvlJc w:val="left"/>
-      <w:pPr>
-        <w:ind w:left="5760" w:hanging="360"/>
-      </w:pPr>
-    </w:lvl>
-    <w:lvl w:ilvl="8" w:tplc="280A001B" w:tentative="1">
-      <w:start w:val="1"/>
-      <w:numFmt w:val="lowerRoman"/>
-      <w:lvlText w:val="%9."/>
-      <w:lvlJc w:val="right"/>
-      <w:pPr>
-        <w:ind w:left="6480" w:hanging="180"/>
-      </w:pPr>
-    </w:lvl>
-  </w:abstractNum>
-  <w:abstractNum w:abstractNumId="28">
-    <w:nsid w:val="53F76EF1"/>
-    <w:multiLevelType w:val="hybridMultilevel"/>
-    <w:tmpl w:val="B0B49FBE"/>
-    <w:lvl w:ilvl="0" w:tplc="280A000F">
-      <w:start w:val="1"/>
-      <w:numFmt w:val="decimal"/>
-      <w:lvlText w:val="%1."/>
-      <w:lvlJc w:val="left"/>
-      <w:pPr>
-        <w:ind w:left="360" w:hanging="360"/>
-      </w:pPr>
-    </w:lvl>
-    <w:lvl w:ilvl="1" w:tplc="280A0019">
-      <w:start w:val="1"/>
-      <w:numFmt w:val="lowerLetter"/>
-      <w:lvlText w:val="%2."/>
-      <w:lvlJc w:val="left"/>
-      <w:pPr>
-        <w:ind w:left="1080" w:hanging="360"/>
-      </w:pPr>
-    </w:lvl>
-    <w:lvl w:ilvl="2" w:tplc="280A001B" w:tentative="1">
-      <w:start w:val="1"/>
-      <w:numFmt w:val="lowerRoman"/>
-      <w:lvlText w:val="%3."/>
-      <w:lvlJc w:val="right"/>
-      <w:pPr>
-        <w:ind w:left="1800" w:hanging="180"/>
-      </w:pPr>
-    </w:lvl>
-    <w:lvl w:ilvl="3" w:tplc="280A000F" w:tentative="1">
-      <w:start w:val="1"/>
-      <w:numFmt w:val="decimal"/>
-      <w:lvlText w:val="%4."/>
-      <w:lvlJc w:val="left"/>
-      <w:pPr>
-        <w:ind w:left="2520" w:hanging="360"/>
-      </w:pPr>
-    </w:lvl>
-    <w:lvl w:ilvl="4" w:tplc="280A0019" w:tentative="1">
-      <w:start w:val="1"/>
-      <w:numFmt w:val="lowerLetter"/>
-      <w:lvlText w:val="%5."/>
-      <w:lvlJc w:val="left"/>
-      <w:pPr>
-        <w:ind w:left="3240" w:hanging="360"/>
-      </w:pPr>
-    </w:lvl>
-    <w:lvl w:ilvl="5" w:tplc="280A001B" w:tentative="1">
-      <w:start w:val="1"/>
-      <w:numFmt w:val="lowerRoman"/>
-      <w:lvlText w:val="%6."/>
-      <w:lvlJc w:val="right"/>
-      <w:pPr>
-        <w:ind w:left="3960" w:hanging="180"/>
-      </w:pPr>
-    </w:lvl>
-    <w:lvl w:ilvl="6" w:tplc="280A000F" w:tentative="1">
-      <w:start w:val="1"/>
-      <w:numFmt w:val="decimal"/>
-      <w:lvlText w:val="%7."/>
-      <w:lvlJc w:val="left"/>
-      <w:pPr>
-        <w:ind w:left="4680" w:hanging="360"/>
-      </w:pPr>
-    </w:lvl>
-    <w:lvl w:ilvl="7" w:tplc="280A0019" w:tentative="1">
-      <w:start w:val="1"/>
-      <w:numFmt w:val="lowerLetter"/>
-      <w:lvlText w:val="%8."/>
-      <w:lvlJc w:val="left"/>
-      <w:pPr>
-        <w:ind w:left="5400" w:hanging="360"/>
-      </w:pPr>
-    </w:lvl>
-    <w:lvl w:ilvl="8" w:tplc="280A001B" w:tentative="1">
-      <w:start w:val="1"/>
-      <w:numFmt w:val="lowerRoman"/>
-      <w:lvlText w:val="%9."/>
-      <w:lvlJc w:val="right"/>
-      <w:pPr>
-        <w:ind w:left="6120" w:hanging="180"/>
-      </w:pPr>
-    </w:lvl>
-  </w:abstractNum>
-  <w:abstractNum w:abstractNumId="29">
-    <w:nsid w:val="567B61F4"/>
-    <w:multiLevelType w:val="hybridMultilevel"/>
-    <w:tmpl w:val="12D2691E"/>
-    <w:lvl w:ilvl="0" w:tplc="280A000F">
-      <w:start w:val="1"/>
-      <w:numFmt w:val="decimal"/>
-      <w:lvlText w:val="%1."/>
-      <w:lvlJc w:val="left"/>
-      <w:pPr>
-        <w:ind w:left="720" w:hanging="360"/>
-      </w:pPr>
-    </w:lvl>
-    <w:lvl w:ilvl="1" w:tplc="280A0019" w:tentative="1">
-      <w:start w:val="1"/>
-      <w:numFmt w:val="lowerLetter"/>
-      <w:lvlText w:val="%2."/>
-      <w:lvlJc w:val="left"/>
-      <w:pPr>
-        <w:ind w:left="1440" w:hanging="360"/>
-      </w:pPr>
-    </w:lvl>
-    <w:lvl w:ilvl="2" w:tplc="280A001B" w:tentative="1">
-      <w:start w:val="1"/>
-      <w:numFmt w:val="lowerRoman"/>
-      <w:lvlText w:val="%3."/>
-      <w:lvlJc w:val="right"/>
-      <w:pPr>
-        <w:ind w:left="2160" w:hanging="180"/>
-      </w:pPr>
-    </w:lvl>
-    <w:lvl w:ilvl="3" w:tplc="280A000F" w:tentative="1">
-      <w:start w:val="1"/>
-      <w:numFmt w:val="decimal"/>
-      <w:lvlText w:val="%4."/>
-      <w:lvlJc w:val="left"/>
-      <w:pPr>
-        <w:ind w:left="2880" w:hanging="360"/>
-      </w:pPr>
-    </w:lvl>
-    <w:lvl w:ilvl="4" w:tplc="280A0019" w:tentative="1">
-      <w:start w:val="1"/>
-      <w:numFmt w:val="lowerLetter"/>
-      <w:lvlText w:val="%5."/>
-      <w:lvlJc w:val="left"/>
-      <w:pPr>
-        <w:ind w:left="3600" w:hanging="360"/>
-      </w:pPr>
-    </w:lvl>
-    <w:lvl w:ilvl="5" w:tplc="280A001B" w:tentative="1">
-      <w:start w:val="1"/>
-      <w:numFmt w:val="lowerRoman"/>
-      <w:lvlText w:val="%6."/>
-      <w:lvlJc w:val="right"/>
-      <w:pPr>
-        <w:ind w:left="4320" w:hanging="180"/>
-      </w:pPr>
-    </w:lvl>
-    <w:lvl w:ilvl="6" w:tplc="280A000F" w:tentative="1">
-      <w:start w:val="1"/>
-      <w:numFmt w:val="decimal"/>
-      <w:lvlText w:val="%7."/>
-      <w:lvlJc w:val="left"/>
-      <w:pPr>
-        <w:ind w:left="5040" w:hanging="360"/>
-      </w:pPr>
-    </w:lvl>
-    <w:lvl w:ilvl="7" w:tplc="280A0019" w:tentative="1">
-      <w:start w:val="1"/>
-      <w:numFmt w:val="lowerLetter"/>
-      <w:lvlText w:val="%8."/>
-      <w:lvlJc w:val="left"/>
-      <w:pPr>
-        <w:ind w:left="5760" w:hanging="360"/>
-      </w:pPr>
-    </w:lvl>
-    <w:lvl w:ilvl="8" w:tplc="280A001B" w:tentative="1">
-      <w:start w:val="1"/>
-      <w:numFmt w:val="lowerRoman"/>
-      <w:lvlText w:val="%9."/>
-      <w:lvlJc w:val="right"/>
-      <w:pPr>
-        <w:ind w:left="6480" w:hanging="180"/>
-      </w:pPr>
-    </w:lvl>
-  </w:abstractNum>
-  <w:abstractNum w:abstractNumId="30">
-    <w:nsid w:val="599B470F"/>
-    <w:multiLevelType w:val="hybridMultilevel"/>
-    <w:tmpl w:val="7A44E1FE"/>
-    <w:lvl w:ilvl="0" w:tplc="183AD174">
-      <w:start w:val="1"/>
-      <w:numFmt w:val="bullet"/>
-      <w:lvlText w:val=""/>
-      <w:lvlJc w:val="left"/>
-      <w:pPr>
-        <w:ind w:left="720" w:hanging="360"/>
-      </w:pPr>
-      <w:rPr>
-        <w:rFonts w:ascii="Calibri" w:eastAsiaTheme="minorHAnsi" w:hAnsi="Calibri" w:cs="Calibri" w:hint="default"/>
-      </w:rPr>
-    </w:lvl>
-    <w:lvl w:ilvl="1" w:tplc="280A0003" w:tentative="1">
-      <w:start w:val="1"/>
-      <w:numFmt w:val="bullet"/>
-      <w:lvlText w:val="o"/>
-      <w:lvlJc w:val="left"/>
-      <w:pPr>
-        <w:ind w:left="1440" w:hanging="360"/>
-      </w:pPr>
-      <w:rPr>
-        <w:rFonts w:ascii="Courier New" w:hAnsi="Courier New" w:cs="Courier New" w:hint="default"/>
-      </w:rPr>
-    </w:lvl>
-    <w:lvl w:ilvl="2" w:tplc="280A0005" w:tentative="1">
-      <w:start w:val="1"/>
-      <w:numFmt w:val="bullet"/>
-      <w:lvlText w:val=""/>
-      <w:lvlJc w:val="left"/>
-      <w:pPr>
-        <w:ind w:left="2160" w:hanging="360"/>
-      </w:pPr>
-      <w:rPr>
-        <w:rFonts w:ascii="Wingdings" w:hAnsi="Wingdings" w:hint="default"/>
-      </w:rPr>
-    </w:lvl>
-    <w:lvl w:ilvl="3" w:tplc="280A0001" w:tentative="1">
-      <w:start w:val="1"/>
-      <w:numFmt w:val="bullet"/>
-      <w:lvlText w:val=""/>
-      <w:lvlJc w:val="left"/>
-      <w:pPr>
-        <w:ind w:left="2880" w:hanging="360"/>
-      </w:pPr>
-      <w:rPr>
-        <w:rFonts w:ascii="Symbol" w:hAnsi="Symbol" w:hint="default"/>
-      </w:rPr>
-    </w:lvl>
-    <w:lvl w:ilvl="4" w:tplc="280A0003" w:tentative="1">
-      <w:start w:val="1"/>
-      <w:numFmt w:val="bullet"/>
-      <w:lvlText w:val="o"/>
-      <w:lvlJc w:val="left"/>
-      <w:pPr>
-        <w:ind w:left="3600" w:hanging="360"/>
-      </w:pPr>
-      <w:rPr>
-        <w:rFonts w:ascii="Courier New" w:hAnsi="Courier New" w:cs="Courier New" w:hint="default"/>
-      </w:rPr>
-    </w:lvl>
-    <w:lvl w:ilvl="5" w:tplc="280A0005" w:tentative="1">
-      <w:start w:val="1"/>
-      <w:numFmt w:val="bullet"/>
-      <w:lvlText w:val=""/>
-      <w:lvlJc w:val="left"/>
-      <w:pPr>
-        <w:ind w:left="4320" w:hanging="360"/>
-      </w:pPr>
-      <w:rPr>
-        <w:rFonts w:ascii="Wingdings" w:hAnsi="Wingdings" w:hint="default"/>
-      </w:rPr>
-    </w:lvl>
-    <w:lvl w:ilvl="6" w:tplc="280A0001" w:tentative="1">
-      <w:start w:val="1"/>
-      <w:numFmt w:val="bullet"/>
-      <w:lvlText w:val=""/>
-      <w:lvlJc w:val="left"/>
-      <w:pPr>
-        <w:ind w:left="5040" w:hanging="360"/>
-      </w:pPr>
-      <w:rPr>
-        <w:rFonts w:ascii="Symbol" w:hAnsi="Symbol" w:hint="default"/>
-      </w:rPr>
-    </w:lvl>
-    <w:lvl w:ilvl="7" w:tplc="280A0003" w:tentative="1">
-      <w:start w:val="1"/>
-      <w:numFmt w:val="bullet"/>
-      <w:lvlText w:val="o"/>
-      <w:lvlJc w:val="left"/>
-      <w:pPr>
-        <w:ind w:left="5760" w:hanging="360"/>
-      </w:pPr>
-      <w:rPr>
-        <w:rFonts w:ascii="Courier New" w:hAnsi="Courier New" w:cs="Courier New" w:hint="default"/>
-      </w:rPr>
-    </w:lvl>
-    <w:lvl w:ilvl="8" w:tplc="280A0005" w:tentative="1">
-      <w:start w:val="1"/>
-      <w:numFmt w:val="bullet"/>
-      <w:lvlText w:val=""/>
-      <w:lvlJc w:val="left"/>
-      <w:pPr>
-        <w:ind w:left="6480" w:hanging="360"/>
-      </w:pPr>
-      <w:rPr>
-        <w:rFonts w:ascii="Wingdings" w:hAnsi="Wingdings" w:hint="default"/>
-      </w:rPr>
-    </w:lvl>
-  </w:abstractNum>
-  <w:abstractNum w:abstractNumId="31">
-    <w:nsid w:val="5C167A9B"/>
-    <w:multiLevelType w:val="hybridMultilevel"/>
-    <w:tmpl w:val="0B8C7FAA"/>
-    <w:lvl w:ilvl="0" w:tplc="280A000F">
-      <w:start w:val="1"/>
-      <w:numFmt w:val="decimal"/>
-      <w:lvlText w:val="%1."/>
-      <w:lvlJc w:val="left"/>
-      <w:pPr>
-        <w:ind w:left="720" w:hanging="360"/>
-      </w:pPr>
-    </w:lvl>
-    <w:lvl w:ilvl="1" w:tplc="280A0019">
-      <w:start w:val="1"/>
-      <w:numFmt w:val="lowerLetter"/>
-      <w:lvlText w:val="%2."/>
-      <w:lvlJc w:val="left"/>
-      <w:pPr>
-        <w:ind w:left="1440" w:hanging="360"/>
-      </w:pPr>
-    </w:lvl>
-    <w:lvl w:ilvl="2" w:tplc="280A001B" w:tentative="1">
-      <w:start w:val="1"/>
-      <w:numFmt w:val="lowerRoman"/>
-      <w:lvlText w:val="%3."/>
-      <w:lvlJc w:val="right"/>
-      <w:pPr>
-        <w:ind w:left="2160" w:hanging="180"/>
-      </w:pPr>
-    </w:lvl>
-    <w:lvl w:ilvl="3" w:tplc="280A000F" w:tentative="1">
-      <w:start w:val="1"/>
-      <w:numFmt w:val="decimal"/>
-      <w:lvlText w:val="%4."/>
-      <w:lvlJc w:val="left"/>
-      <w:pPr>
-        <w:ind w:left="2880" w:hanging="360"/>
-      </w:pPr>
-    </w:lvl>
-    <w:lvl w:ilvl="4" w:tplc="280A0019" w:tentative="1">
-      <w:start w:val="1"/>
-      <w:numFmt w:val="lowerLetter"/>
-      <w:lvlText w:val="%5."/>
-      <w:lvlJc w:val="left"/>
-      <w:pPr>
-        <w:ind w:left="3600" w:hanging="360"/>
-      </w:pPr>
-    </w:lvl>
-    <w:lvl w:ilvl="5" w:tplc="280A001B" w:tentative="1">
-      <w:start w:val="1"/>
-      <w:numFmt w:val="lowerRoman"/>
-      <w:lvlText w:val="%6."/>
-      <w:lvlJc w:val="right"/>
-      <w:pPr>
-        <w:ind w:left="4320" w:hanging="180"/>
-      </w:pPr>
-    </w:lvl>
-    <w:lvl w:ilvl="6" w:tplc="280A000F" w:tentative="1">
-      <w:start w:val="1"/>
-      <w:numFmt w:val="decimal"/>
-      <w:lvlText w:val="%7."/>
-      <w:lvlJc w:val="left"/>
-      <w:pPr>
-        <w:ind w:left="5040" w:hanging="360"/>
-      </w:pPr>
-    </w:lvl>
-    <w:lvl w:ilvl="7" w:tplc="280A0019" w:tentative="1">
-      <w:start w:val="1"/>
-      <w:numFmt w:val="lowerLetter"/>
-      <w:lvlText w:val="%8."/>
-      <w:lvlJc w:val="left"/>
-      <w:pPr>
-        <w:ind w:left="5760" w:hanging="360"/>
-      </w:pPr>
-    </w:lvl>
-    <w:lvl w:ilvl="8" w:tplc="280A001B" w:tentative="1">
-      <w:start w:val="1"/>
-      <w:numFmt w:val="lowerRoman"/>
-      <w:lvlText w:val="%9."/>
-      <w:lvlJc w:val="right"/>
-      <w:pPr>
-        <w:ind w:left="6480" w:hanging="180"/>
-      </w:pPr>
-    </w:lvl>
-  </w:abstractNum>
-  <w:abstractNum w:abstractNumId="32">
-    <w:nsid w:val="5F53436F"/>
-    <w:multiLevelType w:val="multilevel"/>
-    <w:tmpl w:val="280A001F"/>
-    <w:lvl w:ilvl="0">
-      <w:start w:val="1"/>
-      <w:numFmt w:val="decimal"/>
-      <w:lvlText w:val="%1."/>
-      <w:lvlJc w:val="left"/>
-      <w:pPr>
-        <w:ind w:left="360" w:hanging="360"/>
-      </w:pPr>
-    </w:lvl>
-    <w:lvl w:ilvl="1">
-      <w:start w:val="1"/>
-      <w:numFmt w:val="decimal"/>
-      <w:lvlText w:val="%1.%2."/>
-      <w:lvlJc w:val="left"/>
-      <w:pPr>
-        <w:ind w:left="792" w:hanging="432"/>
-      </w:pPr>
-    </w:lvl>
-    <w:lvl w:ilvl="2">
-      <w:start w:val="1"/>
-      <w:numFmt w:val="decimal"/>
-      <w:lvlText w:val="%1.%2.%3."/>
-      <w:lvlJc w:val="left"/>
-      <w:pPr>
-        <w:ind w:left="1224" w:hanging="504"/>
-      </w:pPr>
-    </w:lvl>
-    <w:lvl w:ilvl="3">
-      <w:start w:val="1"/>
-      <w:numFmt w:val="decimal"/>
-      <w:lvlText w:val="%1.%2.%3.%4."/>
-      <w:lvlJc w:val="left"/>
-      <w:pPr>
-        <w:ind w:left="1728" w:hanging="648"/>
-      </w:pPr>
-    </w:lvl>
-    <w:lvl w:ilvl="4">
-      <w:start w:val="1"/>
-      <w:numFmt w:val="decimal"/>
-      <w:lvlText w:val="%1.%2.%3.%4.%5."/>
-      <w:lvlJc w:val="left"/>
-      <w:pPr>
-        <w:ind w:left="2232" w:hanging="792"/>
-      </w:pPr>
-    </w:lvl>
-    <w:lvl w:ilvl="5">
-      <w:start w:val="1"/>
-      <w:numFmt w:val="decimal"/>
-      <w:lvlText w:val="%1.%2.%3.%4.%5.%6."/>
-      <w:lvlJc w:val="left"/>
-      <w:pPr>
-        <w:ind w:left="2736" w:hanging="936"/>
-      </w:pPr>
-    </w:lvl>
-    <w:lvl w:ilvl="6">
-      <w:start w:val="1"/>
-      <w:numFmt w:val="decimal"/>
-      <w:lvlText w:val="%1.%2.%3.%4.%5.%6.%7."/>
-      <w:lvlJc w:val="left"/>
-      <w:pPr>
-        <w:ind w:left="3240" w:hanging="1080"/>
-      </w:pPr>
-    </w:lvl>
-    <w:lvl w:ilvl="7">
-      <w:start w:val="1"/>
-      <w:numFmt w:val="decimal"/>
-      <w:lvlText w:val="%1.%2.%3.%4.%5.%6.%7.%8."/>
-      <w:lvlJc w:val="left"/>
-      <w:pPr>
-        <w:ind w:left="3744" w:hanging="1224"/>
-      </w:pPr>
-    </w:lvl>
-    <w:lvl w:ilvl="8">
-      <w:start w:val="1"/>
-      <w:numFmt w:val="decimal"/>
-      <w:lvlText w:val="%1.%2.%3.%4.%5.%6.%7.%8.%9."/>
-      <w:lvlJc w:val="left"/>
-      <w:pPr>
-        <w:ind w:left="4320" w:hanging="1440"/>
-      </w:pPr>
-    </w:lvl>
-  </w:abstractNum>
-  <w:abstractNum w:abstractNumId="33">
-    <w:nsid w:val="5FA76570"/>
-    <w:multiLevelType w:val="hybridMultilevel"/>
-    <w:tmpl w:val="FF66822A"/>
-    <w:lvl w:ilvl="0" w:tplc="F1E0AFD4">
-      <w:start w:val="1"/>
-      <w:numFmt w:val="lowerLetter"/>
-      <w:lvlText w:val="%1."/>
-      <w:lvlJc w:val="left"/>
-      <w:pPr>
-        <w:ind w:left="1068" w:hanging="360"/>
-      </w:pPr>
-      <w:rPr>
-        <w:rFonts w:hint="default"/>
-        <w:b/>
-      </w:rPr>
-    </w:lvl>
-    <w:lvl w:ilvl="1" w:tplc="280A0019" w:tentative="1">
-      <w:start w:val="1"/>
-      <w:numFmt w:val="lowerLetter"/>
-      <w:lvlText w:val="%2."/>
-      <w:lvlJc w:val="left"/>
-      <w:pPr>
-        <w:ind w:left="1788" w:hanging="360"/>
-      </w:pPr>
-    </w:lvl>
-    <w:lvl w:ilvl="2" w:tplc="280A001B" w:tentative="1">
-      <w:start w:val="1"/>
-      <w:numFmt w:val="lowerRoman"/>
-      <w:lvlText w:val="%3."/>
-      <w:lvlJc w:val="right"/>
-      <w:pPr>
-        <w:ind w:left="2508" w:hanging="180"/>
-      </w:pPr>
-    </w:lvl>
-    <w:lvl w:ilvl="3" w:tplc="280A000F" w:tentative="1">
-      <w:start w:val="1"/>
-      <w:numFmt w:val="decimal"/>
-      <w:lvlText w:val="%4."/>
-      <w:lvlJc w:val="left"/>
-      <w:pPr>
-        <w:ind w:left="3228" w:hanging="360"/>
-      </w:pPr>
-    </w:lvl>
-    <w:lvl w:ilvl="4" w:tplc="280A0019" w:tentative="1">
-      <w:start w:val="1"/>
-      <w:numFmt w:val="lowerLetter"/>
-      <w:lvlText w:val="%5."/>
-      <w:lvlJc w:val="left"/>
-      <w:pPr>
-        <w:ind w:left="3948" w:hanging="360"/>
-      </w:pPr>
-    </w:lvl>
-    <w:lvl w:ilvl="5" w:tplc="280A001B" w:tentative="1">
-      <w:start w:val="1"/>
-      <w:numFmt w:val="lowerRoman"/>
-      <w:lvlText w:val="%6."/>
-      <w:lvlJc w:val="right"/>
-      <w:pPr>
-        <w:ind w:left="4668" w:hanging="180"/>
-      </w:pPr>
-    </w:lvl>
-    <w:lvl w:ilvl="6" w:tplc="280A000F" w:tentative="1">
-      <w:start w:val="1"/>
-      <w:numFmt w:val="decimal"/>
-      <w:lvlText w:val="%7."/>
-      <w:lvlJc w:val="left"/>
-      <w:pPr>
-        <w:ind w:left="5388" w:hanging="360"/>
-      </w:pPr>
-    </w:lvl>
-    <w:lvl w:ilvl="7" w:tplc="280A0019" w:tentative="1">
-      <w:start w:val="1"/>
-      <w:numFmt w:val="lowerLetter"/>
-      <w:lvlText w:val="%8."/>
-      <w:lvlJc w:val="left"/>
-      <w:pPr>
-        <w:ind w:left="6108" w:hanging="360"/>
-      </w:pPr>
-    </w:lvl>
-    <w:lvl w:ilvl="8" w:tplc="280A001B" w:tentative="1">
-      <w:start w:val="1"/>
-      <w:numFmt w:val="lowerRoman"/>
-      <w:lvlText w:val="%9."/>
-      <w:lvlJc w:val="right"/>
-      <w:pPr>
-        <w:ind w:left="6828" w:hanging="180"/>
-      </w:pPr>
-    </w:lvl>
-  </w:abstractNum>
-  <w:abstractNum w:abstractNumId="34">
-    <w:nsid w:val="62825DE7"/>
-    <w:multiLevelType w:val="multilevel"/>
-    <w:tmpl w:val="F3BCF5B4"/>
-    <w:lvl w:ilvl="0">
-      <w:start w:val="1"/>
-      <w:numFmt w:val="decimal"/>
-      <w:lvlText w:val="%1."/>
-      <w:lvlJc w:val="left"/>
-      <w:pPr>
-        <w:ind w:left="360" w:hanging="360"/>
-      </w:pPr>
-      <w:rPr>
-        <w:rFonts w:hint="default"/>
-      </w:rPr>
-    </w:lvl>
-    <w:lvl w:ilvl="1">
-      <w:start w:val="1"/>
-      <w:numFmt w:val="decimal"/>
-      <w:isLgl/>
-      <w:lvlText w:val="%1.%2"/>
-      <w:lvlJc w:val="left"/>
-      <w:pPr>
-        <w:ind w:left="360" w:hanging="360"/>
-      </w:pPr>
-      <w:rPr>
-        <w:rFonts w:hint="default"/>
-      </w:rPr>
-    </w:lvl>
-    <w:lvl w:ilvl="2">
-      <w:start w:val="1"/>
-      <w:numFmt w:val="decimal"/>
-      <w:isLgl/>
-      <w:lvlText w:val="%1.%2.%3"/>
-      <w:lvlJc w:val="left"/>
-      <w:pPr>
-        <w:ind w:left="720" w:hanging="720"/>
-      </w:pPr>
-      <w:rPr>
-        <w:rFonts w:hint="default"/>
-      </w:rPr>
-    </w:lvl>
-    <w:lvl w:ilvl="3">
-      <w:start w:val="1"/>
-      <w:numFmt w:val="decimal"/>
-      <w:isLgl/>
-      <w:lvlText w:val="%1.%2.%3.%4"/>
-      <w:lvlJc w:val="left"/>
-      <w:pPr>
-        <w:ind w:left="720" w:hanging="720"/>
-      </w:pPr>
-      <w:rPr>
-        <w:rFonts w:hint="default"/>
-      </w:rPr>
-    </w:lvl>
-    <w:lvl w:ilvl="4">
-      <w:start w:val="1"/>
-      <w:numFmt w:val="decimal"/>
-      <w:isLgl/>
-      <w:lvlText w:val="%1.%2.%3.%4.%5"/>
-      <w:lvlJc w:val="left"/>
-      <w:pPr>
-        <w:ind w:left="1080" w:hanging="1080"/>
-      </w:pPr>
-      <w:rPr>
-        <w:rFonts w:hint="default"/>
-      </w:rPr>
-    </w:lvl>
-    <w:lvl w:ilvl="5">
-      <w:start w:val="1"/>
-      <w:numFmt w:val="decimal"/>
-      <w:isLgl/>
-      <w:lvlText w:val="%1.%2.%3.%4.%5.%6"/>
-      <w:lvlJc w:val="left"/>
-      <w:pPr>
-        <w:ind w:left="1080" w:hanging="1080"/>
-      </w:pPr>
-      <w:rPr>
-        <w:rFonts w:hint="default"/>
-      </w:rPr>
-    </w:lvl>
-    <w:lvl w:ilvl="6">
-      <w:start w:val="1"/>
-      <w:numFmt w:val="decimal"/>
-      <w:isLgl/>
-      <w:lvlText w:val="%1.%2.%3.%4.%5.%6.%7"/>
-      <w:lvlJc w:val="left"/>
-      <w:pPr>
-        <w:ind w:left="1440" w:hanging="1440"/>
-      </w:pPr>
-      <w:rPr>
-        <w:rFonts w:hint="default"/>
-      </w:rPr>
-    </w:lvl>
-    <w:lvl w:ilvl="7">
-      <w:start w:val="1"/>
-      <w:numFmt w:val="decimal"/>
-      <w:isLgl/>
-      <w:lvlText w:val="%1.%2.%3.%4.%5.%6.%7.%8"/>
-      <w:lvlJc w:val="left"/>
-      <w:pPr>
-        <w:ind w:left="1440" w:hanging="1440"/>
-      </w:pPr>
-      <w:rPr>
-        <w:rFonts w:hint="default"/>
-      </w:rPr>
-    </w:lvl>
-    <w:lvl w:ilvl="8">
-      <w:start w:val="1"/>
-      <w:numFmt w:val="decimal"/>
-      <w:isLgl/>
-      <w:lvlText w:val="%1.%2.%3.%4.%5.%6.%7.%8.%9"/>
-      <w:lvlJc w:val="left"/>
-      <w:pPr>
-        <w:ind w:left="1800" w:hanging="1800"/>
-      </w:pPr>
-      <w:rPr>
-        <w:rFonts w:hint="default"/>
-      </w:rPr>
-    </w:lvl>
-  </w:abstractNum>
-  <w:abstractNum w:abstractNumId="35">
-    <w:nsid w:val="63114F21"/>
-    <w:multiLevelType w:val="hybridMultilevel"/>
-    <w:tmpl w:val="F642D596"/>
-    <w:lvl w:ilvl="0" w:tplc="280A000F">
-      <w:start w:val="1"/>
-      <w:numFmt w:val="decimal"/>
-      <w:lvlText w:val="%1."/>
-      <w:lvlJc w:val="left"/>
-      <w:pPr>
-        <w:ind w:left="720" w:hanging="360"/>
-      </w:pPr>
-    </w:lvl>
-    <w:lvl w:ilvl="1" w:tplc="280A0019" w:tentative="1">
-      <w:start w:val="1"/>
-      <w:numFmt w:val="lowerLetter"/>
-      <w:lvlText w:val="%2."/>
-      <w:lvlJc w:val="left"/>
-      <w:pPr>
-        <w:ind w:left="1440" w:hanging="360"/>
-      </w:pPr>
-    </w:lvl>
-    <w:lvl w:ilvl="2" w:tplc="280A001B" w:tentative="1">
-      <w:start w:val="1"/>
-      <w:numFmt w:val="lowerRoman"/>
-      <w:lvlText w:val="%3."/>
-      <w:lvlJc w:val="right"/>
-      <w:pPr>
-        <w:ind w:left="2160" w:hanging="180"/>
-      </w:pPr>
-    </w:lvl>
-    <w:lvl w:ilvl="3" w:tplc="280A000F" w:tentative="1">
-      <w:start w:val="1"/>
-      <w:numFmt w:val="decimal"/>
-      <w:lvlText w:val="%4."/>
-      <w:lvlJc w:val="left"/>
-      <w:pPr>
-        <w:ind w:left="2880" w:hanging="360"/>
-      </w:pPr>
-    </w:lvl>
-    <w:lvl w:ilvl="4" w:tplc="280A0019" w:tentative="1">
-      <w:start w:val="1"/>
-      <w:numFmt w:val="lowerLetter"/>
-      <w:lvlText w:val="%5."/>
-      <w:lvlJc w:val="left"/>
-      <w:pPr>
-        <w:ind w:left="3600" w:hanging="360"/>
-      </w:pPr>
-    </w:lvl>
-    <w:lvl w:ilvl="5" w:tplc="280A001B" w:tentative="1">
-      <w:start w:val="1"/>
-      <w:numFmt w:val="lowerRoman"/>
-      <w:lvlText w:val="%6."/>
-      <w:lvlJc w:val="right"/>
-      <w:pPr>
-        <w:ind w:left="4320" w:hanging="180"/>
-      </w:pPr>
-    </w:lvl>
-    <w:lvl w:ilvl="6" w:tplc="280A000F" w:tentative="1">
-      <w:start w:val="1"/>
-      <w:numFmt w:val="decimal"/>
-      <w:lvlText w:val="%7."/>
-      <w:lvlJc w:val="left"/>
-      <w:pPr>
-        <w:ind w:left="5040" w:hanging="360"/>
-      </w:pPr>
-    </w:lvl>
-    <w:lvl w:ilvl="7" w:tplc="280A0019" w:tentative="1">
-      <w:start w:val="1"/>
-      <w:numFmt w:val="lowerLetter"/>
-      <w:lvlText w:val="%8."/>
-      <w:lvlJc w:val="left"/>
-      <w:pPr>
-        <w:ind w:left="5760" w:hanging="360"/>
-      </w:pPr>
-    </w:lvl>
-    <w:lvl w:ilvl="8" w:tplc="280A001B" w:tentative="1">
-      <w:start w:val="1"/>
-      <w:numFmt w:val="lowerRoman"/>
-      <w:lvlText w:val="%9."/>
-      <w:lvlJc w:val="right"/>
-      <w:pPr>
-        <w:ind w:left="6480" w:hanging="180"/>
-      </w:pPr>
-    </w:lvl>
-  </w:abstractNum>
-  <w:abstractNum w:abstractNumId="36">
-    <w:nsid w:val="64710493"/>
-    <w:multiLevelType w:val="hybridMultilevel"/>
-    <w:tmpl w:val="A6D4A9D0"/>
-    <w:lvl w:ilvl="0" w:tplc="280A000F">
-      <w:start w:val="1"/>
-      <w:numFmt w:val="decimal"/>
-      <w:lvlText w:val="%1."/>
-      <w:lvlJc w:val="left"/>
-      <w:pPr>
-        <w:ind w:left="360" w:hanging="360"/>
-      </w:pPr>
-    </w:lvl>
-    <w:lvl w:ilvl="1" w:tplc="280A0019">
-      <w:start w:val="1"/>
-      <w:numFmt w:val="lowerLetter"/>
-      <w:lvlText w:val="%2."/>
-      <w:lvlJc w:val="left"/>
-      <w:pPr>
-        <w:ind w:left="1080" w:hanging="360"/>
-      </w:pPr>
-    </w:lvl>
-    <w:lvl w:ilvl="2" w:tplc="280A001B" w:tentative="1">
-      <w:start w:val="1"/>
-      <w:numFmt w:val="lowerRoman"/>
-      <w:lvlText w:val="%3."/>
-      <w:lvlJc w:val="right"/>
-      <w:pPr>
-        <w:ind w:left="1800" w:hanging="180"/>
-      </w:pPr>
-    </w:lvl>
-    <w:lvl w:ilvl="3" w:tplc="280A000F" w:tentative="1">
-      <w:start w:val="1"/>
-      <w:numFmt w:val="decimal"/>
-      <w:lvlText w:val="%4."/>
-      <w:lvlJc w:val="left"/>
-      <w:pPr>
-        <w:ind w:left="2520" w:hanging="360"/>
-      </w:pPr>
-    </w:lvl>
-    <w:lvl w:ilvl="4" w:tplc="280A0019" w:tentative="1">
-      <w:start w:val="1"/>
-      <w:numFmt w:val="lowerLetter"/>
-      <w:lvlText w:val="%5."/>
-      <w:lvlJc w:val="left"/>
-      <w:pPr>
-        <w:ind w:left="3240" w:hanging="360"/>
-      </w:pPr>
-    </w:lvl>
-    <w:lvl w:ilvl="5" w:tplc="280A001B" w:tentative="1">
-      <w:start w:val="1"/>
-      <w:numFmt w:val="lowerRoman"/>
-      <w:lvlText w:val="%6."/>
-      <w:lvlJc w:val="right"/>
-      <w:pPr>
-        <w:ind w:left="3960" w:hanging="180"/>
-      </w:pPr>
-    </w:lvl>
-    <w:lvl w:ilvl="6" w:tplc="280A000F" w:tentative="1">
-      <w:start w:val="1"/>
-      <w:numFmt w:val="decimal"/>
-      <w:lvlText w:val="%7."/>
-      <w:lvlJc w:val="left"/>
-      <w:pPr>
-        <w:ind w:left="4680" w:hanging="360"/>
-      </w:pPr>
-    </w:lvl>
-    <w:lvl w:ilvl="7" w:tplc="280A0019" w:tentative="1">
-      <w:start w:val="1"/>
-      <w:numFmt w:val="lowerLetter"/>
-      <w:lvlText w:val="%8."/>
-      <w:lvlJc w:val="left"/>
-      <w:pPr>
-        <w:ind w:left="5400" w:hanging="360"/>
-      </w:pPr>
-    </w:lvl>
-    <w:lvl w:ilvl="8" w:tplc="280A001B" w:tentative="1">
-      <w:start w:val="1"/>
-      <w:numFmt w:val="lowerRoman"/>
-      <w:lvlText w:val="%9."/>
-      <w:lvlJc w:val="right"/>
-      <w:pPr>
-        <w:ind w:left="6120" w:hanging="180"/>
-      </w:pPr>
-    </w:lvl>
-  </w:abstractNum>
-  <w:abstractNum w:abstractNumId="37">
-    <w:nsid w:val="6C137370"/>
-    <w:multiLevelType w:val="multilevel"/>
-    <w:tmpl w:val="C612495E"/>
-    <w:lvl w:ilvl="0">
-      <w:start w:val="1"/>
-      <w:numFmt w:val="upperRoman"/>
-      <w:lvlText w:val="%1."/>
-      <w:lvlJc w:val="right"/>
-      <w:pPr>
-        <w:ind w:left="360" w:hanging="360"/>
-      </w:pPr>
-    </w:lvl>
-    <w:lvl w:ilvl="1">
-      <w:start w:val="1"/>
-      <w:numFmt w:val="decimal"/>
-      <w:lvlText w:val="%1.%2."/>
-      <w:lvlJc w:val="left"/>
-      <w:pPr>
-        <w:ind w:left="792" w:hanging="432"/>
-      </w:pPr>
-    </w:lvl>
-    <w:lvl w:ilvl="2">
-      <w:start w:val="1"/>
-      <w:numFmt w:val="decimal"/>
-      <w:lvlText w:val="%1.%2.%3."/>
-      <w:lvlJc w:val="left"/>
-      <w:pPr>
-        <w:ind w:left="1224" w:hanging="504"/>
-      </w:pPr>
-    </w:lvl>
-    <w:lvl w:ilvl="3">
-      <w:start w:val="1"/>
-      <w:numFmt w:val="decimal"/>
-      <w:lvlText w:val="%1.%2.%3.%4."/>
-      <w:lvlJc w:val="left"/>
-      <w:pPr>
-        <w:ind w:left="1728" w:hanging="648"/>
-      </w:pPr>
-    </w:lvl>
-    <w:lvl w:ilvl="4">
-      <w:start w:val="1"/>
-      <w:numFmt w:val="decimal"/>
-      <w:lvlText w:val="%1.%2.%3.%4.%5."/>
-      <w:lvlJc w:val="left"/>
-      <w:pPr>
-        <w:ind w:left="2232" w:hanging="792"/>
-      </w:pPr>
-    </w:lvl>
-    <w:lvl w:ilvl="5">
-      <w:start w:val="1"/>
-      <w:numFmt w:val="decimal"/>
-      <w:lvlText w:val="%1.%2.%3.%4.%5.%6."/>
-      <w:lvlJc w:val="left"/>
-      <w:pPr>
-        <w:ind w:left="2736" w:hanging="936"/>
-      </w:pPr>
-    </w:lvl>
-    <w:lvl w:ilvl="6">
-      <w:start w:val="1"/>
-      <w:numFmt w:val="decimal"/>
-      <w:lvlText w:val="%1.%2.%3.%4.%5.%6.%7."/>
-      <w:lvlJc w:val="left"/>
-      <w:pPr>
-        <w:ind w:left="3240" w:hanging="1080"/>
-      </w:pPr>
-    </w:lvl>
-    <w:lvl w:ilvl="7">
-      <w:start w:val="1"/>
-      <w:numFmt w:val="decimal"/>
-      <w:lvlText w:val="%1.%2.%3.%4.%5.%6.%7.%8."/>
-      <w:lvlJc w:val="left"/>
-      <w:pPr>
-        <w:ind w:left="3744" w:hanging="1224"/>
-      </w:pPr>
-    </w:lvl>
-    <w:lvl w:ilvl="8">
-      <w:start w:val="1"/>
-      <w:numFmt w:val="decimal"/>
-      <w:lvlText w:val="%1.%2.%3.%4.%5.%6.%7.%8.%9."/>
-      <w:lvlJc w:val="left"/>
-      <w:pPr>
-        <w:ind w:left="4320" w:hanging="1440"/>
-      </w:pPr>
-    </w:lvl>
-  </w:abstractNum>
-  <w:abstractNum w:abstractNumId="38">
-    <w:nsid w:val="6F3632F9"/>
-    <w:multiLevelType w:val="hybridMultilevel"/>
-    <w:tmpl w:val="9306DDC8"/>
-    <w:lvl w:ilvl="0" w:tplc="280A0001">
-      <w:start w:val="1"/>
-      <w:numFmt w:val="bullet"/>
-      <w:lvlText w:val=""/>
-      <w:lvlJc w:val="left"/>
-      <w:pPr>
-        <w:ind w:left="720" w:hanging="360"/>
-      </w:pPr>
-      <w:rPr>
-        <w:rFonts w:ascii="Symbol" w:hAnsi="Symbol" w:hint="default"/>
-      </w:rPr>
-    </w:lvl>
-    <w:lvl w:ilvl="1" w:tplc="280A0003" w:tentative="1">
-      <w:start w:val="1"/>
-      <w:numFmt w:val="bullet"/>
-      <w:lvlText w:val="o"/>
-      <w:lvlJc w:val="left"/>
-      <w:pPr>
-        <w:ind w:left="1440" w:hanging="360"/>
-      </w:pPr>
-      <w:rPr>
-        <w:rFonts w:ascii="Courier New" w:hAnsi="Courier New" w:cs="Courier New" w:hint="default"/>
-      </w:rPr>
-    </w:lvl>
-    <w:lvl w:ilvl="2" w:tplc="280A0005" w:tentative="1">
-      <w:start w:val="1"/>
-      <w:numFmt w:val="bullet"/>
-      <w:lvlText w:val=""/>
-      <w:lvlJc w:val="left"/>
-      <w:pPr>
-        <w:ind w:left="2160" w:hanging="360"/>
-      </w:pPr>
-      <w:rPr>
-        <w:rFonts w:ascii="Wingdings" w:hAnsi="Wingdings" w:hint="default"/>
-      </w:rPr>
-    </w:lvl>
-    <w:lvl w:ilvl="3" w:tplc="280A0001" w:tentative="1">
-      <w:start w:val="1"/>
-      <w:numFmt w:val="bullet"/>
-      <w:lvlText w:val=""/>
-      <w:lvlJc w:val="left"/>
-      <w:pPr>
-        <w:ind w:left="2880" w:hanging="360"/>
-      </w:pPr>
-      <w:rPr>
-        <w:rFonts w:ascii="Symbol" w:hAnsi="Symbol" w:hint="default"/>
-      </w:rPr>
-    </w:lvl>
-    <w:lvl w:ilvl="4" w:tplc="280A0003" w:tentative="1">
-      <w:start w:val="1"/>
-      <w:numFmt w:val="bullet"/>
-      <w:lvlText w:val="o"/>
-      <w:lvlJc w:val="left"/>
-      <w:pPr>
-        <w:ind w:left="3600" w:hanging="360"/>
-      </w:pPr>
-      <w:rPr>
-        <w:rFonts w:ascii="Courier New" w:hAnsi="Courier New" w:cs="Courier New" w:hint="default"/>
-      </w:rPr>
-    </w:lvl>
-    <w:lvl w:ilvl="5" w:tplc="280A0005" w:tentative="1">
-      <w:start w:val="1"/>
-      <w:numFmt w:val="bullet"/>
-      <w:lvlText w:val=""/>
-      <w:lvlJc w:val="left"/>
-      <w:pPr>
-        <w:ind w:left="4320" w:hanging="360"/>
-      </w:pPr>
-      <w:rPr>
-        <w:rFonts w:ascii="Wingdings" w:hAnsi="Wingdings" w:hint="default"/>
-      </w:rPr>
-    </w:lvl>
-    <w:lvl w:ilvl="6" w:tplc="280A0001" w:tentative="1">
-      <w:start w:val="1"/>
-      <w:numFmt w:val="bullet"/>
-      <w:lvlText w:val=""/>
-      <w:lvlJc w:val="left"/>
-      <w:pPr>
-        <w:ind w:left="5040" w:hanging="360"/>
-      </w:pPr>
-      <w:rPr>
-        <w:rFonts w:ascii="Symbol" w:hAnsi="Symbol" w:hint="default"/>
-      </w:rPr>
-    </w:lvl>
-    <w:lvl w:ilvl="7" w:tplc="280A0003" w:tentative="1">
-      <w:start w:val="1"/>
-      <w:numFmt w:val="bullet"/>
-      <w:lvlText w:val="o"/>
-      <w:lvlJc w:val="left"/>
-      <w:pPr>
-        <w:ind w:left="5760" w:hanging="360"/>
-      </w:pPr>
-      <w:rPr>
-        <w:rFonts w:ascii="Courier New" w:hAnsi="Courier New" w:cs="Courier New" w:hint="default"/>
-      </w:rPr>
-    </w:lvl>
-    <w:lvl w:ilvl="8" w:tplc="280A0005" w:tentative="1">
-      <w:start w:val="1"/>
-      <w:numFmt w:val="bullet"/>
-      <w:lvlText w:val=""/>
-      <w:lvlJc w:val="left"/>
-      <w:pPr>
-        <w:ind w:left="6480" w:hanging="360"/>
-      </w:pPr>
-      <w:rPr>
-        <w:rFonts w:ascii="Wingdings" w:hAnsi="Wingdings" w:hint="default"/>
-      </w:rPr>
-    </w:lvl>
-  </w:abstractNum>
-  <w:abstractNum w:abstractNumId="39">
-    <w:nsid w:val="70734A78"/>
-    <w:multiLevelType w:val="hybridMultilevel"/>
-    <w:tmpl w:val="42C28180"/>
-    <w:lvl w:ilvl="0" w:tplc="280A0001">
-      <w:start w:val="1"/>
-      <w:numFmt w:val="bullet"/>
-      <w:lvlText w:val=""/>
-      <w:lvlJc w:val="left"/>
-      <w:pPr>
-        <w:ind w:left="720" w:hanging="360"/>
-      </w:pPr>
-      <w:rPr>
-        <w:rFonts w:ascii="Symbol" w:hAnsi="Symbol" w:hint="default"/>
-      </w:rPr>
-    </w:lvl>
-    <w:lvl w:ilvl="1" w:tplc="280A0003" w:tentative="1">
-      <w:start w:val="1"/>
-      <w:numFmt w:val="bullet"/>
-      <w:lvlText w:val="o"/>
-      <w:lvlJc w:val="left"/>
-      <w:pPr>
-        <w:ind w:left="1440" w:hanging="360"/>
-      </w:pPr>
-      <w:rPr>
-        <w:rFonts w:ascii="Courier New" w:hAnsi="Courier New" w:cs="Courier New" w:hint="default"/>
-      </w:rPr>
-    </w:lvl>
-    <w:lvl w:ilvl="2" w:tplc="280A0005" w:tentative="1">
-      <w:start w:val="1"/>
-      <w:numFmt w:val="bullet"/>
-      <w:lvlText w:val=""/>
-      <w:lvlJc w:val="left"/>
-      <w:pPr>
-        <w:ind w:left="2160" w:hanging="360"/>
-      </w:pPr>
-      <w:rPr>
-        <w:rFonts w:ascii="Wingdings" w:hAnsi="Wingdings" w:hint="default"/>
-      </w:rPr>
-    </w:lvl>
-    <w:lvl w:ilvl="3" w:tplc="280A0001" w:tentative="1">
-      <w:start w:val="1"/>
-      <w:numFmt w:val="bullet"/>
-      <w:lvlText w:val=""/>
-      <w:lvlJc w:val="left"/>
-      <w:pPr>
-        <w:ind w:left="2880" w:hanging="360"/>
-      </w:pPr>
-      <w:rPr>
-        <w:rFonts w:ascii="Symbol" w:hAnsi="Symbol" w:hint="default"/>
-      </w:rPr>
-    </w:lvl>
-    <w:lvl w:ilvl="4" w:tplc="280A0003" w:tentative="1">
-      <w:start w:val="1"/>
-      <w:numFmt w:val="bullet"/>
-      <w:lvlText w:val="o"/>
-      <w:lvlJc w:val="left"/>
-      <w:pPr>
-        <w:ind w:left="3600" w:hanging="360"/>
-      </w:pPr>
-      <w:rPr>
-        <w:rFonts w:ascii="Courier New" w:hAnsi="Courier New" w:cs="Courier New" w:hint="default"/>
-      </w:rPr>
-    </w:lvl>
-    <w:lvl w:ilvl="5" w:tplc="280A0005" w:tentative="1">
-      <w:start w:val="1"/>
-      <w:numFmt w:val="bullet"/>
-      <w:lvlText w:val=""/>
-      <w:lvlJc w:val="left"/>
-      <w:pPr>
-        <w:ind w:left="4320" w:hanging="360"/>
-      </w:pPr>
-      <w:rPr>
-        <w:rFonts w:ascii="Wingdings" w:hAnsi="Wingdings" w:hint="default"/>
-      </w:rPr>
-    </w:lvl>
-    <w:lvl w:ilvl="6" w:tplc="280A0001" w:tentative="1">
-      <w:start w:val="1"/>
-      <w:numFmt w:val="bullet"/>
-      <w:lvlText w:val=""/>
-      <w:lvlJc w:val="left"/>
-      <w:pPr>
-        <w:ind w:left="5040" w:hanging="360"/>
-      </w:pPr>
-      <w:rPr>
-        <w:rFonts w:ascii="Symbol" w:hAnsi="Symbol" w:hint="default"/>
-      </w:rPr>
-    </w:lvl>
-    <w:lvl w:ilvl="7" w:tplc="280A0003" w:tentative="1">
-      <w:start w:val="1"/>
-      <w:numFmt w:val="bullet"/>
-      <w:lvlText w:val="o"/>
-      <w:lvlJc w:val="left"/>
-      <w:pPr>
-        <w:ind w:left="5760" w:hanging="360"/>
-      </w:pPr>
-      <w:rPr>
-        <w:rFonts w:ascii="Courier New" w:hAnsi="Courier New" w:cs="Courier New" w:hint="default"/>
-      </w:rPr>
-    </w:lvl>
-    <w:lvl w:ilvl="8" w:tplc="280A0005" w:tentative="1">
-      <w:start w:val="1"/>
-      <w:numFmt w:val="bullet"/>
-      <w:lvlText w:val=""/>
-      <w:lvlJc w:val="left"/>
-      <w:pPr>
-        <w:ind w:left="6480" w:hanging="360"/>
-      </w:pPr>
-      <w:rPr>
-        <w:rFonts w:ascii="Wingdings" w:hAnsi="Wingdings" w:hint="default"/>
-      </w:rPr>
-    </w:lvl>
-  </w:abstractNum>
-  <w:abstractNum w:abstractNumId="40">
-    <w:nsid w:val="71F77272"/>
-    <w:multiLevelType w:val="hybridMultilevel"/>
-    <w:tmpl w:val="C176841C"/>
-    <w:lvl w:ilvl="0" w:tplc="280A0001">
-      <w:start w:val="1"/>
-      <w:numFmt w:val="bullet"/>
-      <w:lvlText w:val=""/>
-      <w:lvlJc w:val="left"/>
-      <w:pPr>
-        <w:ind w:left="720" w:hanging="360"/>
-      </w:pPr>
-      <w:rPr>
-        <w:rFonts w:ascii="Symbol" w:hAnsi="Symbol" w:hint="default"/>
-      </w:rPr>
-    </w:lvl>
-    <w:lvl w:ilvl="1" w:tplc="280A0003">
-      <w:start w:val="1"/>
-      <w:numFmt w:val="bullet"/>
-      <w:lvlText w:val="o"/>
-      <w:lvlJc w:val="left"/>
-      <w:pPr>
-        <w:ind w:left="1440" w:hanging="360"/>
-      </w:pPr>
-      <w:rPr>
-        <w:rFonts w:ascii="Courier New" w:hAnsi="Courier New" w:cs="Courier New" w:hint="default"/>
-      </w:rPr>
-    </w:lvl>
-    <w:lvl w:ilvl="2" w:tplc="280A0005" w:tentative="1">
-      <w:start w:val="1"/>
-      <w:numFmt w:val="bullet"/>
-      <w:lvlText w:val=""/>
-      <w:lvlJc w:val="left"/>
-      <w:pPr>
-        <w:ind w:left="2160" w:hanging="360"/>
-      </w:pPr>
-      <w:rPr>
-        <w:rFonts w:ascii="Wingdings" w:hAnsi="Wingdings" w:hint="default"/>
-      </w:rPr>
-    </w:lvl>
-    <w:lvl w:ilvl="3" w:tplc="280A0001" w:tentative="1">
-      <w:start w:val="1"/>
-      <w:numFmt w:val="bullet"/>
-      <w:lvlText w:val=""/>
-      <w:lvlJc w:val="left"/>
-      <w:pPr>
-        <w:ind w:left="2880" w:hanging="360"/>
-      </w:pPr>
-      <w:rPr>
-        <w:rFonts w:ascii="Symbol" w:hAnsi="Symbol" w:hint="default"/>
-      </w:rPr>
-    </w:lvl>
-    <w:lvl w:ilvl="4" w:tplc="280A0003" w:tentative="1">
-      <w:start w:val="1"/>
-      <w:numFmt w:val="bullet"/>
-      <w:lvlText w:val="o"/>
-      <w:lvlJc w:val="left"/>
-      <w:pPr>
-        <w:ind w:left="3600" w:hanging="360"/>
-      </w:pPr>
-      <w:rPr>
-        <w:rFonts w:ascii="Courier New" w:hAnsi="Courier New" w:cs="Courier New" w:hint="default"/>
-      </w:rPr>
-    </w:lvl>
-    <w:lvl w:ilvl="5" w:tplc="280A0005" w:tentative="1">
-      <w:start w:val="1"/>
-      <w:numFmt w:val="bullet"/>
-      <w:lvlText w:val=""/>
-      <w:lvlJc w:val="left"/>
-      <w:pPr>
-        <w:ind w:left="4320" w:hanging="360"/>
-      </w:pPr>
-      <w:rPr>
-        <w:rFonts w:ascii="Wingdings" w:hAnsi="Wingdings" w:hint="default"/>
-      </w:rPr>
-    </w:lvl>
-    <w:lvl w:ilvl="6" w:tplc="280A0001" w:tentative="1">
-      <w:start w:val="1"/>
-      <w:numFmt w:val="bullet"/>
-      <w:lvlText w:val=""/>
-      <w:lvlJc w:val="left"/>
-      <w:pPr>
-        <w:ind w:left="5040" w:hanging="360"/>
-      </w:pPr>
-      <w:rPr>
-        <w:rFonts w:ascii="Symbol" w:hAnsi="Symbol" w:hint="default"/>
-      </w:rPr>
-    </w:lvl>
-    <w:lvl w:ilvl="7" w:tplc="280A0003" w:tentative="1">
-      <w:start w:val="1"/>
-      <w:numFmt w:val="bullet"/>
-      <w:lvlText w:val="o"/>
-      <w:lvlJc w:val="left"/>
-      <w:pPr>
-        <w:ind w:left="5760" w:hanging="360"/>
-      </w:pPr>
-      <w:rPr>
-        <w:rFonts w:ascii="Courier New" w:hAnsi="Courier New" w:cs="Courier New" w:hint="default"/>
-      </w:rPr>
-    </w:lvl>
-    <w:lvl w:ilvl="8" w:tplc="280A0005" w:tentative="1">
-      <w:start w:val="1"/>
-      <w:numFmt w:val="bullet"/>
-      <w:lvlText w:val=""/>
-      <w:lvlJc w:val="left"/>
-      <w:pPr>
-        <w:ind w:left="6480" w:hanging="360"/>
-      </w:pPr>
-      <w:rPr>
-        <w:rFonts w:ascii="Wingdings" w:hAnsi="Wingdings" w:hint="default"/>
-      </w:rPr>
-    </w:lvl>
-  </w:abstractNum>
-  <w:abstractNum w:abstractNumId="41">
-    <w:nsid w:val="753F385D"/>
-    <w:multiLevelType w:val="hybridMultilevel"/>
-    <w:tmpl w:val="C0BC5F82"/>
-    <w:lvl w:ilvl="0" w:tplc="280A0001">
-      <w:start w:val="1"/>
-      <w:numFmt w:val="bullet"/>
-      <w:lvlText w:val=""/>
-      <w:lvlJc w:val="left"/>
-      <w:pPr>
-        <w:ind w:left="360" w:hanging="360"/>
-      </w:pPr>
-      <w:rPr>
-        <w:rFonts w:ascii="Symbol" w:hAnsi="Symbol" w:hint="default"/>
-      </w:rPr>
-    </w:lvl>
-    <w:lvl w:ilvl="1" w:tplc="280A0019">
-      <w:start w:val="1"/>
-      <w:numFmt w:val="lowerLetter"/>
-      <w:lvlText w:val="%2."/>
-      <w:lvlJc w:val="left"/>
-      <w:pPr>
-        <w:ind w:left="1080" w:hanging="360"/>
-      </w:pPr>
-    </w:lvl>
-    <w:lvl w:ilvl="2" w:tplc="280A001B" w:tentative="1">
-      <w:start w:val="1"/>
-      <w:numFmt w:val="lowerRoman"/>
-      <w:lvlText w:val="%3."/>
-      <w:lvlJc w:val="right"/>
-      <w:pPr>
-        <w:ind w:left="1800" w:hanging="180"/>
-      </w:pPr>
-    </w:lvl>
-    <w:lvl w:ilvl="3" w:tplc="280A000F" w:tentative="1">
-      <w:start w:val="1"/>
-      <w:numFmt w:val="decimal"/>
-      <w:lvlText w:val="%4."/>
-      <w:lvlJc w:val="left"/>
-      <w:pPr>
-        <w:ind w:left="2520" w:hanging="360"/>
-      </w:pPr>
-    </w:lvl>
-    <w:lvl w:ilvl="4" w:tplc="280A0019" w:tentative="1">
-      <w:start w:val="1"/>
-      <w:numFmt w:val="lowerLetter"/>
-      <w:lvlText w:val="%5."/>
-      <w:lvlJc w:val="left"/>
-      <w:pPr>
-        <w:ind w:left="3240" w:hanging="360"/>
-      </w:pPr>
-    </w:lvl>
-    <w:lvl w:ilvl="5" w:tplc="280A001B" w:tentative="1">
-      <w:start w:val="1"/>
-      <w:numFmt w:val="lowerRoman"/>
-      <w:lvlText w:val="%6."/>
-      <w:lvlJc w:val="right"/>
-      <w:pPr>
-        <w:ind w:left="3960" w:hanging="180"/>
-      </w:pPr>
-    </w:lvl>
-    <w:lvl w:ilvl="6" w:tplc="280A000F" w:tentative="1">
-      <w:start w:val="1"/>
-      <w:numFmt w:val="decimal"/>
-      <w:lvlText w:val="%7."/>
-      <w:lvlJc w:val="left"/>
-      <w:pPr>
-        <w:ind w:left="4680" w:hanging="360"/>
-      </w:pPr>
-    </w:lvl>
-    <w:lvl w:ilvl="7" w:tplc="280A0019" w:tentative="1">
-      <w:start w:val="1"/>
-      <w:numFmt w:val="lowerLetter"/>
-      <w:lvlText w:val="%8."/>
-      <w:lvlJc w:val="left"/>
-      <w:pPr>
-        <w:ind w:left="5400" w:hanging="360"/>
-      </w:pPr>
-    </w:lvl>
-    <w:lvl w:ilvl="8" w:tplc="280A001B" w:tentative="1">
-      <w:start w:val="1"/>
-      <w:numFmt w:val="lowerRoman"/>
-      <w:lvlText w:val="%9."/>
-      <w:lvlJc w:val="right"/>
-      <w:pPr>
-        <w:ind w:left="6120" w:hanging="180"/>
-      </w:pPr>
-    </w:lvl>
-  </w:abstractNum>
-  <w:abstractNum w:abstractNumId="42">
-    <w:nsid w:val="7555216E"/>
-    <w:multiLevelType w:val="hybridMultilevel"/>
-    <w:tmpl w:val="575033E8"/>
-    <w:lvl w:ilvl="0" w:tplc="280A000F">
-      <w:start w:val="1"/>
-      <w:numFmt w:val="decimal"/>
-      <w:lvlText w:val="%1."/>
-      <w:lvlJc w:val="left"/>
-      <w:pPr>
-        <w:ind w:left="360" w:hanging="360"/>
-      </w:pPr>
-    </w:lvl>
-    <w:lvl w:ilvl="1" w:tplc="280A0019" w:tentative="1">
-      <w:start w:val="1"/>
-      <w:numFmt w:val="lowerLetter"/>
-      <w:lvlText w:val="%2."/>
-      <w:lvlJc w:val="left"/>
-      <w:pPr>
-        <w:ind w:left="1080" w:hanging="360"/>
-      </w:pPr>
-    </w:lvl>
-    <w:lvl w:ilvl="2" w:tplc="280A001B" w:tentative="1">
-      <w:start w:val="1"/>
-      <w:numFmt w:val="lowerRoman"/>
-      <w:lvlText w:val="%3."/>
-      <w:lvlJc w:val="right"/>
-      <w:pPr>
-        <w:ind w:left="1800" w:hanging="180"/>
-      </w:pPr>
-    </w:lvl>
-    <w:lvl w:ilvl="3" w:tplc="280A000F" w:tentative="1">
-      <w:start w:val="1"/>
-      <w:numFmt w:val="decimal"/>
-      <w:lvlText w:val="%4."/>
-      <w:lvlJc w:val="left"/>
-      <w:pPr>
-        <w:ind w:left="2520" w:hanging="360"/>
-      </w:pPr>
-    </w:lvl>
-    <w:lvl w:ilvl="4" w:tplc="280A0019" w:tentative="1">
-      <w:start w:val="1"/>
-      <w:numFmt w:val="lowerLetter"/>
-      <w:lvlText w:val="%5."/>
-      <w:lvlJc w:val="left"/>
-      <w:pPr>
-        <w:ind w:left="3240" w:hanging="360"/>
-      </w:pPr>
-    </w:lvl>
-    <w:lvl w:ilvl="5" w:tplc="280A001B" w:tentative="1">
-      <w:start w:val="1"/>
-      <w:numFmt w:val="lowerRoman"/>
-      <w:lvlText w:val="%6."/>
-      <w:lvlJc w:val="right"/>
-      <w:pPr>
-        <w:ind w:left="3960" w:hanging="180"/>
-      </w:pPr>
-    </w:lvl>
-    <w:lvl w:ilvl="6" w:tplc="280A000F" w:tentative="1">
-      <w:start w:val="1"/>
-      <w:numFmt w:val="decimal"/>
-      <w:lvlText w:val="%7."/>
-      <w:lvlJc w:val="left"/>
-      <w:pPr>
-        <w:ind w:left="4680" w:hanging="360"/>
-      </w:pPr>
-    </w:lvl>
-    <w:lvl w:ilvl="7" w:tplc="280A0019" w:tentative="1">
-      <w:start w:val="1"/>
-      <w:numFmt w:val="lowerLetter"/>
-      <w:lvlText w:val="%8."/>
-      <w:lvlJc w:val="left"/>
-      <w:pPr>
-        <w:ind w:left="5400" w:hanging="360"/>
-      </w:pPr>
-    </w:lvl>
-    <w:lvl w:ilvl="8" w:tplc="280A001B" w:tentative="1">
-      <w:start w:val="1"/>
-      <w:numFmt w:val="lowerRoman"/>
-      <w:lvlText w:val="%9."/>
-      <w:lvlJc w:val="right"/>
-      <w:pPr>
-        <w:ind w:left="6120" w:hanging="180"/>
-      </w:pPr>
-    </w:lvl>
-  </w:abstractNum>
-  <w:abstractNum w:abstractNumId="43">
-    <w:nsid w:val="767A7B99"/>
-    <w:multiLevelType w:val="hybridMultilevel"/>
-    <w:tmpl w:val="E612F39C"/>
-    <w:lvl w:ilvl="0" w:tplc="280A0001">
-      <w:start w:val="1"/>
-      <w:numFmt w:val="bullet"/>
-      <w:lvlText w:val=""/>
-      <w:lvlJc w:val="left"/>
-      <w:pPr>
-        <w:ind w:left="720" w:hanging="360"/>
-      </w:pPr>
-      <w:rPr>
-        <w:rFonts w:ascii="Symbol" w:hAnsi="Symbol" w:hint="default"/>
-      </w:rPr>
-    </w:lvl>
-    <w:lvl w:ilvl="1" w:tplc="280A0003">
-      <w:start w:val="1"/>
-      <w:numFmt w:val="bullet"/>
-      <w:lvlText w:val="o"/>
-      <w:lvlJc w:val="left"/>
-      <w:pPr>
-        <w:ind w:left="1440" w:hanging="360"/>
-      </w:pPr>
-      <w:rPr>
-        <w:rFonts w:ascii="Courier New" w:hAnsi="Courier New" w:cs="Courier New" w:hint="default"/>
-      </w:rPr>
-    </w:lvl>
-    <w:lvl w:ilvl="2" w:tplc="280A0005" w:tentative="1">
-      <w:start w:val="1"/>
-      <w:numFmt w:val="bullet"/>
-      <w:lvlText w:val=""/>
-      <w:lvlJc w:val="left"/>
-      <w:pPr>
-        <w:ind w:left="2160" w:hanging="360"/>
-      </w:pPr>
-      <w:rPr>
-        <w:rFonts w:ascii="Wingdings" w:hAnsi="Wingdings" w:hint="default"/>
-      </w:rPr>
-    </w:lvl>
-    <w:lvl w:ilvl="3" w:tplc="280A0001" w:tentative="1">
-      <w:start w:val="1"/>
-      <w:numFmt w:val="bullet"/>
-      <w:lvlText w:val=""/>
-      <w:lvlJc w:val="left"/>
-      <w:pPr>
-        <w:ind w:left="2880" w:hanging="360"/>
-      </w:pPr>
-      <w:rPr>
-        <w:rFonts w:ascii="Symbol" w:hAnsi="Symbol" w:hint="default"/>
-      </w:rPr>
-    </w:lvl>
-    <w:lvl w:ilvl="4" w:tplc="280A0003" w:tentative="1">
-      <w:start w:val="1"/>
-      <w:numFmt w:val="bullet"/>
-      <w:lvlText w:val="o"/>
-      <w:lvlJc w:val="left"/>
-      <w:pPr>
-        <w:ind w:left="3600" w:hanging="360"/>
-      </w:pPr>
-      <w:rPr>
-        <w:rFonts w:ascii="Courier New" w:hAnsi="Courier New" w:cs="Courier New" w:hint="default"/>
-      </w:rPr>
-    </w:lvl>
-    <w:lvl w:ilvl="5" w:tplc="280A0005" w:tentative="1">
-      <w:start w:val="1"/>
-      <w:numFmt w:val="bullet"/>
-      <w:lvlText w:val=""/>
-      <w:lvlJc w:val="left"/>
-      <w:pPr>
-        <w:ind w:left="4320" w:hanging="360"/>
-      </w:pPr>
-      <w:rPr>
-        <w:rFonts w:ascii="Wingdings" w:hAnsi="Wingdings" w:hint="default"/>
-      </w:rPr>
-    </w:lvl>
-    <w:lvl w:ilvl="6" w:tplc="280A0001" w:tentative="1">
-      <w:start w:val="1"/>
-      <w:numFmt w:val="bullet"/>
-      <w:lvlText w:val=""/>
-      <w:lvlJc w:val="left"/>
-      <w:pPr>
-        <w:ind w:left="5040" w:hanging="360"/>
-      </w:pPr>
-      <w:rPr>
-        <w:rFonts w:ascii="Symbol" w:hAnsi="Symbol" w:hint="default"/>
-      </w:rPr>
-    </w:lvl>
-    <w:lvl w:ilvl="7" w:tplc="280A0003" w:tentative="1">
-      <w:start w:val="1"/>
-      <w:numFmt w:val="bullet"/>
-      <w:lvlText w:val="o"/>
-      <w:lvlJc w:val="left"/>
-      <w:pPr>
-        <w:ind w:left="5760" w:hanging="360"/>
-      </w:pPr>
-      <w:rPr>
-        <w:rFonts w:ascii="Courier New" w:hAnsi="Courier New" w:cs="Courier New" w:hint="default"/>
-      </w:rPr>
-    </w:lvl>
-    <w:lvl w:ilvl="8" w:tplc="280A0005" w:tentative="1">
-      <w:start w:val="1"/>
-      <w:numFmt w:val="bullet"/>
-      <w:lvlText w:val=""/>
-      <w:lvlJc w:val="left"/>
-      <w:pPr>
-        <w:ind w:left="6480" w:hanging="360"/>
-      </w:pPr>
-      <w:rPr>
-        <w:rFonts w:ascii="Wingdings" w:hAnsi="Wingdings" w:hint="default"/>
-      </w:rPr>
-    </w:lvl>
-  </w:abstractNum>
-  <w:abstractNum w:abstractNumId="44">
-    <w:nsid w:val="76AB5BBA"/>
-    <w:multiLevelType w:val="hybridMultilevel"/>
-    <w:tmpl w:val="32F2D56E"/>
-    <w:lvl w:ilvl="0" w:tplc="F7122C26">
-      <w:start w:val="1"/>
-      <w:numFmt w:val="upperRoman"/>
-      <w:lvlText w:val="%1."/>
-      <w:lvlJc w:val="left"/>
-      <w:pPr>
-        <w:ind w:left="1080" w:hanging="720"/>
-      </w:pPr>
-      <w:rPr>
-        <w:rFonts w:hint="default"/>
-      </w:rPr>
-    </w:lvl>
-    <w:lvl w:ilvl="1" w:tplc="280A0019" w:tentative="1">
-      <w:start w:val="1"/>
-      <w:numFmt w:val="lowerLetter"/>
-      <w:lvlText w:val="%2."/>
-      <w:lvlJc w:val="left"/>
-      <w:pPr>
-        <w:ind w:left="1440" w:hanging="360"/>
-      </w:pPr>
-    </w:lvl>
-    <w:lvl w:ilvl="2" w:tplc="280A001B" w:tentative="1">
-      <w:start w:val="1"/>
-      <w:numFmt w:val="lowerRoman"/>
-      <w:lvlText w:val="%3."/>
-      <w:lvlJc w:val="right"/>
-      <w:pPr>
-        <w:ind w:left="2160" w:hanging="180"/>
-      </w:pPr>
-    </w:lvl>
-    <w:lvl w:ilvl="3" w:tplc="280A000F" w:tentative="1">
-      <w:start w:val="1"/>
-      <w:numFmt w:val="decimal"/>
-      <w:lvlText w:val="%4."/>
-      <w:lvlJc w:val="left"/>
-      <w:pPr>
-        <w:ind w:left="2880" w:hanging="360"/>
-      </w:pPr>
-    </w:lvl>
-    <w:lvl w:ilvl="4" w:tplc="280A0019" w:tentative="1">
-      <w:start w:val="1"/>
-      <w:numFmt w:val="lowerLetter"/>
-      <w:lvlText w:val="%5."/>
-      <w:lvlJc w:val="left"/>
-      <w:pPr>
-        <w:ind w:left="3600" w:hanging="360"/>
-      </w:pPr>
-    </w:lvl>
-    <w:lvl w:ilvl="5" w:tplc="280A001B" w:tentative="1">
-      <w:start w:val="1"/>
-      <w:numFmt w:val="lowerRoman"/>
-      <w:lvlText w:val="%6."/>
-      <w:lvlJc w:val="right"/>
-      <w:pPr>
-        <w:ind w:left="4320" w:hanging="180"/>
-      </w:pPr>
-    </w:lvl>
-    <w:lvl w:ilvl="6" w:tplc="280A000F" w:tentative="1">
-      <w:start w:val="1"/>
-      <w:numFmt w:val="decimal"/>
-      <w:lvlText w:val="%7."/>
-      <w:lvlJc w:val="left"/>
-      <w:pPr>
-        <w:ind w:left="5040" w:hanging="360"/>
-      </w:pPr>
-    </w:lvl>
-    <w:lvl w:ilvl="7" w:tplc="280A0019" w:tentative="1">
-      <w:start w:val="1"/>
-      <w:numFmt w:val="lowerLetter"/>
-      <w:lvlText w:val="%8."/>
-      <w:lvlJc w:val="left"/>
-      <w:pPr>
-        <w:ind w:left="5760" w:hanging="360"/>
-      </w:pPr>
-    </w:lvl>
-    <w:lvl w:ilvl="8" w:tplc="280A001B" w:tentative="1">
-      <w:start w:val="1"/>
-      <w:numFmt w:val="lowerRoman"/>
-      <w:lvlText w:val="%9."/>
-      <w:lvlJc w:val="right"/>
-      <w:pPr>
-        <w:ind w:left="6480" w:hanging="180"/>
-      </w:pPr>
-    </w:lvl>
-  </w:abstractNum>
-  <w:abstractNum w:abstractNumId="45">
-    <w:nsid w:val="7A6715C2"/>
-    <w:multiLevelType w:val="hybridMultilevel"/>
-    <w:tmpl w:val="D702E992"/>
-    <w:lvl w:ilvl="0" w:tplc="280A000F">
-      <w:start w:val="1"/>
-      <w:numFmt w:val="decimal"/>
-      <w:lvlText w:val="%1."/>
-      <w:lvlJc w:val="left"/>
-      <w:pPr>
-        <w:ind w:left="1800" w:hanging="360"/>
-      </w:pPr>
-    </w:lvl>
-    <w:lvl w:ilvl="1" w:tplc="280A0019" w:tentative="1">
-      <w:start w:val="1"/>
-      <w:numFmt w:val="lowerLetter"/>
-      <w:lvlText w:val="%2."/>
-      <w:lvlJc w:val="left"/>
-      <w:pPr>
-        <w:ind w:left="2520" w:hanging="360"/>
-      </w:pPr>
-    </w:lvl>
-    <w:lvl w:ilvl="2" w:tplc="280A001B" w:tentative="1">
-      <w:start w:val="1"/>
-      <w:numFmt w:val="lowerRoman"/>
-      <w:lvlText w:val="%3."/>
-      <w:lvlJc w:val="right"/>
-      <w:pPr>
-        <w:ind w:left="3240" w:hanging="180"/>
-      </w:pPr>
-    </w:lvl>
-    <w:lvl w:ilvl="3" w:tplc="280A000F" w:tentative="1">
-      <w:start w:val="1"/>
-      <w:numFmt w:val="decimal"/>
-      <w:lvlText w:val="%4."/>
-      <w:lvlJc w:val="left"/>
-      <w:pPr>
-        <w:ind w:left="3960" w:hanging="360"/>
-      </w:pPr>
-    </w:lvl>
-    <w:lvl w:ilvl="4" w:tplc="280A0019" w:tentative="1">
-      <w:start w:val="1"/>
-      <w:numFmt w:val="lowerLetter"/>
-      <w:lvlText w:val="%5."/>
-      <w:lvlJc w:val="left"/>
-      <w:pPr>
-        <w:ind w:left="4680" w:hanging="360"/>
-      </w:pPr>
-    </w:lvl>
-    <w:lvl w:ilvl="5" w:tplc="280A001B" w:tentative="1">
-      <w:start w:val="1"/>
-      <w:numFmt w:val="lowerRoman"/>
-      <w:lvlText w:val="%6."/>
-      <w:lvlJc w:val="right"/>
-      <w:pPr>
-        <w:ind w:left="5400" w:hanging="180"/>
-      </w:pPr>
-    </w:lvl>
-    <w:lvl w:ilvl="6" w:tplc="280A000F" w:tentative="1">
-      <w:start w:val="1"/>
-      <w:numFmt w:val="decimal"/>
-      <w:lvlText w:val="%7."/>
-      <w:lvlJc w:val="left"/>
-      <w:pPr>
-        <w:ind w:left="6120" w:hanging="360"/>
-      </w:pPr>
-    </w:lvl>
-    <w:lvl w:ilvl="7" w:tplc="280A0019" w:tentative="1">
-      <w:start w:val="1"/>
-      <w:numFmt w:val="lowerLetter"/>
-      <w:lvlText w:val="%8."/>
-      <w:lvlJc w:val="left"/>
-      <w:pPr>
-        <w:ind w:left="6840" w:hanging="360"/>
-      </w:pPr>
-    </w:lvl>
-    <w:lvl w:ilvl="8" w:tplc="280A001B" w:tentative="1">
-      <w:start w:val="1"/>
-      <w:numFmt w:val="lowerRoman"/>
-      <w:lvlText w:val="%9."/>
-      <w:lvlJc w:val="right"/>
-      <w:pPr>
-        <w:ind w:left="7560" w:hanging="180"/>
-      </w:pPr>
-    </w:lvl>
-  </w:abstractNum>
-  <w:abstractNum w:abstractNumId="46">
-    <w:nsid w:val="7AA71B23"/>
-    <w:multiLevelType w:val="hybridMultilevel"/>
-    <w:tmpl w:val="886632C0"/>
-    <w:lvl w:ilvl="0" w:tplc="280A0001">
-      <w:start w:val="1"/>
-      <w:numFmt w:val="bullet"/>
-      <w:lvlText w:val=""/>
-      <w:lvlJc w:val="left"/>
-      <w:pPr>
-        <w:ind w:left="720" w:hanging="360"/>
-      </w:pPr>
-      <w:rPr>
-        <w:rFonts w:ascii="Symbol" w:hAnsi="Symbol" w:hint="default"/>
-      </w:rPr>
-    </w:lvl>
-    <w:lvl w:ilvl="1" w:tplc="280A0003">
-      <w:start w:val="1"/>
-      <w:numFmt w:val="bullet"/>
-      <w:lvlText w:val="o"/>
-      <w:lvlJc w:val="left"/>
-      <w:pPr>
-        <w:ind w:left="1440" w:hanging="360"/>
-      </w:pPr>
-      <w:rPr>
-        <w:rFonts w:ascii="Courier New" w:hAnsi="Courier New" w:cs="Courier New" w:hint="default"/>
-      </w:rPr>
-    </w:lvl>
-    <w:lvl w:ilvl="2" w:tplc="280A0005" w:tentative="1">
-      <w:start w:val="1"/>
-      <w:numFmt w:val="bullet"/>
-      <w:lvlText w:val=""/>
-      <w:lvlJc w:val="left"/>
-      <w:pPr>
-        <w:ind w:left="2160" w:hanging="360"/>
-      </w:pPr>
-      <w:rPr>
-        <w:rFonts w:ascii="Wingdings" w:hAnsi="Wingdings" w:hint="default"/>
-      </w:rPr>
-    </w:lvl>
-    <w:lvl w:ilvl="3" w:tplc="280A0001" w:tentative="1">
-      <w:start w:val="1"/>
-      <w:numFmt w:val="bullet"/>
-      <w:lvlText w:val=""/>
-      <w:lvlJc w:val="left"/>
-      <w:pPr>
-        <w:ind w:left="2880" w:hanging="360"/>
-      </w:pPr>
-      <w:rPr>
-        <w:rFonts w:ascii="Symbol" w:hAnsi="Symbol" w:hint="default"/>
-      </w:rPr>
-    </w:lvl>
-    <w:lvl w:ilvl="4" w:tplc="280A0003" w:tentative="1">
-      <w:start w:val="1"/>
-      <w:numFmt w:val="bullet"/>
-      <w:lvlText w:val="o"/>
-      <w:lvlJc w:val="left"/>
-      <w:pPr>
-        <w:ind w:left="3600" w:hanging="360"/>
-      </w:pPr>
-      <w:rPr>
-        <w:rFonts w:ascii="Courier New" w:hAnsi="Courier New" w:cs="Courier New" w:hint="default"/>
-      </w:rPr>
-    </w:lvl>
-    <w:lvl w:ilvl="5" w:tplc="280A0005" w:tentative="1">
-      <w:start w:val="1"/>
-      <w:numFmt w:val="bullet"/>
-      <w:lvlText w:val=""/>
-      <w:lvlJc w:val="left"/>
-      <w:pPr>
-        <w:ind w:left="4320" w:hanging="360"/>
-      </w:pPr>
-      <w:rPr>
-        <w:rFonts w:ascii="Wingdings" w:hAnsi="Wingdings" w:hint="default"/>
-      </w:rPr>
-    </w:lvl>
-    <w:lvl w:ilvl="6" w:tplc="280A0001" w:tentative="1">
-      <w:start w:val="1"/>
-      <w:numFmt w:val="bullet"/>
-      <w:lvlText w:val=""/>
-      <w:lvlJc w:val="left"/>
-      <w:pPr>
-        <w:ind w:left="5040" w:hanging="360"/>
-      </w:pPr>
-      <w:rPr>
-        <w:rFonts w:ascii="Symbol" w:hAnsi="Symbol" w:hint="default"/>
-      </w:rPr>
-    </w:lvl>
-    <w:lvl w:ilvl="7" w:tplc="280A0003" w:tentative="1">
-      <w:start w:val="1"/>
-      <w:numFmt w:val="bullet"/>
-      <w:lvlText w:val="o"/>
-      <w:lvlJc w:val="left"/>
-      <w:pPr>
-        <w:ind w:left="5760" w:hanging="360"/>
-      </w:pPr>
-      <w:rPr>
-        <w:rFonts w:ascii="Courier New" w:hAnsi="Courier New" w:cs="Courier New" w:hint="default"/>
-      </w:rPr>
-    </w:lvl>
-    <w:lvl w:ilvl="8" w:tplc="280A0005" w:tentative="1">
-      <w:start w:val="1"/>
-      <w:numFmt w:val="bullet"/>
-      <w:lvlText w:val=""/>
-      <w:lvlJc w:val="left"/>
-      <w:pPr>
-        <w:ind w:left="6480" w:hanging="360"/>
-      </w:pPr>
-      <w:rPr>
-        <w:rFonts w:ascii="Wingdings" w:hAnsi="Wingdings" w:hint="default"/>
-      </w:rPr>
-    </w:lvl>
-  </w:abstractNum>
-  <w:abstractNum w:abstractNumId="47">
-    <w:nsid w:val="7C342ED4"/>
-    <w:multiLevelType w:val="multilevel"/>
-    <w:tmpl w:val="C612495E"/>
-    <w:lvl w:ilvl="0">
-      <w:start w:val="1"/>
-      <w:numFmt w:val="upperRoman"/>
-      <w:lvlText w:val="%1."/>
-      <w:lvlJc w:val="right"/>
-      <w:pPr>
-        <w:ind w:left="360" w:hanging="360"/>
-      </w:pPr>
-    </w:lvl>
-    <w:lvl w:ilvl="1">
-      <w:start w:val="1"/>
-      <w:numFmt w:val="decimal"/>
-      <w:lvlText w:val="%1.%2."/>
-      <w:lvlJc w:val="left"/>
-      <w:pPr>
-        <w:ind w:left="792" w:hanging="432"/>
-      </w:pPr>
-    </w:lvl>
-    <w:lvl w:ilvl="2">
-      <w:start w:val="1"/>
-      <w:numFmt w:val="decimal"/>
-      <w:lvlText w:val="%1.%2.%3."/>
-      <w:lvlJc w:val="left"/>
-      <w:pPr>
-        <w:ind w:left="1224" w:hanging="504"/>
-      </w:pPr>
-    </w:lvl>
-    <w:lvl w:ilvl="3">
-      <w:start w:val="1"/>
-      <w:numFmt w:val="decimal"/>
-      <w:lvlText w:val="%1.%2.%3.%4."/>
-      <w:lvlJc w:val="left"/>
-      <w:pPr>
-        <w:ind w:left="1728" w:hanging="648"/>
-      </w:pPr>
-    </w:lvl>
-    <w:lvl w:ilvl="4">
-      <w:start w:val="1"/>
-      <w:numFmt w:val="decimal"/>
-      <w:lvlText w:val="%1.%2.%3.%4.%5."/>
-      <w:lvlJc w:val="left"/>
-      <w:pPr>
-        <w:ind w:left="2232" w:hanging="792"/>
-      </w:pPr>
-    </w:lvl>
-    <w:lvl w:ilvl="5">
-      <w:start w:val="1"/>
-      <w:numFmt w:val="decimal"/>
-      <w:lvlText w:val="%1.%2.%3.%4.%5.%6."/>
-      <w:lvlJc w:val="left"/>
-      <w:pPr>
-        <w:ind w:left="2736" w:hanging="936"/>
-      </w:pPr>
-    </w:lvl>
-    <w:lvl w:ilvl="6">
-      <w:start w:val="1"/>
-      <w:numFmt w:val="decimal"/>
-      <w:lvlText w:val="%1.%2.%3.%4.%5.%6.%7."/>
-      <w:lvlJc w:val="left"/>
-      <w:pPr>
-        <w:ind w:left="3240" w:hanging="1080"/>
-      </w:pPr>
-    </w:lvl>
-    <w:lvl w:ilvl="7">
-      <w:start w:val="1"/>
-      <w:numFmt w:val="decimal"/>
-      <w:lvlText w:val="%1.%2.%3.%4.%5.%6.%7.%8."/>
-      <w:lvlJc w:val="left"/>
-      <w:pPr>
-        <w:ind w:left="3744" w:hanging="1224"/>
-      </w:pPr>
-    </w:lvl>
-    <w:lvl w:ilvl="8">
-      <w:start w:val="1"/>
-      <w:numFmt w:val="decimal"/>
-      <w:lvlText w:val="%1.%2.%3.%4.%5.%6.%7.%8.%9."/>
-      <w:lvlJc w:val="left"/>
-      <w:pPr>
-        <w:ind w:left="4320" w:hanging="1440"/>
-      </w:pPr>
-    </w:lvl>
-  </w:abstractNum>
-  <w:abstractNum w:abstractNumId="48">
-    <w:nsid w:val="7DA33121"/>
-    <w:multiLevelType w:val="hybridMultilevel"/>
-    <w:tmpl w:val="E9DE7492"/>
-    <w:lvl w:ilvl="0" w:tplc="280A0017">
-      <w:start w:val="1"/>
-      <w:numFmt w:val="lowerLetter"/>
-      <w:lvlText w:val="%1)"/>
-      <w:lvlJc w:val="left"/>
-      <w:pPr>
-        <w:ind w:left="720" w:hanging="360"/>
-      </w:pPr>
-    </w:lvl>
-    <w:lvl w:ilvl="1" w:tplc="280A0019" w:tentative="1">
-      <w:start w:val="1"/>
-      <w:numFmt w:val="lowerLetter"/>
-      <w:lvlText w:val="%2."/>
-      <w:lvlJc w:val="left"/>
-      <w:pPr>
-        <w:ind w:left="1440" w:hanging="360"/>
-      </w:pPr>
-    </w:lvl>
-    <w:lvl w:ilvl="2" w:tplc="280A001B" w:tentative="1">
-      <w:start w:val="1"/>
-      <w:numFmt w:val="lowerRoman"/>
-      <w:lvlText w:val="%3."/>
-      <w:lvlJc w:val="right"/>
-      <w:pPr>
-        <w:ind w:left="2160" w:hanging="180"/>
-      </w:pPr>
-    </w:lvl>
-    <w:lvl w:ilvl="3" w:tplc="280A000F" w:tentative="1">
-      <w:start w:val="1"/>
-      <w:numFmt w:val="decimal"/>
-      <w:lvlText w:val="%4."/>
-      <w:lvlJc w:val="left"/>
-      <w:pPr>
-        <w:ind w:left="2880" w:hanging="360"/>
-      </w:pPr>
-    </w:lvl>
-    <w:lvl w:ilvl="4" w:tplc="280A0019" w:tentative="1">
-      <w:start w:val="1"/>
-      <w:numFmt w:val="lowerLetter"/>
-      <w:lvlText w:val="%5."/>
-      <w:lvlJc w:val="left"/>
-      <w:pPr>
-        <w:ind w:left="3600" w:hanging="360"/>
-      </w:pPr>
-    </w:lvl>
-    <w:lvl w:ilvl="5" w:tplc="280A001B" w:tentative="1">
-      <w:start w:val="1"/>
-      <w:numFmt w:val="lowerRoman"/>
-      <w:lvlText w:val="%6."/>
-      <w:lvlJc w:val="right"/>
-      <w:pPr>
-        <w:ind w:left="4320" w:hanging="180"/>
-      </w:pPr>
-    </w:lvl>
-    <w:lvl w:ilvl="6" w:tplc="280A000F" w:tentative="1">
-      <w:start w:val="1"/>
-      <w:numFmt w:val="decimal"/>
-      <w:lvlText w:val="%7."/>
-      <w:lvlJc w:val="left"/>
-      <w:pPr>
-        <w:ind w:left="5040" w:hanging="360"/>
-      </w:pPr>
-    </w:lvl>
-    <w:lvl w:ilvl="7" w:tplc="280A0019" w:tentative="1">
-      <w:start w:val="1"/>
-      <w:numFmt w:val="lowerLetter"/>
-      <w:lvlText w:val="%8."/>
-      <w:lvlJc w:val="left"/>
-      <w:pPr>
-        <w:ind w:left="5760" w:hanging="360"/>
-      </w:pPr>
-    </w:lvl>
-    <w:lvl w:ilvl="8" w:tplc="280A001B" w:tentative="1">
-      <w:start w:val="1"/>
-      <w:numFmt w:val="lowerRoman"/>
-      <w:lvlText w:val="%9."/>
-      <w:lvlJc w:val="right"/>
-      <w:pPr>
-        <w:ind w:left="6480" w:hanging="180"/>
-      </w:pPr>
-    </w:lvl>
-  </w:abstractNum>
-  <w:abstractNum w:abstractNumId="49">
-    <w:nsid w:val="7DD93677"/>
-    <w:multiLevelType w:val="hybridMultilevel"/>
-    <w:tmpl w:val="53A0993A"/>
-    <w:lvl w:ilvl="0" w:tplc="280A0001">
-      <w:start w:val="1"/>
-      <w:numFmt w:val="bullet"/>
-      <w:lvlText w:val=""/>
-      <w:lvlJc w:val="left"/>
-      <w:pPr>
-        <w:ind w:left="720" w:hanging="360"/>
-      </w:pPr>
-      <w:rPr>
-        <w:rFonts w:ascii="Symbol" w:hAnsi="Symbol" w:hint="default"/>
-      </w:rPr>
-    </w:lvl>
-    <w:lvl w:ilvl="1" w:tplc="280A0003" w:tentative="1">
-      <w:start w:val="1"/>
-      <w:numFmt w:val="bullet"/>
-      <w:lvlText w:val="o"/>
-      <w:lvlJc w:val="left"/>
-      <w:pPr>
-        <w:ind w:left="1440" w:hanging="360"/>
-      </w:pPr>
-      <w:rPr>
-        <w:rFonts w:ascii="Courier New" w:hAnsi="Courier New" w:cs="Courier New" w:hint="default"/>
-      </w:rPr>
-    </w:lvl>
-    <w:lvl w:ilvl="2" w:tplc="280A0005" w:tentative="1">
-      <w:start w:val="1"/>
-      <w:numFmt w:val="bullet"/>
-      <w:lvlText w:val=""/>
-      <w:lvlJc w:val="left"/>
-      <w:pPr>
-        <w:ind w:left="2160" w:hanging="360"/>
-      </w:pPr>
-      <w:rPr>
-        <w:rFonts w:ascii="Wingdings" w:hAnsi="Wingdings" w:hint="default"/>
-      </w:rPr>
-    </w:lvl>
-    <w:lvl w:ilvl="3" w:tplc="280A0001" w:tentative="1">
-      <w:start w:val="1"/>
-      <w:numFmt w:val="bullet"/>
-      <w:lvlText w:val=""/>
-      <w:lvlJc w:val="left"/>
-      <w:pPr>
-        <w:ind w:left="2880" w:hanging="360"/>
-      </w:pPr>
-      <w:rPr>
-        <w:rFonts w:ascii="Symbol" w:hAnsi="Symbol" w:hint="default"/>
-      </w:rPr>
-    </w:lvl>
-    <w:lvl w:ilvl="4" w:tplc="280A0003" w:tentative="1">
-      <w:start w:val="1"/>
-      <w:numFmt w:val="bullet"/>
-      <w:lvlText w:val="o"/>
-      <w:lvlJc w:val="left"/>
-      <w:pPr>
-        <w:ind w:left="3600" w:hanging="360"/>
-      </w:pPr>
-      <w:rPr>
-        <w:rFonts w:ascii="Courier New" w:hAnsi="Courier New" w:cs="Courier New" w:hint="default"/>
-      </w:rPr>
-    </w:lvl>
-    <w:lvl w:ilvl="5" w:tplc="280A0005" w:tentative="1">
-      <w:start w:val="1"/>
-      <w:numFmt w:val="bullet"/>
-      <w:lvlText w:val=""/>
-      <w:lvlJc w:val="left"/>
-      <w:pPr>
-        <w:ind w:left="4320" w:hanging="360"/>
-      </w:pPr>
-      <w:rPr>
-        <w:rFonts w:ascii="Wingdings" w:hAnsi="Wingdings" w:hint="default"/>
-      </w:rPr>
-    </w:lvl>
-    <w:lvl w:ilvl="6" w:tplc="280A0001" w:tentative="1">
-      <w:start w:val="1"/>
-      <w:numFmt w:val="bullet"/>
-      <w:lvlText w:val=""/>
-      <w:lvlJc w:val="left"/>
-      <w:pPr>
-        <w:ind w:left="5040" w:hanging="360"/>
-      </w:pPr>
-      <w:rPr>
-        <w:rFonts w:ascii="Symbol" w:hAnsi="Symbol" w:hint="default"/>
-      </w:rPr>
-    </w:lvl>
-    <w:lvl w:ilvl="7" w:tplc="280A0003" w:tentative="1">
-      <w:start w:val="1"/>
-      <w:numFmt w:val="bullet"/>
-      <w:lvlText w:val="o"/>
-      <w:lvlJc w:val="left"/>
-      <w:pPr>
-        <w:ind w:left="5760" w:hanging="360"/>
-      </w:pPr>
-      <w:rPr>
-        <w:rFonts w:ascii="Courier New" w:hAnsi="Courier New" w:cs="Courier New" w:hint="default"/>
-      </w:rPr>
-    </w:lvl>
-    <w:lvl w:ilvl="8" w:tplc="280A0005" w:tentative="1">
-      <w:start w:val="1"/>
-      <w:numFmt w:val="bullet"/>
-      <w:lvlText w:val=""/>
-      <w:lvlJc w:val="left"/>
-      <w:pPr>
-        <w:ind w:left="6480" w:hanging="360"/>
-      </w:pPr>
-      <w:rPr>
-        <w:rFonts w:ascii="Wingdings" w:hAnsi="Wingdings" w:hint="default"/>
-      </w:rPr>
-    </w:lvl>
-  </w:abstractNum>
   <w:num w:numId="1">
-    <w:abstractNumId w:val="26"/>
+    <w:abstractNumId w:val="5"/>
   </w:num>
   <w:num w:numId="2">
-    <w:abstractNumId w:val="16"/>
+    <w:abstractNumId w:val="7"/>
   </w:num>
   <w:num w:numId="3">
-    <w:abstractNumId w:val="44"/>
+    <w:abstractNumId w:val="1"/>
   </w:num>
   <w:num w:numId="4">
-    <w:abstractNumId w:val="32"/>
+    <w:abstractNumId w:val="3"/>
   </w:num>
   <w:num w:numId="5">
-    <w:abstractNumId w:val="21"/>
+    <w:abstractNumId w:val="6"/>
   </w:num>
   <w:num w:numId="6">
-    <w:abstractNumId w:val="1"/>
+    <w:abstractNumId w:val="4"/>
   </w:num>
   <w:num w:numId="7">
-    <w:abstractNumId w:val="47"/>
+    <w:abstractNumId w:val="0"/>
   </w:num>
   <w:num w:numId="8">
-    <w:abstractNumId w:val="15"/>
-  </w:num>
-  <w:num w:numId="9">
-    <w:abstractNumId w:val="18"/>
-  </w:num>
-  <w:num w:numId="10">
-    <w:abstractNumId w:val="37"/>
-  </w:num>
-  <w:num w:numId="11">
-    <w:abstractNumId w:val="33"/>
-  </w:num>
-  <w:num w:numId="12">
-    <w:abstractNumId w:val="6"/>
-  </w:num>
-  <w:num w:numId="13">
-    <w:abstractNumId w:val="13"/>
-  </w:num>
-  <w:num w:numId="14">
-    <w:abstractNumId w:val="36"/>
-  </w:num>
-  <w:num w:numId="15">
-    <w:abstractNumId w:val="43"/>
-  </w:num>
-  <w:num w:numId="16">
-    <w:abstractNumId w:val="5"/>
-  </w:num>
-  <w:num w:numId="17">
-    <w:abstractNumId w:val="4"/>
-  </w:num>
-  <w:num w:numId="18">
-    <w:abstractNumId w:val="3"/>
-  </w:num>
-  <w:num w:numId="19">
-    <w:abstractNumId w:val="30"/>
-  </w:num>
-  <w:num w:numId="20">
-    <w:abstractNumId w:val="49"/>
-  </w:num>
-  <w:num w:numId="21">
-    <w:abstractNumId w:val="39"/>
-  </w:num>
-  <w:num w:numId="22">
-    <w:abstractNumId w:val="22"/>
-  </w:num>
-  <w:num w:numId="23">
-    <w:abstractNumId w:val="31"/>
-  </w:num>
-  <w:num w:numId="24">
-    <w:abstractNumId w:val="29"/>
-  </w:num>
-  <w:num w:numId="25">
-    <w:abstractNumId w:val="12"/>
-  </w:num>
-  <w:num w:numId="26">
-    <w:abstractNumId w:val="19"/>
-  </w:num>
-  <w:num w:numId="27">
-    <w:abstractNumId w:val="27"/>
-  </w:num>
-  <w:num w:numId="28">
-    <w:abstractNumId w:val="28"/>
-  </w:num>
-  <w:num w:numId="29">
-    <w:abstractNumId w:val="45"/>
-  </w:num>
-  <w:num w:numId="30">
     <w:abstractNumId w:val="2"/>
   </w:num>
-  <w:num w:numId="31">
-    <w:abstractNumId w:val="25"/>
-  </w:num>
-  <w:num w:numId="32">
-    <w:abstractNumId w:val="48"/>
-  </w:num>
-  <w:num w:numId="33">
-    <w:abstractNumId w:val="38"/>
-  </w:num>
-  <w:num w:numId="34">
-    <w:abstractNumId w:val="9"/>
-  </w:num>
-  <w:num w:numId="35">
-    <w:abstractNumId w:val="24"/>
-  </w:num>
-  <w:num w:numId="36">
-    <w:abstractNumId w:val="46"/>
-  </w:num>
-  <w:num w:numId="37">
-    <w:abstractNumId w:val="11"/>
-  </w:num>
-  <w:num w:numId="38">
-    <w:abstractNumId w:val="0"/>
-  </w:num>
-  <w:num w:numId="39">
-    <w:abstractNumId w:val="17"/>
-  </w:num>
-  <w:num w:numId="40">
-    <w:abstractNumId w:val="40"/>
-  </w:num>
-  <w:num w:numId="41">
-    <w:abstractNumId w:val="7"/>
-  </w:num>
-  <w:num w:numId="42">
-    <w:abstractNumId w:val="42"/>
-  </w:num>
-  <w:num w:numId="43">
-    <w:abstractNumId w:val="41"/>
-  </w:num>
-  <w:num w:numId="44">
-    <w:abstractNumId w:val="8"/>
-  </w:num>
-  <w:num w:numId="45">
-    <w:abstractNumId w:val="14"/>
-  </w:num>
-  <w:num w:numId="46">
-    <w:abstractNumId w:val="20"/>
-  </w:num>
-  <w:num w:numId="47">
-    <w:abstractNumId w:val="35"/>
-  </w:num>
-  <w:num w:numId="48">
-    <w:abstractNumId w:val="10"/>
-  </w:num>
-  <w:num w:numId="49">
-    <w:abstractNumId w:val="23"/>
-  </w:num>
-  <w:num w:numId="50">
-    <w:abstractNumId w:val="34"/>
-  </w:num>
+  <w:numIdMacAtCleanup w:val="8"/>
 </w:numbering>
 </file>
 
 <file path=word/styles.xml><?xml version="1.0" encoding="utf-8"?>
-<w:styles xmlns:mc="http://schemas.openxmlformats.org/markup-compatibility/2006" xmlns:r="http://schemas.openxmlformats.org/officeDocument/2006/relationships" xmlns:w="http://schemas.openxmlformats.org/wordprocessingml/2006/main" xmlns:w14="http://schemas.microsoft.com/office/word/2010/wordml" xmlns:w15="http://schemas.microsoft.com/office/word/2012/wordml" mc:Ignorable="w14 w15">
+<w:styles xmlns:mc="http://schemas.openxmlformats.org/markup-compatibility/2006" xmlns:r="http://schemas.openxmlformats.org/officeDocument/2006/relationships" xmlns:w="http://schemas.openxmlformats.org/wordprocessingml/2006/main" xmlns:w14="http://schemas.microsoft.com/office/word/2010/wordml" xmlns:w15="http://schemas.microsoft.com/office/word/2012/wordml" xmlns:w16cex="http://schemas.microsoft.com/office/word/2018/wordml/cex" xmlns:w16cid="http://schemas.microsoft.com/office/word/2016/wordml/cid" xmlns:w16="http://schemas.microsoft.com/office/word/2018/wordml" xmlns:w16sdtdh="http://schemas.microsoft.com/office/word/2020/wordml/sdtdatahash" xmlns:w16se="http://schemas.microsoft.com/office/word/2015/wordml/symex" mc:Ignorable="w14 w15 w16se w16cid w16 w16cex w16sdtdh">
   <w:docDefaults>
     <w:rPrDefault>
       <w:rPr>
@@ -9726,7 +7877,7 @@
       </w:pPr>
     </w:pPrDefault>
   </w:docDefaults>
-  <w:latentStyles w:defLockedState="0" w:defUIPriority="99" w:defSemiHidden="0" w:defUnhideWhenUsed="0" w:defQFormat="0" w:count="371">
+  <w:latentStyles w:defLockedState="0" w:defUIPriority="99" w:defSemiHidden="0" w:defUnhideWhenUsed="0" w:defQFormat="0" w:count="376">
     <w:lsdException w:name="Normal" w:uiPriority="0" w:qFormat="1"/>
     <w:lsdException w:name="heading 1" w:uiPriority="9" w:qFormat="1"/>
     <w:lsdException w:name="heading 2" w:semiHidden="1" w:uiPriority="9" w:unhideWhenUsed="1" w:qFormat="1"/>
@@ -9832,7 +7983,6 @@
     <w:lsdException w:name="HTML Sample" w:semiHidden="1" w:unhideWhenUsed="1"/>
     <w:lsdException w:name="HTML Typewriter" w:semiHidden="1" w:unhideWhenUsed="1"/>
     <w:lsdException w:name="HTML Variable" w:semiHidden="1" w:unhideWhenUsed="1"/>
-    <w:lsdException w:name="Normal Table" w:semiHidden="1" w:unhideWhenUsed="1"/>
     <w:lsdException w:name="annotation subject" w:semiHidden="1" w:unhideWhenUsed="1"/>
     <w:lsdException w:name="No List" w:semiHidden="1" w:unhideWhenUsed="1"/>
     <w:lsdException w:name="Outline List 1" w:semiHidden="1" w:unhideWhenUsed="1"/>
@@ -9875,11 +8025,8 @@
     <w:lsdException w:name="Table Contemporary" w:semiHidden="1" w:unhideWhenUsed="1"/>
     <w:lsdException w:name="Table Elegant" w:semiHidden="1" w:unhideWhenUsed="1"/>
     <w:lsdException w:name="Table Professional" w:semiHidden="1" w:unhideWhenUsed="1"/>
-    <w:lsdException w:name="Table Subtle 1" w:semiHidden="1" w:unhideWhenUsed="1"/>
     <w:lsdException w:name="Table Subtle 2" w:semiHidden="1" w:unhideWhenUsed="1"/>
     <w:lsdException w:name="Table Web 1" w:semiHidden="1" w:unhideWhenUsed="1"/>
-    <w:lsdException w:name="Table Web 2" w:semiHidden="1" w:unhideWhenUsed="1"/>
-    <w:lsdException w:name="Table Web 3" w:semiHidden="1" w:unhideWhenUsed="1"/>
     <w:lsdException w:name="Balloon Text" w:semiHidden="1" w:unhideWhenUsed="1"/>
     <w:lsdException w:name="Table Grid" w:uiPriority="39"/>
     <w:lsdException w:name="Table Theme" w:semiHidden="1" w:unhideWhenUsed="1"/>
@@ -10098,6 +8245,11 @@
     <w:lsdException w:name="List Table 5 Dark Accent 6" w:uiPriority="50"/>
     <w:lsdException w:name="List Table 6 Colorful Accent 6" w:uiPriority="51"/>
     <w:lsdException w:name="List Table 7 Colorful Accent 6" w:uiPriority="52"/>
+    <w:lsdException w:name="Mention" w:semiHidden="1" w:unhideWhenUsed="1"/>
+    <w:lsdException w:name="Smart Hyperlink" w:semiHidden="1" w:unhideWhenUsed="1"/>
+    <w:lsdException w:name="Hashtag" w:semiHidden="1" w:unhideWhenUsed="1"/>
+    <w:lsdException w:name="Unresolved Mention" w:semiHidden="1" w:unhideWhenUsed="1"/>
+    <w:lsdException w:name="Smart Link" w:semiHidden="1" w:unhideWhenUsed="1"/>
   </w:latentStyles>
   <w:style w:type="paragraph" w:default="1" w:styleId="Normal">
     <w:name w:val="Normal"/>
@@ -10124,10 +8276,32 @@
       <w:szCs w:val="32"/>
     </w:rPr>
   </w:style>
+  <w:style w:type="paragraph" w:styleId="Ttulo3">
+    <w:name w:val="heading 3"/>
+    <w:basedOn w:val="Normal"/>
+    <w:next w:val="Normal"/>
+    <w:link w:val="Ttulo3Car"/>
+    <w:uiPriority w:val="9"/>
+    <w:semiHidden/>
+    <w:unhideWhenUsed/>
+    <w:qFormat/>
+    <w:rsid w:val="00E00C2E"/>
+    <w:pPr>
+      <w:keepNext/>
+      <w:keepLines/>
+      <w:spacing w:before="40" w:after="0"/>
+      <w:outlineLvl w:val="2"/>
+    </w:pPr>
+    <w:rPr>
+      <w:rFonts w:asciiTheme="majorHAnsi" w:eastAsiaTheme="majorEastAsia" w:hAnsiTheme="majorHAnsi" w:cstheme="majorBidi"/>
+      <w:color w:val="1F4D78" w:themeColor="accent1" w:themeShade="7F"/>
+      <w:sz w:val="24"/>
+      <w:szCs w:val="24"/>
+    </w:rPr>
+  </w:style>
   <w:style w:type="character" w:default="1" w:styleId="Fuentedeprrafopredeter">
     <w:name w:val="Default Paragraph Font"/>
     <w:uiPriority w:val="1"/>
-    <w:semiHidden/>
     <w:unhideWhenUsed/>
   </w:style>
   <w:style w:type="table" w:default="1" w:styleId="Tablanormal">
@@ -10250,7 +8424,7 @@
       <w:szCs w:val="32"/>
     </w:rPr>
   </w:style>
-  <w:style w:type="paragraph" w:styleId="TtulodeTDC">
+  <w:style w:type="paragraph" w:styleId="TtuloTDC">
     <w:name w:val="TOC Heading"/>
     <w:basedOn w:val="Ttulo1"/>
     <w:next w:val="Normal"/>
@@ -10316,11 +8490,11 @@
       <w:u w:val="single"/>
     </w:rPr>
   </w:style>
-  <w:style w:type="paragraph" w:styleId="Puesto">
+  <w:style w:type="paragraph" w:styleId="Ttulo">
     <w:name w:val="Title"/>
     <w:basedOn w:val="Normal"/>
     <w:next w:val="Normal"/>
-    <w:link w:val="PuestoCar"/>
+    <w:link w:val="TtuloCar"/>
     <w:qFormat/>
     <w:rsid w:val="00425B69"/>
     <w:pPr>
@@ -10336,10 +8510,10 @@
       <w:lang w:val="en-US"/>
     </w:rPr>
   </w:style>
-  <w:style w:type="character" w:customStyle="1" w:styleId="PuestoCar">
-    <w:name w:val="Puesto Car"/>
+  <w:style w:type="character" w:customStyle="1" w:styleId="TtuloCar">
+    <w:name w:val="Título Car"/>
     <w:basedOn w:val="Fuentedeprrafopredeter"/>
-    <w:link w:val="Puesto"/>
+    <w:link w:val="Ttulo"/>
     <w:rsid w:val="00425B69"/>
     <w:rPr>
       <w:rFonts w:ascii="Arial" w:eastAsia="Times New Roman" w:hAnsi="Arial" w:cs="Times New Roman"/>
@@ -10347,6 +8521,43 @@
       <w:sz w:val="36"/>
       <w:szCs w:val="20"/>
       <w:lang w:val="en-US"/>
+    </w:rPr>
+  </w:style>
+  <w:style w:type="character" w:styleId="Textoennegrita">
+    <w:name w:val="Strong"/>
+    <w:basedOn w:val="Fuentedeprrafopredeter"/>
+    <w:uiPriority w:val="22"/>
+    <w:qFormat/>
+    <w:rsid w:val="00E00C2E"/>
+    <w:rPr>
+      <w:b/>
+      <w:bCs/>
+    </w:rPr>
+  </w:style>
+  <w:style w:type="character" w:customStyle="1" w:styleId="Ttulo3Car">
+    <w:name w:val="Título 3 Car"/>
+    <w:basedOn w:val="Fuentedeprrafopredeter"/>
+    <w:link w:val="Ttulo3"/>
+    <w:uiPriority w:val="9"/>
+    <w:semiHidden/>
+    <w:rsid w:val="00E00C2E"/>
+    <w:rPr>
+      <w:rFonts w:asciiTheme="majorHAnsi" w:eastAsiaTheme="majorEastAsia" w:hAnsiTheme="majorHAnsi" w:cstheme="majorBidi"/>
+      <w:color w:val="1F4D78" w:themeColor="accent1" w:themeShade="7F"/>
+      <w:sz w:val="24"/>
+      <w:szCs w:val="24"/>
+    </w:rPr>
+  </w:style>
+  <w:style w:type="character" w:styleId="Hipervnculovisitado">
+    <w:name w:val="FollowedHyperlink"/>
+    <w:basedOn w:val="Fuentedeprrafopredeter"/>
+    <w:uiPriority w:val="99"/>
+    <w:semiHidden/>
+    <w:unhideWhenUsed/>
+    <w:rsid w:val="006C58D5"/>
+    <w:rPr>
+      <w:color w:val="954F72" w:themeColor="followedHyperlink"/>
+      <w:u w:val="single"/>
     </w:rPr>
   </w:style>
 </w:styles>
@@ -10611,4 +8822,16 @@
     </a:ext>
   </a:extLst>
 </a:theme>
+</file>
+
+<file path=customXml/item1.xml><?xml version="1.0" encoding="utf-8"?>
+<b:Sources xmlns:b="http://schemas.openxmlformats.org/officeDocument/2006/bibliography" xmlns="http://schemas.openxmlformats.org/officeDocument/2006/bibliography" SelectedStyle="\APASixthEditionOfficeOnline.xsl" StyleName="APA" Version="6"/>
+</file>
+
+<file path=customXml/itemProps1.xml><?xml version="1.0" encoding="utf-8"?>
+<ds:datastoreItem xmlns:ds="http://schemas.openxmlformats.org/officeDocument/2006/customXml" ds:itemID="{6FA06AFD-A091-4A91-8E53-BCAF78054C0F}">
+  <ds:schemaRefs>
+    <ds:schemaRef ds:uri="http://schemas.openxmlformats.org/officeDocument/2006/bibliography"/>
+  </ds:schemaRefs>
+</ds:datastoreItem>
 </file>
--- a/FD03-EPIS-Informe Especificación Requerimientos.docx
+++ b/FD03-EPIS-Informe Especificación Requerimientos.docx
@@ -1,16 +1,16 @@
 
 <file path=word/document.xml><?xml version="1.0" encoding="utf-8"?>
-<w:document xmlns:wpc="http://schemas.microsoft.com/office/word/2010/wordprocessingCanvas" xmlns:cx="http://schemas.microsoft.com/office/drawing/2014/chartex" xmlns:cx1="http://schemas.microsoft.com/office/drawing/2015/9/8/chartex" xmlns:cx2="http://schemas.microsoft.com/office/drawing/2015/10/21/chartex" xmlns:cx3="http://schemas.microsoft.com/office/drawing/2016/5/9/chartex" xmlns:cx4="http://schemas.microsoft.com/office/drawing/2016/5/10/chartex" xmlns:cx5="http://schemas.microsoft.com/office/drawing/2016/5/11/chartex" xmlns:cx6="http://schemas.microsoft.com/office/drawing/2016/5/12/chartex" xmlns:cx7="http://schemas.microsoft.com/office/drawing/2016/5/13/chartex" xmlns:cx8="http://schemas.microsoft.com/office/drawing/2016/5/14/chartex" xmlns:mc="http://schemas.openxmlformats.org/markup-compatibility/2006" xmlns:aink="http://schemas.microsoft.com/office/drawing/2016/ink" xmlns:am3d="http://schemas.microsoft.com/office/drawing/2017/model3d" xmlns:o="urn:schemas-microsoft-com:office:office" xmlns:r="http://schemas.openxmlformats.org/officeDocument/2006/relationships" xmlns:m="http://schemas.openxmlformats.org/officeDocument/2006/math" xmlns:v="urn:schemas-microsoft-com:vml" xmlns:wp14="http://schemas.microsoft.com/office/word/2010/wordprocessingDrawing" xmlns:wp="http://schemas.openxmlformats.org/drawingml/2006/wordprocessingDrawing" xmlns:w10="urn:schemas-microsoft-com:office:word" xmlns:w="http://schemas.openxmlformats.org/wordprocessingml/2006/main" xmlns:w14="http://schemas.microsoft.com/office/word/2010/wordml" xmlns:w15="http://schemas.microsoft.com/office/word/2012/wordml" xmlns:w16cex="http://schemas.microsoft.com/office/word/2018/wordml/cex" xmlns:w16cid="http://schemas.microsoft.com/office/word/2016/wordml/cid" xmlns:w16="http://schemas.microsoft.com/office/word/2018/wordml" xmlns:w16sdtdh="http://schemas.microsoft.com/office/word/2020/wordml/sdtdatahash" xmlns:w16se="http://schemas.microsoft.com/office/word/2015/wordml/symex" xmlns:wpg="http://schemas.microsoft.com/office/word/2010/wordprocessingGroup" xmlns:wpi="http://schemas.microsoft.com/office/word/2010/wordprocessingInk" xmlns:wne="http://schemas.microsoft.com/office/word/2006/wordml" xmlns:wps="http://schemas.microsoft.com/office/word/2010/wordprocessingShape" mc:Ignorable="w14 w15 w16se w16cid w16 w16cex w16sdtdh wp14">
+<w:document xmlns:wpc="http://schemas.microsoft.com/office/word/2010/wordprocessingCanvas" xmlns:cx="http://schemas.microsoft.com/office/drawing/2014/chartex" xmlns:cx1="http://schemas.microsoft.com/office/drawing/2015/9/8/chartex" xmlns:cx2="http://schemas.microsoft.com/office/drawing/2015/10/21/chartex" xmlns:cx3="http://schemas.microsoft.com/office/drawing/2016/5/9/chartex" xmlns:cx4="http://schemas.microsoft.com/office/drawing/2016/5/10/chartex" xmlns:cx5="http://schemas.microsoft.com/office/drawing/2016/5/11/chartex" xmlns:cx6="http://schemas.microsoft.com/office/drawing/2016/5/12/chartex" xmlns:cx7="http://schemas.microsoft.com/office/drawing/2016/5/13/chartex" xmlns:cx8="http://schemas.microsoft.com/office/drawing/2016/5/14/chartex" xmlns:mc="http://schemas.openxmlformats.org/markup-compatibility/2006" xmlns:aink="http://schemas.microsoft.com/office/drawing/2016/ink" xmlns:am3d="http://schemas.microsoft.com/office/drawing/2017/model3d" xmlns:o="urn:schemas-microsoft-com:office:office" xmlns:oel="http://schemas.microsoft.com/office/2019/extlst" xmlns:r="http://schemas.openxmlformats.org/officeDocument/2006/relationships" xmlns:m="http://schemas.openxmlformats.org/officeDocument/2006/math" xmlns:v="urn:schemas-microsoft-com:vml" xmlns:wp14="http://schemas.microsoft.com/office/word/2010/wordprocessingDrawing" xmlns:wp="http://schemas.openxmlformats.org/drawingml/2006/wordprocessingDrawing" xmlns:w10="urn:schemas-microsoft-com:office:word" xmlns:w="http://schemas.openxmlformats.org/wordprocessingml/2006/main" xmlns:w14="http://schemas.microsoft.com/office/word/2010/wordml" xmlns:w15="http://schemas.microsoft.com/office/word/2012/wordml" xmlns:w16cex="http://schemas.microsoft.com/office/word/2018/wordml/cex" xmlns:w16cid="http://schemas.microsoft.com/office/word/2016/wordml/cid" xmlns:w16="http://schemas.microsoft.com/office/word/2018/wordml" xmlns:w16du="http://schemas.microsoft.com/office/word/2023/wordml/word16du" xmlns:w16sdtdh="http://schemas.microsoft.com/office/word/2020/wordml/sdtdatahash" xmlns:w16sdtfl="http://schemas.microsoft.com/office/word/2024/wordml/sdtformatlock" xmlns:w16se="http://schemas.microsoft.com/office/word/2015/wordml/symex" xmlns:wpg="http://schemas.microsoft.com/office/word/2010/wordprocessingGroup" xmlns:wpi="http://schemas.microsoft.com/office/word/2010/wordprocessingInk" xmlns:wne="http://schemas.microsoft.com/office/word/2006/wordml" xmlns:wps="http://schemas.microsoft.com/office/word/2010/wordprocessingShape" mc:Ignorable="w14 w15 w16se w16cid w16 w16cex w16sdtdh w16sdtfl w16du wp14">
   <w:body>
     <w:p>
       <w:pPr>
         <w:autoSpaceDE w:val="0"/>
         <w:autoSpaceDN w:val="0"/>
         <w:adjustRightInd w:val="0"/>
-        <w:spacing w:after="0"/>
+        <w:spacing w:after="0" w:line="256" w:lineRule="auto"/>
         <w:jc w:val="center"/>
         <w:rPr>
-          <w:rFonts w:ascii="Arial" w:hAnsi="Arial" w:cs="Arial"/>
+          <w:rFonts w:ascii="Arial" w:eastAsia="Calibri" w:hAnsi="Arial" w:cs="Arial"/>
           <w:b/>
           <w:color w:val="000000"/>
           <w:sz w:val="36"/>
@@ -19,7 +19,7 @@
       </w:pPr>
       <w:r>
         <w:rPr>
-          <w:rFonts w:ascii="Arial" w:hAnsi="Arial" w:cs="Arial"/>
+          <w:rFonts w:ascii="Arial" w:eastAsia="Calibri" w:hAnsi="Arial" w:cs="Arial"/>
           <w:b/>
           <w:noProof/>
           <w:color w:val="000000"/>
@@ -28,10 +28,10 @@
           <w:lang w:eastAsia="es-PE"/>
         </w:rPr>
         <w:drawing>
-          <wp:inline distT="0" distB="0" distL="0" distR="0" wp14:anchorId="4D4284D8" wp14:editId="0BEF3394">
-            <wp:extent cx="994867" cy="1337361"/>
+          <wp:inline distT="0" distB="0" distL="0" distR="0" wp14:anchorId="10017F02" wp14:editId="247238B5">
+            <wp:extent cx="990600" cy="1333500"/>
             <wp:effectExtent l="0" t="0" r="0" b="0"/>
-            <wp:docPr id="9" name="Imagen 9" descr="C:\Users\EPIS\Documents\upt.png"/>
+            <wp:docPr id="7" name="Imagen 9"/>
             <wp:cNvGraphicFramePr>
               <a:graphicFrameLocks xmlns:a="http://schemas.openxmlformats.org/drawingml/2006/main" noChangeAspect="1"/>
             </wp:cNvGraphicFramePr>
@@ -39,13 +39,13 @@
               <a:graphicData uri="http://schemas.openxmlformats.org/drawingml/2006/picture">
                 <pic:pic xmlns:pic="http://schemas.openxmlformats.org/drawingml/2006/picture">
                   <pic:nvPicPr>
-                    <pic:cNvPr id="0" name="Picture 1" descr="C:\Users\EPIS\Documents\upt.png"/>
+                    <pic:cNvPr id="0" name="Imagen 9"/>
                     <pic:cNvPicPr>
                       <a:picLocks noChangeAspect="1" noChangeArrowheads="1"/>
                     </pic:cNvPicPr>
                   </pic:nvPicPr>
                   <pic:blipFill>
-                    <a:blip r:embed="rId8" cstate="print">
+                    <a:blip r:embed="rId8">
                       <a:extLst>
                         <a:ext uri="{28A0092B-C50C-407E-A947-70E740481C1C}">
                           <a14:useLocalDpi xmlns:a14="http://schemas.microsoft.com/office/drawing/2010/main" val="0"/>
@@ -60,7 +60,7 @@
                   <pic:spPr bwMode="auto">
                     <a:xfrm>
                       <a:off x="0" y="0"/>
-                      <a:ext cx="999140" cy="1343105"/>
+                      <a:ext cx="990600" cy="1333500"/>
                     </a:xfrm>
                     <a:prstGeom prst="rect">
                       <a:avLst/>
@@ -82,10 +82,10 @@
         <w:autoSpaceDE w:val="0"/>
         <w:autoSpaceDN w:val="0"/>
         <w:adjustRightInd w:val="0"/>
-        <w:spacing w:after="0"/>
+        <w:spacing w:after="0" w:line="256" w:lineRule="auto"/>
         <w:jc w:val="center"/>
         <w:rPr>
-          <w:rFonts w:ascii="Arial" w:hAnsi="Arial" w:cs="Arial"/>
+          <w:rFonts w:ascii="Arial" w:eastAsia="Calibri" w:hAnsi="Arial" w:cs="Arial"/>
           <w:b/>
           <w:color w:val="000000"/>
           <w:sz w:val="36"/>
@@ -98,10 +98,10 @@
         <w:autoSpaceDE w:val="0"/>
         <w:autoSpaceDN w:val="0"/>
         <w:adjustRightInd w:val="0"/>
-        <w:spacing w:after="0"/>
+        <w:spacing w:after="0" w:line="256" w:lineRule="auto"/>
         <w:jc w:val="center"/>
         <w:rPr>
-          <w:rFonts w:ascii="Arial" w:hAnsi="Arial" w:cs="Arial"/>
+          <w:rFonts w:ascii="Arial" w:eastAsia="Calibri" w:hAnsi="Arial" w:cs="Arial"/>
           <w:b/>
           <w:color w:val="000000"/>
           <w:sz w:val="36"/>
@@ -110,7 +110,7 @@
       </w:pPr>
       <w:r>
         <w:rPr>
-          <w:rFonts w:ascii="Arial" w:hAnsi="Arial" w:cs="Arial"/>
+          <w:rFonts w:ascii="Arial" w:eastAsia="Calibri" w:hAnsi="Arial" w:cs="Arial"/>
           <w:b/>
           <w:color w:val="000000"/>
           <w:sz w:val="36"/>
@@ -124,10 +124,10 @@
         <w:autoSpaceDE w:val="0"/>
         <w:autoSpaceDN w:val="0"/>
         <w:adjustRightInd w:val="0"/>
-        <w:spacing w:after="0"/>
+        <w:spacing w:after="0" w:line="256" w:lineRule="auto"/>
         <w:jc w:val="center"/>
         <w:rPr>
-          <w:rFonts w:ascii="Arial" w:hAnsi="Arial" w:cs="Arial"/>
+          <w:rFonts w:ascii="Arial" w:eastAsia="Calibri" w:hAnsi="Arial" w:cs="Arial"/>
           <w:b/>
           <w:color w:val="000000"/>
           <w:sz w:val="36"/>
@@ -140,10 +140,10 @@
         <w:autoSpaceDE w:val="0"/>
         <w:autoSpaceDN w:val="0"/>
         <w:adjustRightInd w:val="0"/>
-        <w:spacing w:after="0"/>
+        <w:spacing w:after="0" w:line="256" w:lineRule="auto"/>
         <w:jc w:val="center"/>
         <w:rPr>
-          <w:rFonts w:ascii="Arial" w:hAnsi="Arial" w:cs="Arial"/>
+          <w:rFonts w:ascii="Arial" w:eastAsia="Calibri" w:hAnsi="Arial" w:cs="Arial"/>
           <w:b/>
           <w:color w:val="000000"/>
           <w:sz w:val="32"/>
@@ -152,7 +152,7 @@
       </w:pPr>
       <w:r>
         <w:rPr>
-          <w:rFonts w:ascii="Arial" w:hAnsi="Arial" w:cs="Arial"/>
+          <w:rFonts w:ascii="Arial" w:eastAsia="Calibri" w:hAnsi="Arial" w:cs="Arial"/>
           <w:b/>
           <w:color w:val="000000"/>
           <w:sz w:val="32"/>
@@ -166,10 +166,10 @@
         <w:autoSpaceDE w:val="0"/>
         <w:autoSpaceDN w:val="0"/>
         <w:adjustRightInd w:val="0"/>
-        <w:spacing w:after="0"/>
+        <w:spacing w:after="0" w:line="256" w:lineRule="auto"/>
         <w:jc w:val="center"/>
         <w:rPr>
-          <w:rFonts w:ascii="Arial" w:hAnsi="Arial" w:cs="Arial"/>
+          <w:rFonts w:ascii="Arial" w:eastAsia="Calibri" w:hAnsi="Arial" w:cs="Arial"/>
           <w:b/>
           <w:i/>
           <w:color w:val="5B9BD5" w:themeColor="accent1"/>
@@ -183,10 +183,10 @@
         <w:autoSpaceDE w:val="0"/>
         <w:autoSpaceDN w:val="0"/>
         <w:adjustRightInd w:val="0"/>
-        <w:spacing w:after="0"/>
+        <w:spacing w:after="0" w:line="256" w:lineRule="auto"/>
         <w:jc w:val="center"/>
         <w:rPr>
-          <w:rFonts w:ascii="Arial" w:hAnsi="Arial" w:cs="Arial"/>
+          <w:rFonts w:ascii="Arial" w:eastAsia="Calibri" w:hAnsi="Arial" w:cs="Arial"/>
           <w:b/>
           <w:color w:val="000000"/>
           <w:sz w:val="32"/>
@@ -195,7 +195,7 @@
       </w:pPr>
       <w:r>
         <w:rPr>
-          <w:rFonts w:ascii="Arial" w:hAnsi="Arial" w:cs="Arial"/>
+          <w:rFonts w:ascii="Arial" w:eastAsia="Calibri" w:hAnsi="Arial" w:cs="Arial"/>
           <w:b/>
           <w:color w:val="000000"/>
           <w:sz w:val="32"/>
@@ -209,10 +209,10 @@
         <w:autoSpaceDE w:val="0"/>
         <w:autoSpaceDN w:val="0"/>
         <w:adjustRightInd w:val="0"/>
-        <w:spacing w:after="0"/>
+        <w:spacing w:after="0" w:line="256" w:lineRule="auto"/>
         <w:jc w:val="center"/>
         <w:rPr>
-          <w:rFonts w:ascii="Arial" w:hAnsi="Arial" w:cs="Arial"/>
+          <w:rFonts w:ascii="Arial" w:eastAsia="Calibri" w:hAnsi="Arial" w:cs="Arial"/>
           <w:b/>
           <w:color w:val="000000"/>
           <w:sz w:val="36"/>
@@ -225,10 +225,10 @@
         <w:autoSpaceDE w:val="0"/>
         <w:autoSpaceDN w:val="0"/>
         <w:adjustRightInd w:val="0"/>
-        <w:spacing w:after="0"/>
+        <w:spacing w:after="0" w:line="256" w:lineRule="auto"/>
         <w:jc w:val="center"/>
         <w:rPr>
-          <w:rFonts w:ascii="Arial" w:hAnsi="Arial" w:cs="Arial"/>
+          <w:rFonts w:ascii="Arial" w:eastAsia="Calibri" w:hAnsi="Arial" w:cs="Arial"/>
           <w:color w:val="000000"/>
           <w:sz w:val="24"/>
         </w:rPr>
@@ -239,10 +239,10 @@
         <w:autoSpaceDE w:val="0"/>
         <w:autoSpaceDN w:val="0"/>
         <w:adjustRightInd w:val="0"/>
-        <w:spacing w:after="0"/>
+        <w:spacing w:after="0" w:line="256" w:lineRule="auto"/>
         <w:jc w:val="center"/>
         <w:rPr>
-          <w:rFonts w:ascii="Arial" w:hAnsi="Arial" w:cs="Arial"/>
+          <w:rFonts w:ascii="Arial" w:eastAsia="Calibri" w:hAnsi="Arial" w:cs="Arial"/>
           <w:b/>
           <w:color w:val="000000"/>
           <w:sz w:val="36"/>
@@ -251,34 +251,37 @@
       </w:pPr>
       <w:r>
         <w:rPr>
-          <w:rFonts w:ascii="Arial" w:hAnsi="Arial" w:cs="Arial"/>
+          <w:rFonts w:ascii="Arial" w:eastAsia="Calibri" w:hAnsi="Arial" w:cs="Arial"/>
           <w:b/>
           <w:color w:val="000000"/>
           <w:sz w:val="36"/>
           <w:szCs w:val="36"/>
         </w:rPr>
-        <w:t xml:space="preserve"> </w:t>
-      </w:r>
-      <w:r>
-        <w:rPr>
-          <w:rFonts w:ascii="Arial" w:hAnsi="Arial" w:cs="Arial"/>
-          <w:b/>
-          <w:color w:val="000000"/>
-          <w:sz w:val="36"/>
-          <w:szCs w:val="36"/>
-        </w:rPr>
-        <w:t xml:space="preserve">Proyecto </w:t>
-      </w:r>
-      <w:r>
-        <w:rPr>
-          <w:rFonts w:ascii="Arial" w:hAnsi="Arial" w:cs="Arial"/>
+        <w:t xml:space="preserve"> Proyecto </w:t>
+      </w:r>
+      <w:proofErr w:type="spellStart"/>
+      <w:r>
+        <w:rPr>
+          <w:rFonts w:ascii="Arial" w:eastAsia="Calibri" w:hAnsi="Arial" w:cs="Arial"/>
           <w:b/>
           <w:i/>
           <w:color w:val="000000"/>
           <w:sz w:val="36"/>
           <w:szCs w:val="36"/>
         </w:rPr>
-        <w:t>{Nombre de Proyecto}</w:t>
+        <w:t>DocuCode</w:t>
+      </w:r>
+      <w:proofErr w:type="spellEnd"/>
+      <w:r>
+        <w:rPr>
+          <w:rFonts w:ascii="Arial" w:eastAsia="Calibri" w:hAnsi="Arial" w:cs="Arial"/>
+          <w:b/>
+          <w:i/>
+          <w:color w:val="000000"/>
+          <w:sz w:val="36"/>
+          <w:szCs w:val="36"/>
+        </w:rPr>
+        <w:t>-AI</w:t>
       </w:r>
     </w:p>
     <w:p>
@@ -286,10 +289,10 @@
         <w:autoSpaceDE w:val="0"/>
         <w:autoSpaceDN w:val="0"/>
         <w:adjustRightInd w:val="0"/>
-        <w:spacing w:after="0"/>
+        <w:spacing w:after="0" w:line="256" w:lineRule="auto"/>
         <w:jc w:val="center"/>
         <w:rPr>
-          <w:rFonts w:ascii="Arial" w:hAnsi="Arial" w:cs="Arial"/>
+          <w:rFonts w:ascii="Arial" w:eastAsia="Calibri" w:hAnsi="Arial" w:cs="Arial"/>
           <w:b/>
           <w:color w:val="000000"/>
           <w:sz w:val="36"/>
@@ -299,32 +302,24 @@
     </w:p>
     <w:p>
       <w:pPr>
-        <w:spacing w:after="0"/>
+        <w:spacing w:after="0" w:line="256" w:lineRule="auto"/>
         <w:jc w:val="center"/>
+        <w:rPr>
+          <w:rFonts w:ascii="Arial" w:eastAsia="Calibri" w:hAnsi="Arial" w:cs="Arial"/>
+          <w:b/>
+          <w:color w:val="5B9BD5" w:themeColor="accent1"/>
+          <w:sz w:val="16"/>
+          <w:szCs w:val="36"/>
+        </w:rPr>
+      </w:pPr>
+      <w:r>
         <w:rPr>
           <w:rFonts w:ascii="Arial" w:eastAsia="Times New Roman" w:hAnsi="Arial" w:cs="Arial"/>
           <w:sz w:val="32"/>
           <w:szCs w:val="32"/>
           <w:lang w:eastAsia="es-PE"/>
         </w:rPr>
-      </w:pPr>
-      <w:r>
-        <w:rPr>
-          <w:rFonts w:ascii="Arial" w:eastAsia="Times New Roman" w:hAnsi="Arial" w:cs="Arial"/>
-          <w:sz w:val="32"/>
-          <w:szCs w:val="32"/>
-          <w:lang w:eastAsia="es-PE"/>
-        </w:rPr>
-        <w:t>Curso</w:t>
-      </w:r>
-      <w:r>
-        <w:rPr>
-          <w:rFonts w:ascii="Arial" w:eastAsia="Times New Roman" w:hAnsi="Arial" w:cs="Arial"/>
-          <w:sz w:val="32"/>
-          <w:szCs w:val="32"/>
-          <w:lang w:eastAsia="es-PE"/>
-        </w:rPr>
-        <w:t xml:space="preserve">: </w:t>
+        <w:t xml:space="preserve">Curso: </w:t>
       </w:r>
       <w:r>
         <w:rPr>
@@ -334,7 +329,7 @@
           <w:szCs w:val="32"/>
           <w:lang w:eastAsia="es-PE"/>
         </w:rPr>
-        <w:t>{Nombre de Asignatura}</w:t>
+        <w:t>PATRONES DE SOFTWARE</w:t>
       </w:r>
     </w:p>
     <w:p>
@@ -342,10 +337,10 @@
         <w:autoSpaceDE w:val="0"/>
         <w:autoSpaceDN w:val="0"/>
         <w:adjustRightInd w:val="0"/>
-        <w:spacing w:after="0"/>
+        <w:spacing w:after="0" w:line="256" w:lineRule="auto"/>
         <w:jc w:val="center"/>
         <w:rPr>
-          <w:rFonts w:ascii="Arial" w:hAnsi="Arial" w:cs="Arial"/>
+          <w:rFonts w:ascii="Arial" w:eastAsia="Calibri" w:hAnsi="Arial" w:cs="Arial"/>
           <w:b/>
           <w:color w:val="5B9BD5" w:themeColor="accent1"/>
           <w:sz w:val="16"/>
@@ -355,23 +350,7 @@
     </w:p>
     <w:p>
       <w:pPr>
-        <w:autoSpaceDE w:val="0"/>
-        <w:autoSpaceDN w:val="0"/>
-        <w:adjustRightInd w:val="0"/>
-        <w:spacing w:after="0"/>
-        <w:jc w:val="center"/>
-        <w:rPr>
-          <w:rFonts w:ascii="Arial" w:hAnsi="Arial" w:cs="Arial"/>
-          <w:b/>
-          <w:color w:val="5B9BD5" w:themeColor="accent1"/>
-          <w:sz w:val="16"/>
-          <w:szCs w:val="36"/>
-        </w:rPr>
-      </w:pPr>
-    </w:p>
-    <w:p>
-      <w:pPr>
-        <w:spacing w:after="0"/>
+        <w:spacing w:after="0" w:line="256" w:lineRule="auto"/>
         <w:jc w:val="center"/>
         <w:rPr>
           <w:rFonts w:ascii="Arial" w:eastAsia="Times New Roman" w:hAnsi="Arial" w:cs="Arial"/>
@@ -388,25 +367,7 @@
           <w:szCs w:val="32"/>
           <w:lang w:eastAsia="es-PE"/>
         </w:rPr>
-        <w:t>Docente</w:t>
-      </w:r>
-      <w:r>
-        <w:rPr>
-          <w:rFonts w:ascii="Arial" w:eastAsia="Times New Roman" w:hAnsi="Arial" w:cs="Arial"/>
-          <w:sz w:val="32"/>
-          <w:szCs w:val="32"/>
-          <w:lang w:eastAsia="es-PE"/>
-        </w:rPr>
-        <w:t>:</w:t>
-      </w:r>
-      <w:r>
-        <w:rPr>
-          <w:rFonts w:ascii="Arial" w:eastAsia="Times New Roman" w:hAnsi="Arial" w:cs="Arial"/>
-          <w:sz w:val="32"/>
-          <w:szCs w:val="32"/>
-          <w:lang w:eastAsia="es-PE"/>
-        </w:rPr>
-        <w:t xml:space="preserve"> </w:t>
+        <w:t xml:space="preserve">Docente: </w:t>
       </w:r>
       <w:r>
         <w:rPr>
@@ -416,12 +377,12 @@
           <w:szCs w:val="32"/>
           <w:lang w:eastAsia="es-PE"/>
         </w:rPr>
-        <w:t>{Nombre de Docente}</w:t>
-      </w:r>
-    </w:p>
-    <w:p>
-      <w:pPr>
-        <w:spacing w:after="0"/>
+        <w:t>PATRICK JOSE CUADROS QUIROGA</w:t>
+      </w:r>
+    </w:p>
+    <w:p>
+      <w:pPr>
+        <w:spacing w:after="0" w:line="256" w:lineRule="auto"/>
         <w:jc w:val="center"/>
         <w:rPr>
           <w:rFonts w:ascii="Arial" w:eastAsia="Times New Roman" w:hAnsi="Arial" w:cs="Arial"/>
@@ -436,10 +397,10 @@
         <w:autoSpaceDE w:val="0"/>
         <w:autoSpaceDN w:val="0"/>
         <w:adjustRightInd w:val="0"/>
-        <w:spacing w:after="0"/>
+        <w:spacing w:after="0" w:line="256" w:lineRule="auto"/>
         <w:jc w:val="center"/>
         <w:rPr>
-          <w:rFonts w:ascii="Arial" w:hAnsi="Arial" w:cs="Arial"/>
+          <w:rFonts w:ascii="Arial" w:eastAsia="Calibri" w:hAnsi="Arial" w:cs="Arial"/>
           <w:b/>
           <w:color w:val="5B9BD5" w:themeColor="accent1"/>
           <w:sz w:val="16"/>
@@ -452,7 +413,7 @@
         <w:autoSpaceDE w:val="0"/>
         <w:autoSpaceDN w:val="0"/>
         <w:adjustRightInd w:val="0"/>
-        <w:spacing w:after="0"/>
+        <w:spacing w:after="0" w:line="256" w:lineRule="auto"/>
         <w:rPr>
           <w:rFonts w:ascii="Arial" w:eastAsia="Times New Roman" w:hAnsi="Arial" w:cs="Arial"/>
           <w:sz w:val="32"/>
@@ -475,9 +436,9 @@
         <w:autoSpaceDE w:val="0"/>
         <w:autoSpaceDN w:val="0"/>
         <w:adjustRightInd w:val="0"/>
-        <w:spacing w:after="0"/>
-        <w:rPr>
-          <w:rFonts w:ascii="Arial" w:hAnsi="Arial" w:cs="Arial"/>
+        <w:spacing w:after="0" w:line="256" w:lineRule="auto"/>
+        <w:rPr>
+          <w:rFonts w:ascii="Arial" w:eastAsia="Calibri" w:hAnsi="Arial" w:cs="Arial"/>
           <w:color w:val="5B9BD5" w:themeColor="accent1"/>
           <w:sz w:val="16"/>
           <w:szCs w:val="36"/>
@@ -486,7 +447,8 @@
     </w:p>
     <w:p>
       <w:pPr>
-        <w:spacing w:after="0"/>
+        <w:spacing w:after="0" w:line="256" w:lineRule="auto"/>
+        <w:jc w:val="both"/>
         <w:rPr>
           <w:rFonts w:ascii="Arial" w:eastAsia="Times New Roman" w:hAnsi="Arial" w:cs="Arial"/>
           <w:b/>
@@ -496,6 +458,7 @@
           <w:lang w:eastAsia="es-PE"/>
         </w:rPr>
       </w:pPr>
+      <w:proofErr w:type="spellStart"/>
       <w:r>
         <w:rPr>
           <w:rFonts w:ascii="Arial" w:eastAsia="Times New Roman" w:hAnsi="Arial" w:cs="Arial"/>
@@ -505,8 +468,9 @@
           <w:szCs w:val="28"/>
           <w:lang w:eastAsia="es-PE"/>
         </w:rPr>
-        <w:t>{</w:t>
-      </w:r>
+        <w:t>Jose</w:t>
+      </w:r>
+      <w:proofErr w:type="spellEnd"/>
       <w:r>
         <w:rPr>
           <w:rFonts w:ascii="Arial" w:eastAsia="Times New Roman" w:hAnsi="Arial" w:cs="Arial"/>
@@ -516,9 +480,13 @@
           <w:szCs w:val="28"/>
           <w:lang w:eastAsia="es-PE"/>
         </w:rPr>
-        <w:t>Apellidos y nombres del e</w:t>
-      </w:r>
-      <w:r>
+        <w:t xml:space="preserve"> Luis Jarro Cachi - 2020067148 </w:t>
+      </w:r>
+    </w:p>
+    <w:p>
+      <w:pPr>
+        <w:spacing w:after="0" w:line="256" w:lineRule="auto"/>
+        <w:jc w:val="both"/>
         <w:rPr>
           <w:rFonts w:ascii="Arial" w:eastAsia="Times New Roman" w:hAnsi="Arial" w:cs="Arial"/>
           <w:b/>
@@ -527,8 +495,8 @@
           <w:szCs w:val="28"/>
           <w:lang w:eastAsia="es-PE"/>
         </w:rPr>
-        <w:t>studiante</w:t>
-      </w:r>
+      </w:pPr>
+      <w:proofErr w:type="spellStart"/>
       <w:r>
         <w:rPr>
           <w:rFonts w:ascii="Arial" w:eastAsia="Times New Roman" w:hAnsi="Arial" w:cs="Arial"/>
@@ -538,14 +506,25 @@
           <w:szCs w:val="28"/>
           <w:lang w:eastAsia="es-PE"/>
         </w:rPr>
-        <w:tab/>
-        <w:t>(código universitario)}</w:t>
-      </w:r>
-    </w:p>
-    <w:p>
-      <w:pPr>
-        <w:spacing w:after="0"/>
-        <w:jc w:val="center"/>
+        <w:t>Farley</w:t>
+      </w:r>
+      <w:proofErr w:type="spellEnd"/>
+      <w:r>
+        <w:rPr>
+          <w:rFonts w:ascii="Arial" w:eastAsia="Times New Roman" w:hAnsi="Arial" w:cs="Arial"/>
+          <w:b/>
+          <w:i/>
+          <w:sz w:val="28"/>
+          <w:szCs w:val="28"/>
+          <w:lang w:eastAsia="es-PE"/>
+        </w:rPr>
+        <w:t xml:space="preserve"> Rodrigo Eduardo Viveros Blanco - 2020066896 </w:t>
+      </w:r>
+    </w:p>
+    <w:p>
+      <w:pPr>
+        <w:spacing w:after="0" w:line="256" w:lineRule="auto"/>
+        <w:jc w:val="both"/>
         <w:rPr>
           <w:rFonts w:ascii="Arial" w:eastAsia="Times New Roman" w:hAnsi="Arial" w:cs="Arial"/>
           <w:sz w:val="32"/>
@@ -553,10 +532,45 @@
           <w:lang w:eastAsia="es-PE"/>
         </w:rPr>
       </w:pPr>
-    </w:p>
-    <w:p>
-      <w:pPr>
-        <w:spacing w:after="0"/>
+      <w:r>
+        <w:rPr>
+          <w:rFonts w:ascii="Arial" w:eastAsia="Times New Roman" w:hAnsi="Arial" w:cs="Arial"/>
+          <w:b/>
+          <w:i/>
+          <w:sz w:val="28"/>
+          <w:szCs w:val="28"/>
+          <w:lang w:eastAsia="es-PE"/>
+        </w:rPr>
+        <w:t xml:space="preserve">Ronal Daniel </w:t>
+      </w:r>
+      <w:proofErr w:type="spellStart"/>
+      <w:r>
+        <w:rPr>
+          <w:rFonts w:ascii="Arial" w:eastAsia="Times New Roman" w:hAnsi="Arial" w:cs="Arial"/>
+          <w:b/>
+          <w:i/>
+          <w:sz w:val="28"/>
+          <w:szCs w:val="28"/>
+          <w:lang w:eastAsia="es-PE"/>
+        </w:rPr>
+        <w:t>Lupaca</w:t>
+      </w:r>
+      <w:proofErr w:type="spellEnd"/>
+      <w:r>
+        <w:rPr>
+          <w:rFonts w:ascii="Arial" w:eastAsia="Times New Roman" w:hAnsi="Arial" w:cs="Arial"/>
+          <w:b/>
+          <w:i/>
+          <w:sz w:val="28"/>
+          <w:szCs w:val="28"/>
+          <w:lang w:eastAsia="es-PE"/>
+        </w:rPr>
+        <w:t xml:space="preserve"> Mamani - 202006146</w:t>
+      </w:r>
+    </w:p>
+    <w:p>
+      <w:pPr>
+        <w:spacing w:after="0" w:line="256" w:lineRule="auto"/>
         <w:jc w:val="center"/>
         <w:rPr>
           <w:rFonts w:ascii="Arial" w:eastAsia="Times New Roman" w:hAnsi="Arial" w:cs="Arial"/>
@@ -568,7 +582,7 @@
     </w:p>
     <w:p>
       <w:pPr>
-        <w:spacing w:after="0"/>
+        <w:spacing w:after="0" w:line="256" w:lineRule="auto"/>
         <w:jc w:val="center"/>
         <w:rPr>
           <w:rFonts w:ascii="Arial" w:eastAsia="Times New Roman" w:hAnsi="Arial" w:cs="Arial"/>
@@ -580,7 +594,7 @@
     </w:p>
     <w:p>
       <w:pPr>
-        <w:spacing w:after="0"/>
+        <w:spacing w:after="0" w:line="256" w:lineRule="auto"/>
         <w:jc w:val="center"/>
         <w:rPr>
           <w:rFonts w:ascii="Arial" w:eastAsia="Times New Roman" w:hAnsi="Arial" w:cs="Arial"/>
@@ -592,7 +606,7 @@
     </w:p>
     <w:p>
       <w:pPr>
-        <w:spacing w:after="0"/>
+        <w:spacing w:after="0" w:line="256" w:lineRule="auto"/>
         <w:jc w:val="center"/>
         <w:rPr>
           <w:rFonts w:ascii="Arial" w:eastAsia="Times New Roman" w:hAnsi="Arial" w:cs="Arial"/>
@@ -604,19 +618,7 @@
     </w:p>
     <w:p>
       <w:pPr>
-        <w:spacing w:after="0"/>
-        <w:jc w:val="center"/>
-        <w:rPr>
-          <w:rFonts w:ascii="Arial" w:eastAsia="Times New Roman" w:hAnsi="Arial" w:cs="Arial"/>
-          <w:sz w:val="32"/>
-          <w:szCs w:val="32"/>
-          <w:lang w:eastAsia="es-PE"/>
-        </w:rPr>
-      </w:pPr>
-    </w:p>
-    <w:p>
-      <w:pPr>
-        <w:spacing w:after="0"/>
+        <w:spacing w:after="0" w:line="256" w:lineRule="auto"/>
         <w:jc w:val="center"/>
         <w:rPr>
           <w:rFonts w:ascii="Arial" w:eastAsia="Times New Roman" w:hAnsi="Arial" w:cs="Arial"/>
@@ -634,42 +636,12 @@
           <w:szCs w:val="32"/>
           <w:lang w:eastAsia="es-PE"/>
         </w:rPr>
-        <w:t>Tacna</w:t>
-      </w:r>
-      <w:r>
-        <w:rPr>
-          <w:rFonts w:ascii="Arial" w:eastAsia="Times New Roman" w:hAnsi="Arial" w:cs="Arial"/>
-          <w:b/>
-          <w:sz w:val="32"/>
-          <w:szCs w:val="32"/>
-          <w:lang w:eastAsia="es-PE"/>
-        </w:rPr>
-        <w:t xml:space="preserve"> –</w:t>
-      </w:r>
-      <w:r>
-        <w:rPr>
-          <w:rFonts w:ascii="Arial" w:eastAsia="Times New Roman" w:hAnsi="Arial" w:cs="Arial"/>
-          <w:b/>
-          <w:sz w:val="32"/>
-          <w:szCs w:val="32"/>
-          <w:lang w:eastAsia="es-PE"/>
-        </w:rPr>
-        <w:t xml:space="preserve"> </w:t>
-      </w:r>
-      <w:r>
-        <w:rPr>
-          <w:rFonts w:ascii="Arial" w:eastAsia="Times New Roman" w:hAnsi="Arial" w:cs="Arial"/>
-          <w:b/>
-          <w:sz w:val="32"/>
-          <w:szCs w:val="32"/>
-          <w:lang w:eastAsia="es-PE"/>
-        </w:rPr>
-        <w:t>Perú</w:t>
-      </w:r>
-    </w:p>
-    <w:p>
-      <w:pPr>
-        <w:spacing w:after="0"/>
+        <w:t>Tacna – Perú</w:t>
+      </w:r>
+    </w:p>
+    <w:p>
+      <w:pPr>
+        <w:spacing w:after="0" w:line="256" w:lineRule="auto"/>
         <w:jc w:val="center"/>
         <w:rPr>
           <w:rFonts w:ascii="Arial" w:eastAsia="Times New Roman" w:hAnsi="Arial" w:cs="Arial"/>
@@ -689,36 +661,18 @@
           <w:szCs w:val="32"/>
           <w:lang w:eastAsia="es-PE"/>
         </w:rPr>
-        <w:t>{</w:t>
-      </w:r>
-      <w:r>
-        <w:rPr>
-          <w:rFonts w:ascii="Arial" w:eastAsia="Times New Roman" w:hAnsi="Arial" w:cs="Arial"/>
-          <w:b/>
-          <w:i/>
-          <w:sz w:val="32"/>
-          <w:szCs w:val="32"/>
-          <w:lang w:eastAsia="es-PE"/>
-        </w:rPr>
-        <w:t>Añ</w:t>
-      </w:r>
-      <w:r>
-        <w:rPr>
-          <w:rFonts w:ascii="Arial" w:eastAsia="Times New Roman" w:hAnsi="Arial" w:cs="Arial"/>
-          <w:b/>
-          <w:i/>
-          <w:sz w:val="32"/>
-          <w:szCs w:val="32"/>
-          <w:lang w:eastAsia="es-PE"/>
-        </w:rPr>
-        <w:t>o}</w:t>
-      </w:r>
-    </w:p>
-    <w:p>
-      <w:pPr>
-        <w:spacing w:after="200" w:line="276" w:lineRule="auto"/>
-        <w:rPr>
-          <w:rFonts w:ascii="Arial" w:hAnsi="Arial" w:cs="Arial"/>
+        <w:t>2025</w:t>
+      </w:r>
+    </w:p>
+    <w:p>
+      <w:pPr>
+        <w:autoSpaceDE w:val="0"/>
+        <w:autoSpaceDN w:val="0"/>
+        <w:adjustRightInd w:val="0"/>
+        <w:spacing w:after="0" w:line="256" w:lineRule="auto"/>
+        <w:jc w:val="center"/>
+        <w:rPr>
+          <w:rFonts w:ascii="Arial" w:eastAsia="Calibri" w:hAnsi="Arial" w:cs="Arial"/>
           <w:b/>
           <w:color w:val="000000"/>
           <w:sz w:val="24"/>
@@ -729,7 +683,7 @@
       <w:pPr>
         <w:spacing w:after="200" w:line="276" w:lineRule="auto"/>
         <w:rPr>
-          <w:rFonts w:ascii="Arial" w:hAnsi="Arial" w:cs="Arial"/>
+          <w:rFonts w:ascii="Arial" w:eastAsia="Calibri" w:hAnsi="Arial" w:cs="Arial"/>
           <w:b/>
           <w:color w:val="000000"/>
           <w:sz w:val="24"/>
@@ -737,7 +691,7 @@
       </w:pPr>
       <w:r>
         <w:rPr>
-          <w:rFonts w:ascii="Arial" w:hAnsi="Arial" w:cs="Arial"/>
+          <w:rFonts w:ascii="Arial" w:eastAsia="Calibri" w:hAnsi="Arial" w:cs="Arial"/>
           <w:b/>
           <w:color w:val="000000"/>
           <w:sz w:val="24"/>
@@ -5867,25 +5821,7 @@
           <w:color w:val="000000" w:themeColor="text1"/>
         </w:rPr>
         <w:lastRenderedPageBreak/>
-        <w:t xml:space="preserve">Diagrama del Proceso Propuesto </w:t>
-      </w:r>
-      <w:r>
-        <w:rPr>
-          <w:color w:val="000000" w:themeColor="text1"/>
-        </w:rPr>
-        <w:t>– Diagram</w:t>
-      </w:r>
-      <w:r>
-        <w:rPr>
-          <w:color w:val="000000" w:themeColor="text1"/>
-        </w:rPr>
-        <w:t>a</w:t>
-      </w:r>
-      <w:r>
-        <w:rPr>
-          <w:color w:val="000000" w:themeColor="text1"/>
-        </w:rPr>
-        <w:t xml:space="preserve"> de actividades Inicial</w:t>
+        <w:t>Diagrama del Proceso Propuesto – Diagrama de actividades Inicial</w:t>
       </w:r>
     </w:p>
     <w:p>
@@ -5977,11 +5913,6 @@
       </w:hyperlink>
     </w:p>
     <w:p>
-      <w:pPr>
-        <w:rPr>
-          <w:color w:val="000000" w:themeColor="text1"/>
-        </w:rPr>
-      </w:pPr>
       <w:r>
         <w:rPr>
           <w:color w:val="000000" w:themeColor="text1"/>
@@ -5998,12 +5929,337 @@
         </w:r>
       </w:hyperlink>
     </w:p>
-    <w:p>
-      <w:pPr>
-        <w:rPr>
-          <w:color w:val="000000" w:themeColor="text1"/>
-        </w:rPr>
-      </w:pPr>
+    <w:tbl>
+      <w:tblPr>
+        <w:tblStyle w:val="Tablaconcuadrcula"/>
+        <w:tblW w:w="0" w:type="auto"/>
+        <w:tblLook w:val="04A0" w:firstRow="1" w:lastRow="0" w:firstColumn="1" w:lastColumn="0" w:noHBand="0" w:noVBand="1"/>
+      </w:tblPr>
+      <w:tblGrid>
+        <w:gridCol w:w="2123"/>
+        <w:gridCol w:w="2123"/>
+        <w:gridCol w:w="2124"/>
+        <w:gridCol w:w="2124"/>
+      </w:tblGrid>
+      <w:tr>
+        <w:tc>
+          <w:tcPr>
+            <w:tcW w:w="2123" w:type="dxa"/>
+          </w:tcPr>
+          <w:p>
+            <w:pPr>
+              <w:rPr>
+                <w:color w:val="000000" w:themeColor="text1"/>
+              </w:rPr>
+            </w:pPr>
+            <w:r>
+              <w:t>RF01</w:t>
+            </w:r>
+          </w:p>
+        </w:tc>
+        <w:tc>
+          <w:tcPr>
+            <w:tcW w:w="2123" w:type="dxa"/>
+          </w:tcPr>
+          <w:p>
+            <w:pPr>
+              <w:rPr>
+                <w:color w:val="000000" w:themeColor="text1"/>
+              </w:rPr>
+            </w:pPr>
+            <w:r>
+              <w:t>Registro de usuario</w:t>
+            </w:r>
+          </w:p>
+        </w:tc>
+        <w:tc>
+          <w:tcPr>
+            <w:tcW w:w="2124" w:type="dxa"/>
+          </w:tcPr>
+          <w:p>
+            <w:pPr>
+              <w:rPr>
+                <w:color w:val="000000" w:themeColor="text1"/>
+              </w:rPr>
+            </w:pPr>
+            <w:r>
+              <w:t>El sistema permitirá registrar nuevos usuarios con correo y contraseña.</w:t>
+            </w:r>
+          </w:p>
+        </w:tc>
+        <w:tc>
+          <w:tcPr>
+            <w:tcW w:w="2124" w:type="dxa"/>
+          </w:tcPr>
+          <w:p>
+            <w:pPr>
+              <w:rPr>
+                <w:color w:val="000000" w:themeColor="text1"/>
+              </w:rPr>
+            </w:pPr>
+            <w:r>
+              <w:t>Alta</w:t>
+            </w:r>
+          </w:p>
+        </w:tc>
+      </w:tr>
+      <w:tr>
+        <w:tc>
+          <w:tcPr>
+            <w:tcW w:w="2123" w:type="dxa"/>
+          </w:tcPr>
+          <w:p>
+            <w:pPr>
+              <w:rPr>
+                <w:color w:val="000000" w:themeColor="text1"/>
+              </w:rPr>
+            </w:pPr>
+            <w:r>
+              <w:t>RF02</w:t>
+            </w:r>
+          </w:p>
+        </w:tc>
+        <w:tc>
+          <w:tcPr>
+            <w:tcW w:w="2123" w:type="dxa"/>
+          </w:tcPr>
+          <w:p>
+            <w:pPr>
+              <w:rPr>
+                <w:color w:val="000000" w:themeColor="text1"/>
+              </w:rPr>
+            </w:pPr>
+            <w:r>
+              <w:t>Inicio de sesión</w:t>
+            </w:r>
+          </w:p>
+        </w:tc>
+        <w:tc>
+          <w:tcPr>
+            <w:tcW w:w="2124" w:type="dxa"/>
+          </w:tcPr>
+          <w:p>
+            <w:pPr>
+              <w:rPr>
+                <w:color w:val="000000" w:themeColor="text1"/>
+              </w:rPr>
+            </w:pPr>
+            <w:r>
+              <w:t>El usuario podrá iniciar sesión con sus credenciales o cuenta de Google.</w:t>
+            </w:r>
+          </w:p>
+        </w:tc>
+        <w:tc>
+          <w:tcPr>
+            <w:tcW w:w="2124" w:type="dxa"/>
+          </w:tcPr>
+          <w:p>
+            <w:pPr>
+              <w:rPr>
+                <w:color w:val="000000" w:themeColor="text1"/>
+              </w:rPr>
+            </w:pPr>
+            <w:r>
+              <w:t>Alta</w:t>
+            </w:r>
+          </w:p>
+        </w:tc>
+      </w:tr>
+      <w:tr>
+        <w:tc>
+          <w:tcPr>
+            <w:tcW w:w="2123" w:type="dxa"/>
+          </w:tcPr>
+          <w:p>
+            <w:pPr>
+              <w:rPr>
+                <w:color w:val="000000" w:themeColor="text1"/>
+              </w:rPr>
+            </w:pPr>
+            <w:r>
+              <w:t>RF03</w:t>
+            </w:r>
+          </w:p>
+        </w:tc>
+        <w:tc>
+          <w:tcPr>
+            <w:tcW w:w="2123" w:type="dxa"/>
+          </w:tcPr>
+          <w:p>
+            <w:pPr>
+              <w:rPr>
+                <w:color w:val="000000" w:themeColor="text1"/>
+              </w:rPr>
+            </w:pPr>
+            <w:r>
+              <w:t>Subida de archivos de código</w:t>
+            </w:r>
+          </w:p>
+        </w:tc>
+        <w:tc>
+          <w:tcPr>
+            <w:tcW w:w="2124" w:type="dxa"/>
+          </w:tcPr>
+          <w:p>
+            <w:pPr>
+              <w:rPr>
+                <w:color w:val="000000" w:themeColor="text1"/>
+              </w:rPr>
+            </w:pPr>
+            <w:r>
+              <w:t>El sistema permitirá subir archivos individuales o comprimidos (.rar/.zip).</w:t>
+            </w:r>
+          </w:p>
+        </w:tc>
+        <w:tc>
+          <w:tcPr>
+            <w:tcW w:w="2124" w:type="dxa"/>
+          </w:tcPr>
+          <w:p>
+            <w:pPr>
+              <w:rPr>
+                <w:color w:val="000000" w:themeColor="text1"/>
+              </w:rPr>
+            </w:pPr>
+            <w:r>
+              <w:t>Alta</w:t>
+            </w:r>
+          </w:p>
+        </w:tc>
+      </w:tr>
+      <w:tr>
+        <w:tc>
+          <w:tcPr>
+            <w:tcW w:w="2123" w:type="dxa"/>
+          </w:tcPr>
+          <w:p>
+            <w:pPr>
+              <w:rPr>
+                <w:color w:val="000000" w:themeColor="text1"/>
+              </w:rPr>
+            </w:pPr>
+            <w:r>
+              <w:t>RF04</w:t>
+            </w:r>
+          </w:p>
+        </w:tc>
+        <w:tc>
+          <w:tcPr>
+            <w:tcW w:w="2123" w:type="dxa"/>
+          </w:tcPr>
+          <w:p>
+            <w:pPr>
+              <w:rPr>
+                <w:color w:val="000000" w:themeColor="text1"/>
+              </w:rPr>
+            </w:pPr>
+            <w:r>
+              <w:t>Generación de comentarios automáticos</w:t>
+            </w:r>
+          </w:p>
+        </w:tc>
+        <w:tc>
+          <w:tcPr>
+            <w:tcW w:w="2124" w:type="dxa"/>
+          </w:tcPr>
+          <w:p>
+            <w:pPr>
+              <w:rPr>
+                <w:color w:val="000000" w:themeColor="text1"/>
+              </w:rPr>
+            </w:pPr>
+            <w:r>
+              <w:t>Se generarán comentarios explicativos en el código fuente mediante IA.</w:t>
+            </w:r>
+          </w:p>
+        </w:tc>
+        <w:tc>
+          <w:tcPr>
+            <w:tcW w:w="2124" w:type="dxa"/>
+          </w:tcPr>
+          <w:p>
+            <w:pPr>
+              <w:rPr>
+                <w:color w:val="000000" w:themeColor="text1"/>
+              </w:rPr>
+            </w:pPr>
+            <w:r>
+              <w:t>Alta</w:t>
+            </w:r>
+          </w:p>
+        </w:tc>
+      </w:tr>
+      <w:tr>
+        <w:tc>
+          <w:tcPr>
+            <w:tcW w:w="2123" w:type="dxa"/>
+          </w:tcPr>
+          <w:p>
+            <w:pPr>
+              <w:rPr>
+                <w:color w:val="000000" w:themeColor="text1"/>
+              </w:rPr>
+            </w:pPr>
+            <w:r>
+              <w:t>RF05</w:t>
+            </w:r>
+          </w:p>
+        </w:tc>
+        <w:tc>
+          <w:tcPr>
+            <w:tcW w:w="2123" w:type="dxa"/>
+          </w:tcPr>
+          <w:p>
+            <w:pPr>
+              <w:rPr>
+                <w:color w:val="000000" w:themeColor="text1"/>
+              </w:rPr>
+            </w:pPr>
+            <w:r>
+              <w:t>Generación de diagramas UML (básicos)</w:t>
+            </w:r>
+          </w:p>
+        </w:tc>
+        <w:tc>
+          <w:tcPr>
+            <w:tcW w:w="2124" w:type="dxa"/>
+          </w:tcPr>
+          <w:p>
+            <w:pPr>
+              <w:rPr>
+                <w:color w:val="000000" w:themeColor="text1"/>
+              </w:rPr>
+            </w:pPr>
+            <w:r>
+              <w:t>Se generarán diagramas UML de clases, casos de uso y secuencia automáticamente.</w:t>
+            </w:r>
+          </w:p>
+        </w:tc>
+        <w:tc>
+          <w:tcPr>
+            <w:tcW w:w="2124" w:type="dxa"/>
+          </w:tcPr>
+          <w:p>
+            <w:pPr>
+              <w:rPr>
+                <w:color w:val="000000" w:themeColor="text1"/>
+              </w:rPr>
+            </w:pPr>
+            <w:r>
+              <w:t>Alta</w:t>
+            </w:r>
+          </w:p>
+        </w:tc>
+      </w:tr>
+    </w:tbl>
+    <w:p>
+      <w:pPr>
+        <w:rPr>
+          <w:color w:val="000000" w:themeColor="text1"/>
+        </w:rPr>
+      </w:pPr>
+    </w:p>
+    <w:p>
       <w:r>
         <w:rPr>
           <w:color w:val="000000" w:themeColor="text1"/>
@@ -6020,12 +6276,342 @@
         </w:r>
       </w:hyperlink>
     </w:p>
-    <w:p>
-      <w:pPr>
-        <w:rPr>
-          <w:color w:val="000000" w:themeColor="text1"/>
-        </w:rPr>
-      </w:pPr>
+    <w:tbl>
+      <w:tblPr>
+        <w:tblStyle w:val="Tablaconcuadrcula"/>
+        <w:tblW w:w="0" w:type="auto"/>
+        <w:tblLook w:val="04A0" w:firstRow="1" w:lastRow="0" w:firstColumn="1" w:lastColumn="0" w:noHBand="0" w:noVBand="1"/>
+      </w:tblPr>
+      <w:tblGrid>
+        <w:gridCol w:w="2123"/>
+        <w:gridCol w:w="2123"/>
+        <w:gridCol w:w="2124"/>
+        <w:gridCol w:w="2124"/>
+      </w:tblGrid>
+      <w:tr>
+        <w:tc>
+          <w:tcPr>
+            <w:tcW w:w="2123" w:type="dxa"/>
+          </w:tcPr>
+          <w:p>
+            <w:pPr>
+              <w:rPr>
+                <w:color w:val="000000" w:themeColor="text1"/>
+              </w:rPr>
+            </w:pPr>
+            <w:r>
+              <w:t>ID</w:t>
+            </w:r>
+          </w:p>
+        </w:tc>
+        <w:tc>
+          <w:tcPr>
+            <w:tcW w:w="2123" w:type="dxa"/>
+          </w:tcPr>
+          <w:p>
+            <w:pPr>
+              <w:rPr>
+                <w:color w:val="000000" w:themeColor="text1"/>
+              </w:rPr>
+            </w:pPr>
+            <w:r>
+              <w:t>Requerimiento No Funcional</w:t>
+            </w:r>
+          </w:p>
+        </w:tc>
+        <w:tc>
+          <w:tcPr>
+            <w:tcW w:w="2124" w:type="dxa"/>
+          </w:tcPr>
+          <w:p>
+            <w:pPr>
+              <w:rPr>
+                <w:color w:val="000000" w:themeColor="text1"/>
+              </w:rPr>
+            </w:pPr>
+            <w:r>
+              <w:t>Descripción</w:t>
+            </w:r>
+          </w:p>
+        </w:tc>
+        <w:tc>
+          <w:tcPr>
+            <w:tcW w:w="2124" w:type="dxa"/>
+          </w:tcPr>
+          <w:p>
+            <w:pPr>
+              <w:rPr>
+                <w:color w:val="000000" w:themeColor="text1"/>
+              </w:rPr>
+            </w:pPr>
+            <w:r>
+              <w:t>Prioridad</w:t>
+            </w:r>
+          </w:p>
+        </w:tc>
+      </w:tr>
+      <w:tr>
+        <w:tc>
+          <w:tcPr>
+            <w:tcW w:w="2123" w:type="dxa"/>
+          </w:tcPr>
+          <w:p>
+            <w:pPr>
+              <w:rPr>
+                <w:color w:val="000000" w:themeColor="text1"/>
+              </w:rPr>
+            </w:pPr>
+            <w:r>
+              <w:t>RNF01</w:t>
+            </w:r>
+          </w:p>
+        </w:tc>
+        <w:tc>
+          <w:tcPr>
+            <w:tcW w:w="2123" w:type="dxa"/>
+          </w:tcPr>
+          <w:p>
+            <w:pPr>
+              <w:rPr>
+                <w:color w:val="000000" w:themeColor="text1"/>
+              </w:rPr>
+            </w:pPr>
+            <w:r>
+              <w:t>Usabilidad</w:t>
+            </w:r>
+          </w:p>
+        </w:tc>
+        <w:tc>
+          <w:tcPr>
+            <w:tcW w:w="2124" w:type="dxa"/>
+          </w:tcPr>
+          <w:p>
+            <w:pPr>
+              <w:rPr>
+                <w:color w:val="000000" w:themeColor="text1"/>
+              </w:rPr>
+            </w:pPr>
+            <w:r>
+              <w:t xml:space="preserve">La interfaz debe ser intuitiva y amigable </w:t>
+            </w:r>
+            <w:r>
+              <w:lastRenderedPageBreak/>
+              <w:t>para docentes y estudiantes.</w:t>
+            </w:r>
+          </w:p>
+        </w:tc>
+        <w:tc>
+          <w:tcPr>
+            <w:tcW w:w="2124" w:type="dxa"/>
+          </w:tcPr>
+          <w:p>
+            <w:pPr>
+              <w:rPr>
+                <w:color w:val="000000" w:themeColor="text1"/>
+              </w:rPr>
+            </w:pPr>
+            <w:r>
+              <w:lastRenderedPageBreak/>
+              <w:t>Media</w:t>
+            </w:r>
+          </w:p>
+        </w:tc>
+      </w:tr>
+      <w:tr>
+        <w:tc>
+          <w:tcPr>
+            <w:tcW w:w="2123" w:type="dxa"/>
+          </w:tcPr>
+          <w:p>
+            <w:pPr>
+              <w:rPr>
+                <w:color w:val="000000" w:themeColor="text1"/>
+              </w:rPr>
+            </w:pPr>
+            <w:r>
+              <w:t>RNF02</w:t>
+            </w:r>
+          </w:p>
+        </w:tc>
+        <w:tc>
+          <w:tcPr>
+            <w:tcW w:w="2123" w:type="dxa"/>
+          </w:tcPr>
+          <w:p>
+            <w:pPr>
+              <w:rPr>
+                <w:color w:val="000000" w:themeColor="text1"/>
+              </w:rPr>
+            </w:pPr>
+            <w:r>
+              <w:t>Rendimiento</w:t>
+            </w:r>
+          </w:p>
+        </w:tc>
+        <w:tc>
+          <w:tcPr>
+            <w:tcW w:w="2124" w:type="dxa"/>
+          </w:tcPr>
+          <w:p>
+            <w:pPr>
+              <w:rPr>
+                <w:color w:val="000000" w:themeColor="text1"/>
+              </w:rPr>
+            </w:pPr>
+            <w:r>
+              <w:t>El análisis de archivos no debe exceder los 10 segundos por archivo.</w:t>
+            </w:r>
+          </w:p>
+        </w:tc>
+        <w:tc>
+          <w:tcPr>
+            <w:tcW w:w="2124" w:type="dxa"/>
+          </w:tcPr>
+          <w:p>
+            <w:pPr>
+              <w:rPr>
+                <w:color w:val="000000" w:themeColor="text1"/>
+              </w:rPr>
+            </w:pPr>
+            <w:r>
+              <w:t>Alta</w:t>
+            </w:r>
+          </w:p>
+        </w:tc>
+      </w:tr>
+      <w:tr>
+        <w:tc>
+          <w:tcPr>
+            <w:tcW w:w="2123" w:type="dxa"/>
+          </w:tcPr>
+          <w:p>
+            <w:pPr>
+              <w:rPr>
+                <w:color w:val="000000" w:themeColor="text1"/>
+              </w:rPr>
+            </w:pPr>
+            <w:r>
+              <w:t>RNF03</w:t>
+            </w:r>
+          </w:p>
+        </w:tc>
+        <w:tc>
+          <w:tcPr>
+            <w:tcW w:w="2123" w:type="dxa"/>
+          </w:tcPr>
+          <w:p>
+            <w:pPr>
+              <w:rPr>
+                <w:color w:val="000000" w:themeColor="text1"/>
+              </w:rPr>
+            </w:pPr>
+            <w:r>
+              <w:t>Seguridad</w:t>
+            </w:r>
+          </w:p>
+        </w:tc>
+        <w:tc>
+          <w:tcPr>
+            <w:tcW w:w="2124" w:type="dxa"/>
+          </w:tcPr>
+          <w:p>
+            <w:pPr>
+              <w:rPr>
+                <w:color w:val="000000" w:themeColor="text1"/>
+              </w:rPr>
+            </w:pPr>
+            <w:r>
+              <w:t>El sistema debe encriptar contraseñas y proteger el acceso a los archivos.</w:t>
+            </w:r>
+          </w:p>
+        </w:tc>
+        <w:tc>
+          <w:tcPr>
+            <w:tcW w:w="2124" w:type="dxa"/>
+          </w:tcPr>
+          <w:p>
+            <w:pPr>
+              <w:rPr>
+                <w:color w:val="000000" w:themeColor="text1"/>
+              </w:rPr>
+            </w:pPr>
+            <w:r>
+              <w:t>Alta</w:t>
+            </w:r>
+          </w:p>
+        </w:tc>
+      </w:tr>
+      <w:tr>
+        <w:tc>
+          <w:tcPr>
+            <w:tcW w:w="2123" w:type="dxa"/>
+          </w:tcPr>
+          <w:p>
+            <w:pPr>
+              <w:rPr>
+                <w:color w:val="000000" w:themeColor="text1"/>
+              </w:rPr>
+            </w:pPr>
+            <w:r>
+              <w:t>RNF04</w:t>
+            </w:r>
+          </w:p>
+        </w:tc>
+        <w:tc>
+          <w:tcPr>
+            <w:tcW w:w="2123" w:type="dxa"/>
+          </w:tcPr>
+          <w:p>
+            <w:pPr>
+              <w:rPr>
+                <w:color w:val="000000" w:themeColor="text1"/>
+              </w:rPr>
+            </w:pPr>
+            <w:r>
+              <w:t>Escalabilidad</w:t>
+            </w:r>
+          </w:p>
+        </w:tc>
+        <w:tc>
+          <w:tcPr>
+            <w:tcW w:w="2124" w:type="dxa"/>
+          </w:tcPr>
+          <w:p>
+            <w:pPr>
+              <w:rPr>
+                <w:color w:val="000000" w:themeColor="text1"/>
+              </w:rPr>
+            </w:pPr>
+            <w:r>
+              <w:t>Debe poder crecer para admitir múltiples usuarios simultáneamente.</w:t>
+            </w:r>
+          </w:p>
+        </w:tc>
+        <w:tc>
+          <w:tcPr>
+            <w:tcW w:w="2124" w:type="dxa"/>
+          </w:tcPr>
+          <w:p>
+            <w:pPr>
+              <w:rPr>
+                <w:color w:val="000000" w:themeColor="text1"/>
+              </w:rPr>
+            </w:pPr>
+            <w:r>
+              <w:t>Media</w:t>
+            </w:r>
+          </w:p>
+        </w:tc>
+      </w:tr>
+    </w:tbl>
+    <w:p>
+      <w:pPr>
+        <w:rPr>
+          <w:color w:val="000000" w:themeColor="text1"/>
+        </w:rPr>
+      </w:pPr>
+    </w:p>
+    <w:p>
       <w:r>
         <w:rPr>
           <w:color w:val="000000" w:themeColor="text1"/>
@@ -6042,12 +6628,658 @@
         </w:r>
       </w:hyperlink>
     </w:p>
-    <w:p>
-      <w:pPr>
-        <w:rPr>
-          <w:color w:val="000000" w:themeColor="text1"/>
-        </w:rPr>
-      </w:pPr>
+    <w:tbl>
+      <w:tblPr>
+        <w:tblStyle w:val="Tablaconcuadrcula"/>
+        <w:tblW w:w="0" w:type="auto"/>
+        <w:tblLook w:val="04A0" w:firstRow="1" w:lastRow="0" w:firstColumn="1" w:lastColumn="0" w:noHBand="0" w:noVBand="1"/>
+      </w:tblPr>
+      <w:tblGrid>
+        <w:gridCol w:w="2123"/>
+        <w:gridCol w:w="2123"/>
+        <w:gridCol w:w="2124"/>
+        <w:gridCol w:w="2124"/>
+      </w:tblGrid>
+      <w:tr>
+        <w:tc>
+          <w:tcPr>
+            <w:tcW w:w="2123" w:type="dxa"/>
+            <w:vAlign w:val="center"/>
+          </w:tcPr>
+          <w:p>
+            <w:pPr>
+              <w:rPr>
+                <w:color w:val="000000" w:themeColor="text1"/>
+              </w:rPr>
+            </w:pPr>
+            <w:r>
+              <w:rPr>
+                <w:rStyle w:val="Textoennegrita"/>
+              </w:rPr>
+              <w:t>ID</w:t>
+            </w:r>
+          </w:p>
+        </w:tc>
+        <w:tc>
+          <w:tcPr>
+            <w:tcW w:w="2123" w:type="dxa"/>
+            <w:vAlign w:val="center"/>
+          </w:tcPr>
+          <w:p>
+            <w:pPr>
+              <w:rPr>
+                <w:color w:val="000000" w:themeColor="text1"/>
+              </w:rPr>
+            </w:pPr>
+            <w:r>
+              <w:rPr>
+                <w:rStyle w:val="Textoennegrita"/>
+              </w:rPr>
+              <w:t>Nombre del Requerimiento</w:t>
+            </w:r>
+          </w:p>
+        </w:tc>
+        <w:tc>
+          <w:tcPr>
+            <w:tcW w:w="2124" w:type="dxa"/>
+            <w:vAlign w:val="center"/>
+          </w:tcPr>
+          <w:p>
+            <w:pPr>
+              <w:rPr>
+                <w:color w:val="000000" w:themeColor="text1"/>
+              </w:rPr>
+            </w:pPr>
+            <w:r>
+              <w:rPr>
+                <w:rStyle w:val="Textoennegrita"/>
+              </w:rPr>
+              <w:t>Descripción</w:t>
+            </w:r>
+          </w:p>
+        </w:tc>
+        <w:tc>
+          <w:tcPr>
+            <w:tcW w:w="2124" w:type="dxa"/>
+            <w:vAlign w:val="center"/>
+          </w:tcPr>
+          <w:p>
+            <w:pPr>
+              <w:rPr>
+                <w:color w:val="000000" w:themeColor="text1"/>
+              </w:rPr>
+            </w:pPr>
+            <w:r>
+              <w:rPr>
+                <w:rStyle w:val="Textoennegrita"/>
+              </w:rPr>
+              <w:t>Prioridad</w:t>
+            </w:r>
+          </w:p>
+        </w:tc>
+      </w:tr>
+      <w:tr>
+        <w:tc>
+          <w:tcPr>
+            <w:tcW w:w="2123" w:type="dxa"/>
+            <w:vAlign w:val="center"/>
+          </w:tcPr>
+          <w:p>
+            <w:pPr>
+              <w:rPr>
+                <w:color w:val="000000" w:themeColor="text1"/>
+              </w:rPr>
+            </w:pPr>
+            <w:r>
+              <w:t>RF01</w:t>
+            </w:r>
+          </w:p>
+        </w:tc>
+        <w:tc>
+          <w:tcPr>
+            <w:tcW w:w="2123" w:type="dxa"/>
+            <w:vAlign w:val="center"/>
+          </w:tcPr>
+          <w:p>
+            <w:pPr>
+              <w:rPr>
+                <w:color w:val="000000" w:themeColor="text1"/>
+              </w:rPr>
+            </w:pPr>
+            <w:r>
+              <w:t>Registro de usuario</w:t>
+            </w:r>
+          </w:p>
+        </w:tc>
+        <w:tc>
+          <w:tcPr>
+            <w:tcW w:w="2124" w:type="dxa"/>
+            <w:vAlign w:val="center"/>
+          </w:tcPr>
+          <w:p>
+            <w:pPr>
+              <w:rPr>
+                <w:color w:val="000000" w:themeColor="text1"/>
+              </w:rPr>
+            </w:pPr>
+            <w:r>
+              <w:t>El sistema permitirá registrar nuevos usuarios con correo y contraseña.</w:t>
+            </w:r>
+          </w:p>
+        </w:tc>
+        <w:tc>
+          <w:tcPr>
+            <w:tcW w:w="2124" w:type="dxa"/>
+            <w:vAlign w:val="center"/>
+          </w:tcPr>
+          <w:p>
+            <w:pPr>
+              <w:rPr>
+                <w:color w:val="000000" w:themeColor="text1"/>
+              </w:rPr>
+            </w:pPr>
+            <w:r>
+              <w:t>Alta</w:t>
+            </w:r>
+          </w:p>
+        </w:tc>
+      </w:tr>
+      <w:tr>
+        <w:tc>
+          <w:tcPr>
+            <w:tcW w:w="2123" w:type="dxa"/>
+            <w:vAlign w:val="center"/>
+          </w:tcPr>
+          <w:p>
+            <w:pPr>
+              <w:rPr>
+                <w:color w:val="000000" w:themeColor="text1"/>
+              </w:rPr>
+            </w:pPr>
+            <w:r>
+              <w:t>RF02</w:t>
+            </w:r>
+          </w:p>
+        </w:tc>
+        <w:tc>
+          <w:tcPr>
+            <w:tcW w:w="2123" w:type="dxa"/>
+            <w:vAlign w:val="center"/>
+          </w:tcPr>
+          <w:p>
+            <w:pPr>
+              <w:rPr>
+                <w:color w:val="000000" w:themeColor="text1"/>
+              </w:rPr>
+            </w:pPr>
+            <w:r>
+              <w:t>Inicio de sesión con Google</w:t>
+            </w:r>
+          </w:p>
+        </w:tc>
+        <w:tc>
+          <w:tcPr>
+            <w:tcW w:w="2124" w:type="dxa"/>
+            <w:vAlign w:val="center"/>
+          </w:tcPr>
+          <w:p>
+            <w:pPr>
+              <w:rPr>
+                <w:color w:val="000000" w:themeColor="text1"/>
+              </w:rPr>
+            </w:pPr>
+            <w:r>
+              <w:t>El usuario podrá autenticarse con su cuenta de Google.</w:t>
+            </w:r>
+          </w:p>
+        </w:tc>
+        <w:tc>
+          <w:tcPr>
+            <w:tcW w:w="2124" w:type="dxa"/>
+            <w:vAlign w:val="center"/>
+          </w:tcPr>
+          <w:p>
+            <w:pPr>
+              <w:rPr>
+                <w:color w:val="000000" w:themeColor="text1"/>
+              </w:rPr>
+            </w:pPr>
+            <w:r>
+              <w:t>Alta</w:t>
+            </w:r>
+          </w:p>
+        </w:tc>
+      </w:tr>
+      <w:tr>
+        <w:tc>
+          <w:tcPr>
+            <w:tcW w:w="2123" w:type="dxa"/>
+            <w:vAlign w:val="center"/>
+          </w:tcPr>
+          <w:p>
+            <w:pPr>
+              <w:rPr>
+                <w:color w:val="000000" w:themeColor="text1"/>
+              </w:rPr>
+            </w:pPr>
+            <w:r>
+              <w:t>RF03</w:t>
+            </w:r>
+          </w:p>
+        </w:tc>
+        <w:tc>
+          <w:tcPr>
+            <w:tcW w:w="2123" w:type="dxa"/>
+            <w:vAlign w:val="center"/>
+          </w:tcPr>
+          <w:p>
+            <w:pPr>
+              <w:rPr>
+                <w:color w:val="000000" w:themeColor="text1"/>
+              </w:rPr>
+            </w:pPr>
+            <w:r>
+              <w:t>Subida de archivos .</w:t>
+            </w:r>
+            <w:proofErr w:type="spellStart"/>
+            <w:r>
+              <w:t>php</w:t>
+            </w:r>
+            <w:proofErr w:type="spellEnd"/>
+            <w:r>
+              <w:t>, .</w:t>
+            </w:r>
+            <w:proofErr w:type="spellStart"/>
+            <w:r>
+              <w:t>py</w:t>
+            </w:r>
+            <w:proofErr w:type="spellEnd"/>
+            <w:r>
+              <w:t>, .rar</w:t>
+            </w:r>
+          </w:p>
+        </w:tc>
+        <w:tc>
+          <w:tcPr>
+            <w:tcW w:w="2124" w:type="dxa"/>
+            <w:vAlign w:val="center"/>
+          </w:tcPr>
+          <w:p>
+            <w:pPr>
+              <w:rPr>
+                <w:color w:val="000000" w:themeColor="text1"/>
+              </w:rPr>
+            </w:pPr>
+            <w:r>
+              <w:t>El sistema aceptará código fuente y archivos comprimidos.</w:t>
+            </w:r>
+          </w:p>
+        </w:tc>
+        <w:tc>
+          <w:tcPr>
+            <w:tcW w:w="2124" w:type="dxa"/>
+            <w:vAlign w:val="center"/>
+          </w:tcPr>
+          <w:p>
+            <w:pPr>
+              <w:rPr>
+                <w:color w:val="000000" w:themeColor="text1"/>
+              </w:rPr>
+            </w:pPr>
+            <w:r>
+              <w:t>Alta</w:t>
+            </w:r>
+          </w:p>
+        </w:tc>
+      </w:tr>
+      <w:tr>
+        <w:tc>
+          <w:tcPr>
+            <w:tcW w:w="2123" w:type="dxa"/>
+            <w:vAlign w:val="center"/>
+          </w:tcPr>
+          <w:p>
+            <w:pPr>
+              <w:rPr>
+                <w:color w:val="000000" w:themeColor="text1"/>
+              </w:rPr>
+            </w:pPr>
+            <w:r>
+              <w:t>RF04</w:t>
+            </w:r>
+          </w:p>
+        </w:tc>
+        <w:tc>
+          <w:tcPr>
+            <w:tcW w:w="2123" w:type="dxa"/>
+            <w:vAlign w:val="center"/>
+          </w:tcPr>
+          <w:p>
+            <w:pPr>
+              <w:rPr>
+                <w:color w:val="000000" w:themeColor="text1"/>
+              </w:rPr>
+            </w:pPr>
+            <w:r>
+              <w:t>Generación de comentarios automáticos</w:t>
+            </w:r>
+          </w:p>
+        </w:tc>
+        <w:tc>
+          <w:tcPr>
+            <w:tcW w:w="2124" w:type="dxa"/>
+            <w:vAlign w:val="center"/>
+          </w:tcPr>
+          <w:p>
+            <w:pPr>
+              <w:rPr>
+                <w:color w:val="000000" w:themeColor="text1"/>
+              </w:rPr>
+            </w:pPr>
+            <w:r>
+              <w:t xml:space="preserve">El sistema generará </w:t>
+            </w:r>
+            <w:proofErr w:type="gramStart"/>
+            <w:r>
+              <w:t>explicaciones línea</w:t>
+            </w:r>
+            <w:proofErr w:type="gramEnd"/>
+            <w:r>
+              <w:t xml:space="preserve"> por línea en el código.</w:t>
+            </w:r>
+          </w:p>
+        </w:tc>
+        <w:tc>
+          <w:tcPr>
+            <w:tcW w:w="2124" w:type="dxa"/>
+            <w:vAlign w:val="center"/>
+          </w:tcPr>
+          <w:p>
+            <w:pPr>
+              <w:rPr>
+                <w:color w:val="000000" w:themeColor="text1"/>
+              </w:rPr>
+            </w:pPr>
+            <w:r>
+              <w:t>Alta</w:t>
+            </w:r>
+          </w:p>
+        </w:tc>
+      </w:tr>
+      <w:tr>
+        <w:tc>
+          <w:tcPr>
+            <w:tcW w:w="2123" w:type="dxa"/>
+            <w:vAlign w:val="center"/>
+          </w:tcPr>
+          <w:p>
+            <w:pPr>
+              <w:rPr>
+                <w:color w:val="000000" w:themeColor="text1"/>
+              </w:rPr>
+            </w:pPr>
+            <w:r>
+              <w:t>RF05</w:t>
+            </w:r>
+          </w:p>
+        </w:tc>
+        <w:tc>
+          <w:tcPr>
+            <w:tcW w:w="2123" w:type="dxa"/>
+            <w:vAlign w:val="center"/>
+          </w:tcPr>
+          <w:p>
+            <w:pPr>
+              <w:rPr>
+                <w:color w:val="000000" w:themeColor="text1"/>
+              </w:rPr>
+            </w:pPr>
+            <w:r>
+              <w:t>Generación de diagramas UML (completos)</w:t>
+            </w:r>
+          </w:p>
+        </w:tc>
+        <w:tc>
+          <w:tcPr>
+            <w:tcW w:w="2124" w:type="dxa"/>
+            <w:vAlign w:val="center"/>
+          </w:tcPr>
+          <w:p>
+            <w:pPr>
+              <w:rPr>
+                <w:color w:val="000000" w:themeColor="text1"/>
+              </w:rPr>
+            </w:pPr>
+            <w:r>
+              <w:t>Se generarán diagramas de clases, casos de uso, secuencia, actividad, paquetes y componentes.</w:t>
+            </w:r>
+          </w:p>
+        </w:tc>
+        <w:tc>
+          <w:tcPr>
+            <w:tcW w:w="2124" w:type="dxa"/>
+            <w:vAlign w:val="center"/>
+          </w:tcPr>
+          <w:p>
+            <w:pPr>
+              <w:rPr>
+                <w:color w:val="000000" w:themeColor="text1"/>
+              </w:rPr>
+            </w:pPr>
+            <w:r>
+              <w:t>Alta</w:t>
+            </w:r>
+          </w:p>
+        </w:tc>
+      </w:tr>
+      <w:tr>
+        <w:tc>
+          <w:tcPr>
+            <w:tcW w:w="2123" w:type="dxa"/>
+            <w:vAlign w:val="center"/>
+          </w:tcPr>
+          <w:p>
+            <w:pPr>
+              <w:rPr>
+                <w:color w:val="000000" w:themeColor="text1"/>
+              </w:rPr>
+            </w:pPr>
+            <w:r>
+              <w:t>RF06</w:t>
+            </w:r>
+          </w:p>
+        </w:tc>
+        <w:tc>
+          <w:tcPr>
+            <w:tcW w:w="2123" w:type="dxa"/>
+            <w:vAlign w:val="center"/>
+          </w:tcPr>
+          <w:p>
+            <w:pPr>
+              <w:rPr>
+                <w:color w:val="000000" w:themeColor="text1"/>
+              </w:rPr>
+            </w:pPr>
+            <w:r>
+              <w:t>Evaluación automática de calidad</w:t>
+            </w:r>
+          </w:p>
+        </w:tc>
+        <w:tc>
+          <w:tcPr>
+            <w:tcW w:w="2124" w:type="dxa"/>
+            <w:vAlign w:val="center"/>
+          </w:tcPr>
+          <w:p>
+            <w:pPr>
+              <w:rPr>
+                <w:color w:val="000000" w:themeColor="text1"/>
+              </w:rPr>
+            </w:pPr>
+            <w:r>
+              <w:t>Se medirá la calidad del código basado en métricas estándar (complejidad, modularidad).</w:t>
+            </w:r>
+          </w:p>
+        </w:tc>
+        <w:tc>
+          <w:tcPr>
+            <w:tcW w:w="2124" w:type="dxa"/>
+            <w:vAlign w:val="center"/>
+          </w:tcPr>
+          <w:p>
+            <w:pPr>
+              <w:rPr>
+                <w:color w:val="000000" w:themeColor="text1"/>
+              </w:rPr>
+            </w:pPr>
+            <w:r>
+              <w:t>Alta</w:t>
+            </w:r>
+          </w:p>
+        </w:tc>
+      </w:tr>
+      <w:tr>
+        <w:tc>
+          <w:tcPr>
+            <w:tcW w:w="2123" w:type="dxa"/>
+            <w:vAlign w:val="center"/>
+          </w:tcPr>
+          <w:p>
+            <w:pPr>
+              <w:rPr>
+                <w:color w:val="000000" w:themeColor="text1"/>
+              </w:rPr>
+            </w:pPr>
+            <w:r>
+              <w:t>RF07</w:t>
+            </w:r>
+          </w:p>
+        </w:tc>
+        <w:tc>
+          <w:tcPr>
+            <w:tcW w:w="2123" w:type="dxa"/>
+            <w:vAlign w:val="center"/>
+          </w:tcPr>
+          <w:p>
+            <w:pPr>
+              <w:rPr>
+                <w:color w:val="000000" w:themeColor="text1"/>
+              </w:rPr>
+            </w:pPr>
+            <w:r>
+              <w:t>Detección de código duplicado</w:t>
+            </w:r>
+          </w:p>
+        </w:tc>
+        <w:tc>
+          <w:tcPr>
+            <w:tcW w:w="2124" w:type="dxa"/>
+            <w:vAlign w:val="center"/>
+          </w:tcPr>
+          <w:p>
+            <w:pPr>
+              <w:rPr>
+                <w:color w:val="000000" w:themeColor="text1"/>
+              </w:rPr>
+            </w:pPr>
+            <w:r>
+              <w:t>El sistema detectará fragmentos repetidos o copiados en el proyecto.</w:t>
+            </w:r>
+          </w:p>
+        </w:tc>
+        <w:tc>
+          <w:tcPr>
+            <w:tcW w:w="2124" w:type="dxa"/>
+            <w:vAlign w:val="center"/>
+          </w:tcPr>
+          <w:p>
+            <w:pPr>
+              <w:rPr>
+                <w:color w:val="000000" w:themeColor="text1"/>
+              </w:rPr>
+            </w:pPr>
+            <w:r>
+              <w:t>Alta</w:t>
+            </w:r>
+          </w:p>
+        </w:tc>
+      </w:tr>
+      <w:tr>
+        <w:tc>
+          <w:tcPr>
+            <w:tcW w:w="2123" w:type="dxa"/>
+            <w:vAlign w:val="center"/>
+          </w:tcPr>
+          <w:p>
+            <w:pPr>
+              <w:rPr>
+                <w:color w:val="000000" w:themeColor="text1"/>
+              </w:rPr>
+            </w:pPr>
+            <w:r>
+              <w:lastRenderedPageBreak/>
+              <w:t>RF08</w:t>
+            </w:r>
+          </w:p>
+        </w:tc>
+        <w:tc>
+          <w:tcPr>
+            <w:tcW w:w="2123" w:type="dxa"/>
+            <w:vAlign w:val="center"/>
+          </w:tcPr>
+          <w:p>
+            <w:pPr>
+              <w:rPr>
+                <w:color w:val="000000" w:themeColor="text1"/>
+              </w:rPr>
+            </w:pPr>
+            <w:r>
+              <w:t>Historial de análisis</w:t>
+            </w:r>
+          </w:p>
+        </w:tc>
+        <w:tc>
+          <w:tcPr>
+            <w:tcW w:w="2124" w:type="dxa"/>
+            <w:vAlign w:val="center"/>
+          </w:tcPr>
+          <w:p>
+            <w:pPr>
+              <w:rPr>
+                <w:color w:val="000000" w:themeColor="text1"/>
+              </w:rPr>
+            </w:pPr>
+            <w:r>
+              <w:t>Cada usuario podrá ver el historial de análisis realizados.</w:t>
+            </w:r>
+          </w:p>
+        </w:tc>
+        <w:tc>
+          <w:tcPr>
+            <w:tcW w:w="2124" w:type="dxa"/>
+            <w:vAlign w:val="center"/>
+          </w:tcPr>
+          <w:p>
+            <w:pPr>
+              <w:rPr>
+                <w:color w:val="000000" w:themeColor="text1"/>
+              </w:rPr>
+            </w:pPr>
+            <w:r>
+              <w:t>Media</w:t>
+            </w:r>
+          </w:p>
+        </w:tc>
+      </w:tr>
+    </w:tbl>
+    <w:p>
+      <w:pPr>
+        <w:rPr>
+          <w:color w:val="000000" w:themeColor="text1"/>
+        </w:rPr>
+      </w:pPr>
+    </w:p>
+    <w:p>
       <w:r>
         <w:rPr>
           <w:color w:val="000000" w:themeColor="text1"/>
@@ -6064,6 +7296,228 @@
         </w:r>
       </w:hyperlink>
     </w:p>
+    <w:tbl>
+      <w:tblPr>
+        <w:tblStyle w:val="Tablaconcuadrcula"/>
+        <w:tblW w:w="0" w:type="auto"/>
+        <w:tblLook w:val="04A0" w:firstRow="1" w:lastRow="0" w:firstColumn="1" w:lastColumn="0" w:noHBand="0" w:noVBand="1"/>
+      </w:tblPr>
+      <w:tblGrid>
+        <w:gridCol w:w="1970"/>
+        <w:gridCol w:w="6524"/>
+      </w:tblGrid>
+      <w:tr>
+        <w:tc>
+          <w:tcPr>
+            <w:tcW w:w="1970" w:type="dxa"/>
+          </w:tcPr>
+          <w:p>
+            <w:pPr>
+              <w:rPr>
+                <w:b/>
+                <w:bCs/>
+                <w:color w:val="000000" w:themeColor="text1"/>
+              </w:rPr>
+            </w:pPr>
+            <w:r>
+              <w:rPr>
+                <w:b/>
+                <w:bCs/>
+              </w:rPr>
+              <w:t>ID</w:t>
+            </w:r>
+          </w:p>
+        </w:tc>
+        <w:tc>
+          <w:tcPr>
+            <w:tcW w:w="6524" w:type="dxa"/>
+          </w:tcPr>
+          <w:p>
+            <w:pPr>
+              <w:rPr>
+                <w:b/>
+                <w:bCs/>
+                <w:color w:val="000000" w:themeColor="text1"/>
+              </w:rPr>
+            </w:pPr>
+            <w:r>
+              <w:rPr>
+                <w:b/>
+                <w:bCs/>
+              </w:rPr>
+              <w:t>Regla de Negocio</w:t>
+            </w:r>
+          </w:p>
+        </w:tc>
+      </w:tr>
+      <w:tr>
+        <w:tc>
+          <w:tcPr>
+            <w:tcW w:w="1970" w:type="dxa"/>
+          </w:tcPr>
+          <w:p>
+            <w:pPr>
+              <w:rPr>
+                <w:color w:val="000000" w:themeColor="text1"/>
+              </w:rPr>
+            </w:pPr>
+            <w:r>
+              <w:t>RN01</w:t>
+            </w:r>
+          </w:p>
+        </w:tc>
+        <w:tc>
+          <w:tcPr>
+            <w:tcW w:w="6524" w:type="dxa"/>
+          </w:tcPr>
+          <w:p>
+            <w:pPr>
+              <w:rPr>
+                <w:color w:val="000000" w:themeColor="text1"/>
+              </w:rPr>
+            </w:pPr>
+            <w:r>
+              <w:t>Solo los usuarios registrados pueden acceder al análisis de código.</w:t>
+            </w:r>
+          </w:p>
+        </w:tc>
+      </w:tr>
+      <w:tr>
+        <w:tc>
+          <w:tcPr>
+            <w:tcW w:w="1970" w:type="dxa"/>
+          </w:tcPr>
+          <w:p>
+            <w:pPr>
+              <w:rPr>
+                <w:color w:val="000000" w:themeColor="text1"/>
+              </w:rPr>
+            </w:pPr>
+            <w:r>
+              <w:t>RN02</w:t>
+            </w:r>
+          </w:p>
+        </w:tc>
+        <w:tc>
+          <w:tcPr>
+            <w:tcW w:w="6524" w:type="dxa"/>
+          </w:tcPr>
+          <w:p>
+            <w:pPr>
+              <w:rPr>
+                <w:color w:val="000000" w:themeColor="text1"/>
+              </w:rPr>
+            </w:pPr>
+            <w:r>
+              <w:t>El tamaño máximo de los archivos subidos será de 10MB.</w:t>
+            </w:r>
+          </w:p>
+        </w:tc>
+      </w:tr>
+      <w:tr>
+        <w:tc>
+          <w:tcPr>
+            <w:tcW w:w="1970" w:type="dxa"/>
+          </w:tcPr>
+          <w:p>
+            <w:pPr>
+              <w:rPr>
+                <w:color w:val="000000" w:themeColor="text1"/>
+              </w:rPr>
+            </w:pPr>
+            <w:r>
+              <w:t>RN03</w:t>
+            </w:r>
+          </w:p>
+        </w:tc>
+        <w:tc>
+          <w:tcPr>
+            <w:tcW w:w="6524" w:type="dxa"/>
+          </w:tcPr>
+          <w:p>
+            <w:pPr>
+              <w:rPr>
+                <w:color w:val="000000" w:themeColor="text1"/>
+              </w:rPr>
+            </w:pPr>
+            <w:r>
+              <w:t>Los comentarios generados son solo explicativos y no reemplazan revisión humana.</w:t>
+            </w:r>
+          </w:p>
+        </w:tc>
+      </w:tr>
+      <w:tr>
+        <w:tc>
+          <w:tcPr>
+            <w:tcW w:w="1970" w:type="dxa"/>
+          </w:tcPr>
+          <w:p>
+            <w:pPr>
+              <w:rPr>
+                <w:color w:val="000000" w:themeColor="text1"/>
+              </w:rPr>
+            </w:pPr>
+            <w:r>
+              <w:t>RN04</w:t>
+            </w:r>
+          </w:p>
+        </w:tc>
+        <w:tc>
+          <w:tcPr>
+            <w:tcW w:w="6524" w:type="dxa"/>
+          </w:tcPr>
+          <w:p>
+            <w:pPr>
+              <w:rPr>
+                <w:color w:val="000000" w:themeColor="text1"/>
+              </w:rPr>
+            </w:pPr>
+            <w:r>
+              <w:t>Cada análisis se almacena por usuario con fecha, nombre de archivo y resultados.</w:t>
+            </w:r>
+          </w:p>
+        </w:tc>
+      </w:tr>
+      <w:tr>
+        <w:tc>
+          <w:tcPr>
+            <w:tcW w:w="1970" w:type="dxa"/>
+          </w:tcPr>
+          <w:p>
+            <w:pPr>
+              <w:rPr>
+                <w:color w:val="000000" w:themeColor="text1"/>
+              </w:rPr>
+            </w:pPr>
+            <w:r>
+              <w:t>RN05</w:t>
+            </w:r>
+          </w:p>
+        </w:tc>
+        <w:tc>
+          <w:tcPr>
+            <w:tcW w:w="6524" w:type="dxa"/>
+          </w:tcPr>
+          <w:p>
+            <w:pPr>
+              <w:rPr>
+                <w:color w:val="000000" w:themeColor="text1"/>
+              </w:rPr>
+            </w:pPr>
+            <w:r>
+              <w:t>No se aceptan archivos ejecutables o que representen riesgos de seguridad.</w:t>
+            </w:r>
+          </w:p>
+        </w:tc>
+      </w:tr>
+    </w:tbl>
+    <w:p>
+      <w:pPr>
+        <w:rPr>
+          <w:color w:val="000000" w:themeColor="text1"/>
+        </w:rPr>
+      </w:pPr>
+    </w:p>
     <w:p>
       <w:pPr>
         <w:rPr>
@@ -6078,28 +7532,9 @@
           </w:rPr>
           <w:t>V Fase de Desarrollo</w:t>
         </w:r>
-        <w:r>
-          <w:rPr>
-            <w:rStyle w:val="Hipervnculo"/>
-            <w:webHidden/>
-            <w:color w:val="000000" w:themeColor="text1"/>
-          </w:rPr>
-          <w:tab/>
-        </w:r>
       </w:hyperlink>
-      <w:r>
-        <w:rPr>
-          <w:color w:val="000000" w:themeColor="text1"/>
-        </w:rPr>
-        <w:t>12</w:t>
-      </w:r>
-    </w:p>
-    <w:p>
-      <w:pPr>
-        <w:rPr>
-          <w:color w:val="000000" w:themeColor="text1"/>
-        </w:rPr>
-      </w:pPr>
+    </w:p>
+    <w:p>
       <w:r>
         <w:rPr>
           <w:color w:val="000000" w:themeColor="text1"/>
@@ -6114,28 +7549,233 @@
           </w:rPr>
           <w:t>1. Perfiles de Usuario</w:t>
         </w:r>
-        <w:r>
-          <w:rPr>
-            <w:rStyle w:val="Hipervnculo"/>
-            <w:webHidden/>
-            <w:color w:val="000000" w:themeColor="text1"/>
-          </w:rPr>
-          <w:tab/>
-        </w:r>
       </w:hyperlink>
-      <w:r>
-        <w:rPr>
-          <w:color w:val="000000" w:themeColor="text1"/>
-        </w:rPr>
-        <w:t>12</w:t>
-      </w:r>
-    </w:p>
-    <w:p>
-      <w:pPr>
-        <w:rPr>
-          <w:color w:val="000000" w:themeColor="text1"/>
-        </w:rPr>
-      </w:pPr>
+    </w:p>
+    <w:tbl>
+      <w:tblPr>
+        <w:tblStyle w:val="Tablaconcuadrcula"/>
+        <w:tblW w:w="0" w:type="auto"/>
+        <w:tblLook w:val="04A0" w:firstRow="1" w:lastRow="0" w:firstColumn="1" w:lastColumn="0" w:noHBand="0" w:noVBand="1"/>
+      </w:tblPr>
+      <w:tblGrid>
+        <w:gridCol w:w="1970"/>
+        <w:gridCol w:w="6524"/>
+      </w:tblGrid>
+      <w:tr>
+        <w:tc>
+          <w:tcPr>
+            <w:tcW w:w="1970" w:type="dxa"/>
+            <w:vAlign w:val="center"/>
+          </w:tcPr>
+          <w:p>
+            <w:pPr>
+              <w:rPr>
+                <w:b/>
+                <w:bCs/>
+                <w:color w:val="000000" w:themeColor="text1"/>
+              </w:rPr>
+            </w:pPr>
+            <w:r>
+              <w:rPr>
+                <w:rStyle w:val="Textoennegrita"/>
+              </w:rPr>
+              <w:t>Perfil</w:t>
+            </w:r>
+          </w:p>
+        </w:tc>
+        <w:tc>
+          <w:tcPr>
+            <w:tcW w:w="6524" w:type="dxa"/>
+            <w:vAlign w:val="center"/>
+          </w:tcPr>
+          <w:p>
+            <w:pPr>
+              <w:rPr>
+                <w:b/>
+                <w:bCs/>
+                <w:color w:val="000000" w:themeColor="text1"/>
+              </w:rPr>
+            </w:pPr>
+            <w:r>
+              <w:rPr>
+                <w:rStyle w:val="Textoennegrita"/>
+              </w:rPr>
+              <w:t>Descripción</w:t>
+            </w:r>
+          </w:p>
+        </w:tc>
+      </w:tr>
+      <w:tr>
+        <w:tc>
+          <w:tcPr>
+            <w:tcW w:w="1970" w:type="dxa"/>
+            <w:vAlign w:val="center"/>
+          </w:tcPr>
+          <w:p>
+            <w:pPr>
+              <w:rPr>
+                <w:color w:val="000000" w:themeColor="text1"/>
+              </w:rPr>
+            </w:pPr>
+            <w:r>
+              <w:rPr>
+                <w:rStyle w:val="Textoennegrita"/>
+              </w:rPr>
+              <w:t>Administrador</w:t>
+            </w:r>
+          </w:p>
+        </w:tc>
+        <w:tc>
+          <w:tcPr>
+            <w:tcW w:w="6524" w:type="dxa"/>
+            <w:vAlign w:val="center"/>
+          </w:tcPr>
+          <w:p>
+            <w:pPr>
+              <w:rPr>
+                <w:color w:val="000000" w:themeColor="text1"/>
+              </w:rPr>
+            </w:pPr>
+            <w:r>
+              <w:t>Usuario con acceso completo al sistema. Puede gestionar usuarios, revisar estadísticas de uso, supervisar resultados generados y mantener el sistema.</w:t>
+            </w:r>
+          </w:p>
+        </w:tc>
+      </w:tr>
+      <w:tr>
+        <w:tc>
+          <w:tcPr>
+            <w:tcW w:w="1970" w:type="dxa"/>
+            <w:vAlign w:val="center"/>
+          </w:tcPr>
+          <w:p>
+            <w:pPr>
+              <w:rPr>
+                <w:color w:val="000000" w:themeColor="text1"/>
+              </w:rPr>
+            </w:pPr>
+            <w:r>
+              <w:rPr>
+                <w:rStyle w:val="Textoennegrita"/>
+              </w:rPr>
+              <w:t>Docente Evaluador</w:t>
+            </w:r>
+          </w:p>
+        </w:tc>
+        <w:tc>
+          <w:tcPr>
+            <w:tcW w:w="6524" w:type="dxa"/>
+            <w:vAlign w:val="center"/>
+          </w:tcPr>
+          <w:p>
+            <w:pPr>
+              <w:rPr>
+                <w:color w:val="000000" w:themeColor="text1"/>
+              </w:rPr>
+            </w:pPr>
+            <w:r>
+              <w:t>Usuario que analiza el código fuente enviado por los estudiantes. Tiene acceso a los resultados del análisis, comentarios, diagramas y métricas.</w:t>
+            </w:r>
+          </w:p>
+        </w:tc>
+      </w:tr>
+      <w:tr>
+        <w:tc>
+          <w:tcPr>
+            <w:tcW w:w="1970" w:type="dxa"/>
+            <w:vAlign w:val="center"/>
+          </w:tcPr>
+          <w:p>
+            <w:pPr>
+              <w:rPr>
+                <w:color w:val="000000" w:themeColor="text1"/>
+              </w:rPr>
+            </w:pPr>
+            <w:r>
+              <w:rPr>
+                <w:rStyle w:val="Textoennegrita"/>
+              </w:rPr>
+              <w:t>Estudiante</w:t>
+            </w:r>
+          </w:p>
+        </w:tc>
+        <w:tc>
+          <w:tcPr>
+            <w:tcW w:w="6524" w:type="dxa"/>
+            <w:vAlign w:val="center"/>
+          </w:tcPr>
+          <w:p>
+            <w:pPr>
+              <w:rPr>
+                <w:color w:val="000000" w:themeColor="text1"/>
+              </w:rPr>
+            </w:pPr>
+            <w:r>
+              <w:t>Usuario que sube código fuente para recibir ayuda con la documentación y evaluación del mismo. Puede ver su historial y los resultados del sistema.</w:t>
+            </w:r>
+          </w:p>
+        </w:tc>
+      </w:tr>
+      <w:tr>
+        <w:tc>
+          <w:tcPr>
+            <w:tcW w:w="1970" w:type="dxa"/>
+            <w:vAlign w:val="center"/>
+          </w:tcPr>
+          <w:p>
+            <w:pPr>
+              <w:rPr>
+                <w:color w:val="000000" w:themeColor="text1"/>
+              </w:rPr>
+            </w:pPr>
+            <w:r>
+              <w:rPr>
+                <w:rStyle w:val="Textoennegrita"/>
+              </w:rPr>
+              <w:t>Sistema Externo (</w:t>
+            </w:r>
+            <w:proofErr w:type="spellStart"/>
+            <w:r>
+              <w:rPr>
+                <w:rStyle w:val="Textoennegrita"/>
+              </w:rPr>
+              <w:t>OpenAI</w:t>
+            </w:r>
+            <w:proofErr w:type="spellEnd"/>
+            <w:r>
+              <w:rPr>
+                <w:rStyle w:val="Textoennegrita"/>
+              </w:rPr>
+              <w:t>)</w:t>
+            </w:r>
+          </w:p>
+        </w:tc>
+        <w:tc>
+          <w:tcPr>
+            <w:tcW w:w="6524" w:type="dxa"/>
+            <w:vAlign w:val="center"/>
+          </w:tcPr>
+          <w:p>
+            <w:pPr>
+              <w:rPr>
+                <w:color w:val="000000" w:themeColor="text1"/>
+              </w:rPr>
+            </w:pPr>
+            <w:r>
+              <w:t>Servicio externo que procesa y genera comentarios automáticos sobre el código enviado.</w:t>
+            </w:r>
+          </w:p>
+        </w:tc>
+      </w:tr>
+    </w:tbl>
+    <w:p>
+      <w:pPr>
+        <w:rPr>
+          <w:color w:val="000000" w:themeColor="text1"/>
+        </w:rPr>
+      </w:pPr>
+    </w:p>
+    <w:p>
       <w:r>
         <w:rPr>
           <w:color w:val="000000" w:themeColor="text1"/>
@@ -6150,69 +7790,9 @@
           </w:rPr>
           <w:t>2. Modelo Conceptual</w:t>
         </w:r>
-        <w:r>
-          <w:rPr>
-            <w:rStyle w:val="Hipervnculo"/>
-            <w:webHidden/>
-            <w:color w:val="000000" w:themeColor="text1"/>
-          </w:rPr>
-          <w:tab/>
-        </w:r>
-        <w:r>
-          <w:rPr>
-            <w:rStyle w:val="Hipervnculo"/>
-            <w:webHidden/>
-            <w:color w:val="000000" w:themeColor="text1"/>
-          </w:rPr>
-          <w:fldChar w:fldCharType="begin"/>
-        </w:r>
-        <w:r>
-          <w:rPr>
-            <w:rStyle w:val="Hipervnculo"/>
-            <w:webHidden/>
-            <w:color w:val="000000" w:themeColor="text1"/>
-          </w:rPr>
-          <w:instrText xml:space="preserve"> PAGEREF _Toc394513800 \h </w:instrText>
-        </w:r>
-        <w:r>
-          <w:rPr>
-            <w:rStyle w:val="Hipervnculo"/>
-            <w:webHidden/>
-            <w:color w:val="000000" w:themeColor="text1"/>
-          </w:rPr>
-        </w:r>
-        <w:r>
-          <w:rPr>
-            <w:rStyle w:val="Hipervnculo"/>
-            <w:webHidden/>
-            <w:color w:val="000000" w:themeColor="text1"/>
-          </w:rPr>
-          <w:fldChar w:fldCharType="separate"/>
-        </w:r>
-        <w:r>
-          <w:rPr>
-            <w:rStyle w:val="Hipervnculo"/>
-            <w:webHidden/>
-            <w:color w:val="000000" w:themeColor="text1"/>
-          </w:rPr>
-          <w:t>5</w:t>
-        </w:r>
-        <w:r>
-          <w:rPr>
-            <w:rStyle w:val="Hipervnculo"/>
-            <w:webHidden/>
-            <w:color w:val="000000" w:themeColor="text1"/>
-          </w:rPr>
-          <w:fldChar w:fldCharType="end"/>
-        </w:r>
       </w:hyperlink>
     </w:p>
     <w:p>
-      <w:pPr>
-        <w:rPr>
-          <w:color w:val="000000" w:themeColor="text1"/>
-        </w:rPr>
-      </w:pPr>
       <w:r>
         <w:rPr>
           <w:color w:val="000000" w:themeColor="text1"/>
@@ -6227,61 +7807,6 @@
           </w:rPr>
           <w:t>a) Diagrama de Paquetes</w:t>
         </w:r>
-        <w:r>
-          <w:rPr>
-            <w:rStyle w:val="Hipervnculo"/>
-            <w:webHidden/>
-            <w:color w:val="000000" w:themeColor="text1"/>
-          </w:rPr>
-          <w:tab/>
-        </w:r>
-        <w:r>
-          <w:rPr>
-            <w:rStyle w:val="Hipervnculo"/>
-            <w:webHidden/>
-            <w:color w:val="000000" w:themeColor="text1"/>
-          </w:rPr>
-          <w:fldChar w:fldCharType="begin"/>
-        </w:r>
-        <w:r>
-          <w:rPr>
-            <w:rStyle w:val="Hipervnculo"/>
-            <w:webHidden/>
-            <w:color w:val="000000" w:themeColor="text1"/>
-          </w:rPr>
-          <w:instrText xml:space="preserve"> PAGEREF _Toc394513800 \h </w:instrText>
-        </w:r>
-        <w:r>
-          <w:rPr>
-            <w:rStyle w:val="Hipervnculo"/>
-            <w:webHidden/>
-            <w:color w:val="000000" w:themeColor="text1"/>
-          </w:rPr>
-        </w:r>
-        <w:r>
-          <w:rPr>
-            <w:rStyle w:val="Hipervnculo"/>
-            <w:webHidden/>
-            <w:color w:val="000000" w:themeColor="text1"/>
-          </w:rPr>
-          <w:fldChar w:fldCharType="separate"/>
-        </w:r>
-        <w:r>
-          <w:rPr>
-            <w:rStyle w:val="Hipervnculo"/>
-            <w:webHidden/>
-            <w:color w:val="000000" w:themeColor="text1"/>
-          </w:rPr>
-          <w:t>5</w:t>
-        </w:r>
-        <w:r>
-          <w:rPr>
-            <w:rStyle w:val="Hipervnculo"/>
-            <w:webHidden/>
-            <w:color w:val="000000" w:themeColor="text1"/>
-          </w:rPr>
-          <w:fldChar w:fldCharType="end"/>
-        </w:r>
       </w:hyperlink>
     </w:p>
     <w:p>
@@ -6290,6 +7815,50 @@
           <w:color w:val="000000" w:themeColor="text1"/>
         </w:rPr>
       </w:pPr>
+      <w:r>
+        <w:rPr>
+          <w:noProof/>
+          <w:color w:val="000000" w:themeColor="text1"/>
+        </w:rPr>
+        <w:lastRenderedPageBreak/>
+        <w:drawing>
+          <wp:inline distT="0" distB="0" distL="0" distR="0" wp14:anchorId="2CDBAE63" wp14:editId="291ED307">
+            <wp:extent cx="5400040" cy="3775710"/>
+            <wp:effectExtent l="0" t="0" r="0" b="0"/>
+            <wp:docPr id="1874247817" name="Imagen 1"/>
+            <wp:cNvGraphicFramePr>
+              <a:graphicFrameLocks xmlns:a="http://schemas.openxmlformats.org/drawingml/2006/main" noChangeAspect="1"/>
+            </wp:cNvGraphicFramePr>
+            <a:graphic xmlns:a="http://schemas.openxmlformats.org/drawingml/2006/main">
+              <a:graphicData uri="http://schemas.openxmlformats.org/drawingml/2006/picture">
+                <pic:pic xmlns:pic="http://schemas.openxmlformats.org/drawingml/2006/picture">
+                  <pic:nvPicPr>
+                    <pic:cNvPr id="1874247817" name=""/>
+                    <pic:cNvPicPr/>
+                  </pic:nvPicPr>
+                  <pic:blipFill>
+                    <a:blip r:embed="rId11"/>
+                    <a:stretch>
+                      <a:fillRect/>
+                    </a:stretch>
+                  </pic:blipFill>
+                  <pic:spPr>
+                    <a:xfrm>
+                      <a:off x="0" y="0"/>
+                      <a:ext cx="5400040" cy="3775710"/>
+                    </a:xfrm>
+                    <a:prstGeom prst="rect">
+                      <a:avLst/>
+                    </a:prstGeom>
+                  </pic:spPr>
+                </pic:pic>
+              </a:graphicData>
+            </a:graphic>
+          </wp:inline>
+        </w:drawing>
+      </w:r>
+    </w:p>
+    <w:p>
       <w:r>
         <w:rPr>
           <w:color w:val="000000" w:themeColor="text1"/>
@@ -6304,28 +7873,69 @@
           </w:rPr>
           <w:t>b) Diagrama de Casos de Uso</w:t>
         </w:r>
-        <w:r>
-          <w:rPr>
-            <w:rStyle w:val="Hipervnculo"/>
-            <w:webHidden/>
-            <w:color w:val="000000" w:themeColor="text1"/>
-          </w:rPr>
-          <w:tab/>
-        </w:r>
       </w:hyperlink>
-      <w:r>
-        <w:rPr>
-          <w:color w:val="000000" w:themeColor="text1"/>
-        </w:rPr>
-        <w:t>12</w:t>
-      </w:r>
-    </w:p>
-    <w:p>
-      <w:pPr>
-        <w:rPr>
-          <w:color w:val="000000" w:themeColor="text1"/>
-        </w:rPr>
-      </w:pPr>
+    </w:p>
+    <w:p>
+      <w:pPr>
+        <w:rPr>
+          <w:color w:val="000000" w:themeColor="text1"/>
+        </w:rPr>
+      </w:pPr>
+      <w:r>
+        <w:rPr>
+          <w:noProof/>
+        </w:rPr>
+        <w:drawing>
+          <wp:inline distT="0" distB="0" distL="0" distR="0" wp14:anchorId="38352587" wp14:editId="03F75ACA">
+            <wp:extent cx="5400040" cy="3774440"/>
+            <wp:effectExtent l="0" t="0" r="0" b="0"/>
+            <wp:docPr id="1150872905" name="Imagen 2"/>
+            <wp:cNvGraphicFramePr>
+              <a:graphicFrameLocks xmlns:a="http://schemas.openxmlformats.org/drawingml/2006/main" noChangeAspect="1"/>
+            </wp:cNvGraphicFramePr>
+            <a:graphic xmlns:a="http://schemas.openxmlformats.org/drawingml/2006/main">
+              <a:graphicData uri="http://schemas.openxmlformats.org/drawingml/2006/picture">
+                <pic:pic xmlns:pic="http://schemas.openxmlformats.org/drawingml/2006/picture">
+                  <pic:nvPicPr>
+                    <pic:cNvPr id="0" name="Picture 3"/>
+                    <pic:cNvPicPr>
+                      <a:picLocks noChangeAspect="1" noChangeArrowheads="1"/>
+                    </pic:cNvPicPr>
+                  </pic:nvPicPr>
+                  <pic:blipFill>
+                    <a:blip r:embed="rId12">
+                      <a:extLst>
+                        <a:ext uri="{28A0092B-C50C-407E-A947-70E740481C1C}">
+                          <a14:useLocalDpi xmlns:a14="http://schemas.microsoft.com/office/drawing/2010/main" val="0"/>
+                        </a:ext>
+                      </a:extLst>
+                    </a:blip>
+                    <a:srcRect/>
+                    <a:stretch>
+                      <a:fillRect/>
+                    </a:stretch>
+                  </pic:blipFill>
+                  <pic:spPr bwMode="auto">
+                    <a:xfrm>
+                      <a:off x="0" y="0"/>
+                      <a:ext cx="5400040" cy="3774440"/>
+                    </a:xfrm>
+                    <a:prstGeom prst="rect">
+                      <a:avLst/>
+                    </a:prstGeom>
+                    <a:noFill/>
+                    <a:ln>
+                      <a:noFill/>
+                    </a:ln>
+                  </pic:spPr>
+                </pic:pic>
+              </a:graphicData>
+            </a:graphic>
+          </wp:inline>
+        </w:drawing>
+      </w:r>
+    </w:p>
+    <w:p>
       <w:r>
         <w:rPr>
           <w:color w:val="000000" w:themeColor="text1"/>
@@ -6340,20 +7950,19 @@
           </w:rPr>
           <w:t>c) Escenarios de Caso de Uso (narrativa)</w:t>
         </w:r>
-        <w:r>
-          <w:rPr>
-            <w:rStyle w:val="Hipervnculo"/>
-            <w:webHidden/>
-            <w:color w:val="000000" w:themeColor="text1"/>
-          </w:rPr>
-          <w:tab/>
-        </w:r>
       </w:hyperlink>
-      <w:r>
-        <w:rPr>
-          <w:color w:val="000000" w:themeColor="text1"/>
-        </w:rPr>
-        <w:t>14</w:t>
+    </w:p>
+    <w:p>
+      <w:pPr>
+        <w:rPr>
+          <w:color w:val="000000" w:themeColor="text1"/>
+        </w:rPr>
+      </w:pPr>
+      <w:r>
+        <w:rPr>
+          <w:color w:val="000000" w:themeColor="text1"/>
+        </w:rPr>
+        <w:t xml:space="preserve"> </w:t>
       </w:r>
     </w:p>
     <w:p>
@@ -6388,23 +7997,18 @@
           <w:tab/>
         </w:r>
       </w:hyperlink>
-      <w:r>
-        <w:rPr>
-          <w:color w:val="000000" w:themeColor="text1"/>
-        </w:rPr>
-        <w:t>23</w:t>
-      </w:r>
-    </w:p>
-    <w:p>
-      <w:pPr>
-        <w:rPr>
-          <w:color w:val="000000" w:themeColor="text1"/>
-        </w:rPr>
-      </w:pPr>
-      <w:r>
-        <w:rPr>
-          <w:color w:val="000000" w:themeColor="text1"/>
-        </w:rPr>
+    </w:p>
+    <w:p>
+      <w:pPr>
+        <w:rPr>
+          <w:color w:val="000000" w:themeColor="text1"/>
+        </w:rPr>
+      </w:pPr>
+      <w:r>
+        <w:rPr>
+          <w:color w:val="000000" w:themeColor="text1"/>
+        </w:rPr>
+        <w:lastRenderedPageBreak/>
         <w:tab/>
       </w:r>
       <w:hyperlink w:anchor="_Toc394513800" w:history="1">
@@ -6440,12 +8044,6 @@
           <w:tab/>
         </w:r>
       </w:hyperlink>
-      <w:r>
-        <w:rPr>
-          <w:color w:val="000000" w:themeColor="text1"/>
-        </w:rPr>
-        <w:t>23</w:t>
-      </w:r>
     </w:p>
     <w:p>
       <w:pPr>
@@ -6476,12 +8074,6 @@
           <w:tab/>
         </w:r>
       </w:hyperlink>
-      <w:r>
-        <w:rPr>
-          <w:color w:val="000000" w:themeColor="text1"/>
-        </w:rPr>
-        <w:t>32</w:t>
-      </w:r>
     </w:p>
     <w:p>
       <w:pPr>
@@ -6512,19 +8104,75 @@
           <w:tab/>
         </w:r>
       </w:hyperlink>
-      <w:r>
-        <w:rPr>
-          <w:color w:val="000000" w:themeColor="text1"/>
-        </w:rPr>
-        <w:t>37</w:t>
-      </w:r>
-    </w:p>
-    <w:p>
-      <w:pPr>
-        <w:rPr>
-          <w:color w:val="000000" w:themeColor="text1"/>
-        </w:rPr>
-      </w:pPr>
+    </w:p>
+    <w:p>
+      <w:r>
+        <w:rPr>
+          <w:noProof/>
+        </w:rPr>
+        <w:drawing>
+          <wp:anchor distT="0" distB="0" distL="114300" distR="114300" simplePos="0" relativeHeight="251658240" behindDoc="0" locked="0" layoutInCell="1" allowOverlap="1" wp14:anchorId="048498B6" wp14:editId="4F9B420A">
+            <wp:simplePos x="0" y="0"/>
+            <wp:positionH relativeFrom="column">
+              <wp:posOffset>-889635</wp:posOffset>
+            </wp:positionH>
+            <wp:positionV relativeFrom="paragraph">
+              <wp:posOffset>243840</wp:posOffset>
+            </wp:positionV>
+            <wp:extent cx="7286625" cy="1971675"/>
+            <wp:effectExtent l="0" t="0" r="9525" b="9525"/>
+            <wp:wrapSquare wrapText="bothSides"/>
+            <wp:docPr id="1246242290" name="Imagen 4"/>
+            <wp:cNvGraphicFramePr>
+              <a:graphicFrameLocks xmlns:a="http://schemas.openxmlformats.org/drawingml/2006/main" noChangeAspect="1"/>
+            </wp:cNvGraphicFramePr>
+            <a:graphic xmlns:a="http://schemas.openxmlformats.org/drawingml/2006/main">
+              <a:graphicData uri="http://schemas.openxmlformats.org/drawingml/2006/picture">
+                <pic:pic xmlns:pic="http://schemas.openxmlformats.org/drawingml/2006/picture">
+                  <pic:nvPicPr>
+                    <pic:cNvPr id="0" name="Picture 7"/>
+                    <pic:cNvPicPr>
+                      <a:picLocks noChangeAspect="1" noChangeArrowheads="1"/>
+                    </pic:cNvPicPr>
+                  </pic:nvPicPr>
+                  <pic:blipFill>
+                    <a:blip r:embed="rId13">
+                      <a:extLst>
+                        <a:ext uri="{28A0092B-C50C-407E-A947-70E740481C1C}">
+                          <a14:useLocalDpi xmlns:a14="http://schemas.microsoft.com/office/drawing/2010/main" val="0"/>
+                        </a:ext>
+                      </a:extLst>
+                    </a:blip>
+                    <a:srcRect/>
+                    <a:stretch>
+                      <a:fillRect/>
+                    </a:stretch>
+                  </pic:blipFill>
+                  <pic:spPr bwMode="auto">
+                    <a:xfrm>
+                      <a:off x="0" y="0"/>
+                      <a:ext cx="7286625" cy="1971675"/>
+                    </a:xfrm>
+                    <a:prstGeom prst="rect">
+                      <a:avLst/>
+                    </a:prstGeom>
+                    <a:noFill/>
+                    <a:ln>
+                      <a:noFill/>
+                    </a:ln>
+                  </pic:spPr>
+                </pic:pic>
+              </a:graphicData>
+            </a:graphic>
+            <wp14:sizeRelH relativeFrom="page">
+              <wp14:pctWidth>0</wp14:pctWidth>
+            </wp14:sizeRelH>
+            <wp14:sizeRelV relativeFrom="page">
+              <wp14:pctHeight>0</wp14:pctHeight>
+            </wp14:sizeRelV>
+          </wp:anchor>
+        </w:drawing>
+      </w:r>
       <w:r>
         <w:rPr>
           <w:color w:val="000000" w:themeColor="text1"/>
@@ -6548,12 +8196,13 @@
           <w:tab/>
         </w:r>
       </w:hyperlink>
-      <w:r>
-        <w:rPr>
-          <w:color w:val="000000" w:themeColor="text1"/>
-        </w:rPr>
-        <w:t>42</w:t>
-      </w:r>
+    </w:p>
+    <w:p>
+      <w:pPr>
+        <w:rPr>
+          <w:color w:val="000000" w:themeColor="text1"/>
+        </w:rPr>
+      </w:pPr>
     </w:p>
     <w:p>
       <w:pPr>
@@ -6578,12 +8227,6 @@
           <w:tab/>
         </w:r>
       </w:hyperlink>
-      <w:r>
-        <w:rPr>
-          <w:color w:val="000000" w:themeColor="text1"/>
-        </w:rPr>
-        <w:t>46</w:t>
-      </w:r>
     </w:p>
     <w:p>
       <w:pPr>
@@ -6608,12 +8251,6 @@
           <w:tab/>
         </w:r>
       </w:hyperlink>
-      <w:r>
-        <w:rPr>
-          <w:color w:val="000000" w:themeColor="text1"/>
-        </w:rPr>
-        <w:t>46</w:t>
-      </w:r>
     </w:p>
     <w:p>
       <w:pPr>
@@ -6638,12 +8275,6 @@
           <w:tab/>
         </w:r>
       </w:hyperlink>
-      <w:r>
-        <w:rPr>
-          <w:color w:val="000000" w:themeColor="text1"/>
-        </w:rPr>
-        <w:t>46</w:t>
-      </w:r>
     </w:p>
     <w:p>
       <w:pPr>
@@ -6668,12 +8299,6 @@
           <w:tab/>
         </w:r>
       </w:hyperlink>
-      <w:r>
-        <w:rPr>
-          <w:color w:val="000000" w:themeColor="text1"/>
-        </w:rPr>
-        <w:t>46</w:t>
-      </w:r>
     </w:p>
     <w:p>
       <w:pPr>
@@ -6687,8 +8312,8 @@
       </w:pPr>
     </w:p>
     <w:sectPr>
-      <w:headerReference w:type="default" r:id="rId11"/>
-      <w:footerReference w:type="default" r:id="rId12"/>
+      <w:headerReference w:type="default" r:id="rId14"/>
+      <w:footerReference w:type="default" r:id="rId15"/>
       <w:pgSz w:w="11906" w:h="16838"/>
       <w:pgMar w:top="1417" w:right="1701" w:bottom="1417" w:left="1701" w:header="708" w:footer="708" w:gutter="0"/>
       <w:cols w:space="708"/>
@@ -6700,7 +8325,7 @@
 </file>
 
 <file path=word/endnotes.xml><?xml version="1.0" encoding="utf-8"?>
-<w:endnotes xmlns:wpc="http://schemas.microsoft.com/office/word/2010/wordprocessingCanvas" xmlns:cx="http://schemas.microsoft.com/office/drawing/2014/chartex" xmlns:cx1="http://schemas.microsoft.com/office/drawing/2015/9/8/chartex" xmlns:cx2="http://schemas.microsoft.com/office/drawing/2015/10/21/chartex" xmlns:cx3="http://schemas.microsoft.com/office/drawing/2016/5/9/chartex" xmlns:cx4="http://schemas.microsoft.com/office/drawing/2016/5/10/chartex" xmlns:cx5="http://schemas.microsoft.com/office/drawing/2016/5/11/chartex" xmlns:cx6="http://schemas.microsoft.com/office/drawing/2016/5/12/chartex" xmlns:cx7="http://schemas.microsoft.com/office/drawing/2016/5/13/chartex" xmlns:cx8="http://schemas.microsoft.com/office/drawing/2016/5/14/chartex" xmlns:mc="http://schemas.openxmlformats.org/markup-compatibility/2006" xmlns:aink="http://schemas.microsoft.com/office/drawing/2016/ink" xmlns:am3d="http://schemas.microsoft.com/office/drawing/2017/model3d" xmlns:o="urn:schemas-microsoft-com:office:office" xmlns:r="http://schemas.openxmlformats.org/officeDocument/2006/relationships" xmlns:m="http://schemas.openxmlformats.org/officeDocument/2006/math" xmlns:v="urn:schemas-microsoft-com:vml" xmlns:wp14="http://schemas.microsoft.com/office/word/2010/wordprocessingDrawing" xmlns:wp="http://schemas.openxmlformats.org/drawingml/2006/wordprocessingDrawing" xmlns:w10="urn:schemas-microsoft-com:office:word" xmlns:w="http://schemas.openxmlformats.org/wordprocessingml/2006/main" xmlns:w14="http://schemas.microsoft.com/office/word/2010/wordml" xmlns:w15="http://schemas.microsoft.com/office/word/2012/wordml" xmlns:w16cex="http://schemas.microsoft.com/office/word/2018/wordml/cex" xmlns:w16cid="http://schemas.microsoft.com/office/word/2016/wordml/cid" xmlns:w16="http://schemas.microsoft.com/office/word/2018/wordml" xmlns:w16sdtdh="http://schemas.microsoft.com/office/word/2020/wordml/sdtdatahash" xmlns:w16se="http://schemas.microsoft.com/office/word/2015/wordml/symex" xmlns:wpg="http://schemas.microsoft.com/office/word/2010/wordprocessingGroup" xmlns:wpi="http://schemas.microsoft.com/office/word/2010/wordprocessingInk" xmlns:wne="http://schemas.microsoft.com/office/word/2006/wordml" xmlns:wps="http://schemas.microsoft.com/office/word/2010/wordprocessingShape" mc:Ignorable="w14 w15 w16se w16cid w16 w16cex w16sdtdh wp14">
+<w:endnotes xmlns:wpc="http://schemas.microsoft.com/office/word/2010/wordprocessingCanvas" xmlns:cx="http://schemas.microsoft.com/office/drawing/2014/chartex" xmlns:cx1="http://schemas.microsoft.com/office/drawing/2015/9/8/chartex" xmlns:cx2="http://schemas.microsoft.com/office/drawing/2015/10/21/chartex" xmlns:cx3="http://schemas.microsoft.com/office/drawing/2016/5/9/chartex" xmlns:cx4="http://schemas.microsoft.com/office/drawing/2016/5/10/chartex" xmlns:cx5="http://schemas.microsoft.com/office/drawing/2016/5/11/chartex" xmlns:cx6="http://schemas.microsoft.com/office/drawing/2016/5/12/chartex" xmlns:cx7="http://schemas.microsoft.com/office/drawing/2016/5/13/chartex" xmlns:cx8="http://schemas.microsoft.com/office/drawing/2016/5/14/chartex" xmlns:mc="http://schemas.openxmlformats.org/markup-compatibility/2006" xmlns:aink="http://schemas.microsoft.com/office/drawing/2016/ink" xmlns:am3d="http://schemas.microsoft.com/office/drawing/2017/model3d" xmlns:o="urn:schemas-microsoft-com:office:office" xmlns:oel="http://schemas.microsoft.com/office/2019/extlst" xmlns:r="http://schemas.openxmlformats.org/officeDocument/2006/relationships" xmlns:m="http://schemas.openxmlformats.org/officeDocument/2006/math" xmlns:v="urn:schemas-microsoft-com:vml" xmlns:wp14="http://schemas.microsoft.com/office/word/2010/wordprocessingDrawing" xmlns:wp="http://schemas.openxmlformats.org/drawingml/2006/wordprocessingDrawing" xmlns:w10="urn:schemas-microsoft-com:office:word" xmlns:w="http://schemas.openxmlformats.org/wordprocessingml/2006/main" xmlns:w14="http://schemas.microsoft.com/office/word/2010/wordml" xmlns:w15="http://schemas.microsoft.com/office/word/2012/wordml" xmlns:w16cex="http://schemas.microsoft.com/office/word/2018/wordml/cex" xmlns:w16cid="http://schemas.microsoft.com/office/word/2016/wordml/cid" xmlns:w16="http://schemas.microsoft.com/office/word/2018/wordml" xmlns:w16du="http://schemas.microsoft.com/office/word/2023/wordml/word16du" xmlns:w16sdtdh="http://schemas.microsoft.com/office/word/2020/wordml/sdtdatahash" xmlns:w16sdtfl="http://schemas.microsoft.com/office/word/2024/wordml/sdtformatlock" xmlns:w16se="http://schemas.microsoft.com/office/word/2015/wordml/symex" xmlns:wpg="http://schemas.microsoft.com/office/word/2010/wordprocessingGroup" xmlns:wpi="http://schemas.microsoft.com/office/word/2010/wordprocessingInk" xmlns:wne="http://schemas.microsoft.com/office/word/2006/wordml" xmlns:wps="http://schemas.microsoft.com/office/word/2010/wordprocessingShape" mc:Ignorable="w14 w15 w16se w16cid w16 w16cex w16sdtdh w16sdtfl w16du wp14">
   <w:endnote w:type="separator" w:id="-1">
     <w:p>
       <w:pPr>
@@ -6725,7 +8350,7 @@
 </file>
 
 <file path=word/footer1.xml><?xml version="1.0" encoding="utf-8"?>
-<w:ftr xmlns:wpc="http://schemas.microsoft.com/office/word/2010/wordprocessingCanvas" xmlns:cx="http://schemas.microsoft.com/office/drawing/2014/chartex" xmlns:cx1="http://schemas.microsoft.com/office/drawing/2015/9/8/chartex" xmlns:cx2="http://schemas.microsoft.com/office/drawing/2015/10/21/chartex" xmlns:cx3="http://schemas.microsoft.com/office/drawing/2016/5/9/chartex" xmlns:cx4="http://schemas.microsoft.com/office/drawing/2016/5/10/chartex" xmlns:cx5="http://schemas.microsoft.com/office/drawing/2016/5/11/chartex" xmlns:cx6="http://schemas.microsoft.com/office/drawing/2016/5/12/chartex" xmlns:cx7="http://schemas.microsoft.com/office/drawing/2016/5/13/chartex" xmlns:cx8="http://schemas.microsoft.com/office/drawing/2016/5/14/chartex" xmlns:mc="http://schemas.openxmlformats.org/markup-compatibility/2006" xmlns:aink="http://schemas.microsoft.com/office/drawing/2016/ink" xmlns:am3d="http://schemas.microsoft.com/office/drawing/2017/model3d" xmlns:o="urn:schemas-microsoft-com:office:office" xmlns:r="http://schemas.openxmlformats.org/officeDocument/2006/relationships" xmlns:m="http://schemas.openxmlformats.org/officeDocument/2006/math" xmlns:v="urn:schemas-microsoft-com:vml" xmlns:wp14="http://schemas.microsoft.com/office/word/2010/wordprocessingDrawing" xmlns:wp="http://schemas.openxmlformats.org/drawingml/2006/wordprocessingDrawing" xmlns:w10="urn:schemas-microsoft-com:office:word" xmlns:w="http://schemas.openxmlformats.org/wordprocessingml/2006/main" xmlns:w14="http://schemas.microsoft.com/office/word/2010/wordml" xmlns:w15="http://schemas.microsoft.com/office/word/2012/wordml" xmlns:w16cex="http://schemas.microsoft.com/office/word/2018/wordml/cex" xmlns:w16cid="http://schemas.microsoft.com/office/word/2016/wordml/cid" xmlns:w16="http://schemas.microsoft.com/office/word/2018/wordml" xmlns:w16sdtdh="http://schemas.microsoft.com/office/word/2020/wordml/sdtdatahash" xmlns:w16se="http://schemas.microsoft.com/office/word/2015/wordml/symex" xmlns:wpg="http://schemas.microsoft.com/office/word/2010/wordprocessingGroup" xmlns:wpi="http://schemas.microsoft.com/office/word/2010/wordprocessingInk" xmlns:wne="http://schemas.microsoft.com/office/word/2006/wordml" xmlns:wps="http://schemas.microsoft.com/office/word/2010/wordprocessingShape" mc:Ignorable="w14 w15 w16se w16cid w16 w16cex w16sdtdh wp14">
+<w:ftr xmlns:wpc="http://schemas.microsoft.com/office/word/2010/wordprocessingCanvas" xmlns:cx="http://schemas.microsoft.com/office/drawing/2014/chartex" xmlns:cx1="http://schemas.microsoft.com/office/drawing/2015/9/8/chartex" xmlns:cx2="http://schemas.microsoft.com/office/drawing/2015/10/21/chartex" xmlns:cx3="http://schemas.microsoft.com/office/drawing/2016/5/9/chartex" xmlns:cx4="http://schemas.microsoft.com/office/drawing/2016/5/10/chartex" xmlns:cx5="http://schemas.microsoft.com/office/drawing/2016/5/11/chartex" xmlns:cx6="http://schemas.microsoft.com/office/drawing/2016/5/12/chartex" xmlns:cx7="http://schemas.microsoft.com/office/drawing/2016/5/13/chartex" xmlns:cx8="http://schemas.microsoft.com/office/drawing/2016/5/14/chartex" xmlns:mc="http://schemas.openxmlformats.org/markup-compatibility/2006" xmlns:aink="http://schemas.microsoft.com/office/drawing/2016/ink" xmlns:am3d="http://schemas.microsoft.com/office/drawing/2017/model3d" xmlns:o="urn:schemas-microsoft-com:office:office" xmlns:oel="http://schemas.microsoft.com/office/2019/extlst" xmlns:r="http://schemas.openxmlformats.org/officeDocument/2006/relationships" xmlns:m="http://schemas.openxmlformats.org/officeDocument/2006/math" xmlns:v="urn:schemas-microsoft-com:vml" xmlns:wp14="http://schemas.microsoft.com/office/word/2010/wordprocessingDrawing" xmlns:wp="http://schemas.openxmlformats.org/drawingml/2006/wordprocessingDrawing" xmlns:w10="urn:schemas-microsoft-com:office:word" xmlns:w="http://schemas.openxmlformats.org/wordprocessingml/2006/main" xmlns:w14="http://schemas.microsoft.com/office/word/2010/wordml" xmlns:w15="http://schemas.microsoft.com/office/word/2012/wordml" xmlns:w16cex="http://schemas.microsoft.com/office/word/2018/wordml/cex" xmlns:w16cid="http://schemas.microsoft.com/office/word/2016/wordml/cid" xmlns:w16="http://schemas.microsoft.com/office/word/2018/wordml" xmlns:w16du="http://schemas.microsoft.com/office/word/2023/wordml/word16du" xmlns:w16sdtdh="http://schemas.microsoft.com/office/word/2020/wordml/sdtdatahash" xmlns:w16sdtfl="http://schemas.microsoft.com/office/word/2024/wordml/sdtformatlock" xmlns:w16se="http://schemas.microsoft.com/office/word/2015/wordml/symex" xmlns:wpg="http://schemas.microsoft.com/office/word/2010/wordprocessingGroup" xmlns:wpi="http://schemas.microsoft.com/office/word/2010/wordprocessingInk" xmlns:wne="http://schemas.microsoft.com/office/word/2006/wordml" xmlns:wps="http://schemas.microsoft.com/office/word/2010/wordprocessingShape" mc:Ignorable="w14 w15 w16se w16cid w16 w16cex w16sdtdh w16sdtfl w16du wp14">
   <w:sdt>
     <w:sdtPr>
       <w:id w:val="-1014383162"/>
@@ -6734,7 +8359,6 @@
         <w:docPartUnique/>
       </w:docPartObj>
     </w:sdtPr>
-    <w:sdtEndPr/>
     <w:sdtContent>
       <w:p>
         <w:pPr>
@@ -6772,7 +8396,7 @@
 </file>
 
 <file path=word/footnotes.xml><?xml version="1.0" encoding="utf-8"?>
-<w:footnotes xmlns:wpc="http://schemas.microsoft.com/office/word/2010/wordprocessingCanvas" xmlns:cx="http://schemas.microsoft.com/office/drawing/2014/chartex" xmlns:cx1="http://schemas.microsoft.com/office/drawing/2015/9/8/chartex" xmlns:cx2="http://schemas.microsoft.com/office/drawing/2015/10/21/chartex" xmlns:cx3="http://schemas.microsoft.com/office/drawing/2016/5/9/chartex" xmlns:cx4="http://schemas.microsoft.com/office/drawing/2016/5/10/chartex" xmlns:cx5="http://schemas.microsoft.com/office/drawing/2016/5/11/chartex" xmlns:cx6="http://schemas.microsoft.com/office/drawing/2016/5/12/chartex" xmlns:cx7="http://schemas.microsoft.com/office/drawing/2016/5/13/chartex" xmlns:cx8="http://schemas.microsoft.com/office/drawing/2016/5/14/chartex" xmlns:mc="http://schemas.openxmlformats.org/markup-compatibility/2006" xmlns:aink="http://schemas.microsoft.com/office/drawing/2016/ink" xmlns:am3d="http://schemas.microsoft.com/office/drawing/2017/model3d" xmlns:o="urn:schemas-microsoft-com:office:office" xmlns:r="http://schemas.openxmlformats.org/officeDocument/2006/relationships" xmlns:m="http://schemas.openxmlformats.org/officeDocument/2006/math" xmlns:v="urn:schemas-microsoft-com:vml" xmlns:wp14="http://schemas.microsoft.com/office/word/2010/wordprocessingDrawing" xmlns:wp="http://schemas.openxmlformats.org/drawingml/2006/wordprocessingDrawing" xmlns:w10="urn:schemas-microsoft-com:office:word" xmlns:w="http://schemas.openxmlformats.org/wordprocessingml/2006/main" xmlns:w14="http://schemas.microsoft.com/office/word/2010/wordml" xmlns:w15="http://schemas.microsoft.com/office/word/2012/wordml" xmlns:w16cex="http://schemas.microsoft.com/office/word/2018/wordml/cex" xmlns:w16cid="http://schemas.microsoft.com/office/word/2016/wordml/cid" xmlns:w16="http://schemas.microsoft.com/office/word/2018/wordml" xmlns:w16sdtdh="http://schemas.microsoft.com/office/word/2020/wordml/sdtdatahash" xmlns:w16se="http://schemas.microsoft.com/office/word/2015/wordml/symex" xmlns:wpg="http://schemas.microsoft.com/office/word/2010/wordprocessingGroup" xmlns:wpi="http://schemas.microsoft.com/office/word/2010/wordprocessingInk" xmlns:wne="http://schemas.microsoft.com/office/word/2006/wordml" xmlns:wps="http://schemas.microsoft.com/office/word/2010/wordprocessingShape" mc:Ignorable="w14 w15 w16se w16cid w16 w16cex w16sdtdh wp14">
+<w:footnotes xmlns:wpc="http://schemas.microsoft.com/office/word/2010/wordprocessingCanvas" xmlns:cx="http://schemas.microsoft.com/office/drawing/2014/chartex" xmlns:cx1="http://schemas.microsoft.com/office/drawing/2015/9/8/chartex" xmlns:cx2="http://schemas.microsoft.com/office/drawing/2015/10/21/chartex" xmlns:cx3="http://schemas.microsoft.com/office/drawing/2016/5/9/chartex" xmlns:cx4="http://schemas.microsoft.com/office/drawing/2016/5/10/chartex" xmlns:cx5="http://schemas.microsoft.com/office/drawing/2016/5/11/chartex" xmlns:cx6="http://schemas.microsoft.com/office/drawing/2016/5/12/chartex" xmlns:cx7="http://schemas.microsoft.com/office/drawing/2016/5/13/chartex" xmlns:cx8="http://schemas.microsoft.com/office/drawing/2016/5/14/chartex" xmlns:mc="http://schemas.openxmlformats.org/markup-compatibility/2006" xmlns:aink="http://schemas.microsoft.com/office/drawing/2016/ink" xmlns:am3d="http://schemas.microsoft.com/office/drawing/2017/model3d" xmlns:o="urn:schemas-microsoft-com:office:office" xmlns:oel="http://schemas.microsoft.com/office/2019/extlst" xmlns:r="http://schemas.openxmlformats.org/officeDocument/2006/relationships" xmlns:m="http://schemas.openxmlformats.org/officeDocument/2006/math" xmlns:v="urn:schemas-microsoft-com:vml" xmlns:wp14="http://schemas.microsoft.com/office/word/2010/wordprocessingDrawing" xmlns:wp="http://schemas.openxmlformats.org/drawingml/2006/wordprocessingDrawing" xmlns:w10="urn:schemas-microsoft-com:office:word" xmlns:w="http://schemas.openxmlformats.org/wordprocessingml/2006/main" xmlns:w14="http://schemas.microsoft.com/office/word/2010/wordml" xmlns:w15="http://schemas.microsoft.com/office/word/2012/wordml" xmlns:w16cex="http://schemas.microsoft.com/office/word/2018/wordml/cex" xmlns:w16cid="http://schemas.microsoft.com/office/word/2016/wordml/cid" xmlns:w16="http://schemas.microsoft.com/office/word/2018/wordml" xmlns:w16du="http://schemas.microsoft.com/office/word/2023/wordml/word16du" xmlns:w16sdtdh="http://schemas.microsoft.com/office/word/2020/wordml/sdtdatahash" xmlns:w16sdtfl="http://schemas.microsoft.com/office/word/2024/wordml/sdtformatlock" xmlns:w16se="http://schemas.microsoft.com/office/word/2015/wordml/symex" xmlns:wpg="http://schemas.microsoft.com/office/word/2010/wordprocessingGroup" xmlns:wpi="http://schemas.microsoft.com/office/word/2010/wordprocessingInk" xmlns:wne="http://schemas.microsoft.com/office/word/2006/wordml" xmlns:wps="http://schemas.microsoft.com/office/word/2010/wordprocessingShape" mc:Ignorable="w14 w15 w16se w16cid w16 w16cex w16sdtdh w16sdtfl w16du wp14">
   <w:footnote w:type="separator" w:id="-1">
     <w:p>
       <w:pPr>
@@ -6797,7 +8421,7 @@
 </file>
 
 <file path=word/header1.xml><?xml version="1.0" encoding="utf-8"?>
-<w:hdr xmlns:wpc="http://schemas.microsoft.com/office/word/2010/wordprocessingCanvas" xmlns:cx="http://schemas.microsoft.com/office/drawing/2014/chartex" xmlns:cx1="http://schemas.microsoft.com/office/drawing/2015/9/8/chartex" xmlns:cx2="http://schemas.microsoft.com/office/drawing/2015/10/21/chartex" xmlns:cx3="http://schemas.microsoft.com/office/drawing/2016/5/9/chartex" xmlns:cx4="http://schemas.microsoft.com/office/drawing/2016/5/10/chartex" xmlns:cx5="http://schemas.microsoft.com/office/drawing/2016/5/11/chartex" xmlns:cx6="http://schemas.microsoft.com/office/drawing/2016/5/12/chartex" xmlns:cx7="http://schemas.microsoft.com/office/drawing/2016/5/13/chartex" xmlns:cx8="http://schemas.microsoft.com/office/drawing/2016/5/14/chartex" xmlns:mc="http://schemas.openxmlformats.org/markup-compatibility/2006" xmlns:aink="http://schemas.microsoft.com/office/drawing/2016/ink" xmlns:am3d="http://schemas.microsoft.com/office/drawing/2017/model3d" xmlns:o="urn:schemas-microsoft-com:office:office" xmlns:r="http://schemas.openxmlformats.org/officeDocument/2006/relationships" xmlns:m="http://schemas.openxmlformats.org/officeDocument/2006/math" xmlns:v="urn:schemas-microsoft-com:vml" xmlns:wp14="http://schemas.microsoft.com/office/word/2010/wordprocessingDrawing" xmlns:wp="http://schemas.openxmlformats.org/drawingml/2006/wordprocessingDrawing" xmlns:w10="urn:schemas-microsoft-com:office:word" xmlns:w="http://schemas.openxmlformats.org/wordprocessingml/2006/main" xmlns:w14="http://schemas.microsoft.com/office/word/2010/wordml" xmlns:w15="http://schemas.microsoft.com/office/word/2012/wordml" xmlns:w16cex="http://schemas.microsoft.com/office/word/2018/wordml/cex" xmlns:w16cid="http://schemas.microsoft.com/office/word/2016/wordml/cid" xmlns:w16="http://schemas.microsoft.com/office/word/2018/wordml" xmlns:w16sdtdh="http://schemas.microsoft.com/office/word/2020/wordml/sdtdatahash" xmlns:w16se="http://schemas.microsoft.com/office/word/2015/wordml/symex" xmlns:wpg="http://schemas.microsoft.com/office/word/2010/wordprocessingGroup" xmlns:wpi="http://schemas.microsoft.com/office/word/2010/wordprocessingInk" xmlns:wne="http://schemas.microsoft.com/office/word/2006/wordml" xmlns:wps="http://schemas.microsoft.com/office/word/2010/wordprocessingShape" mc:Ignorable="w14 w15 w16se w16cid w16 w16cex w16sdtdh wp14">
+<w:hdr xmlns:wpc="http://schemas.microsoft.com/office/word/2010/wordprocessingCanvas" xmlns:cx="http://schemas.microsoft.com/office/drawing/2014/chartex" xmlns:cx1="http://schemas.microsoft.com/office/drawing/2015/9/8/chartex" xmlns:cx2="http://schemas.microsoft.com/office/drawing/2015/10/21/chartex" xmlns:cx3="http://schemas.microsoft.com/office/drawing/2016/5/9/chartex" xmlns:cx4="http://schemas.microsoft.com/office/drawing/2016/5/10/chartex" xmlns:cx5="http://schemas.microsoft.com/office/drawing/2016/5/11/chartex" xmlns:cx6="http://schemas.microsoft.com/office/drawing/2016/5/12/chartex" xmlns:cx7="http://schemas.microsoft.com/office/drawing/2016/5/13/chartex" xmlns:cx8="http://schemas.microsoft.com/office/drawing/2016/5/14/chartex" xmlns:mc="http://schemas.openxmlformats.org/markup-compatibility/2006" xmlns:aink="http://schemas.microsoft.com/office/drawing/2016/ink" xmlns:am3d="http://schemas.microsoft.com/office/drawing/2017/model3d" xmlns:o="urn:schemas-microsoft-com:office:office" xmlns:oel="http://schemas.microsoft.com/office/2019/extlst" xmlns:r="http://schemas.openxmlformats.org/officeDocument/2006/relationships" xmlns:m="http://schemas.openxmlformats.org/officeDocument/2006/math" xmlns:v="urn:schemas-microsoft-com:vml" xmlns:wp14="http://schemas.microsoft.com/office/word/2010/wordprocessingDrawing" xmlns:wp="http://schemas.openxmlformats.org/drawingml/2006/wordprocessingDrawing" xmlns:w10="urn:schemas-microsoft-com:office:word" xmlns:w="http://schemas.openxmlformats.org/wordprocessingml/2006/main" xmlns:w14="http://schemas.microsoft.com/office/word/2010/wordml" xmlns:w15="http://schemas.microsoft.com/office/word/2012/wordml" xmlns:w16cex="http://schemas.microsoft.com/office/word/2018/wordml/cex" xmlns:w16cid="http://schemas.microsoft.com/office/word/2016/wordml/cid" xmlns:w16="http://schemas.microsoft.com/office/word/2018/wordml" xmlns:w16du="http://schemas.microsoft.com/office/word/2023/wordml/word16du" xmlns:w16sdtdh="http://schemas.microsoft.com/office/word/2020/wordml/sdtdatahash" xmlns:w16sdtfl="http://schemas.microsoft.com/office/word/2024/wordml/sdtformatlock" xmlns:w16se="http://schemas.microsoft.com/office/word/2015/wordml/symex" xmlns:wpg="http://schemas.microsoft.com/office/word/2010/wordprocessingGroup" xmlns:wpi="http://schemas.microsoft.com/office/word/2010/wordprocessingInk" xmlns:wne="http://schemas.microsoft.com/office/word/2006/wordml" xmlns:wps="http://schemas.microsoft.com/office/word/2010/wordprocessingShape" mc:Ignorable="w14 w15 w16se w16cid w16 w16cex w16sdtdh w16sdtfl w16du wp14">
   <w:p>
     <w:pPr>
       <w:pStyle w:val="Encabezado"/>
@@ -6817,7 +8441,7 @@
 </file>
 
 <file path=word/numbering.xml><?xml version="1.0" encoding="utf-8"?>
-<w:numbering xmlns:wpc="http://schemas.microsoft.com/office/word/2010/wordprocessingCanvas" xmlns:cx="http://schemas.microsoft.com/office/drawing/2014/chartex" xmlns:cx1="http://schemas.microsoft.com/office/drawing/2015/9/8/chartex" xmlns:cx2="http://schemas.microsoft.com/office/drawing/2015/10/21/chartex" xmlns:cx3="http://schemas.microsoft.com/office/drawing/2016/5/9/chartex" xmlns:cx4="http://schemas.microsoft.com/office/drawing/2016/5/10/chartex" xmlns:cx5="http://schemas.microsoft.com/office/drawing/2016/5/11/chartex" xmlns:cx6="http://schemas.microsoft.com/office/drawing/2016/5/12/chartex" xmlns:cx7="http://schemas.microsoft.com/office/drawing/2016/5/13/chartex" xmlns:cx8="http://schemas.microsoft.com/office/drawing/2016/5/14/chartex" xmlns:mc="http://schemas.openxmlformats.org/markup-compatibility/2006" xmlns:aink="http://schemas.microsoft.com/office/drawing/2016/ink" xmlns:am3d="http://schemas.microsoft.com/office/drawing/2017/model3d" xmlns:o="urn:schemas-microsoft-com:office:office" xmlns:r="http://schemas.openxmlformats.org/officeDocument/2006/relationships" xmlns:m="http://schemas.openxmlformats.org/officeDocument/2006/math" xmlns:v="urn:schemas-microsoft-com:vml" xmlns:wp14="http://schemas.microsoft.com/office/word/2010/wordprocessingDrawing" xmlns:wp="http://schemas.openxmlformats.org/drawingml/2006/wordprocessingDrawing" xmlns:w10="urn:schemas-microsoft-com:office:word" xmlns:w="http://schemas.openxmlformats.org/wordprocessingml/2006/main" xmlns:w14="http://schemas.microsoft.com/office/word/2010/wordml" xmlns:w15="http://schemas.microsoft.com/office/word/2012/wordml" xmlns:w16cex="http://schemas.microsoft.com/office/word/2018/wordml/cex" xmlns:w16cid="http://schemas.microsoft.com/office/word/2016/wordml/cid" xmlns:w16="http://schemas.microsoft.com/office/word/2018/wordml" xmlns:w16sdtdh="http://schemas.microsoft.com/office/word/2020/wordml/sdtdatahash" xmlns:w16se="http://schemas.microsoft.com/office/word/2015/wordml/symex" xmlns:wpg="http://schemas.microsoft.com/office/word/2010/wordprocessingGroup" xmlns:wpi="http://schemas.microsoft.com/office/word/2010/wordprocessingInk" xmlns:wne="http://schemas.microsoft.com/office/word/2006/wordml" xmlns:wps="http://schemas.microsoft.com/office/word/2010/wordprocessingShape" mc:Ignorable="w14 w15 w16se w16cid w16 w16cex w16sdtdh wp14">
+<w:numbering xmlns:wpc="http://schemas.microsoft.com/office/word/2010/wordprocessingCanvas" xmlns:cx="http://schemas.microsoft.com/office/drawing/2014/chartex" xmlns:cx1="http://schemas.microsoft.com/office/drawing/2015/9/8/chartex" xmlns:cx2="http://schemas.microsoft.com/office/drawing/2015/10/21/chartex" xmlns:cx3="http://schemas.microsoft.com/office/drawing/2016/5/9/chartex" xmlns:cx4="http://schemas.microsoft.com/office/drawing/2016/5/10/chartex" xmlns:cx5="http://schemas.microsoft.com/office/drawing/2016/5/11/chartex" xmlns:cx6="http://schemas.microsoft.com/office/drawing/2016/5/12/chartex" xmlns:cx7="http://schemas.microsoft.com/office/drawing/2016/5/13/chartex" xmlns:cx8="http://schemas.microsoft.com/office/drawing/2016/5/14/chartex" xmlns:mc="http://schemas.openxmlformats.org/markup-compatibility/2006" xmlns:aink="http://schemas.microsoft.com/office/drawing/2016/ink" xmlns:am3d="http://schemas.microsoft.com/office/drawing/2017/model3d" xmlns:o="urn:schemas-microsoft-com:office:office" xmlns:oel="http://schemas.microsoft.com/office/2019/extlst" xmlns:r="http://schemas.openxmlformats.org/officeDocument/2006/relationships" xmlns:m="http://schemas.openxmlformats.org/officeDocument/2006/math" xmlns:v="urn:schemas-microsoft-com:vml" xmlns:wp14="http://schemas.microsoft.com/office/word/2010/wordprocessingDrawing" xmlns:wp="http://schemas.openxmlformats.org/drawingml/2006/wordprocessingDrawing" xmlns:w10="urn:schemas-microsoft-com:office:word" xmlns:w="http://schemas.openxmlformats.org/wordprocessingml/2006/main" xmlns:w14="http://schemas.microsoft.com/office/word/2010/wordml" xmlns:w15="http://schemas.microsoft.com/office/word/2012/wordml" xmlns:w16cex="http://schemas.microsoft.com/office/word/2018/wordml/cex" xmlns:w16cid="http://schemas.microsoft.com/office/word/2016/wordml/cid" xmlns:w16="http://schemas.microsoft.com/office/word/2018/wordml" xmlns:w16du="http://schemas.microsoft.com/office/word/2023/wordml/word16du" xmlns:w16sdtdh="http://schemas.microsoft.com/office/word/2020/wordml/sdtdatahash" xmlns:w16sdtfl="http://schemas.microsoft.com/office/word/2024/wordml/sdtformatlock" xmlns:w16se="http://schemas.microsoft.com/office/word/2015/wordml/symex" xmlns:wpg="http://schemas.microsoft.com/office/word/2010/wordprocessingGroup" xmlns:wpi="http://schemas.microsoft.com/office/word/2010/wordprocessingInk" xmlns:wne="http://schemas.microsoft.com/office/word/2006/wordml" xmlns:wps="http://schemas.microsoft.com/office/word/2010/wordprocessingShape" mc:Ignorable="w14 w15 w16se w16cid w16 w16cex w16sdtdh w16sdtfl w16du wp14">
   <w:abstractNum w:abstractNumId="0" w15:restartNumberingAfterBreak="0">
     <w:nsid w:val="154C2C75"/>
     <w:multiLevelType w:val="multilevel"/>
@@ -7832,28 +9456,28 @@
       </w:pPr>
     </w:lvl>
   </w:abstractNum>
-  <w:num w:numId="1">
+  <w:num w:numId="1" w16cid:durableId="690495393">
     <w:abstractNumId w:val="5"/>
   </w:num>
-  <w:num w:numId="2">
+  <w:num w:numId="2" w16cid:durableId="333073224">
     <w:abstractNumId w:val="7"/>
   </w:num>
-  <w:num w:numId="3">
+  <w:num w:numId="3" w16cid:durableId="1897207072">
     <w:abstractNumId w:val="1"/>
   </w:num>
-  <w:num w:numId="4">
+  <w:num w:numId="4" w16cid:durableId="1154025015">
     <w:abstractNumId w:val="3"/>
   </w:num>
-  <w:num w:numId="5">
+  <w:num w:numId="5" w16cid:durableId="185295928">
     <w:abstractNumId w:val="6"/>
   </w:num>
-  <w:num w:numId="6">
+  <w:num w:numId="6" w16cid:durableId="1638609750">
     <w:abstractNumId w:val="4"/>
   </w:num>
-  <w:num w:numId="7">
+  <w:num w:numId="7" w16cid:durableId="1437018227">
     <w:abstractNumId w:val="0"/>
   </w:num>
-  <w:num w:numId="8">
+  <w:num w:numId="8" w16cid:durableId="280721408">
     <w:abstractNumId w:val="2"/>
   </w:num>
   <w:numIdMacAtCleanup w:val="8"/>
@@ -7861,7 +9485,7 @@
 </file>
 
 <file path=word/styles.xml><?xml version="1.0" encoding="utf-8"?>
-<w:styles xmlns:mc="http://schemas.openxmlformats.org/markup-compatibility/2006" xmlns:r="http://schemas.openxmlformats.org/officeDocument/2006/relationships" xmlns:w="http://schemas.openxmlformats.org/wordprocessingml/2006/main" xmlns:w14="http://schemas.microsoft.com/office/word/2010/wordml" xmlns:w15="http://schemas.microsoft.com/office/word/2012/wordml" xmlns:w16cex="http://schemas.microsoft.com/office/word/2018/wordml/cex" xmlns:w16cid="http://schemas.microsoft.com/office/word/2016/wordml/cid" xmlns:w16="http://schemas.microsoft.com/office/word/2018/wordml" xmlns:w16sdtdh="http://schemas.microsoft.com/office/word/2020/wordml/sdtdatahash" xmlns:w16se="http://schemas.microsoft.com/office/word/2015/wordml/symex" mc:Ignorable="w14 w15 w16se w16cid w16 w16cex w16sdtdh">
+<w:styles xmlns:mc="http://schemas.openxmlformats.org/markup-compatibility/2006" xmlns:r="http://schemas.openxmlformats.org/officeDocument/2006/relationships" xmlns:w="http://schemas.openxmlformats.org/wordprocessingml/2006/main" xmlns:w14="http://schemas.microsoft.com/office/word/2010/wordml" xmlns:w15="http://schemas.microsoft.com/office/word/2012/wordml" xmlns:w16cex="http://schemas.microsoft.com/office/word/2018/wordml/cex" xmlns:w16cid="http://schemas.microsoft.com/office/word/2016/wordml/cid" xmlns:w16="http://schemas.microsoft.com/office/word/2018/wordml" xmlns:w16du="http://schemas.microsoft.com/office/word/2023/wordml/word16du" xmlns:w16sdtdh="http://schemas.microsoft.com/office/word/2020/wordml/sdtdatahash" xmlns:w16sdtfl="http://schemas.microsoft.com/office/word/2024/wordml/sdtformatlock" xmlns:w16se="http://schemas.microsoft.com/office/word/2015/wordml/symex" mc:Ignorable="w14 w15 w16se w16cid w16 w16cex w16sdtdh w16sdtfl w16du">
   <w:docDefaults>
     <w:rPrDefault>
       <w:rPr>
@@ -7983,6 +9607,7 @@
     <w:lsdException w:name="HTML Sample" w:semiHidden="1" w:unhideWhenUsed="1"/>
     <w:lsdException w:name="HTML Typewriter" w:semiHidden="1" w:unhideWhenUsed="1"/>
     <w:lsdException w:name="HTML Variable" w:semiHidden="1" w:unhideWhenUsed="1"/>
+    <w:lsdException w:name="Normal Table" w:semiHidden="1" w:unhideWhenUsed="1"/>
     <w:lsdException w:name="annotation subject" w:semiHidden="1" w:unhideWhenUsed="1"/>
     <w:lsdException w:name="No List" w:semiHidden="1" w:unhideWhenUsed="1"/>
     <w:lsdException w:name="Outline List 1" w:semiHidden="1" w:unhideWhenUsed="1"/>
@@ -8025,8 +9650,11 @@
     <w:lsdException w:name="Table Contemporary" w:semiHidden="1" w:unhideWhenUsed="1"/>
     <w:lsdException w:name="Table Elegant" w:semiHidden="1" w:unhideWhenUsed="1"/>
     <w:lsdException w:name="Table Professional" w:semiHidden="1" w:unhideWhenUsed="1"/>
+    <w:lsdException w:name="Table Subtle 1" w:semiHidden="1" w:unhideWhenUsed="1"/>
     <w:lsdException w:name="Table Subtle 2" w:semiHidden="1" w:unhideWhenUsed="1"/>
     <w:lsdException w:name="Table Web 1" w:semiHidden="1" w:unhideWhenUsed="1"/>
+    <w:lsdException w:name="Table Web 2" w:semiHidden="1" w:unhideWhenUsed="1"/>
+    <w:lsdException w:name="Table Web 3" w:semiHidden="1" w:unhideWhenUsed="1"/>
     <w:lsdException w:name="Balloon Text" w:semiHidden="1" w:unhideWhenUsed="1"/>
     <w:lsdException w:name="Table Grid" w:uiPriority="39"/>
     <w:lsdException w:name="Table Theme" w:semiHidden="1" w:unhideWhenUsed="1"/>
@@ -8254,6 +9882,7 @@
   <w:style w:type="paragraph" w:default="1" w:styleId="Normal">
     <w:name w:val="Normal"/>
     <w:qFormat/>
+    <w:rsid w:val="007F57A0"/>
   </w:style>
   <w:style w:type="paragraph" w:styleId="Ttulo1">
     <w:name w:val="heading 1"/>
@@ -8302,6 +9931,7 @@
   <w:style w:type="character" w:default="1" w:styleId="Fuentedeprrafopredeter">
     <w:name w:val="Default Paragraph Font"/>
     <w:uiPriority w:val="1"/>
+    <w:semiHidden/>
     <w:unhideWhenUsed/>
   </w:style>
   <w:style w:type="table" w:default="1" w:styleId="Tablanormal">
@@ -8559,6 +10189,25 @@
       <w:color w:val="954F72" w:themeColor="followedHyperlink"/>
       <w:u w:val="single"/>
     </w:rPr>
+  </w:style>
+  <w:style w:type="table" w:styleId="Tablaconcuadrcula">
+    <w:name w:val="Table Grid"/>
+    <w:basedOn w:val="Tablanormal"/>
+    <w:uiPriority w:val="39"/>
+    <w:rsid w:val="00580794"/>
+    <w:pPr>
+      <w:spacing w:after="0" w:line="240" w:lineRule="auto"/>
+    </w:pPr>
+    <w:tblPr>
+      <w:tblBorders>
+        <w:top w:val="single" w:sz="4" w:space="0" w:color="auto"/>
+        <w:left w:val="single" w:sz="4" w:space="0" w:color="auto"/>
+        <w:bottom w:val="single" w:sz="4" w:space="0" w:color="auto"/>
+        <w:right w:val="single" w:sz="4" w:space="0" w:color="auto"/>
+        <w:insideH w:val="single" w:sz="4" w:space="0" w:color="auto"/>
+        <w:insideV w:val="single" w:sz="4" w:space="0" w:color="auto"/>
+      </w:tblBorders>
+    </w:tblPr>
   </w:style>
 </w:styles>
 </file>
